--- a/docs/lecture/因子挖掘-15分钟讲义.docx
+++ b/docs/lecture/因子挖掘-15分钟讲义.docx
@@ -15,7 +15,7 @@
           <w:sz w:val="40"/>
           <w:szCs w:val="40"/>
         </w:rPr>
-        <w:t xml:space="preserve">因子挖掘：让机器帮你淘金，但别让它骗你</w:t>
+        <w:t xml:space="preserve">因子挖掘：搜索、验证与闭环迭代</w:t>
       </w:r>
     </w:p>
     <w:p>
@@ -29,7 +29,7 @@
           <w:sz w:val="24"/>
           <w:szCs w:val="24"/>
         </w:rPr>
-        <w:t xml:space="preserve">15 分钟讲义（通俗叙述版）· 重点讲透 Loop Engineering 在因子挖掘中的应用</w:t>
+        <w:t xml:space="preserve">15 分钟讲义 · 基于 AIQUANT TERMINAL 因子挖掘模块的实现</w:t>
       </w:r>
     </w:p>
     <w:p>
@@ -45,7 +45,7 @@
           <w:sz w:val="19"/>
           <w:szCs w:val="19"/>
         </w:rPr>
-        <w:t xml:space="preserve">配套 12 页幻灯片。本讲义按「你站在台上要说的话」来写：每一节先给一个可以直接开口的讲法，再给背后的道理。读者不需要金融或编程背景，只需要知道股票会涨会跌。</w:t>
+        <w:t xml:space="preserve">面向具备基础统计概念的听众。本讲义按「定义 → 方法 → 验证 → 工程化」的顺序组织，第 4 节系统阐述 Loop Engineering（闭环迭代生成）在因子挖掘中的应用。所有阈值与公式均取自平台当前实现。</w:t>
       </w:r>
     </w:p>
     <w:p>
@@ -56,7 +56,7 @@
     <w:p>
       <w:pPr>
         <w:pStyle w:val="Heading1"/>
-        <w:spacing w:after="140" w:before="360"/>
+        <w:spacing w:after="140" w:before="380"/>
       </w:pPr>
       <w:r>
         <w:rPr>
@@ -67,7 +67,7 @@
           <w:sz w:val="30"/>
           <w:szCs w:val="30"/>
         </w:rPr>
-        <w:t xml:space="preserve">给讲者的三句话</w:t>
+        <w:t xml:space="preserve">摘要</w:t>
       </w:r>
     </w:p>
     <w:p>
@@ -81,12 +81,34 @@
           <w:sz w:val="21"/>
           <w:szCs w:val="21"/>
         </w:rPr>
-        <w:t xml:space="preserve">第一，整堂课只讲一个故事：机器怎样帮我们从一堆价格数据里找出「有用的信号」，以及我们怎样防止它糊弄我们。所有术语都是这个故事里的道具，用到再解释。</w:t>
-      </w:r>
-    </w:p>
-    <w:p>
-      <w:pPr>
-        <w:spacing w:after="140" w:line="340"/>
+        <w:t xml:space="preserve">因子挖掘的目标，是在给定的表达式空间中寻找对未来收益具有稳定横截面预测能力的信号。本讲围绕三个问题展开：如何表示和评价一个因子；如何在不引入过拟合的前提下自动化地搜索因子；以及如何把搜索结果转化为可跟踪、可淘汰的投资组合。方法层面重点比较两类搜索范式——基于大语言模型的闭环迭代生成（Loop Engineering）与遗传编程——并说明二者共享的同一套评估协议。</w:t>
+      </w:r>
+    </w:p>
+    <w:p>
+      <w:pPr>
+        <w:pStyle w:val="Heading2"/>
+        <w:spacing w:after="100" w:before="260"/>
+      </w:pPr>
+      <w:r>
+        <w:rPr>
+          <w:rFonts w:ascii="Microsoft YaHei" w:cs="Microsoft YaHei" w:eastAsia="Microsoft YaHei" w:hAnsi="Microsoft YaHei"/>
+          <w:b/>
+          <w:bCs/>
+          <w:color w:val="0FA8C9"/>
+          <w:sz w:val="24"/>
+          <w:szCs w:val="24"/>
+        </w:rPr>
+        <w:t xml:space="preserve">学习目标</w:t>
+      </w:r>
+    </w:p>
+    <w:p>
+      <w:pPr>
+        <w:pStyle w:val="ListParagraph"/>
+        <w:numPr>
+          <w:ilvl w:val="0"/>
+          <w:numId w:val="2"/>
+        </w:numPr>
+        <w:spacing w:after="90" w:line="320"/>
       </w:pPr>
       <w:r>
         <w:rPr>
@@ -95,12 +117,17 @@
           <w:sz w:val="21"/>
           <w:szCs w:val="21"/>
         </w:rPr>
-        <w:t xml:space="preserve">第二，全程用三个比喻串起来：淘金的筛子（因子）、模拟考与高考（样本内与留出集）、教练带学生（Loop Engineering）。比喻先出来，术语跟在后面。</w:t>
-      </w:r>
-    </w:p>
-    <w:p>
-      <w:pPr>
-        <w:spacing w:after="140" w:line="340"/>
+        <w:t xml:space="preserve">能准确定义因子、信息系数（IC）与 ICIR，并解释横截面预测与时间序列预测的区别。</w:t>
+      </w:r>
+    </w:p>
+    <w:p>
+      <w:pPr>
+        <w:pStyle w:val="ListParagraph"/>
+        <w:numPr>
+          <w:ilvl w:val="0"/>
+          <w:numId w:val="2"/>
+        </w:numPr>
+        <w:spacing w:after="90" w:line="320"/>
       </w:pPr>
       <w:r>
         <w:rPr>
@@ -109,13 +136,51 @@
           <w:sz w:val="21"/>
           <w:szCs w:val="21"/>
         </w:rPr>
-        <w:t xml:space="preserve">第三，时间紧，Loop Engineering 那一节给足 4 分钟，其余每节 1 到 2 分钟。宁可少讲一页，不要把最重要的循环讲成流水账。</w:t>
+        <w:t xml:space="preserve">能描述时间序列留出验证协议，说明留出集为何必须与反馈通道隔离。</w:t>
+      </w:r>
+    </w:p>
+    <w:p>
+      <w:pPr>
+        <w:pStyle w:val="ListParagraph"/>
+        <w:numPr>
+          <w:ilvl w:val="0"/>
+          <w:numId w:val="2"/>
+        </w:numPr>
+        <w:spacing w:after="90" w:line="320"/>
+      </w:pPr>
+      <w:r>
+        <w:rPr>
+          <w:rFonts w:ascii="Microsoft YaHei" w:cs="Microsoft YaHei" w:eastAsia="Microsoft YaHei" w:hAnsi="Microsoft YaHei"/>
+          <w:color w:val="13213A"/>
+          <w:sz w:val="21"/>
+          <w:szCs w:val="21"/>
+        </w:rPr>
+        <w:t xml:space="preserve">能用「状态—生成—评估—更新」框架描述 Loop Engineering，并指出其失效模式与对策。</w:t>
+      </w:r>
+    </w:p>
+    <w:p>
+      <w:pPr>
+        <w:pStyle w:val="ListParagraph"/>
+        <w:numPr>
+          <w:ilvl w:val="0"/>
+          <w:numId w:val="2"/>
+        </w:numPr>
+        <w:spacing w:after="90" w:line="320"/>
+      </w:pPr>
+      <w:r>
+        <w:rPr>
+          <w:rFonts w:ascii="Microsoft YaHei" w:cs="Microsoft YaHei" w:eastAsia="Microsoft YaHei" w:hAnsi="Microsoft YaHei"/>
+          <w:color w:val="13213A"/>
+          <w:sz w:val="21"/>
+          <w:szCs w:val="21"/>
+        </w:rPr>
+        <w:t xml:space="preserve">能解释为什么 IC 是必要而非充分条件，以及组合回测与前向跟踪各自回答什么问题。</w:t>
       </w:r>
     </w:p>
     <w:p>
       <w:pPr>
         <w:pStyle w:val="Heading1"/>
-        <w:spacing w:after="140" w:before="360"/>
+        <w:spacing w:after="140" w:before="380"/>
       </w:pPr>
       <w:r>
         <w:rPr>
@@ -126,7 +191,24 @@
           <w:sz w:val="30"/>
           <w:szCs w:val="30"/>
         </w:rPr>
-        <w:t xml:space="preserve">一、开场：河里有没有金（1 分钟）</w:t>
+        <w:t xml:space="preserve">1　问题定义</w:t>
+      </w:r>
+    </w:p>
+    <w:p>
+      <w:pPr>
+        <w:pStyle w:val="Heading2"/>
+        <w:spacing w:after="100" w:before="260"/>
+      </w:pPr>
+      <w:r>
+        <w:rPr>
+          <w:rFonts w:ascii="Microsoft YaHei" w:cs="Microsoft YaHei" w:eastAsia="Microsoft YaHei" w:hAnsi="Microsoft YaHei"/>
+          <w:b/>
+          <w:bCs/>
+          <w:color w:val="0FA8C9"/>
+          <w:sz w:val="24"/>
+          <w:szCs w:val="24"/>
+        </w:rPr>
+        <w:t xml:space="preserve">1.1　因子与横截面预测</w:t>
       </w:r>
     </w:p>
     <w:p>
@@ -143,50 +225,76 @@
           <w:b/>
           <w:bCs/>
           <w:color w:val="0FA8C9"/>
-          <w:sz w:val="20"/>
-          <w:szCs w:val="20"/>
-        </w:rPr>
-        <w:t xml:space="preserve">讲法示例：</w:t>
-      </w:r>
-      <w:r>
-        <w:rPr>
-          <w:rFonts w:ascii="Microsoft YaHei" w:cs="Microsoft YaHei" w:eastAsia="Microsoft YaHei" w:hAnsi="Microsoft YaHei"/>
-          <w:color w:val="13213A"/>
-          <w:sz w:val="20"/>
-          <w:szCs w:val="20"/>
-        </w:rPr>
-        <w:t xml:space="preserve">想象一条河，有人说河沙里有金。你手上有几十种筛子，网眼大小形状各不相同。所谓「找因子」，就是找一种筛子，用它筛一遍，筛出来的那堆沙子里金子确实更多。而「机器挖因子」，就是让机器一口气试上千种筛子。问题来了：机器会不会拿一种恰好在这段河滩有效、换个地方就完蛋的筛子来交差？今天我们就讲怎么让机器好好找、又不让它糊弄我们。</w:t>
-      </w:r>
-    </w:p>
-    <w:p>
-      <w:pPr>
-        <w:spacing w:after="140" w:line="340"/>
-      </w:pPr>
-      <w:r>
-        <w:rPr>
-          <w:rFonts w:ascii="Microsoft YaHei" w:cs="Microsoft YaHei" w:eastAsia="Microsoft YaHei" w:hAnsi="Microsoft YaHei"/>
-          <w:color w:val="13213A"/>
           <w:sz w:val="21"/>
           <w:szCs w:val="21"/>
         </w:rPr>
-        <w:t xml:space="preserve">这段开场的作用是把两个主线抛出来：一是「搜索」，机器怎么试筛子；二是「验证」，我们怎么知道筛子真的有用。后面每一节都在这两条线上。</w:t>
-      </w:r>
-    </w:p>
-    <w:p>
-      <w:pPr>
-        <w:pStyle w:val="Heading1"/>
-        <w:spacing w:after="140" w:before="360"/>
+        <w:t xml:space="preserve">定义（因子）　</w:t>
+      </w:r>
+      <w:r>
+        <w:rPr>
+          <w:rFonts w:ascii="Microsoft YaHei" w:cs="Microsoft YaHei" w:eastAsia="Microsoft YaHei" w:hAnsi="Microsoft YaHei"/>
+          <w:color w:val="13213A"/>
+          <w:sz w:val="21"/>
+          <w:szCs w:val="21"/>
+        </w:rPr>
+        <w:t xml:space="preserve">给定标的集合 U 与交易日序列 T，因子是一个映射 f：U × T → ℝ，即在每个交易日 t 对每个标的 i 给出一个实数 f(i, t)。因子值本身没有单位意义，其信息完全体现在同一交易日内的相对排序上。</w:t>
+      </w:r>
+    </w:p>
+    <w:p>
+      <w:pPr>
+        <w:spacing w:after="140" w:line="340"/>
+      </w:pPr>
+      <w:r>
+        <w:rPr>
+          <w:rFonts w:ascii="Microsoft YaHei" w:cs="Microsoft YaHei" w:eastAsia="Microsoft YaHei" w:hAnsi="Microsoft YaHei"/>
+          <w:color w:val="13213A"/>
+          <w:sz w:val="21"/>
+          <w:szCs w:val="21"/>
+        </w:rPr>
+        <w:t xml:space="preserve">因子研究关心的是横截面问题：在第 t 日，f(·, t) 的排序是否与未来 h 日收益 r(·, t+h) 的排序一致。这与时间序列预测（预测某一标的自身的未来走势）是不同的问题，评价方法也不同。</w:t>
+      </w:r>
+    </w:p>
+    <w:p>
+      <w:pPr>
+        <w:shd w:fill="EEF6FA" w:color="auto" w:val="clear"/>
+        <w:spacing w:after="140"/>
+        <w:ind w:left="360" w:right="360"/>
+      </w:pPr>
+      <w:r>
+        <w:rPr>
+          <w:rFonts w:ascii="Courier New" w:cs="Courier New" w:eastAsia="Courier New" w:hAnsi="Courier New"/>
+          <w:color w:val="13213A"/>
+          <w:sz w:val="19"/>
+          <w:szCs w:val="19"/>
+        </w:rPr>
+        <w:t xml:space="preserve">rank(delta(close, 20))</w:t>
+      </w:r>
+      <w:r>
+        <w:rPr>
+          <w:rFonts w:ascii="Courier New" w:cs="Courier New" w:eastAsia="Courier New" w:hAnsi="Courier New"/>
+          <w:color w:val="13213A"/>
+          <w:sz w:val="19"/>
+          <w:szCs w:val="19"/>
+        </w:rPr>
+        <w:br/>
+        <w:t xml:space="preserve"># 20 日价格变化的横截面排名：最基本的动量因子</w:t>
+      </w:r>
+    </w:p>
+    <w:p>
+      <w:pPr>
+        <w:pStyle w:val="Heading2"/>
+        <w:spacing w:after="100" w:before="260"/>
       </w:pPr>
       <w:r>
         <w:rPr>
           <w:rFonts w:ascii="Microsoft YaHei" w:cs="Microsoft YaHei" w:eastAsia="Microsoft YaHei" w:hAnsi="Microsoft YaHei"/>
           <w:b/>
           <w:bCs/>
-          <w:color w:val="13213A"/>
-          <w:sz w:val="30"/>
-          <w:szCs w:val="30"/>
-        </w:rPr>
-        <w:t xml:space="preserve">二、因子是什么：给全班每天打一个分（2 分钟）</w:t>
+          <w:color w:val="0FA8C9"/>
+          <w:sz w:val="24"/>
+          <w:szCs w:val="24"/>
+        </w:rPr>
+        <w:t xml:space="preserve">1.2　评价指标</w:t>
       </w:r>
     </w:p>
     <w:p>
@@ -203,35 +311,10 @@
           <w:b/>
           <w:bCs/>
           <w:color w:val="0FA8C9"/>
-          <w:sz w:val="20"/>
-          <w:szCs w:val="20"/>
-        </w:rPr>
-        <w:t xml:space="preserve">讲法示例：</w:t>
-      </w:r>
-      <w:r>
-        <w:rPr>
-          <w:rFonts w:ascii="Microsoft YaHei" w:cs="Microsoft YaHei" w:eastAsia="Microsoft YaHei" w:hAnsi="Microsoft YaHei"/>
-          <w:color w:val="13213A"/>
-          <w:sz w:val="20"/>
-          <w:szCs w:val="20"/>
-        </w:rPr>
-        <w:t xml:space="preserve">把市场上的几十只股票想成一个班的学生。因子就是一种打分规则：每天给每个学生打一个分，比如「过去 20 天涨了多少」。打完分我们不看某一个学生，而是看整个班：今天分高的那批人，接下来十天是不是整体跑赢分低的那批？如果是，这个打分规则就有用。</w:t>
-      </w:r>
-    </w:p>
-    <w:p>
-      <w:pPr>
-        <w:spacing w:after="140" w:line="340"/>
-      </w:pPr>
-      <w:r>
-        <w:rPr>
-          <w:rFonts w:ascii="Microsoft YaHei" w:cs="Microsoft YaHei" w:eastAsia="Microsoft YaHei" w:hAnsi="Microsoft YaHei"/>
-          <w:b/>
-          <w:bCs/>
-          <w:color w:val="13213A"/>
           <w:sz w:val="21"/>
           <w:szCs w:val="21"/>
         </w:rPr>
-        <w:t xml:space="preserve">因子</w:t>
+        <w:t xml:space="preserve">定义（IC）　</w:t>
       </w:r>
       <w:r>
         <w:rPr>
@@ -240,114 +323,75 @@
           <w:sz w:val="21"/>
           <w:szCs w:val="21"/>
         </w:rPr>
-        <w:t xml:space="preserve">就是「对每只股票、每一天都能算出来的一个数」。它的价值不在于预测某一只股票，而在于把所有股票排个序，让排在前面的整体比排在后面的好。这个「同一天比所有人」的视角叫横截面。</w:t>
-      </w:r>
-    </w:p>
-    <w:p>
-      <w:pPr>
-        <w:spacing w:after="140" w:line="340"/>
-      </w:pPr>
-      <w:r>
-        <w:rPr>
-          <w:rFonts w:ascii="Microsoft YaHei" w:cs="Microsoft YaHei" w:eastAsia="Microsoft YaHei" w:hAnsi="Microsoft YaHei"/>
-          <w:b/>
-          <w:bCs/>
-          <w:color w:val="13213A"/>
-          <w:sz w:val="21"/>
-          <w:szCs w:val="21"/>
-        </w:rPr>
-        <w:t xml:space="preserve">IC</w:t>
-      </w:r>
-      <w:r>
-        <w:rPr>
-          <w:rFonts w:ascii="Microsoft YaHei" w:cs="Microsoft YaHei" w:eastAsia="Microsoft YaHei" w:hAnsi="Microsoft YaHei"/>
-          <w:color w:val="13213A"/>
-          <w:sz w:val="21"/>
-          <w:szCs w:val="21"/>
-        </w:rPr>
-        <w:t xml:space="preserve">（信息系数）是给打分规则打分的尺子：今天的因子排名和未来收益排名有多一致。完全一致是 1，完全反着是 −1，毫无关系是 0。每天算一个，攒成一条线。这条线的平均值越远离 0，规则越有用；平均值除以波动叫 ICIR，衡量它是不是稳定地有用，而不是靠某几天暴涨撑起来的。</w:t>
-      </w:r>
-    </w:p>
-    <w:p>
-      <w:pPr>
-        <w:shd w:fill="EEF6FA" w:color="auto" w:val="clear"/>
-        <w:spacing w:after="140"/>
-        <w:ind w:left="360" w:right="360"/>
-      </w:pPr>
-      <w:r>
-        <w:rPr>
-          <w:rFonts w:ascii="Courier New" w:cs="Courier New" w:eastAsia="Courier New" w:hAnsi="Courier New"/>
-          <w:color w:val="13213A"/>
-          <w:sz w:val="19"/>
-          <w:szCs w:val="19"/>
-        </w:rPr>
-        <w:t xml:space="preserve">rank(delta(close, 20))</w:t>
-      </w:r>
-      <w:r>
-        <w:rPr>
-          <w:rFonts w:ascii="Courier New" w:cs="Courier New" w:eastAsia="Courier New" w:hAnsi="Courier New"/>
-          <w:color w:val="13213A"/>
-          <w:sz w:val="19"/>
-          <w:szCs w:val="19"/>
-        </w:rPr>
-        <w:br/>
-        <w:t xml:space="preserve">人话：把「收盘价比 20 天前涨了多少」在全市场排个名。这就是最朴素的动量因子。</w:t>
-      </w:r>
-    </w:p>
-    <w:p>
-      <w:pPr>
-        <w:spacing w:after="140" w:line="340"/>
-      </w:pPr>
-      <w:r>
-        <w:rPr>
-          <w:rFonts w:ascii="Microsoft YaHei" w:cs="Microsoft YaHei" w:eastAsia="Microsoft YaHei" w:hAnsi="Microsoft YaHei"/>
-          <w:color w:val="13213A"/>
-          <w:sz w:val="21"/>
-          <w:szCs w:val="21"/>
-        </w:rPr>
-        <w:t xml:space="preserve">给一个数量感：美股日频上，一个因子的平均 IC 有 0.02 就值得认真看，0.03 已经算好，0.05 以上要先怀疑是不是偷看了未来。听起来很小，但每天一点点、几十只股票一起下注，累积起来就是可观的超额收益。</w:t>
-      </w:r>
-    </w:p>
-    <w:p>
-      <w:pPr>
-        <w:spacing w:after="140" w:line="340"/>
-      </w:pPr>
-      <w:r>
-        <w:rPr>
-          <w:rFonts w:ascii="Microsoft YaHei" w:cs="Microsoft YaHei" w:eastAsia="Microsoft YaHei" w:hAnsi="Microsoft YaHei"/>
-          <w:i/>
-          <w:iCs/>
+        <w:t xml:space="preserve">第 t 日的信息系数 IC_t 为因子值与未来 h 日收益在横截面上的 Spearman 秩相关系数。</w:t>
+      </w:r>
+    </w:p>
+    <w:p>
+      <w:pPr>
+        <w:spacing w:after="140" w:before="60"/>
+        <w:jc w:val="center"/>
+      </w:pPr>
+      <w:r>
+        <w:rPr>
+          <w:rFonts w:ascii="Cambria Math" w:cs="Cambria Math" w:eastAsia="Cambria Math" w:hAnsi="Cambria Math"/>
+          <w:color w:val="13213A"/>
+          <w:sz w:val="22"/>
+          <w:szCs w:val="22"/>
+        </w:rPr>
+        <w:t xml:space="preserve">IC_t = ρ_Spearman( f(·, t), r(·, t+h) )</w:t>
+      </w:r>
+      <w:r>
+        <w:rPr>
+          <w:rFonts w:ascii="Microsoft YaHei" w:cs="Microsoft YaHei" w:eastAsia="Microsoft YaHei" w:hAnsi="Microsoft YaHei"/>
           <w:color w:val="6B7A90"/>
           <w:sz w:val="19"/>
           <w:szCs w:val="19"/>
         </w:rPr>
-        <w:t xml:space="preserve">常见追问「0.02 这么小有什么用」：类比赌场，庄家每一把只赢 1% 到 2%，靠的是重复次数。</w:t>
-      </w:r>
-    </w:p>
-    <w:p>
-      <w:pPr>
-        <w:pStyle w:val="Heading1"/>
-        <w:spacing w:after="140" w:before="360"/>
-      </w:pPr>
-      <w:r>
-        <w:rPr>
-          <w:rFonts w:ascii="Microsoft YaHei" w:cs="Microsoft YaHei" w:eastAsia="Microsoft YaHei" w:hAnsi="Microsoft YaHei"/>
-          <w:b/>
-          <w:bCs/>
-          <w:color w:val="13213A"/>
-          <w:sz w:val="30"/>
-          <w:szCs w:val="30"/>
-        </w:rPr>
-        <w:t xml:space="preserve">三、一门小语言：因子是用积木搭出来的（1 分钟）</w:t>
-      </w:r>
-    </w:p>
-    <w:p>
-      <w:pPr>
-        <w:pBdr>
-          <w:left w:val="single" w:color="0FA8C9" w:sz="12" w:space="8"/>
-        </w:pBdr>
+        <w:t xml:space="preserve">　　(1)</w:t>
+      </w:r>
+    </w:p>
+    <w:p>
+      <w:pPr>
+        <w:spacing w:after="140" w:before="60"/>
+        <w:jc w:val="center"/>
+      </w:pPr>
+      <w:r>
+        <w:rPr>
+          <w:rFonts w:ascii="Cambria Math" w:cs="Cambria Math" w:eastAsia="Cambria Math" w:hAnsi="Cambria Math"/>
+          <w:color w:val="13213A"/>
+          <w:sz w:val="22"/>
+          <w:szCs w:val="22"/>
+        </w:rPr>
+        <w:t xml:space="preserve">IC = mean_t(IC_t)　　ICIR = mean_t(IC_t) / std_t(IC_t)</w:t>
+      </w:r>
+      <w:r>
+        <w:rPr>
+          <w:rFonts w:ascii="Microsoft YaHei" w:cs="Microsoft YaHei" w:eastAsia="Microsoft YaHei" w:hAnsi="Microsoft YaHei"/>
+          <w:color w:val="6B7A90"/>
+          <w:sz w:val="19"/>
+          <w:szCs w:val="19"/>
+        </w:rPr>
+        <w:t xml:space="preserve">　　(2)</w:t>
+      </w:r>
+    </w:p>
+    <w:p>
+      <w:pPr>
         <w:spacing w:after="140" w:line="340"/>
-        <w:ind w:left="360"/>
+      </w:pPr>
+      <w:r>
+        <w:rPr>
+          <w:rFonts w:ascii="Microsoft YaHei" w:cs="Microsoft YaHei" w:eastAsia="Microsoft YaHei" w:hAnsi="Microsoft YaHei"/>
+          <w:color w:val="13213A"/>
+          <w:sz w:val="21"/>
+          <w:szCs w:val="21"/>
+        </w:rPr>
+        <w:t xml:space="preserve">IC 的均值刻画预测强度，ICIR 刻画预测的稳定性。两者缺一不可：高 IC 低 ICIR 的因子往往由少数极端交易日驱动，样本外表现不可靠。经验上，日频美股横截面上 |IC| ≥ 0.02 已属可用，≥ 0.05 应首先怀疑前视偏差。</w:t>
+      </w:r>
+    </w:p>
+    <w:p>
+      <w:pPr>
+        <w:pStyle w:val="Heading2"/>
+        <w:spacing w:after="100" w:before="260"/>
       </w:pPr>
       <w:r>
         <w:rPr>
@@ -355,19 +399,549 @@
           <w:b/>
           <w:bCs/>
           <w:color w:val="0FA8C9"/>
-          <w:sz w:val="20"/>
-          <w:szCs w:val="20"/>
-        </w:rPr>
-        <w:t xml:space="preserve">讲法示例：</w:t>
-      </w:r>
-      <w:r>
-        <w:rPr>
-          <w:rFonts w:ascii="Microsoft YaHei" w:cs="Microsoft YaHei" w:eastAsia="Microsoft YaHei" w:hAnsi="Microsoft YaHei"/>
-          <w:color w:val="13213A"/>
-          <w:sz w:val="20"/>
-          <w:szCs w:val="20"/>
-        </w:rPr>
-        <w:t xml:space="preserve">网站里所有因子都是用一套固定的积木搭出来的：几块「原料」——开盘、收盘、最高、最低、成交量；几块「沿时间看」的积木——过去 N 天的均值、标准差、最大最小、涨幅、相关性；几块「横着比」的积木——排名、标准化；再加上加减乘除和取对数这些小零件。任何因子都是这些积木的组合。</w:t>
+          <w:sz w:val="24"/>
+          <w:szCs w:val="24"/>
+        </w:rPr>
+        <w:t xml:space="preserve">1.3　数据与参数</w:t>
+      </w:r>
+    </w:p>
+    <w:tbl>
+      <w:tblPr>
+        <w:tblW w:type="dxa" w:w="9440"/>
+        <w:tblBorders>
+          <w:top w:val="single" w:color="auto" w:sz="4"/>
+          <w:left w:val="single" w:color="auto" w:sz="4"/>
+          <w:bottom w:val="single" w:color="auto" w:sz="4"/>
+          <w:right w:val="single" w:color="auto" w:sz="4"/>
+          <w:insideH w:val="single" w:color="auto" w:sz="4"/>
+          <w:insideV w:val="single" w:color="auto" w:sz="4"/>
+        </w:tblBorders>
+      </w:tblPr>
+      <w:tblGrid>
+        <w:gridCol w:w="2400"/>
+        <w:gridCol w:w="3500"/>
+        <w:gridCol w:w="3540"/>
+      </w:tblGrid>
+      <w:tr>
+        <w:trPr>
+          <w:tblHeader/>
+        </w:trPr>
+        <w:tc>
+          <w:tcPr>
+            <w:tcW w:type="dxa" w:w="2400"/>
+            <w:shd w:fill="13213A" w:color="auto" w:val="clear"/>
+            <w:tcMar>
+              <w:top w:type="dxa" w:w="70"/>
+              <w:left w:type="dxa" w:w="110"/>
+              <w:bottom w:type="dxa" w:w="70"/>
+              <w:right w:type="dxa" w:w="110"/>
+            </w:tcMar>
+          </w:tcPr>
+          <w:p>
+            <w:pPr>
+              <w:spacing w:after="0" w:line="300"/>
+            </w:pPr>
+            <w:r>
+              <w:rPr>
+                <w:rFonts w:ascii="Microsoft YaHei" w:cs="Microsoft YaHei" w:eastAsia="Microsoft YaHei" w:hAnsi="Microsoft YaHei"/>
+                <w:b/>
+                <w:bCs/>
+                <w:color w:val="FFFFFF"/>
+                <w:sz w:val="19"/>
+                <w:szCs w:val="19"/>
+              </w:rPr>
+              <w:t xml:space="preserve">项目</w:t>
+            </w:r>
+          </w:p>
+        </w:tc>
+        <w:tc>
+          <w:tcPr>
+            <w:tcW w:type="dxa" w:w="3500"/>
+            <w:shd w:fill="13213A" w:color="auto" w:val="clear"/>
+            <w:tcMar>
+              <w:top w:type="dxa" w:w="70"/>
+              <w:left w:type="dxa" w:w="110"/>
+              <w:bottom w:type="dxa" w:w="70"/>
+              <w:right w:type="dxa" w:w="110"/>
+            </w:tcMar>
+          </w:tcPr>
+          <w:p>
+            <w:pPr>
+              <w:spacing w:after="0" w:line="300"/>
+            </w:pPr>
+            <w:r>
+              <w:rPr>
+                <w:rFonts w:ascii="Microsoft YaHei" w:cs="Microsoft YaHei" w:eastAsia="Microsoft YaHei" w:hAnsi="Microsoft YaHei"/>
+                <w:b/>
+                <w:bCs/>
+                <w:color w:val="FFFFFF"/>
+                <w:sz w:val="19"/>
+                <w:szCs w:val="19"/>
+              </w:rPr>
+              <w:t xml:space="preserve">美股</w:t>
+            </w:r>
+          </w:p>
+        </w:tc>
+        <w:tc>
+          <w:tcPr>
+            <w:tcW w:type="dxa" w:w="3540"/>
+            <w:shd w:fill="13213A" w:color="auto" w:val="clear"/>
+            <w:tcMar>
+              <w:top w:type="dxa" w:w="70"/>
+              <w:left w:type="dxa" w:w="110"/>
+              <w:bottom w:type="dxa" w:w="70"/>
+              <w:right w:type="dxa" w:w="110"/>
+            </w:tcMar>
+          </w:tcPr>
+          <w:p>
+            <w:pPr>
+              <w:spacing w:after="0" w:line="300"/>
+            </w:pPr>
+            <w:r>
+              <w:rPr>
+                <w:rFonts w:ascii="Microsoft YaHei" w:cs="Microsoft YaHei" w:eastAsia="Microsoft YaHei" w:hAnsi="Microsoft YaHei"/>
+                <w:b/>
+                <w:bCs/>
+                <w:color w:val="FFFFFF"/>
+                <w:sz w:val="19"/>
+                <w:szCs w:val="19"/>
+              </w:rPr>
+              <w:t xml:space="preserve">数字货币</w:t>
+            </w:r>
+          </w:p>
+        </w:tc>
+      </w:tr>
+      <w:tr>
+        <w:tc>
+          <w:tcPr>
+            <w:tcW w:type="dxa" w:w="2400"/>
+            <w:tcMar>
+              <w:top w:type="dxa" w:w="70"/>
+              <w:left w:type="dxa" w:w="110"/>
+              <w:bottom w:type="dxa" w:w="70"/>
+              <w:right w:type="dxa" w:w="110"/>
+            </w:tcMar>
+          </w:tcPr>
+          <w:p>
+            <w:pPr>
+              <w:spacing w:after="0" w:line="300"/>
+            </w:pPr>
+            <w:r>
+              <w:rPr>
+                <w:rFonts w:ascii="Microsoft YaHei" w:cs="Microsoft YaHei" w:eastAsia="Microsoft YaHei" w:hAnsi="Microsoft YaHei"/>
+                <w:b w:val="false"/>
+                <w:bCs w:val="false"/>
+                <w:color w:val="13213A"/>
+                <w:sz w:val="19"/>
+                <w:szCs w:val="19"/>
+              </w:rPr>
+              <w:t xml:space="preserve">标的数</w:t>
+            </w:r>
+          </w:p>
+        </w:tc>
+        <w:tc>
+          <w:tcPr>
+            <w:tcW w:type="dxa" w:w="3500"/>
+            <w:tcMar>
+              <w:top w:type="dxa" w:w="70"/>
+              <w:left w:type="dxa" w:w="110"/>
+              <w:bottom w:type="dxa" w:w="70"/>
+              <w:right w:type="dxa" w:w="110"/>
+            </w:tcMar>
+          </w:tcPr>
+          <w:p>
+            <w:pPr>
+              <w:spacing w:after="0" w:line="300"/>
+            </w:pPr>
+            <w:r>
+              <w:rPr>
+                <w:rFonts w:ascii="Microsoft YaHei" w:cs="Microsoft YaHei" w:eastAsia="Microsoft YaHei" w:hAnsi="Microsoft YaHei"/>
+                <w:b w:val="false"/>
+                <w:bCs w:val="false"/>
+                <w:color w:val="13213A"/>
+                <w:sz w:val="19"/>
+                <w:szCs w:val="19"/>
+              </w:rPr>
+              <w:t xml:space="preserve">60</w:t>
+            </w:r>
+          </w:p>
+        </w:tc>
+        <w:tc>
+          <w:tcPr>
+            <w:tcW w:type="dxa" w:w="3540"/>
+            <w:tcMar>
+              <w:top w:type="dxa" w:w="70"/>
+              <w:left w:type="dxa" w:w="110"/>
+              <w:bottom w:type="dxa" w:w="70"/>
+              <w:right w:type="dxa" w:w="110"/>
+            </w:tcMar>
+          </w:tcPr>
+          <w:p>
+            <w:pPr>
+              <w:spacing w:after="0" w:line="300"/>
+            </w:pPr>
+            <w:r>
+              <w:rPr>
+                <w:rFonts w:ascii="Microsoft YaHei" w:cs="Microsoft YaHei" w:eastAsia="Microsoft YaHei" w:hAnsi="Microsoft YaHei"/>
+                <w:b w:val="false"/>
+                <w:bCs w:val="false"/>
+                <w:color w:val="13213A"/>
+                <w:sz w:val="19"/>
+                <w:szCs w:val="19"/>
+              </w:rPr>
+              <w:t xml:space="preserve">24</w:t>
+            </w:r>
+          </w:p>
+        </w:tc>
+      </w:tr>
+      <w:tr>
+        <w:tc>
+          <w:tcPr>
+            <w:tcW w:type="dxa" w:w="2400"/>
+            <w:tcMar>
+              <w:top w:type="dxa" w:w="70"/>
+              <w:left w:type="dxa" w:w="110"/>
+              <w:bottom w:type="dxa" w:w="70"/>
+              <w:right w:type="dxa" w:w="110"/>
+            </w:tcMar>
+          </w:tcPr>
+          <w:p>
+            <w:pPr>
+              <w:spacing w:after="0" w:line="300"/>
+            </w:pPr>
+            <w:r>
+              <w:rPr>
+                <w:rFonts w:ascii="Microsoft YaHei" w:cs="Microsoft YaHei" w:eastAsia="Microsoft YaHei" w:hAnsi="Microsoft YaHei"/>
+                <w:b w:val="false"/>
+                <w:bCs w:val="false"/>
+                <w:color w:val="13213A"/>
+                <w:sz w:val="19"/>
+                <w:szCs w:val="19"/>
+              </w:rPr>
+              <w:t xml:space="preserve">交易日历</w:t>
+            </w:r>
+          </w:p>
+        </w:tc>
+        <w:tc>
+          <w:tcPr>
+            <w:tcW w:type="dxa" w:w="3500"/>
+            <w:tcMar>
+              <w:top w:type="dxa" w:w="70"/>
+              <w:left w:type="dxa" w:w="110"/>
+              <w:bottom w:type="dxa" w:w="70"/>
+              <w:right w:type="dxa" w:w="110"/>
+            </w:tcMar>
+          </w:tcPr>
+          <w:p>
+            <w:pPr>
+              <w:spacing w:after="0" w:line="300"/>
+            </w:pPr>
+            <w:r>
+              <w:rPr>
+                <w:rFonts w:ascii="Microsoft YaHei" w:cs="Microsoft YaHei" w:eastAsia="Microsoft YaHei" w:hAnsi="Microsoft YaHei"/>
+                <w:b w:val="false"/>
+                <w:bCs w:val="false"/>
+                <w:color w:val="13213A"/>
+                <w:sz w:val="19"/>
+                <w:szCs w:val="19"/>
+              </w:rPr>
+              <w:t xml:space="preserve">工作日</w:t>
+            </w:r>
+          </w:p>
+        </w:tc>
+        <w:tc>
+          <w:tcPr>
+            <w:tcW w:type="dxa" w:w="3540"/>
+            <w:tcMar>
+              <w:top w:type="dxa" w:w="70"/>
+              <w:left w:type="dxa" w:w="110"/>
+              <w:bottom w:type="dxa" w:w="70"/>
+              <w:right w:type="dxa" w:w="110"/>
+            </w:tcMar>
+          </w:tcPr>
+          <w:p>
+            <w:pPr>
+              <w:spacing w:after="0" w:line="300"/>
+            </w:pPr>
+            <w:r>
+              <w:rPr>
+                <w:rFonts w:ascii="Microsoft YaHei" w:cs="Microsoft YaHei" w:eastAsia="Microsoft YaHei" w:hAnsi="Microsoft YaHei"/>
+                <w:b w:val="false"/>
+                <w:bCs w:val="false"/>
+                <w:color w:val="13213A"/>
+                <w:sz w:val="19"/>
+                <w:szCs w:val="19"/>
+              </w:rPr>
+              <w:t xml:space="preserve">全年 7 × 24</w:t>
+            </w:r>
+          </w:p>
+        </w:tc>
+      </w:tr>
+      <w:tr>
+        <w:tc>
+          <w:tcPr>
+            <w:tcW w:type="dxa" w:w="2400"/>
+            <w:tcMar>
+              <w:top w:type="dxa" w:w="70"/>
+              <w:left w:type="dxa" w:w="110"/>
+              <w:bottom w:type="dxa" w:w="70"/>
+              <w:right w:type="dxa" w:w="110"/>
+            </w:tcMar>
+          </w:tcPr>
+          <w:p>
+            <w:pPr>
+              <w:spacing w:after="0" w:line="300"/>
+            </w:pPr>
+            <w:r>
+              <w:rPr>
+                <w:rFonts w:ascii="Microsoft YaHei" w:cs="Microsoft YaHei" w:eastAsia="Microsoft YaHei" w:hAnsi="Microsoft YaHei"/>
+                <w:b w:val="false"/>
+                <w:bCs w:val="false"/>
+                <w:color w:val="13213A"/>
+                <w:sz w:val="19"/>
+                <w:szCs w:val="19"/>
+              </w:rPr>
+              <w:t xml:space="preserve">默认预测期 h</w:t>
+            </w:r>
+          </w:p>
+        </w:tc>
+        <w:tc>
+          <w:tcPr>
+            <w:tcW w:type="dxa" w:w="3500"/>
+            <w:tcMar>
+              <w:top w:type="dxa" w:w="70"/>
+              <w:left w:type="dxa" w:w="110"/>
+              <w:bottom w:type="dxa" w:w="70"/>
+              <w:right w:type="dxa" w:w="110"/>
+            </w:tcMar>
+          </w:tcPr>
+          <w:p>
+            <w:pPr>
+              <w:spacing w:after="0" w:line="300"/>
+            </w:pPr>
+            <w:r>
+              <w:rPr>
+                <w:rFonts w:ascii="Microsoft YaHei" w:cs="Microsoft YaHei" w:eastAsia="Microsoft YaHei" w:hAnsi="Microsoft YaHei"/>
+                <w:b w:val="false"/>
+                <w:bCs w:val="false"/>
+                <w:color w:val="13213A"/>
+                <w:sz w:val="19"/>
+                <w:szCs w:val="19"/>
+              </w:rPr>
+              <w:t xml:space="preserve">10 个交易日</w:t>
+            </w:r>
+          </w:p>
+        </w:tc>
+        <w:tc>
+          <w:tcPr>
+            <w:tcW w:type="dxa" w:w="3540"/>
+            <w:tcMar>
+              <w:top w:type="dxa" w:w="70"/>
+              <w:left w:type="dxa" w:w="110"/>
+              <w:bottom w:type="dxa" w:w="70"/>
+              <w:right w:type="dxa" w:w="110"/>
+            </w:tcMar>
+          </w:tcPr>
+          <w:p>
+            <w:pPr>
+              <w:spacing w:after="0" w:line="300"/>
+            </w:pPr>
+            <w:r>
+              <w:rPr>
+                <w:rFonts w:ascii="Microsoft YaHei" w:cs="Microsoft YaHei" w:eastAsia="Microsoft YaHei" w:hAnsi="Microsoft YaHei"/>
+                <w:b w:val="false"/>
+                <w:bCs w:val="false"/>
+                <w:color w:val="13213A"/>
+                <w:sz w:val="19"/>
+                <w:szCs w:val="19"/>
+              </w:rPr>
+              <w:t xml:space="preserve">10 个交易日</w:t>
+            </w:r>
+          </w:p>
+        </w:tc>
+      </w:tr>
+      <w:tr>
+        <w:tc>
+          <w:tcPr>
+            <w:tcW w:type="dxa" w:w="2400"/>
+            <w:tcMar>
+              <w:top w:type="dxa" w:w="70"/>
+              <w:left w:type="dxa" w:w="110"/>
+              <w:bottom w:type="dxa" w:w="70"/>
+              <w:right w:type="dxa" w:w="110"/>
+            </w:tcMar>
+          </w:tcPr>
+          <w:p>
+            <w:pPr>
+              <w:spacing w:after="0" w:line="300"/>
+            </w:pPr>
+            <w:r>
+              <w:rPr>
+                <w:rFonts w:ascii="Microsoft YaHei" w:cs="Microsoft YaHei" w:eastAsia="Microsoft YaHei" w:hAnsi="Microsoft YaHei"/>
+                <w:b w:val="false"/>
+                <w:bCs w:val="false"/>
+                <w:color w:val="13213A"/>
+                <w:sz w:val="19"/>
+                <w:szCs w:val="19"/>
+              </w:rPr>
+              <w:t xml:space="preserve">年化因子</w:t>
+            </w:r>
+          </w:p>
+        </w:tc>
+        <w:tc>
+          <w:tcPr>
+            <w:tcW w:type="dxa" w:w="3500"/>
+            <w:tcMar>
+              <w:top w:type="dxa" w:w="70"/>
+              <w:left w:type="dxa" w:w="110"/>
+              <w:bottom w:type="dxa" w:w="70"/>
+              <w:right w:type="dxa" w:w="110"/>
+            </w:tcMar>
+          </w:tcPr>
+          <w:p>
+            <w:pPr>
+              <w:spacing w:after="0" w:line="300"/>
+            </w:pPr>
+            <w:r>
+              <w:rPr>
+                <w:rFonts w:ascii="Microsoft YaHei" w:cs="Microsoft YaHei" w:eastAsia="Microsoft YaHei" w:hAnsi="Microsoft YaHei"/>
+                <w:b w:val="false"/>
+                <w:bCs w:val="false"/>
+                <w:color w:val="13213A"/>
+                <w:sz w:val="19"/>
+                <w:szCs w:val="19"/>
+              </w:rPr>
+              <w:t xml:space="preserve">252</w:t>
+            </w:r>
+          </w:p>
+        </w:tc>
+        <w:tc>
+          <w:tcPr>
+            <w:tcW w:type="dxa" w:w="3540"/>
+            <w:tcMar>
+              <w:top w:type="dxa" w:w="70"/>
+              <w:left w:type="dxa" w:w="110"/>
+              <w:bottom w:type="dxa" w:w="70"/>
+              <w:right w:type="dxa" w:w="110"/>
+            </w:tcMar>
+          </w:tcPr>
+          <w:p>
+            <w:pPr>
+              <w:spacing w:after="0" w:line="300"/>
+            </w:pPr>
+            <w:r>
+              <w:rPr>
+                <w:rFonts w:ascii="Microsoft YaHei" w:cs="Microsoft YaHei" w:eastAsia="Microsoft YaHei" w:hAnsi="Microsoft YaHei"/>
+                <w:b w:val="false"/>
+                <w:bCs w:val="false"/>
+                <w:color w:val="13213A"/>
+                <w:sz w:val="19"/>
+                <w:szCs w:val="19"/>
+              </w:rPr>
+              <w:t xml:space="preserve">365</w:t>
+            </w:r>
+          </w:p>
+        </w:tc>
+      </w:tr>
+      <w:tr>
+        <w:tc>
+          <w:tcPr>
+            <w:tcW w:type="dxa" w:w="2400"/>
+            <w:tcMar>
+              <w:top w:type="dxa" w:w="70"/>
+              <w:left w:type="dxa" w:w="110"/>
+              <w:bottom w:type="dxa" w:w="70"/>
+              <w:right w:type="dxa" w:w="110"/>
+            </w:tcMar>
+          </w:tcPr>
+          <w:p>
+            <w:pPr>
+              <w:spacing w:after="0" w:line="300"/>
+            </w:pPr>
+            <w:r>
+              <w:rPr>
+                <w:rFonts w:ascii="Microsoft YaHei" w:cs="Microsoft YaHei" w:eastAsia="Microsoft YaHei" w:hAnsi="Microsoft YaHei"/>
+                <w:b w:val="false"/>
+                <w:bCs w:val="false"/>
+                <w:color w:val="13213A"/>
+                <w:sz w:val="19"/>
+                <w:szCs w:val="19"/>
+              </w:rPr>
+              <w:t xml:space="preserve">数据质量过滤</w:t>
+            </w:r>
+          </w:p>
+        </w:tc>
+        <w:tc>
+          <w:tcPr>
+            <w:tcW w:type="dxa" w:w="3500"/>
+            <w:tcMar>
+              <w:top w:type="dxa" w:w="70"/>
+              <w:left w:type="dxa" w:w="110"/>
+              <w:bottom w:type="dxa" w:w="70"/>
+              <w:right w:type="dxa" w:w="110"/>
+            </w:tcMar>
+          </w:tcPr>
+          <w:p>
+            <w:pPr>
+              <w:spacing w:after="0" w:line="300"/>
+            </w:pPr>
+            <w:r>
+              <w:rPr>
+                <w:rFonts w:ascii="Microsoft YaHei" w:cs="Microsoft YaHei" w:eastAsia="Microsoft YaHei" w:hAnsi="Microsoft YaHei"/>
+                <w:b w:val="false"/>
+                <w:bCs w:val="false"/>
+                <w:color w:val="13213A"/>
+                <w:sz w:val="19"/>
+                <w:szCs w:val="19"/>
+              </w:rPr>
+              <w:t xml:space="preserve">单日收益超过 400% 的记录视为数据错误并剔除</w:t>
+            </w:r>
+          </w:p>
+        </w:tc>
+        <w:tc>
+          <w:tcPr>
+            <w:tcW w:type="dxa" w:w="3540"/>
+            <w:tcMar>
+              <w:top w:type="dxa" w:w="70"/>
+              <w:left w:type="dxa" w:w="110"/>
+              <w:bottom w:type="dxa" w:w="70"/>
+              <w:right w:type="dxa" w:w="110"/>
+            </w:tcMar>
+          </w:tcPr>
+          <w:p>
+            <w:pPr>
+              <w:spacing w:after="0" w:line="300"/>
+            </w:pPr>
+            <w:r>
+              <w:rPr>
+                <w:rFonts w:ascii="Microsoft YaHei" w:cs="Microsoft YaHei" w:eastAsia="Microsoft YaHei" w:hAnsi="Microsoft YaHei"/>
+                <w:b w:val="false"/>
+                <w:bCs w:val="false"/>
+                <w:color w:val="13213A"/>
+                <w:sz w:val="19"/>
+                <w:szCs w:val="19"/>
+              </w:rPr>
+              <w:t xml:space="preserve">同左</w:t>
+            </w:r>
+          </w:p>
+        </w:tc>
+      </w:tr>
+    </w:tbl>
+    <w:p>
+      <w:pPr>
+        <w:pStyle w:val="Heading1"/>
+        <w:spacing w:after="140" w:before="380"/>
+      </w:pPr>
+      <w:r>
+        <w:rPr>
+          <w:rFonts w:ascii="Microsoft YaHei" w:cs="Microsoft YaHei" w:eastAsia="Microsoft YaHei" w:hAnsi="Microsoft YaHei"/>
+          <w:b/>
+          <w:bCs/>
+          <w:color w:val="13213A"/>
+          <w:sz w:val="30"/>
+          <w:szCs w:val="30"/>
+        </w:rPr>
+        <w:t xml:space="preserve">2　因子表示：表达式 DSL</w:t>
       </w:r>
     </w:p>
     <w:p>
@@ -381,47 +955,13 @@
           <w:sz w:val="21"/>
           <w:szCs w:val="21"/>
         </w:rPr>
-        <w:t xml:space="preserve">为什么要限制成积木？三个理由。第一，机器（无论是大语言模型还是遗传算法）在同一个有限空间里搜索，才能比较、去重、评估。第二，每一个候选都能被确定性地算出来，不存在「模型说它好」这种模糊结论。第三，安全：表达式长度不超过 240 字、嵌套不超过 10 层、时间窗口 1 到 120，解析器是手写的，绝不把机器生成的字符串直接交给程序执行。</w:t>
-      </w:r>
-    </w:p>
-    <w:p>
-      <w:pPr>
-        <w:spacing w:after="140" w:line="340"/>
-      </w:pPr>
-      <w:r>
-        <w:rPr>
-          <w:rFonts w:ascii="Microsoft YaHei" w:cs="Microsoft YaHei" w:eastAsia="Microsoft YaHei" w:hAnsi="Microsoft YaHei"/>
-          <w:color w:val="13213A"/>
-          <w:sz w:val="21"/>
-          <w:szCs w:val="21"/>
-        </w:rPr>
-        <w:t xml:space="preserve">还有一条容易忽略的规则：全是 NaN 或全是常数的表达式，比如收盘价除以收盘价，还没进考场就被拒了。它们不携带任何区分度，算 IC 只会得到噪声。</w:t>
-      </w:r>
-    </w:p>
-    <w:p>
-      <w:pPr>
-        <w:pStyle w:val="Heading1"/>
-        <w:spacing w:after="140" w:before="360"/>
-      </w:pPr>
-      <w:r>
-        <w:rPr>
-          <w:rFonts w:ascii="Microsoft YaHei" w:cs="Microsoft YaHei" w:eastAsia="Microsoft YaHei" w:hAnsi="Microsoft YaHei"/>
-          <w:b/>
-          <w:bCs/>
-          <w:color w:val="13213A"/>
-          <w:sz w:val="30"/>
-          <w:szCs w:val="30"/>
-        </w:rPr>
-        <w:t xml:space="preserve">四、怎么判分：模拟考与高考（2 分钟）</w:t>
-      </w:r>
-    </w:p>
-    <w:p>
-      <w:pPr>
-        <w:pBdr>
-          <w:left w:val="single" w:color="0FA8C9" w:sz="12" w:space="8"/>
-        </w:pBdr>
-        <w:spacing w:after="140" w:line="340"/>
-        <w:ind w:left="360"/>
+        <w:t xml:space="preserve">平台把因子限定为一门受限领域特定语言（DSL）的合法表达式。统一的表示使得不同搜索方法（LLM、遗传编程、人工）产出的候选可以在同一评估协议下比较、去重与审计。</w:t>
+      </w:r>
+    </w:p>
+    <w:p>
+      <w:pPr>
+        <w:pStyle w:val="Heading2"/>
+        <w:spacing w:after="100" w:before="260"/>
       </w:pPr>
       <w:r>
         <w:rPr>
@@ -429,47 +969,10 @@
           <w:b/>
           <w:bCs/>
           <w:color w:val="0FA8C9"/>
-          <w:sz w:val="20"/>
-          <w:szCs w:val="20"/>
-        </w:rPr>
-        <w:t xml:space="preserve">讲法示例：</w:t>
-      </w:r>
-      <w:r>
-        <w:rPr>
-          <w:rFonts w:ascii="Microsoft YaHei" w:cs="Microsoft YaHei" w:eastAsia="Microsoft YaHei" w:hAnsi="Microsoft YaHei"/>
-          <w:color w:val="13213A"/>
-          <w:sz w:val="20"/>
-          <w:szCs w:val="20"/>
-        </w:rPr>
-        <w:t xml:space="preserve">每个候选因子都要考试。我们把过去几年的数据切成两段：前 80% 是模拟考，可以反复练、反复看成绩；后 20% 是高考，只考一次，考前谁也看不到卷子。一个因子要被录取，模拟考要达标，高考也要达标，而且两次考试的方向得一致——不能模拟考说「分高的涨」、高考却「分高的跌」。</w:t>
-      </w:r>
-    </w:p>
-    <w:p>
-      <w:pPr>
-        <w:spacing w:after="140" w:line="340"/>
-      </w:pPr>
-      <w:r>
-        <w:rPr>
-          <w:rFonts w:ascii="Microsoft YaHei" w:cs="Microsoft YaHei" w:eastAsia="Microsoft YaHei" w:hAnsi="Microsoft YaHei"/>
-          <w:color w:val="13213A"/>
-          <w:sz w:val="21"/>
-          <w:szCs w:val="21"/>
-        </w:rPr>
-        <w:t xml:space="preserve">这就是留出集（holdout）。它为什么重要？因为机器在模拟考上是可以「背题」的。你给它看成绩，它就会往成绩好的方向调，调到最后它记住的是这段历史的巧合，而不是规律。高考卷子它没见过，背不了。</w:t>
-      </w:r>
-    </w:p>
-    <w:p>
-      <w:pPr>
-        <w:spacing w:after="140" w:line="340"/>
-      </w:pPr>
-      <w:r>
-        <w:rPr>
-          <w:rFonts w:ascii="Microsoft YaHei" w:cs="Microsoft YaHei" w:eastAsia="Microsoft YaHei" w:hAnsi="Microsoft YaHei"/>
-          <w:color w:val="13213A"/>
-          <w:sz w:val="21"/>
-          <w:szCs w:val="21"/>
-        </w:rPr>
-        <w:t xml:space="preserve">录取线分三档，因为不同市场噪声不同：</w:t>
+          <w:sz w:val="24"/>
+          <w:szCs w:val="24"/>
+        </w:rPr>
+        <w:t xml:space="preserve">2.1　算子集合</w:t>
       </w:r>
     </w:p>
     <w:tbl>
@@ -486,9 +989,8 @@
       </w:tblPr>
       <w:tblGrid>
         <w:gridCol w:w="1900"/>
-        <w:gridCol w:w="2000"/>
-        <w:gridCol w:w="2000"/>
-        <w:gridCol w:w="3540"/>
+        <w:gridCol w:w="4400"/>
+        <w:gridCol w:w="3140"/>
       </w:tblGrid>
       <w:tr>
         <w:trPr>
@@ -518,13 +1020,13 @@
                 <w:sz w:val="19"/>
                 <w:szCs w:val="19"/>
               </w:rPr>
-              <w:t xml:space="preserve">档位</w:t>
-            </w:r>
-          </w:p>
-        </w:tc>
-        <w:tc>
-          <w:tcPr>
-            <w:tcW w:type="dxa" w:w="2000"/>
+              <w:t xml:space="preserve">类别</w:t>
+            </w:r>
+          </w:p>
+        </w:tc>
+        <w:tc>
+          <w:tcPr>
+            <w:tcW w:type="dxa" w:w="4400"/>
             <w:shd w:fill="13213A" w:color="auto" w:val="clear"/>
             <w:tcMar>
               <w:top w:type="dxa" w:w="70"/>
@@ -546,13 +1048,13 @@
                 <w:sz w:val="19"/>
                 <w:szCs w:val="19"/>
               </w:rPr>
-              <w:t xml:space="preserve">模拟考 |IC| 至少</w:t>
-            </w:r>
-          </w:p>
-        </w:tc>
-        <w:tc>
-          <w:tcPr>
-            <w:tcW w:type="dxa" w:w="2000"/>
+              <w:t xml:space="preserve">算子</w:t>
+            </w:r>
+          </w:p>
+        </w:tc>
+        <w:tc>
+          <w:tcPr>
+            <w:tcW w:type="dxa" w:w="3140"/>
             <w:shd w:fill="13213A" w:color="auto" w:val="clear"/>
             <w:tcMar>
               <w:top w:type="dxa" w:w="70"/>
@@ -574,35 +1076,7 @@
                 <w:sz w:val="19"/>
                 <w:szCs w:val="19"/>
               </w:rPr>
-              <w:t xml:space="preserve">模拟考 ICIR 至少</w:t>
-            </w:r>
-          </w:p>
-        </w:tc>
-        <w:tc>
-          <w:tcPr>
-            <w:tcW w:type="dxa" w:w="3540"/>
-            <w:shd w:fill="13213A" w:color="auto" w:val="clear"/>
-            <w:tcMar>
-              <w:top w:type="dxa" w:w="70"/>
-              <w:left w:type="dxa" w:w="110"/>
-              <w:bottom w:type="dxa" w:w="70"/>
-              <w:right w:type="dxa" w:w="110"/>
-            </w:tcMar>
-          </w:tcPr>
-          <w:p>
-            <w:pPr>
-              <w:spacing w:after="0" w:line="300"/>
-            </w:pPr>
-            <w:r>
-              <w:rPr>
-                <w:rFonts w:ascii="Microsoft YaHei" w:cs="Microsoft YaHei" w:eastAsia="Microsoft YaHei" w:hAnsi="Microsoft YaHei"/>
-                <w:b/>
-                <w:bCs/>
-                <w:color w:val="FFFFFF"/>
-                <w:sz w:val="19"/>
-                <w:szCs w:val="19"/>
-              </w:rPr>
-              <w:t xml:space="preserve">什么时候用</w:t>
+              <w:t xml:space="preserve">说明</w:t>
             </w:r>
           </w:p>
         </w:tc>
@@ -631,88 +1105,61 @@
                 <w:sz w:val="19"/>
                 <w:szCs w:val="19"/>
               </w:rPr>
-              <w:t xml:space="preserve">strict 严格</w:t>
-            </w:r>
-          </w:p>
-        </w:tc>
-        <w:tc>
-          <w:tcPr>
-            <w:tcW w:type="dxa" w:w="2000"/>
-            <w:tcMar>
-              <w:top w:type="dxa" w:w="70"/>
-              <w:left w:type="dxa" w:w="110"/>
-              <w:bottom w:type="dxa" w:w="70"/>
-              <w:right w:type="dxa" w:w="110"/>
-            </w:tcMar>
-          </w:tcPr>
-          <w:p>
-            <w:pPr>
-              <w:spacing w:after="0" w:line="300"/>
-            </w:pPr>
-            <w:r>
-              <w:rPr>
-                <w:rFonts w:ascii="Microsoft YaHei" w:cs="Microsoft YaHei" w:eastAsia="Microsoft YaHei" w:hAnsi="Microsoft YaHei"/>
-                <w:b w:val="false"/>
-                <w:bCs w:val="false"/>
-                <w:color w:val="13213A"/>
-                <w:sz w:val="19"/>
-                <w:szCs w:val="19"/>
-              </w:rPr>
-              <w:t xml:space="preserve">0.020</w:t>
-            </w:r>
-          </w:p>
-        </w:tc>
-        <w:tc>
-          <w:tcPr>
-            <w:tcW w:type="dxa" w:w="2000"/>
-            <w:tcMar>
-              <w:top w:type="dxa" w:w="70"/>
-              <w:left w:type="dxa" w:w="110"/>
-              <w:bottom w:type="dxa" w:w="70"/>
-              <w:right w:type="dxa" w:w="110"/>
-            </w:tcMar>
-          </w:tcPr>
-          <w:p>
-            <w:pPr>
-              <w:spacing w:after="0" w:line="300"/>
-            </w:pPr>
-            <w:r>
-              <w:rPr>
-                <w:rFonts w:ascii="Microsoft YaHei" w:cs="Microsoft YaHei" w:eastAsia="Microsoft YaHei" w:hAnsi="Microsoft YaHei"/>
-                <w:b w:val="false"/>
-                <w:bCs w:val="false"/>
-                <w:color w:val="13213A"/>
-                <w:sz w:val="19"/>
-                <w:szCs w:val="19"/>
-              </w:rPr>
-              <w:t xml:space="preserve">0.25</w:t>
-            </w:r>
-          </w:p>
-        </w:tc>
-        <w:tc>
-          <w:tcPr>
-            <w:tcW w:type="dxa" w:w="3540"/>
-            <w:tcMar>
-              <w:top w:type="dxa" w:w="70"/>
-              <w:left w:type="dxa" w:w="110"/>
-              <w:bottom w:type="dxa" w:w="70"/>
-              <w:right w:type="dxa" w:w="110"/>
-            </w:tcMar>
-          </w:tcPr>
-          <w:p>
-            <w:pPr>
-              <w:spacing w:after="0" w:line="300"/>
-            </w:pPr>
-            <w:r>
-              <w:rPr>
-                <w:rFonts w:ascii="Microsoft YaHei" w:cs="Microsoft YaHei" w:eastAsia="Microsoft YaHei" w:hAnsi="Microsoft YaHei"/>
-                <w:b w:val="false"/>
-                <w:bCs w:val="false"/>
-                <w:color w:val="13213A"/>
-                <w:sz w:val="19"/>
-                <w:szCs w:val="19"/>
-              </w:rPr>
-              <w:t xml:space="preserve">想要论文级质量，宁缺毋滥</w:t>
+              <w:t xml:space="preserve">原始字段</w:t>
+            </w:r>
+          </w:p>
+        </w:tc>
+        <w:tc>
+          <w:tcPr>
+            <w:tcW w:type="dxa" w:w="4400"/>
+            <w:tcMar>
+              <w:top w:type="dxa" w:w="70"/>
+              <w:left w:type="dxa" w:w="110"/>
+              <w:bottom w:type="dxa" w:w="70"/>
+              <w:right w:type="dxa" w:w="110"/>
+            </w:tcMar>
+          </w:tcPr>
+          <w:p>
+            <w:pPr>
+              <w:spacing w:after="0" w:line="300"/>
+            </w:pPr>
+            <w:r>
+              <w:rPr>
+                <w:rFonts w:ascii="Microsoft YaHei" w:cs="Microsoft YaHei" w:eastAsia="Microsoft YaHei" w:hAnsi="Microsoft YaHei"/>
+                <w:b w:val="false"/>
+                <w:bCs w:val="false"/>
+                <w:color w:val="13213A"/>
+                <w:sz w:val="19"/>
+                <w:szCs w:val="19"/>
+              </w:rPr>
+              <w:t xml:space="preserve">open high low close volume</w:t>
+            </w:r>
+          </w:p>
+        </w:tc>
+        <w:tc>
+          <w:tcPr>
+            <w:tcW w:type="dxa" w:w="3140"/>
+            <w:tcMar>
+              <w:top w:type="dxa" w:w="70"/>
+              <w:left w:type="dxa" w:w="110"/>
+              <w:bottom w:type="dxa" w:w="70"/>
+              <w:right w:type="dxa" w:w="110"/>
+            </w:tcMar>
+          </w:tcPr>
+          <w:p>
+            <w:pPr>
+              <w:spacing w:after="0" w:line="300"/>
+            </w:pPr>
+            <w:r>
+              <w:rPr>
+                <w:rFonts w:ascii="Microsoft YaHei" w:cs="Microsoft YaHei" w:eastAsia="Microsoft YaHei" w:hAnsi="Microsoft YaHei"/>
+                <w:b w:val="false"/>
+                <w:bCs w:val="false"/>
+                <w:color w:val="13213A"/>
+                <w:sz w:val="19"/>
+                <w:szCs w:val="19"/>
+              </w:rPr>
+              <w:t xml:space="preserve">唯一输入</w:t>
             </w:r>
           </w:p>
         </w:tc>
@@ -741,88 +1188,61 @@
                 <w:sz w:val="19"/>
                 <w:szCs w:val="19"/>
               </w:rPr>
-              <w:t xml:space="preserve">standard 标准</w:t>
-            </w:r>
-          </w:p>
-        </w:tc>
-        <w:tc>
-          <w:tcPr>
-            <w:tcW w:type="dxa" w:w="2000"/>
-            <w:tcMar>
-              <w:top w:type="dxa" w:w="70"/>
-              <w:left w:type="dxa" w:w="110"/>
-              <w:bottom w:type="dxa" w:w="70"/>
-              <w:right w:type="dxa" w:w="110"/>
-            </w:tcMar>
-          </w:tcPr>
-          <w:p>
-            <w:pPr>
-              <w:spacing w:after="0" w:line="300"/>
-            </w:pPr>
-            <w:r>
-              <w:rPr>
-                <w:rFonts w:ascii="Microsoft YaHei" w:cs="Microsoft YaHei" w:eastAsia="Microsoft YaHei" w:hAnsi="Microsoft YaHei"/>
-                <w:b w:val="false"/>
-                <w:bCs w:val="false"/>
-                <w:color w:val="13213A"/>
-                <w:sz w:val="19"/>
-                <w:szCs w:val="19"/>
-              </w:rPr>
-              <w:t xml:space="preserve">0.015</w:t>
-            </w:r>
-          </w:p>
-        </w:tc>
-        <w:tc>
-          <w:tcPr>
-            <w:tcW w:type="dxa" w:w="2000"/>
-            <w:tcMar>
-              <w:top w:type="dxa" w:w="70"/>
-              <w:left w:type="dxa" w:w="110"/>
-              <w:bottom w:type="dxa" w:w="70"/>
-              <w:right w:type="dxa" w:w="110"/>
-            </w:tcMar>
-          </w:tcPr>
-          <w:p>
-            <w:pPr>
-              <w:spacing w:after="0" w:line="300"/>
-            </w:pPr>
-            <w:r>
-              <w:rPr>
-                <w:rFonts w:ascii="Microsoft YaHei" w:cs="Microsoft YaHei" w:eastAsia="Microsoft YaHei" w:hAnsi="Microsoft YaHei"/>
-                <w:b w:val="false"/>
-                <w:bCs w:val="false"/>
-                <w:color w:val="13213A"/>
-                <w:sz w:val="19"/>
-                <w:szCs w:val="19"/>
-              </w:rPr>
-              <w:t xml:space="preserve">0.15</w:t>
-            </w:r>
-          </w:p>
-        </w:tc>
-        <w:tc>
-          <w:tcPr>
-            <w:tcW w:type="dxa" w:w="3540"/>
-            <w:tcMar>
-              <w:top w:type="dxa" w:w="70"/>
-              <w:left w:type="dxa" w:w="110"/>
-              <w:bottom w:type="dxa" w:w="70"/>
-              <w:right w:type="dxa" w:w="110"/>
-            </w:tcMar>
-          </w:tcPr>
-          <w:p>
-            <w:pPr>
-              <w:spacing w:after="0" w:line="300"/>
-            </w:pPr>
-            <w:r>
-              <w:rPr>
-                <w:rFonts w:ascii="Microsoft YaHei" w:cs="Microsoft YaHei" w:eastAsia="Microsoft YaHei" w:hAnsi="Microsoft YaHei"/>
-                <w:b w:val="false"/>
-                <w:bCs w:val="false"/>
-                <w:color w:val="13213A"/>
-                <w:sz w:val="19"/>
-                <w:szCs w:val="19"/>
-              </w:rPr>
-              <w:t xml:space="preserve">默认档，美股日频的合理水位</w:t>
+              <w:t xml:space="preserve">时序算子</w:t>
+            </w:r>
+          </w:p>
+        </w:tc>
+        <w:tc>
+          <w:tcPr>
+            <w:tcW w:type="dxa" w:w="4400"/>
+            <w:tcMar>
+              <w:top w:type="dxa" w:w="70"/>
+              <w:left w:type="dxa" w:w="110"/>
+              <w:bottom w:type="dxa" w:w="70"/>
+              <w:right w:type="dxa" w:w="110"/>
+            </w:tcMar>
+          </w:tcPr>
+          <w:p>
+            <w:pPr>
+              <w:spacing w:after="0" w:line="300"/>
+            </w:pPr>
+            <w:r>
+              <w:rPr>
+                <w:rFonts w:ascii="Microsoft YaHei" w:cs="Microsoft YaHei" w:eastAsia="Microsoft YaHei" w:hAnsi="Microsoft YaHei"/>
+                <w:b w:val="false"/>
+                <w:bCs w:val="false"/>
+                <w:color w:val="13213A"/>
+                <w:sz w:val="19"/>
+                <w:szCs w:val="19"/>
+              </w:rPr>
+              <w:t xml:space="preserve">ts_mean ts_std ts_sum ts_min ts_max ts_rank delay delta ts_corr</w:t>
+            </w:r>
+          </w:p>
+        </w:tc>
+        <w:tc>
+          <w:tcPr>
+            <w:tcW w:type="dxa" w:w="3140"/>
+            <w:tcMar>
+              <w:top w:type="dxa" w:w="70"/>
+              <w:left w:type="dxa" w:w="110"/>
+              <w:bottom w:type="dxa" w:w="70"/>
+              <w:right w:type="dxa" w:w="110"/>
+            </w:tcMar>
+          </w:tcPr>
+          <w:p>
+            <w:pPr>
+              <w:spacing w:after="0" w:line="300"/>
+            </w:pPr>
+            <w:r>
+              <w:rPr>
+                <w:rFonts w:ascii="Microsoft YaHei" w:cs="Microsoft YaHei" w:eastAsia="Microsoft YaHei" w:hAnsi="Microsoft YaHei"/>
+                <w:b w:val="false"/>
+                <w:bCs w:val="false"/>
+                <w:color w:val="13213A"/>
+                <w:sz w:val="19"/>
+                <w:szCs w:val="19"/>
+              </w:rPr>
+              <w:t xml:space="preserve">沿时间轴滚动，窗口 w ∈ [1, 120]</w:t>
             </w:r>
           </w:p>
         </w:tc>
@@ -851,88 +1271,144 @@
                 <w:sz w:val="19"/>
                 <w:szCs w:val="19"/>
               </w:rPr>
-              <w:t xml:space="preserve">loose 宽松</w:t>
-            </w:r>
-          </w:p>
-        </w:tc>
-        <w:tc>
-          <w:tcPr>
-            <w:tcW w:type="dxa" w:w="2000"/>
-            <w:tcMar>
-              <w:top w:type="dxa" w:w="70"/>
-              <w:left w:type="dxa" w:w="110"/>
-              <w:bottom w:type="dxa" w:w="70"/>
-              <w:right w:type="dxa" w:w="110"/>
-            </w:tcMar>
-          </w:tcPr>
-          <w:p>
-            <w:pPr>
-              <w:spacing w:after="0" w:line="300"/>
-            </w:pPr>
-            <w:r>
-              <w:rPr>
-                <w:rFonts w:ascii="Microsoft YaHei" w:cs="Microsoft YaHei" w:eastAsia="Microsoft YaHei" w:hAnsi="Microsoft YaHei"/>
-                <w:b w:val="false"/>
-                <w:bCs w:val="false"/>
-                <w:color w:val="13213A"/>
-                <w:sz w:val="19"/>
-                <w:szCs w:val="19"/>
-              </w:rPr>
-              <w:t xml:space="preserve">0.010</w:t>
-            </w:r>
-          </w:p>
-        </w:tc>
-        <w:tc>
-          <w:tcPr>
-            <w:tcW w:type="dxa" w:w="2000"/>
-            <w:tcMar>
-              <w:top w:type="dxa" w:w="70"/>
-              <w:left w:type="dxa" w:w="110"/>
-              <w:bottom w:type="dxa" w:w="70"/>
-              <w:right w:type="dxa" w:w="110"/>
-            </w:tcMar>
-          </w:tcPr>
-          <w:p>
-            <w:pPr>
-              <w:spacing w:after="0" w:line="300"/>
-            </w:pPr>
-            <w:r>
-              <w:rPr>
-                <w:rFonts w:ascii="Microsoft YaHei" w:cs="Microsoft YaHei" w:eastAsia="Microsoft YaHei" w:hAnsi="Microsoft YaHei"/>
-                <w:b w:val="false"/>
-                <w:bCs w:val="false"/>
-                <w:color w:val="13213A"/>
-                <w:sz w:val="19"/>
-                <w:szCs w:val="19"/>
-              </w:rPr>
-              <w:t xml:space="preserve">0.08</w:t>
-            </w:r>
-          </w:p>
-        </w:tc>
-        <w:tc>
-          <w:tcPr>
-            <w:tcW w:type="dxa" w:w="3540"/>
-            <w:tcMar>
-              <w:top w:type="dxa" w:w="70"/>
-              <w:left w:type="dxa" w:w="110"/>
-              <w:bottom w:type="dxa" w:w="70"/>
-              <w:right w:type="dxa" w:w="110"/>
-            </w:tcMar>
-          </w:tcPr>
-          <w:p>
-            <w:pPr>
-              <w:spacing w:after="0" w:line="300"/>
-            </w:pPr>
-            <w:r>
-              <w:rPr>
-                <w:rFonts w:ascii="Microsoft YaHei" w:cs="Microsoft YaHei" w:eastAsia="Microsoft YaHei" w:hAnsi="Microsoft YaHei"/>
-                <w:b w:val="false"/>
-                <w:bCs w:val="false"/>
-                <w:color w:val="13213A"/>
-                <w:sz w:val="19"/>
-                <w:szCs w:val="19"/>
-              </w:rPr>
-              <w:t xml:space="preserve">加密市场：全天候交易、只有 24 个币、噪声更大</w:t>
+              <w:t xml:space="preserve">横截面算子</w:t>
+            </w:r>
+          </w:p>
+        </w:tc>
+        <w:tc>
+          <w:tcPr>
+            <w:tcW w:type="dxa" w:w="4400"/>
+            <w:tcMar>
+              <w:top w:type="dxa" w:w="70"/>
+              <w:left w:type="dxa" w:w="110"/>
+              <w:bottom w:type="dxa" w:w="70"/>
+              <w:right w:type="dxa" w:w="110"/>
+            </w:tcMar>
+          </w:tcPr>
+          <w:p>
+            <w:pPr>
+              <w:spacing w:after="0" w:line="300"/>
+            </w:pPr>
+            <w:r>
+              <w:rPr>
+                <w:rFonts w:ascii="Microsoft YaHei" w:cs="Microsoft YaHei" w:eastAsia="Microsoft YaHei" w:hAnsi="Microsoft YaHei"/>
+                <w:b w:val="false"/>
+                <w:bCs w:val="false"/>
+                <w:color w:val="13213A"/>
+                <w:sz w:val="19"/>
+                <w:szCs w:val="19"/>
+              </w:rPr>
+              <w:t xml:space="preserve">rank zscore</w:t>
+            </w:r>
+          </w:p>
+        </w:tc>
+        <w:tc>
+          <w:tcPr>
+            <w:tcW w:type="dxa" w:w="3140"/>
+            <w:tcMar>
+              <w:top w:type="dxa" w:w="70"/>
+              <w:left w:type="dxa" w:w="110"/>
+              <w:bottom w:type="dxa" w:w="70"/>
+              <w:right w:type="dxa" w:w="110"/>
+            </w:tcMar>
+          </w:tcPr>
+          <w:p>
+            <w:pPr>
+              <w:spacing w:after="0" w:line="300"/>
+            </w:pPr>
+            <w:r>
+              <w:rPr>
+                <w:rFonts w:ascii="Microsoft YaHei" w:cs="Microsoft YaHei" w:eastAsia="Microsoft YaHei" w:hAnsi="Microsoft YaHei"/>
+                <w:b w:val="false"/>
+                <w:bCs w:val="false"/>
+                <w:color w:val="13213A"/>
+                <w:sz w:val="19"/>
+                <w:szCs w:val="19"/>
+              </w:rPr>
+              <w:t xml:space="preserve">在同一交易日内对所有标的标准化</w:t>
+            </w:r>
+          </w:p>
+        </w:tc>
+      </w:tr>
+      <w:tr>
+        <w:tc>
+          <w:tcPr>
+            <w:tcW w:type="dxa" w:w="1900"/>
+            <w:tcMar>
+              <w:top w:type="dxa" w:w="70"/>
+              <w:left w:type="dxa" w:w="110"/>
+              <w:bottom w:type="dxa" w:w="70"/>
+              <w:right w:type="dxa" w:w="110"/>
+            </w:tcMar>
+          </w:tcPr>
+          <w:p>
+            <w:pPr>
+              <w:spacing w:after="0" w:line="300"/>
+            </w:pPr>
+            <w:r>
+              <w:rPr>
+                <w:rFonts w:ascii="Microsoft YaHei" w:cs="Microsoft YaHei" w:eastAsia="Microsoft YaHei" w:hAnsi="Microsoft YaHei"/>
+                <w:b w:val="false"/>
+                <w:bCs w:val="false"/>
+                <w:color w:val="13213A"/>
+                <w:sz w:val="19"/>
+                <w:szCs w:val="19"/>
+              </w:rPr>
+              <w:t xml:space="preserve">逐元素算子</w:t>
+            </w:r>
+          </w:p>
+        </w:tc>
+        <w:tc>
+          <w:tcPr>
+            <w:tcW w:type="dxa" w:w="4400"/>
+            <w:tcMar>
+              <w:top w:type="dxa" w:w="70"/>
+              <w:left w:type="dxa" w:w="110"/>
+              <w:bottom w:type="dxa" w:w="70"/>
+              <w:right w:type="dxa" w:w="110"/>
+            </w:tcMar>
+          </w:tcPr>
+          <w:p>
+            <w:pPr>
+              <w:spacing w:after="0" w:line="300"/>
+            </w:pPr>
+            <w:r>
+              <w:rPr>
+                <w:rFonts w:ascii="Microsoft YaHei" w:cs="Microsoft YaHei" w:eastAsia="Microsoft YaHei" w:hAnsi="Microsoft YaHei"/>
+                <w:b w:val="false"/>
+                <w:bCs w:val="false"/>
+                <w:color w:val="13213A"/>
+                <w:sz w:val="19"/>
+                <w:szCs w:val="19"/>
+              </w:rPr>
+              <w:t xml:space="preserve">sign abs log sqrt neg，+ − × ÷</w:t>
+            </w:r>
+          </w:p>
+        </w:tc>
+        <w:tc>
+          <w:tcPr>
+            <w:tcW w:type="dxa" w:w="3140"/>
+            <w:tcMar>
+              <w:top w:type="dxa" w:w="70"/>
+              <w:left w:type="dxa" w:w="110"/>
+              <w:bottom w:type="dxa" w:w="70"/>
+              <w:right w:type="dxa" w:w="110"/>
+            </w:tcMar>
+          </w:tcPr>
+          <w:p>
+            <w:pPr>
+              <w:spacing w:after="0" w:line="300"/>
+            </w:pPr>
+            <w:r>
+              <w:rPr>
+                <w:rFonts w:ascii="Microsoft YaHei" w:cs="Microsoft YaHei" w:eastAsia="Microsoft YaHei" w:hAnsi="Microsoft YaHei"/>
+                <w:b w:val="false"/>
+                <w:bCs w:val="false"/>
+                <w:color w:val="13213A"/>
+                <w:sz w:val="19"/>
+                <w:szCs w:val="19"/>
+              </w:rPr>
+              <w:t xml:space="preserve">无状态变换</w:t>
             </w:r>
           </w:p>
         </w:tc>
@@ -940,75 +1416,472 @@
     </w:tbl>
     <w:p>
       <w:pPr>
-        <w:spacing w:after="140" w:line="340"/>
-      </w:pPr>
-      <w:r>
-        <w:rPr>
-          <w:rFonts w:ascii="Microsoft YaHei" w:cs="Microsoft YaHei" w:eastAsia="Microsoft YaHei" w:hAnsi="Microsoft YaHei"/>
+        <w:pStyle w:val="Heading2"/>
+        <w:spacing w:after="100" w:before="260"/>
+      </w:pPr>
+      <w:r>
+        <w:rPr>
+          <w:rFonts w:ascii="Microsoft YaHei" w:cs="Microsoft YaHei" w:eastAsia="Microsoft YaHei" w:hAnsi="Microsoft YaHei"/>
+          <w:b/>
+          <w:bCs/>
+          <w:color w:val="0FA8C9"/>
+          <w:sz w:val="24"/>
+          <w:szCs w:val="24"/>
+        </w:rPr>
+        <w:t xml:space="preserve">2.2　约束</w:t>
+      </w:r>
+    </w:p>
+    <w:p>
+      <w:pPr>
+        <w:pStyle w:val="ListParagraph"/>
+        <w:numPr>
+          <w:ilvl w:val="0"/>
+          <w:numId w:val="3"/>
+        </w:numPr>
+        <w:spacing w:after="90" w:line="320"/>
+      </w:pPr>
+      <w:r>
+        <w:rPr>
+          <w:rFonts w:ascii="Microsoft YaHei" w:cs="Microsoft YaHei" w:eastAsia="Microsoft YaHei" w:hAnsi="Microsoft YaHei"/>
+          <w:b/>
+          <w:bCs/>
           <w:color w:val="13213A"/>
           <w:sz w:val="21"/>
           <w:szCs w:val="21"/>
         </w:rPr>
-        <w:t xml:space="preserve">三档共用一条高考规则：高考成绩必须与模拟考同号，且绝对值不低于模拟考录取线的一半。放宽的是模拟考，高考从不豁免。</w:t>
-      </w:r>
-    </w:p>
-    <w:p>
-      <w:pPr>
+        <w:t xml:space="preserve">规模约束：</w:t>
+      </w:r>
+      <w:r>
+        <w:rPr>
+          <w:rFonts w:ascii="Microsoft YaHei" w:cs="Microsoft YaHei" w:eastAsia="Microsoft YaHei" w:hAnsi="Microsoft YaHei"/>
+          <w:color w:val="13213A"/>
+          <w:sz w:val="21"/>
+          <w:szCs w:val="21"/>
+        </w:rPr>
+        <w:t xml:space="preserve">长度 ≤ 240 字符，语法树深度 ≤ 10，节点数 ≤ 24。</w:t>
+      </w:r>
+    </w:p>
+    <w:p>
+      <w:pPr>
+        <w:pStyle w:val="ListParagraph"/>
+        <w:numPr>
+          <w:ilvl w:val="0"/>
+          <w:numId w:val="3"/>
+        </w:numPr>
+        <w:spacing w:after="90" w:line="320"/>
+      </w:pPr>
+      <w:r>
+        <w:rPr>
+          <w:rFonts w:ascii="Microsoft YaHei" w:cs="Microsoft YaHei" w:eastAsia="Microsoft YaHei" w:hAnsi="Microsoft YaHei"/>
+          <w:b/>
+          <w:bCs/>
+          <w:color w:val="13213A"/>
+          <w:sz w:val="21"/>
+          <w:szCs w:val="21"/>
+        </w:rPr>
+        <w:t xml:space="preserve">有效性约束：</w:t>
+      </w:r>
+      <w:r>
+        <w:rPr>
+          <w:rFonts w:ascii="Microsoft YaHei" w:cs="Microsoft YaHei" w:eastAsia="Microsoft YaHei" w:hAnsi="Microsoft YaHei"/>
+          <w:color w:val="13213A"/>
+          <w:sz w:val="21"/>
+          <w:szCs w:val="21"/>
+        </w:rPr>
+        <w:t xml:space="preserve">因子值全为 NaN 或在横截面上为常数的表达式（如 close/close）在评估前拒绝。</w:t>
+      </w:r>
+    </w:p>
+    <w:p>
+      <w:pPr>
+        <w:pStyle w:val="ListParagraph"/>
+        <w:numPr>
+          <w:ilvl w:val="0"/>
+          <w:numId w:val="3"/>
+        </w:numPr>
+        <w:spacing w:after="90" w:line="320"/>
+      </w:pPr>
+      <w:r>
+        <w:rPr>
+          <w:rFonts w:ascii="Microsoft YaHei" w:cs="Microsoft YaHei" w:eastAsia="Microsoft YaHei" w:hAnsi="Microsoft YaHei"/>
+          <w:b/>
+          <w:bCs/>
+          <w:color w:val="13213A"/>
+          <w:sz w:val="21"/>
+          <w:szCs w:val="21"/>
+        </w:rPr>
+        <w:t xml:space="preserve">结构约束：</w:t>
+      </w:r>
+      <w:r>
+        <w:rPr>
+          <w:rFonts w:ascii="Microsoft YaHei" w:cs="Microsoft YaHei" w:eastAsia="Microsoft YaHei" w:hAnsi="Microsoft YaHei"/>
+          <w:color w:val="13213A"/>
+          <w:sz w:val="21"/>
+          <w:szCs w:val="21"/>
+        </w:rPr>
+        <w:t xml:space="preserve">至少包含一个时序或横截面算子；裸 volume、裸 close 等规模代理不视为因子。</w:t>
+      </w:r>
+    </w:p>
+    <w:p>
+      <w:pPr>
+        <w:pStyle w:val="ListParagraph"/>
+        <w:numPr>
+          <w:ilvl w:val="0"/>
+          <w:numId w:val="3"/>
+        </w:numPr>
+        <w:spacing w:after="90" w:line="320"/>
+      </w:pPr>
+      <w:r>
+        <w:rPr>
+          <w:rFonts w:ascii="Microsoft YaHei" w:cs="Microsoft YaHei" w:eastAsia="Microsoft YaHei" w:hAnsi="Microsoft YaHei"/>
+          <w:b/>
+          <w:bCs/>
+          <w:color w:val="13213A"/>
+          <w:sz w:val="21"/>
+          <w:szCs w:val="21"/>
+        </w:rPr>
+        <w:t xml:space="preserve">安全约束：</w:t>
+      </w:r>
+      <w:r>
+        <w:rPr>
+          <w:rFonts w:ascii="Microsoft YaHei" w:cs="Microsoft YaHei" w:eastAsia="Microsoft YaHei" w:hAnsi="Microsoft YaHei"/>
+          <w:color w:val="13213A"/>
+          <w:sz w:val="21"/>
+          <w:szCs w:val="21"/>
+        </w:rPr>
+        <w:t xml:space="preserve">手写递归下降解析器，不使用 eval；机器生成的字符串从不直接执行。</w:t>
+      </w:r>
+    </w:p>
+    <w:p>
+      <w:pPr>
+        <w:pBdr>
+          <w:left w:val="single" w:color="5B4BC4" w:sz="12" w:space="8"/>
+        </w:pBdr>
         <w:spacing w:after="140" w:line="340"/>
-      </w:pPr>
-      <w:r>
-        <w:rPr>
-          <w:rFonts w:ascii="Microsoft YaHei" w:cs="Microsoft YaHei" w:eastAsia="Microsoft YaHei" w:hAnsi="Microsoft YaHei"/>
-          <w:i/>
-          <w:iCs/>
+        <w:ind w:left="360"/>
+      </w:pPr>
+      <w:r>
+        <w:rPr>
+          <w:rFonts w:ascii="Microsoft YaHei" w:cs="Microsoft YaHei" w:eastAsia="Microsoft YaHei" w:hAnsi="Microsoft YaHei"/>
+          <w:b/>
+          <w:bCs/>
+          <w:color w:val="5B4BC4"/>
+          <w:sz w:val="21"/>
+          <w:szCs w:val="21"/>
+        </w:rPr>
+        <w:t xml:space="preserve">要点　</w:t>
+      </w:r>
+      <w:r>
+        <w:rPr>
+          <w:rFonts w:ascii="Microsoft YaHei" w:cs="Microsoft YaHei" w:eastAsia="Microsoft YaHei" w:hAnsi="Microsoft YaHei"/>
+          <w:color w:val="13213A"/>
+          <w:sz w:val="21"/>
+          <w:szCs w:val="21"/>
+        </w:rPr>
+        <w:t xml:space="preserve">节点数上限同时是正则化手段：表达式越复杂，在样本内拟合噪声的自由度越大。AlphaAgent 等工作把复杂度作为显式惩罚项，平台采用硬上限加进化过程中的简约惩罚两种方式。</w:t>
+      </w:r>
+    </w:p>
+    <w:p>
+      <w:pPr>
+        <w:pStyle w:val="Heading1"/>
+        <w:spacing w:after="140" w:before="380"/>
+      </w:pPr>
+      <w:r>
+        <w:rPr>
+          <w:rFonts w:ascii="Microsoft YaHei" w:cs="Microsoft YaHei" w:eastAsia="Microsoft YaHei" w:hAnsi="Microsoft YaHei"/>
+          <w:b/>
+          <w:bCs/>
+          <w:color w:val="13213A"/>
+          <w:sz w:val="30"/>
+          <w:szCs w:val="30"/>
+        </w:rPr>
+        <w:t xml:space="preserve">3　评估协议</w:t>
+      </w:r>
+    </w:p>
+    <w:p>
+      <w:pPr>
+        <w:pStyle w:val="Heading2"/>
+        <w:spacing w:after="100" w:before="260"/>
+      </w:pPr>
+      <w:r>
+        <w:rPr>
+          <w:rFonts w:ascii="Microsoft YaHei" w:cs="Microsoft YaHei" w:eastAsia="Microsoft YaHei" w:hAnsi="Microsoft YaHei"/>
+          <w:b/>
+          <w:bCs/>
+          <w:color w:val="0FA8C9"/>
+          <w:sz w:val="24"/>
+          <w:szCs w:val="24"/>
+        </w:rPr>
+        <w:t xml:space="preserve">3.1　流水线</w:t>
+      </w:r>
+    </w:p>
+    <w:p>
+      <w:pPr>
+        <w:spacing w:after="140" w:line="340"/>
+      </w:pPr>
+      <w:r>
+        <w:rPr>
+          <w:rFonts w:ascii="Microsoft YaHei" w:cs="Microsoft YaHei" w:eastAsia="Microsoft YaHei" w:hAnsi="Microsoft YaHei"/>
+          <w:color w:val="13213A"/>
+          <w:sz w:val="21"/>
+          <w:szCs w:val="21"/>
+        </w:rPr>
+        <w:t xml:space="preserve">每个候选因子经过同一条确定性流水线：</w:t>
+      </w:r>
+    </w:p>
+    <w:p>
+      <w:pPr>
+        <w:pStyle w:val="ListParagraph"/>
+        <w:numPr>
+          <w:ilvl w:val="0"/>
+          <w:numId w:val="4"/>
+        </w:numPr>
+        <w:spacing w:after="90" w:line="320"/>
+      </w:pPr>
+      <w:r>
+        <w:rPr>
+          <w:rFonts w:ascii="Microsoft YaHei" w:cs="Microsoft YaHei" w:eastAsia="Microsoft YaHei" w:hAnsi="Microsoft YaHei"/>
+          <w:color w:val="13213A"/>
+          <w:sz w:val="21"/>
+          <w:szCs w:val="21"/>
+        </w:rPr>
+        <w:t xml:space="preserve">解析与约束校验。</w:t>
+      </w:r>
+    </w:p>
+    <w:p>
+      <w:pPr>
+        <w:pStyle w:val="ListParagraph"/>
+        <w:numPr>
+          <w:ilvl w:val="0"/>
+          <w:numId w:val="4"/>
+        </w:numPr>
+        <w:spacing w:after="90" w:line="320"/>
+      </w:pPr>
+      <w:r>
+        <w:rPr>
+          <w:rFonts w:ascii="Microsoft YaHei" w:cs="Microsoft YaHei" w:eastAsia="Microsoft YaHei" w:hAnsi="Microsoft YaHei"/>
+          <w:color w:val="13213A"/>
+          <w:sz w:val="21"/>
+          <w:szCs w:val="21"/>
+        </w:rPr>
+        <w:t xml:space="preserve">在全样本面板上计算 f(i, t)。</w:t>
+      </w:r>
+    </w:p>
+    <w:p>
+      <w:pPr>
+        <w:pStyle w:val="ListParagraph"/>
+        <w:numPr>
+          <w:ilvl w:val="0"/>
+          <w:numId w:val="4"/>
+        </w:numPr>
+        <w:spacing w:after="90" w:line="320"/>
+      </w:pPr>
+      <w:r>
+        <w:rPr>
+          <w:rFonts w:ascii="Microsoft YaHei" w:cs="Microsoft YaHei" w:eastAsia="Microsoft YaHei" w:hAnsi="Microsoft YaHei"/>
+          <w:color w:val="13213A"/>
+          <w:sz w:val="21"/>
+          <w:szCs w:val="21"/>
+        </w:rPr>
+        <w:t xml:space="preserve">逐日计算 IC_t，得到 IC 序列。</w:t>
+      </w:r>
+    </w:p>
+    <w:p>
+      <w:pPr>
+        <w:pStyle w:val="ListParagraph"/>
+        <w:numPr>
+          <w:ilvl w:val="0"/>
+          <w:numId w:val="4"/>
+        </w:numPr>
+        <w:spacing w:after="90" w:line="320"/>
+      </w:pPr>
+      <w:r>
+        <w:rPr>
+          <w:rFonts w:ascii="Microsoft YaHei" w:cs="Microsoft YaHei" w:eastAsia="Microsoft YaHei" w:hAnsi="Microsoft YaHei"/>
+          <w:color w:val="13213A"/>
+          <w:sz w:val="21"/>
+          <w:szCs w:val="21"/>
+        </w:rPr>
+        <w:t xml:space="preserve">按时间切分：前 80% 为样本内，后 20% 为留出集。</w:t>
+      </w:r>
+    </w:p>
+    <w:p>
+      <w:pPr>
+        <w:pStyle w:val="ListParagraph"/>
+        <w:numPr>
+          <w:ilvl w:val="0"/>
+          <w:numId w:val="4"/>
+        </w:numPr>
+        <w:spacing w:after="90" w:line="320"/>
+      </w:pPr>
+      <w:r>
+        <w:rPr>
+          <w:rFonts w:ascii="Microsoft YaHei" w:cs="Microsoft YaHei" w:eastAsia="Microsoft YaHei" w:hAnsi="Microsoft YaHei"/>
+          <w:color w:val="13213A"/>
+          <w:sz w:val="21"/>
+          <w:szCs w:val="21"/>
+        </w:rPr>
+        <w:t xml:space="preserve">在样本内计算 IC、ICIR，判断是否达到门槛。</w:t>
+      </w:r>
+    </w:p>
+    <w:p>
+      <w:pPr>
+        <w:pStyle w:val="ListParagraph"/>
+        <w:numPr>
+          <w:ilvl w:val="0"/>
+          <w:numId w:val="4"/>
+        </w:numPr>
+        <w:spacing w:after="90" w:line="320"/>
+      </w:pPr>
+      <w:r>
+        <w:rPr>
+          <w:rFonts w:ascii="Microsoft YaHei" w:cs="Microsoft YaHei" w:eastAsia="Microsoft YaHei" w:hAnsi="Microsoft YaHei"/>
+          <w:color w:val="13213A"/>
+          <w:sz w:val="21"/>
+          <w:szCs w:val="21"/>
+        </w:rPr>
+        <w:t xml:space="preserve">在留出集计算 IC，检验符号一致性与强度。</w:t>
+      </w:r>
+    </w:p>
+    <w:p>
+      <w:pPr>
+        <w:pStyle w:val="ListParagraph"/>
+        <w:numPr>
+          <w:ilvl w:val="0"/>
+          <w:numId w:val="4"/>
+        </w:numPr>
+        <w:spacing w:after="90" w:line="320"/>
+      </w:pPr>
+      <w:r>
+        <w:rPr>
+          <w:rFonts w:ascii="Microsoft YaHei" w:cs="Microsoft YaHei" w:eastAsia="Microsoft YaHei" w:hAnsi="Microsoft YaHei"/>
+          <w:color w:val="13213A"/>
+          <w:sz w:val="21"/>
+          <w:szCs w:val="21"/>
+        </w:rPr>
+        <w:t xml:space="preserve">与因子库中已接受因子计算因子值相关系数，检验冗余。</w:t>
+      </w:r>
+    </w:p>
+    <w:p>
+      <w:pPr>
+        <w:pStyle w:val="Heading2"/>
+        <w:spacing w:after="100" w:before="260"/>
+      </w:pPr>
+      <w:r>
+        <w:rPr>
+          <w:rFonts w:ascii="Microsoft YaHei" w:cs="Microsoft YaHei" w:eastAsia="Microsoft YaHei" w:hAnsi="Microsoft YaHei"/>
+          <w:b/>
+          <w:bCs/>
+          <w:color w:val="0FA8C9"/>
+          <w:sz w:val="24"/>
+          <w:szCs w:val="24"/>
+        </w:rPr>
+        <w:t xml:space="preserve">3.2　接受准则</w:t>
+      </w:r>
+    </w:p>
+    <w:p>
+      <w:pPr>
+        <w:spacing w:after="140" w:line="340"/>
+      </w:pPr>
+      <w:r>
+        <w:rPr>
+          <w:rFonts w:ascii="Microsoft YaHei" w:cs="Microsoft YaHei" w:eastAsia="Microsoft YaHei" w:hAnsi="Microsoft YaHei"/>
+          <w:color w:val="13213A"/>
+          <w:sz w:val="21"/>
+          <w:szCs w:val="21"/>
+        </w:rPr>
+        <w:t xml:space="preserve">记样本内门槛为 (θ_IC, θ_ICIR)。候选被接受当且仅当同时满足：</w:t>
+      </w:r>
+    </w:p>
+    <w:p>
+      <w:pPr>
+        <w:spacing w:after="140" w:before="60"/>
+        <w:jc w:val="center"/>
+      </w:pPr>
+      <w:r>
+        <w:rPr>
+          <w:rFonts w:ascii="Cambria Math" w:cs="Cambria Math" w:eastAsia="Cambria Math" w:hAnsi="Cambria Math"/>
+          <w:color w:val="13213A"/>
+          <w:sz w:val="22"/>
+          <w:szCs w:val="22"/>
+        </w:rPr>
+        <w:t xml:space="preserve">|IC_in| ≥ θ_IC，　|ICIR_in| ≥ θ_ICIR</w:t>
+      </w:r>
+      <w:r>
+        <w:rPr>
+          <w:rFonts w:ascii="Microsoft YaHei" w:cs="Microsoft YaHei" w:eastAsia="Microsoft YaHei" w:hAnsi="Microsoft YaHei"/>
           <w:color w:val="6B7A90"/>
           <w:sz w:val="19"/>
           <w:szCs w:val="19"/>
         </w:rPr>
-        <w:t xml:space="preserve">互动点：问学生「为什么加密要用宽松档」。答案是标准要与数据匹配，不是越严越好；24 个币的横截面本来就抖。</w:t>
-      </w:r>
-    </w:p>
-    <w:p>
-      <w:pPr>
-        <w:pStyle w:val="Heading1"/>
-        <w:spacing w:after="140" w:before="360"/>
-      </w:pPr>
-      <w:r>
-        <w:rPr>
-          <w:rFonts w:ascii="Microsoft YaHei" w:cs="Microsoft YaHei" w:eastAsia="Microsoft YaHei" w:hAnsi="Microsoft YaHei"/>
-          <w:b/>
-          <w:bCs/>
-          <w:color w:val="13213A"/>
-          <w:sz w:val="30"/>
-          <w:szCs w:val="30"/>
-        </w:rPr>
-        <w:t xml:space="preserve">五、Loop Engineering：让机器越挖越会挖（4 分钟，本课重点）</w:t>
-      </w:r>
-    </w:p>
-    <w:p>
-      <w:pPr>
-        <w:pStyle w:val="Heading3"/>
-        <w:spacing w:after="80" w:before="200"/>
-      </w:pPr>
-      <w:r>
-        <w:rPr>
-          <w:rFonts w:ascii="Microsoft YaHei" w:cs="Microsoft YaHei" w:eastAsia="Microsoft YaHei" w:hAnsi="Microsoft YaHei"/>
-          <w:b/>
-          <w:bCs/>
-          <w:color w:val="6D4AFF"/>
+        <w:t xml:space="preserve">　　(3)</w:t>
+      </w:r>
+    </w:p>
+    <w:p>
+      <w:pPr>
+        <w:spacing w:after="140" w:before="60"/>
+        <w:jc w:val="center"/>
+      </w:pPr>
+      <w:r>
+        <w:rPr>
+          <w:rFonts w:ascii="Cambria Math" w:cs="Cambria Math" w:eastAsia="Cambria Math" w:hAnsi="Cambria Math"/>
+          <w:color w:val="13213A"/>
           <w:sz w:val="22"/>
           <w:szCs w:val="22"/>
         </w:rPr>
-        <w:t xml:space="preserve">5.1 一句话说清它是什么</w:t>
-      </w:r>
-    </w:p>
-    <w:p>
-      <w:pPr>
-        <w:pBdr>
-          <w:left w:val="single" w:color="0FA8C9" w:sz="12" w:space="8"/>
-        </w:pBdr>
+        <w:t xml:space="preserve">sign(IC_out) = sign(IC_in)，　|IC_out| ≥ θ_IC / 2</w:t>
+      </w:r>
+      <w:r>
+        <w:rPr>
+          <w:rFonts w:ascii="Microsoft YaHei" w:cs="Microsoft YaHei" w:eastAsia="Microsoft YaHei" w:hAnsi="Microsoft YaHei"/>
+          <w:color w:val="6B7A90"/>
+          <w:sz w:val="19"/>
+          <w:szCs w:val="19"/>
+        </w:rPr>
+        <w:t xml:space="preserve">　　(4)</w:t>
+      </w:r>
+    </w:p>
+    <w:p>
+      <w:pPr>
+        <w:spacing w:after="140" w:before="60"/>
+        <w:jc w:val="center"/>
+      </w:pPr>
+      <w:r>
+        <w:rPr>
+          <w:rFonts w:ascii="Cambria Math" w:cs="Cambria Math" w:eastAsia="Cambria Math" w:hAnsi="Cambria Math"/>
+          <w:color w:val="13213A"/>
+          <w:sz w:val="22"/>
+          <w:szCs w:val="22"/>
+        </w:rPr>
+        <w:t xml:space="preserve">max_{z ∈ Z} |corr( f, z )| ≤ 0.7　（Z 为已接受因子集合）</w:t>
+      </w:r>
+      <w:r>
+        <w:rPr>
+          <w:rFonts w:ascii="Microsoft YaHei" w:cs="Microsoft YaHei" w:eastAsia="Microsoft YaHei" w:hAnsi="Microsoft YaHei"/>
+          <w:color w:val="6B7A90"/>
+          <w:sz w:val="19"/>
+          <w:szCs w:val="19"/>
+        </w:rPr>
+        <w:t xml:space="preserve">　　(5)</w:t>
+      </w:r>
+    </w:p>
+    <w:p>
+      <w:pPr>
         <w:spacing w:after="140" w:line="340"/>
-        <w:ind w:left="360"/>
+      </w:pPr>
+      <w:r>
+        <w:rPr>
+          <w:rFonts w:ascii="Microsoft YaHei" w:cs="Microsoft YaHei" w:eastAsia="Microsoft YaHei" w:hAnsi="Microsoft YaHei"/>
+          <w:color w:val="13213A"/>
+          <w:sz w:val="21"/>
+          <w:szCs w:val="21"/>
+        </w:rPr>
+        <w:t xml:space="preserve">式 (4) 是留出集确认：方向必须一致，强度允许衰减但不得低于门槛的一半。式 (5) 是冗余约束：与库中任一因子的因子值相关超过 0.7 即拒绝，无论其 IC 多高。</w:t>
+      </w:r>
+    </w:p>
+    <w:p>
+      <w:pPr>
+        <w:pStyle w:val="Heading2"/>
+        <w:spacing w:after="100" w:before="260"/>
       </w:pPr>
       <w:r>
         <w:rPr>
@@ -1016,95 +1889,10 @@
           <w:b/>
           <w:bCs/>
           <w:color w:val="0FA8C9"/>
-          <w:sz w:val="20"/>
-          <w:szCs w:val="20"/>
-        </w:rPr>
-        <w:t xml:space="preserve">讲法示例：</w:t>
-      </w:r>
-      <w:r>
-        <w:rPr>
-          <w:rFonts w:ascii="Microsoft YaHei" w:cs="Microsoft YaHei" w:eastAsia="Microsoft YaHei" w:hAnsi="Microsoft YaHei"/>
-          <w:color w:val="13213A"/>
-          <w:sz w:val="20"/>
-          <w:szCs w:val="20"/>
-        </w:rPr>
-        <w:t xml:space="preserve">Loop Engineering 不是「多跟模型聊几轮」。它是把每一轮的成绩单和错题本，原封不动地塞回下一轮的题目里。模型不是因为想得更久而变聪明，而是因为看到了上一轮哪些对、哪些错、为什么错。</w:t>
-      </w:r>
-    </w:p>
-    <w:p>
-      <w:pPr>
-        <w:spacing w:after="140" w:line="340"/>
-      </w:pPr>
-      <w:r>
-        <w:rPr>
-          <w:rFonts w:ascii="Microsoft YaHei" w:cs="Microsoft YaHei" w:eastAsia="Microsoft YaHei" w:hAnsi="Microsoft YaHei"/>
-          <w:color w:val="13213A"/>
-          <w:sz w:val="21"/>
-          <w:szCs w:val="21"/>
-        </w:rPr>
-        <w:t xml:space="preserve">用教练带学生的比喻最顺：学生（大语言模型）每轮交五个方案；教练（评估器）逐个打分，不只说对错，还写出原因；助教（记忆）把原因整理成错题本；下一轮的题目里附上错题本和已经做对的题。几轮之后，学生不再重复犯错，也不再重复交同一份作业。</w:t>
-      </w:r>
-    </w:p>
-    <w:p>
-      <w:pPr>
-        <w:pStyle w:val="Heading3"/>
-        <w:spacing w:after="80" w:before="200"/>
-      </w:pPr>
-      <w:r>
-        <w:rPr>
-          <w:rFonts w:ascii="Microsoft YaHei" w:cs="Microsoft YaHei" w:eastAsia="Microsoft YaHei" w:hAnsi="Microsoft YaHei"/>
-          <w:b/>
-          <w:bCs/>
-          <w:color w:val="6D4AFF"/>
-          <w:sz w:val="22"/>
-          <w:szCs w:val="22"/>
-        </w:rPr>
-        <w:t xml:space="preserve">5.2 为什么「问一次」不行</w:t>
-      </w:r>
-    </w:p>
-    <w:p>
-      <w:pPr>
-        <w:spacing w:after="140" w:line="340"/>
-      </w:pPr>
-      <w:r>
-        <w:rPr>
-          <w:rFonts w:ascii="Microsoft YaHei" w:cs="Microsoft YaHei" w:eastAsia="Microsoft YaHei" w:hAnsi="Microsoft YaHei"/>
-          <w:color w:val="13213A"/>
-          <w:sz w:val="21"/>
-          <w:szCs w:val="21"/>
-        </w:rPr>
-        <w:t xml:space="preserve">如果只问模型一次「给我五个好因子」，你会拿到教科书上的那几个：动量、反转、波动率、成交量变化。它们要么早就众所周知、超额收益被磨平，要么互相高度相关，本质是同一个信号换了写法。模型还会犯低级错误：窗口写成 500、用了不存在的算子、括号不配对。单次提问没有任何机制让这些问题被修正。</w:t>
-      </w:r>
-    </w:p>
-    <w:p>
-      <w:pPr>
-        <w:spacing w:after="140" w:line="340"/>
-      </w:pPr>
-      <w:r>
-        <w:rPr>
-          <w:rFonts w:ascii="Microsoft YaHei" w:cs="Microsoft YaHei" w:eastAsia="Microsoft YaHei" w:hAnsi="Microsoft YaHei"/>
-          <w:color w:val="13213A"/>
-          <w:sz w:val="21"/>
-          <w:szCs w:val="21"/>
-        </w:rPr>
-        <w:t xml:space="preserve">更隐蔽的问题是：模型不知道你的数据长什么样。它不知道在你这 60 只美股上，动量类因子已经被库里三个成员覆盖了，也不知道成交量类因子在这段样本上普遍不灵。这些信息只能来自评估，而评估的结果必须回到它眼前。</w:t>
-      </w:r>
-    </w:p>
-    <w:p>
-      <w:pPr>
-        <w:pStyle w:val="Heading3"/>
-        <w:spacing w:after="80" w:before="200"/>
-      </w:pPr>
-      <w:r>
-        <w:rPr>
-          <w:rFonts w:ascii="Microsoft YaHei" w:cs="Microsoft YaHei" w:eastAsia="Microsoft YaHei" w:hAnsi="Microsoft YaHei"/>
-          <w:b/>
-          <w:bCs/>
-          <w:color w:val="6D4AFF"/>
-          <w:sz w:val="22"/>
-          <w:szCs w:val="22"/>
-        </w:rPr>
-        <w:t xml:space="preserve">5.3 一个循环的四步</w:t>
+          <w:sz w:val="24"/>
+          <w:szCs w:val="24"/>
+        </w:rPr>
+        <w:t xml:space="preserve">3.3　门槛分档</w:t>
       </w:r>
     </w:p>
     <w:tbl>
@@ -1120,10 +1908,10 @@
         </w:tblBorders>
       </w:tblPr>
       <w:tblGrid>
-        <w:gridCol w:w="1200"/>
-        <w:gridCol w:w="2000"/>
-        <w:gridCol w:w="4040"/>
-        <w:gridCol w:w="2200"/>
+        <w:gridCol w:w="1700"/>
+        <w:gridCol w:w="1500"/>
+        <w:gridCol w:w="1700"/>
+        <w:gridCol w:w="4540"/>
       </w:tblGrid>
       <w:tr>
         <w:trPr>
@@ -1131,7 +1919,7 @@
         </w:trPr>
         <w:tc>
           <w:tcPr>
-            <w:tcW w:type="dxa" w:w="1200"/>
+            <w:tcW w:type="dxa" w:w="1700"/>
             <w:shd w:fill="13213A" w:color="auto" w:val="clear"/>
             <w:tcMar>
               <w:top w:type="dxa" w:w="70"/>
@@ -1153,13 +1941,13 @@
                 <w:sz w:val="19"/>
                 <w:szCs w:val="19"/>
               </w:rPr>
-              <w:t xml:space="preserve">步骤</w:t>
-            </w:r>
-          </w:p>
-        </w:tc>
-        <w:tc>
-          <w:tcPr>
-            <w:tcW w:type="dxa" w:w="2000"/>
+              <w:t xml:space="preserve">档位</w:t>
+            </w:r>
+          </w:p>
+        </w:tc>
+        <w:tc>
+          <w:tcPr>
+            <w:tcW w:type="dxa" w:w="1500"/>
             <w:shd w:fill="13213A" w:color="auto" w:val="clear"/>
             <w:tcMar>
               <w:top w:type="dxa" w:w="70"/>
@@ -1181,13 +1969,13 @@
                 <w:sz w:val="19"/>
                 <w:szCs w:val="19"/>
               </w:rPr>
-              <w:t xml:space="preserve">谁在做</w:t>
-            </w:r>
-          </w:p>
-        </w:tc>
-        <w:tc>
-          <w:tcPr>
-            <w:tcW w:type="dxa" w:w="4040"/>
+              <w:t xml:space="preserve">θ_IC</w:t>
+            </w:r>
+          </w:p>
+        </w:tc>
+        <w:tc>
+          <w:tcPr>
+            <w:tcW w:type="dxa" w:w="1700"/>
             <w:shd w:fill="13213A" w:color="auto" w:val="clear"/>
             <w:tcMar>
               <w:top w:type="dxa" w:w="70"/>
@@ -1209,13 +1997,13 @@
                 <w:sz w:val="19"/>
                 <w:szCs w:val="19"/>
               </w:rPr>
-              <w:t xml:space="preserve">做什么</w:t>
-            </w:r>
-          </w:p>
-        </w:tc>
-        <w:tc>
-          <w:tcPr>
-            <w:tcW w:type="dxa" w:w="2200"/>
+              <w:t xml:space="preserve">θ_ICIR</w:t>
+            </w:r>
+          </w:p>
+        </w:tc>
+        <w:tc>
+          <w:tcPr>
+            <w:tcW w:type="dxa" w:w="4540"/>
             <w:shd w:fill="13213A" w:color="auto" w:val="clear"/>
             <w:tcMar>
               <w:top w:type="dxa" w:w="70"/>
@@ -1237,7 +2025,7 @@
                 <w:sz w:val="19"/>
                 <w:szCs w:val="19"/>
               </w:rPr>
-              <w:t xml:space="preserve">产出什么</w:t>
+              <w:t xml:space="preserve">适用场景</w:t>
             </w:r>
           </w:p>
         </w:tc>
@@ -1245,109 +2033,109 @@
       <w:tr>
         <w:tc>
           <w:tcPr>
-            <w:tcW w:type="dxa" w:w="1200"/>
-            <w:tcMar>
-              <w:top w:type="dxa" w:w="70"/>
-              <w:left w:type="dxa" w:w="110"/>
-              <w:bottom w:type="dxa" w:w="70"/>
-              <w:right w:type="dxa" w:w="110"/>
-            </w:tcMar>
-          </w:tcPr>
-          <w:p>
-            <w:pPr>
-              <w:spacing w:after="0" w:line="300"/>
-            </w:pPr>
-            <w:r>
-              <w:rPr>
-                <w:rFonts w:ascii="Microsoft YaHei" w:cs="Microsoft YaHei" w:eastAsia="Microsoft YaHei" w:hAnsi="Microsoft YaHei"/>
-                <w:b w:val="false"/>
-                <w:bCs w:val="false"/>
-                <w:color w:val="13213A"/>
-                <w:sz w:val="19"/>
-                <w:szCs w:val="19"/>
-              </w:rPr>
-              <w:t xml:space="preserve">生成</w:t>
-            </w:r>
-          </w:p>
-        </w:tc>
-        <w:tc>
-          <w:tcPr>
-            <w:tcW w:type="dxa" w:w="2000"/>
-            <w:tcMar>
-              <w:top w:type="dxa" w:w="70"/>
-              <w:left w:type="dxa" w:w="110"/>
-              <w:bottom w:type="dxa" w:w="70"/>
-              <w:right w:type="dxa" w:w="110"/>
-            </w:tcMar>
-          </w:tcPr>
-          <w:p>
-            <w:pPr>
-              <w:spacing w:after="0" w:line="300"/>
-            </w:pPr>
-            <w:r>
-              <w:rPr>
-                <w:rFonts w:ascii="Microsoft YaHei" w:cs="Microsoft YaHei" w:eastAsia="Microsoft YaHei" w:hAnsi="Microsoft YaHei"/>
-                <w:b w:val="false"/>
-                <w:bCs w:val="false"/>
-                <w:color w:val="13213A"/>
-                <w:sz w:val="19"/>
-                <w:szCs w:val="19"/>
-              </w:rPr>
-              <w:t xml:space="preserve">大语言模型</w:t>
-            </w:r>
-          </w:p>
-        </w:tc>
-        <w:tc>
-          <w:tcPr>
-            <w:tcW w:type="dxa" w:w="4040"/>
-            <w:tcMar>
-              <w:top w:type="dxa" w:w="70"/>
-              <w:left w:type="dxa" w:w="110"/>
-              <w:bottom w:type="dxa" w:w="70"/>
-              <w:right w:type="dxa" w:w="110"/>
-            </w:tcMar>
-          </w:tcPr>
-          <w:p>
-            <w:pPr>
-              <w:spacing w:after="0" w:line="300"/>
-            </w:pPr>
-            <w:r>
-              <w:rPr>
-                <w:rFonts w:ascii="Microsoft YaHei" w:cs="Microsoft YaHei" w:eastAsia="Microsoft YaHei" w:hAnsi="Microsoft YaHei"/>
-                <w:b w:val="false"/>
-                <w:bCs w:val="false"/>
-                <w:color w:val="13213A"/>
-                <w:sz w:val="19"/>
-                <w:szCs w:val="19"/>
-              </w:rPr>
-              <w:t xml:space="preserve">读目标、已接受因子、错题本和本轮方向，写出若干条表达式</w:t>
-            </w:r>
-          </w:p>
-        </w:tc>
-        <w:tc>
-          <w:tcPr>
-            <w:tcW w:type="dxa" w:w="2200"/>
-            <w:tcMar>
-              <w:top w:type="dxa" w:w="70"/>
-              <w:left w:type="dxa" w:w="110"/>
-              <w:bottom w:type="dxa" w:w="70"/>
-              <w:right w:type="dxa" w:w="110"/>
-            </w:tcMar>
-          </w:tcPr>
-          <w:p>
-            <w:pPr>
-              <w:spacing w:after="0" w:line="300"/>
-            </w:pPr>
-            <w:r>
-              <w:rPr>
-                <w:rFonts w:ascii="Microsoft YaHei" w:cs="Microsoft YaHei" w:eastAsia="Microsoft YaHei" w:hAnsi="Microsoft YaHei"/>
-                <w:b w:val="false"/>
-                <w:bCs w:val="false"/>
-                <w:color w:val="13213A"/>
-                <w:sz w:val="19"/>
-                <w:szCs w:val="19"/>
-              </w:rPr>
-              <w:t xml:space="preserve">候选列表</w:t>
+            <w:tcW w:type="dxa" w:w="1700"/>
+            <w:tcMar>
+              <w:top w:type="dxa" w:w="70"/>
+              <w:left w:type="dxa" w:w="110"/>
+              <w:bottom w:type="dxa" w:w="70"/>
+              <w:right w:type="dxa" w:w="110"/>
+            </w:tcMar>
+          </w:tcPr>
+          <w:p>
+            <w:pPr>
+              <w:spacing w:after="0" w:line="300"/>
+            </w:pPr>
+            <w:r>
+              <w:rPr>
+                <w:rFonts w:ascii="Microsoft YaHei" w:cs="Microsoft YaHei" w:eastAsia="Microsoft YaHei" w:hAnsi="Microsoft YaHei"/>
+                <w:b w:val="false"/>
+                <w:bCs w:val="false"/>
+                <w:color w:val="13213A"/>
+                <w:sz w:val="19"/>
+                <w:szCs w:val="19"/>
+              </w:rPr>
+              <w:t xml:space="preserve">strict</w:t>
+            </w:r>
+          </w:p>
+        </w:tc>
+        <w:tc>
+          <w:tcPr>
+            <w:tcW w:type="dxa" w:w="1500"/>
+            <w:tcMar>
+              <w:top w:type="dxa" w:w="70"/>
+              <w:left w:type="dxa" w:w="110"/>
+              <w:bottom w:type="dxa" w:w="70"/>
+              <w:right w:type="dxa" w:w="110"/>
+            </w:tcMar>
+          </w:tcPr>
+          <w:p>
+            <w:pPr>
+              <w:spacing w:after="0" w:line="300"/>
+            </w:pPr>
+            <w:r>
+              <w:rPr>
+                <w:rFonts w:ascii="Microsoft YaHei" w:cs="Microsoft YaHei" w:eastAsia="Microsoft YaHei" w:hAnsi="Microsoft YaHei"/>
+                <w:b w:val="false"/>
+                <w:bCs w:val="false"/>
+                <w:color w:val="13213A"/>
+                <w:sz w:val="19"/>
+                <w:szCs w:val="19"/>
+              </w:rPr>
+              <w:t xml:space="preserve">0.020</w:t>
+            </w:r>
+          </w:p>
+        </w:tc>
+        <w:tc>
+          <w:tcPr>
+            <w:tcW w:type="dxa" w:w="1700"/>
+            <w:tcMar>
+              <w:top w:type="dxa" w:w="70"/>
+              <w:left w:type="dxa" w:w="110"/>
+              <w:bottom w:type="dxa" w:w="70"/>
+              <w:right w:type="dxa" w:w="110"/>
+            </w:tcMar>
+          </w:tcPr>
+          <w:p>
+            <w:pPr>
+              <w:spacing w:after="0" w:line="300"/>
+            </w:pPr>
+            <w:r>
+              <w:rPr>
+                <w:rFonts w:ascii="Microsoft YaHei" w:cs="Microsoft YaHei" w:eastAsia="Microsoft YaHei" w:hAnsi="Microsoft YaHei"/>
+                <w:b w:val="false"/>
+                <w:bCs w:val="false"/>
+                <w:color w:val="13213A"/>
+                <w:sz w:val="19"/>
+                <w:szCs w:val="19"/>
+              </w:rPr>
+              <w:t xml:space="preserve">0.25</w:t>
+            </w:r>
+          </w:p>
+        </w:tc>
+        <w:tc>
+          <w:tcPr>
+            <w:tcW w:type="dxa" w:w="4540"/>
+            <w:tcMar>
+              <w:top w:type="dxa" w:w="70"/>
+              <w:left w:type="dxa" w:w="110"/>
+              <w:bottom w:type="dxa" w:w="70"/>
+              <w:right w:type="dxa" w:w="110"/>
+            </w:tcMar>
+          </w:tcPr>
+          <w:p>
+            <w:pPr>
+              <w:spacing w:after="0" w:line="300"/>
+            </w:pPr>
+            <w:r>
+              <w:rPr>
+                <w:rFonts w:ascii="Microsoft YaHei" w:cs="Microsoft YaHei" w:eastAsia="Microsoft YaHei" w:hAnsi="Microsoft YaHei"/>
+                <w:b w:val="false"/>
+                <w:bCs w:val="false"/>
+                <w:color w:val="13213A"/>
+                <w:sz w:val="19"/>
+                <w:szCs w:val="19"/>
+              </w:rPr>
+              <w:t xml:space="preserve">研究级要求，产出少而精</w:t>
             </w:r>
           </w:p>
         </w:tc>
@@ -1355,109 +2143,109 @@
       <w:tr>
         <w:tc>
           <w:tcPr>
-            <w:tcW w:type="dxa" w:w="1200"/>
-            <w:tcMar>
-              <w:top w:type="dxa" w:w="70"/>
-              <w:left w:type="dxa" w:w="110"/>
-              <w:bottom w:type="dxa" w:w="70"/>
-              <w:right w:type="dxa" w:w="110"/>
-            </w:tcMar>
-          </w:tcPr>
-          <w:p>
-            <w:pPr>
-              <w:spacing w:after="0" w:line="300"/>
-            </w:pPr>
-            <w:r>
-              <w:rPr>
-                <w:rFonts w:ascii="Microsoft YaHei" w:cs="Microsoft YaHei" w:eastAsia="Microsoft YaHei" w:hAnsi="Microsoft YaHei"/>
-                <w:b w:val="false"/>
-                <w:bCs w:val="false"/>
-                <w:color w:val="13213A"/>
-                <w:sz w:val="19"/>
-                <w:szCs w:val="19"/>
-              </w:rPr>
-              <w:t xml:space="preserve">评估</w:t>
-            </w:r>
-          </w:p>
-        </w:tc>
-        <w:tc>
-          <w:tcPr>
-            <w:tcW w:type="dxa" w:w="2000"/>
-            <w:tcMar>
-              <w:top w:type="dxa" w:w="70"/>
-              <w:left w:type="dxa" w:w="110"/>
-              <w:bottom w:type="dxa" w:w="70"/>
-              <w:right w:type="dxa" w:w="110"/>
-            </w:tcMar>
-          </w:tcPr>
-          <w:p>
-            <w:pPr>
-              <w:spacing w:after="0" w:line="300"/>
-            </w:pPr>
-            <w:r>
-              <w:rPr>
-                <w:rFonts w:ascii="Microsoft YaHei" w:cs="Microsoft YaHei" w:eastAsia="Microsoft YaHei" w:hAnsi="Microsoft YaHei"/>
-                <w:b w:val="false"/>
-                <w:bCs w:val="false"/>
-                <w:color w:val="13213A"/>
-                <w:sz w:val="19"/>
-                <w:szCs w:val="19"/>
-              </w:rPr>
-              <w:t xml:space="preserve">评估器（确定性代码）</w:t>
-            </w:r>
-          </w:p>
-        </w:tc>
-        <w:tc>
-          <w:tcPr>
-            <w:tcW w:type="dxa" w:w="4040"/>
-            <w:tcMar>
-              <w:top w:type="dxa" w:w="70"/>
-              <w:left w:type="dxa" w:w="110"/>
-              <w:bottom w:type="dxa" w:w="70"/>
-              <w:right w:type="dxa" w:w="110"/>
-            </w:tcMar>
-          </w:tcPr>
-          <w:p>
-            <w:pPr>
-              <w:spacing w:after="0" w:line="300"/>
-            </w:pPr>
-            <w:r>
-              <w:rPr>
-                <w:rFonts w:ascii="Microsoft YaHei" w:cs="Microsoft YaHei" w:eastAsia="Microsoft YaHei" w:hAnsi="Microsoft YaHei"/>
-                <w:b w:val="false"/>
-                <w:bCs w:val="false"/>
-                <w:color w:val="13213A"/>
-                <w:sz w:val="19"/>
-                <w:szCs w:val="19"/>
-              </w:rPr>
-              <w:t xml:space="preserve">解析校验 → 算 IC 序列 → 模拟考、高考、冗余、复杂度逐项检查</w:t>
-            </w:r>
-          </w:p>
-        </w:tc>
-        <w:tc>
-          <w:tcPr>
-            <w:tcW w:type="dxa" w:w="2200"/>
-            <w:tcMar>
-              <w:top w:type="dxa" w:w="70"/>
-              <w:left w:type="dxa" w:w="110"/>
-              <w:bottom w:type="dxa" w:w="70"/>
-              <w:right w:type="dxa" w:w="110"/>
-            </w:tcMar>
-          </w:tcPr>
-          <w:p>
-            <w:pPr>
-              <w:spacing w:after="0" w:line="300"/>
-            </w:pPr>
-            <w:r>
-              <w:rPr>
-                <w:rFonts w:ascii="Microsoft YaHei" w:cs="Microsoft YaHei" w:eastAsia="Microsoft YaHei" w:hAnsi="Microsoft YaHei"/>
-                <w:b w:val="false"/>
-                <w:bCs w:val="false"/>
-                <w:color w:val="13213A"/>
-                <w:sz w:val="19"/>
-                <w:szCs w:val="19"/>
-              </w:rPr>
-              <w:t xml:space="preserve">每条候选的接受 / 拒绝与理由</w:t>
+            <w:tcW w:type="dxa" w:w="1700"/>
+            <w:tcMar>
+              <w:top w:type="dxa" w:w="70"/>
+              <w:left w:type="dxa" w:w="110"/>
+              <w:bottom w:type="dxa" w:w="70"/>
+              <w:right w:type="dxa" w:w="110"/>
+            </w:tcMar>
+          </w:tcPr>
+          <w:p>
+            <w:pPr>
+              <w:spacing w:after="0" w:line="300"/>
+            </w:pPr>
+            <w:r>
+              <w:rPr>
+                <w:rFonts w:ascii="Microsoft YaHei" w:cs="Microsoft YaHei" w:eastAsia="Microsoft YaHei" w:hAnsi="Microsoft YaHei"/>
+                <w:b w:val="false"/>
+                <w:bCs w:val="false"/>
+                <w:color w:val="13213A"/>
+                <w:sz w:val="19"/>
+                <w:szCs w:val="19"/>
+              </w:rPr>
+              <w:t xml:space="preserve">standard</w:t>
+            </w:r>
+          </w:p>
+        </w:tc>
+        <w:tc>
+          <w:tcPr>
+            <w:tcW w:type="dxa" w:w="1500"/>
+            <w:tcMar>
+              <w:top w:type="dxa" w:w="70"/>
+              <w:left w:type="dxa" w:w="110"/>
+              <w:bottom w:type="dxa" w:w="70"/>
+              <w:right w:type="dxa" w:w="110"/>
+            </w:tcMar>
+          </w:tcPr>
+          <w:p>
+            <w:pPr>
+              <w:spacing w:after="0" w:line="300"/>
+            </w:pPr>
+            <w:r>
+              <w:rPr>
+                <w:rFonts w:ascii="Microsoft YaHei" w:cs="Microsoft YaHei" w:eastAsia="Microsoft YaHei" w:hAnsi="Microsoft YaHei"/>
+                <w:b w:val="false"/>
+                <w:bCs w:val="false"/>
+                <w:color w:val="13213A"/>
+                <w:sz w:val="19"/>
+                <w:szCs w:val="19"/>
+              </w:rPr>
+              <w:t xml:space="preserve">0.015</w:t>
+            </w:r>
+          </w:p>
+        </w:tc>
+        <w:tc>
+          <w:tcPr>
+            <w:tcW w:type="dxa" w:w="1700"/>
+            <w:tcMar>
+              <w:top w:type="dxa" w:w="70"/>
+              <w:left w:type="dxa" w:w="110"/>
+              <w:bottom w:type="dxa" w:w="70"/>
+              <w:right w:type="dxa" w:w="110"/>
+            </w:tcMar>
+          </w:tcPr>
+          <w:p>
+            <w:pPr>
+              <w:spacing w:after="0" w:line="300"/>
+            </w:pPr>
+            <w:r>
+              <w:rPr>
+                <w:rFonts w:ascii="Microsoft YaHei" w:cs="Microsoft YaHei" w:eastAsia="Microsoft YaHei" w:hAnsi="Microsoft YaHei"/>
+                <w:b w:val="false"/>
+                <w:bCs w:val="false"/>
+                <w:color w:val="13213A"/>
+                <w:sz w:val="19"/>
+                <w:szCs w:val="19"/>
+              </w:rPr>
+              <w:t xml:space="preserve">0.15</w:t>
+            </w:r>
+          </w:p>
+        </w:tc>
+        <w:tc>
+          <w:tcPr>
+            <w:tcW w:type="dxa" w:w="4540"/>
+            <w:tcMar>
+              <w:top w:type="dxa" w:w="70"/>
+              <w:left w:type="dxa" w:w="110"/>
+              <w:bottom w:type="dxa" w:w="70"/>
+              <w:right w:type="dxa" w:w="110"/>
+            </w:tcMar>
+          </w:tcPr>
+          <w:p>
+            <w:pPr>
+              <w:spacing w:after="0" w:line="300"/>
+            </w:pPr>
+            <w:r>
+              <w:rPr>
+                <w:rFonts w:ascii="Microsoft YaHei" w:cs="Microsoft YaHei" w:eastAsia="Microsoft YaHei" w:hAnsi="Microsoft YaHei"/>
+                <w:b w:val="false"/>
+                <w:bCs w:val="false"/>
+                <w:color w:val="13213A"/>
+                <w:sz w:val="19"/>
+                <w:szCs w:val="19"/>
+              </w:rPr>
+              <w:t xml:space="preserve">默认档；美股日频的合理水位</w:t>
             </w:r>
           </w:p>
         </w:tc>
@@ -1465,219 +2253,109 @@
       <w:tr>
         <w:tc>
           <w:tcPr>
-            <w:tcW w:type="dxa" w:w="1200"/>
-            <w:tcMar>
-              <w:top w:type="dxa" w:w="70"/>
-              <w:left w:type="dxa" w:w="110"/>
-              <w:bottom w:type="dxa" w:w="70"/>
-              <w:right w:type="dxa" w:w="110"/>
-            </w:tcMar>
-          </w:tcPr>
-          <w:p>
-            <w:pPr>
-              <w:spacing w:after="0" w:line="300"/>
-            </w:pPr>
-            <w:r>
-              <w:rPr>
-                <w:rFonts w:ascii="Microsoft YaHei" w:cs="Microsoft YaHei" w:eastAsia="Microsoft YaHei" w:hAnsi="Microsoft YaHei"/>
-                <w:b w:val="false"/>
-                <w:bCs w:val="false"/>
-                <w:color w:val="13213A"/>
-                <w:sz w:val="19"/>
-                <w:szCs w:val="19"/>
-              </w:rPr>
-              <w:t xml:space="preserve">反思</w:t>
-            </w:r>
-          </w:p>
-        </w:tc>
-        <w:tc>
-          <w:tcPr>
-            <w:tcW w:type="dxa" w:w="2000"/>
-            <w:tcMar>
-              <w:top w:type="dxa" w:w="70"/>
-              <w:left w:type="dxa" w:w="110"/>
-              <w:bottom w:type="dxa" w:w="70"/>
-              <w:right w:type="dxa" w:w="110"/>
-            </w:tcMar>
-          </w:tcPr>
-          <w:p>
-            <w:pPr>
-              <w:spacing w:after="0" w:line="300"/>
-            </w:pPr>
-            <w:r>
-              <w:rPr>
-                <w:rFonts w:ascii="Microsoft YaHei" w:cs="Microsoft YaHei" w:eastAsia="Microsoft YaHei" w:hAnsi="Microsoft YaHei"/>
-                <w:b w:val="false"/>
-                <w:bCs w:val="false"/>
-                <w:color w:val="13213A"/>
-                <w:sz w:val="19"/>
-                <w:szCs w:val="19"/>
-              </w:rPr>
-              <w:t xml:space="preserve">评估器 + 模型</w:t>
-            </w:r>
-          </w:p>
-        </w:tc>
-        <w:tc>
-          <w:tcPr>
-            <w:tcW w:type="dxa" w:w="4040"/>
-            <w:tcMar>
-              <w:top w:type="dxa" w:w="70"/>
-              <w:left w:type="dxa" w:w="110"/>
-              <w:bottom w:type="dxa" w:w="70"/>
-              <w:right w:type="dxa" w:w="110"/>
-            </w:tcMar>
-          </w:tcPr>
-          <w:p>
-            <w:pPr>
-              <w:spacing w:after="0" w:line="300"/>
-            </w:pPr>
-            <w:r>
-              <w:rPr>
-                <w:rFonts w:ascii="Microsoft YaHei" w:cs="Microsoft YaHei" w:eastAsia="Microsoft YaHei" w:hAnsi="Microsoft YaHei"/>
-                <w:b w:val="false"/>
-                <w:bCs w:val="false"/>
-                <w:color w:val="13213A"/>
-                <w:sz w:val="19"/>
-                <w:szCs w:val="19"/>
-              </w:rPr>
-              <w:t xml:space="preserve">把拒绝理由归纳成一句话的教训；接受的因子加入库</w:t>
-            </w:r>
-          </w:p>
-        </w:tc>
-        <w:tc>
-          <w:tcPr>
-            <w:tcW w:type="dxa" w:w="2200"/>
-            <w:tcMar>
-              <w:top w:type="dxa" w:w="70"/>
-              <w:left w:type="dxa" w:w="110"/>
-              <w:bottom w:type="dxa" w:w="70"/>
-              <w:right w:type="dxa" w:w="110"/>
-            </w:tcMar>
-          </w:tcPr>
-          <w:p>
-            <w:pPr>
-              <w:spacing w:after="0" w:line="300"/>
-            </w:pPr>
-            <w:r>
-              <w:rPr>
-                <w:rFonts w:ascii="Microsoft YaHei" w:cs="Microsoft YaHei" w:eastAsia="Microsoft YaHei" w:hAnsi="Microsoft YaHei"/>
-                <w:b w:val="false"/>
-                <w:bCs w:val="false"/>
-                <w:color w:val="13213A"/>
-                <w:sz w:val="19"/>
-                <w:szCs w:val="19"/>
-              </w:rPr>
-              <w:t xml:space="preserve">错题本、因子库</w:t>
-            </w:r>
-          </w:p>
-        </w:tc>
-      </w:tr>
-      <w:tr>
-        <w:tc>
-          <w:tcPr>
-            <w:tcW w:type="dxa" w:w="1200"/>
-            <w:tcMar>
-              <w:top w:type="dxa" w:w="70"/>
-              <w:left w:type="dxa" w:w="110"/>
-              <w:bottom w:type="dxa" w:w="70"/>
-              <w:right w:type="dxa" w:w="110"/>
-            </w:tcMar>
-          </w:tcPr>
-          <w:p>
-            <w:pPr>
-              <w:spacing w:after="0" w:line="300"/>
-            </w:pPr>
-            <w:r>
-              <w:rPr>
-                <w:rFonts w:ascii="Microsoft YaHei" w:cs="Microsoft YaHei" w:eastAsia="Microsoft YaHei" w:hAnsi="Microsoft YaHei"/>
-                <w:b w:val="false"/>
-                <w:bCs w:val="false"/>
-                <w:color w:val="13213A"/>
-                <w:sz w:val="19"/>
-                <w:szCs w:val="19"/>
-              </w:rPr>
-              <w:t xml:space="preserve">更新</w:t>
-            </w:r>
-          </w:p>
-        </w:tc>
-        <w:tc>
-          <w:tcPr>
-            <w:tcW w:type="dxa" w:w="2000"/>
-            <w:tcMar>
-              <w:top w:type="dxa" w:w="70"/>
-              <w:left w:type="dxa" w:w="110"/>
-              <w:bottom w:type="dxa" w:w="70"/>
-              <w:right w:type="dxa" w:w="110"/>
-            </w:tcMar>
-          </w:tcPr>
-          <w:p>
-            <w:pPr>
-              <w:spacing w:after="0" w:line="300"/>
-            </w:pPr>
-            <w:r>
-              <w:rPr>
-                <w:rFonts w:ascii="Microsoft YaHei" w:cs="Microsoft YaHei" w:eastAsia="Microsoft YaHei" w:hAnsi="Microsoft YaHei"/>
-                <w:b w:val="false"/>
-                <w:bCs w:val="false"/>
-                <w:color w:val="13213A"/>
-                <w:sz w:val="19"/>
-                <w:szCs w:val="19"/>
-              </w:rPr>
-              <w:t xml:space="preserve">编排器</w:t>
-            </w:r>
-          </w:p>
-        </w:tc>
-        <w:tc>
-          <w:tcPr>
-            <w:tcW w:type="dxa" w:w="4040"/>
-            <w:tcMar>
-              <w:top w:type="dxa" w:w="70"/>
-              <w:left w:type="dxa" w:w="110"/>
-              <w:bottom w:type="dxa" w:w="70"/>
-              <w:right w:type="dxa" w:w="110"/>
-            </w:tcMar>
-          </w:tcPr>
-          <w:p>
-            <w:pPr>
-              <w:spacing w:after="0" w:line="300"/>
-            </w:pPr>
-            <w:r>
-              <w:rPr>
-                <w:rFonts w:ascii="Microsoft YaHei" w:cs="Microsoft YaHei" w:eastAsia="Microsoft YaHei" w:hAnsi="Microsoft YaHei"/>
-                <w:b w:val="false"/>
-                <w:bCs w:val="false"/>
-                <w:color w:val="13213A"/>
-                <w:sz w:val="19"/>
-                <w:szCs w:val="19"/>
-              </w:rPr>
-              <w:t xml:space="preserve">组装下一轮提示词：目标 + 库 + 教训 + 新方向</w:t>
-            </w:r>
-          </w:p>
-        </w:tc>
-        <w:tc>
-          <w:tcPr>
-            <w:tcW w:type="dxa" w:w="2200"/>
-            <w:tcMar>
-              <w:top w:type="dxa" w:w="70"/>
-              <w:left w:type="dxa" w:w="110"/>
-              <w:bottom w:type="dxa" w:w="70"/>
-              <w:right w:type="dxa" w:w="110"/>
-            </w:tcMar>
-          </w:tcPr>
-          <w:p>
-            <w:pPr>
-              <w:spacing w:after="0" w:line="300"/>
-            </w:pPr>
-            <w:r>
-              <w:rPr>
-                <w:rFonts w:ascii="Microsoft YaHei" w:cs="Microsoft YaHei" w:eastAsia="Microsoft YaHei" w:hAnsi="Microsoft YaHei"/>
-                <w:b w:val="false"/>
-                <w:bCs w:val="false"/>
-                <w:color w:val="13213A"/>
-                <w:sz w:val="19"/>
-                <w:szCs w:val="19"/>
-              </w:rPr>
-              <w:t xml:space="preserve">下一轮的题目</w:t>
+            <w:tcW w:type="dxa" w:w="1700"/>
+            <w:tcMar>
+              <w:top w:type="dxa" w:w="70"/>
+              <w:left w:type="dxa" w:w="110"/>
+              <w:bottom w:type="dxa" w:w="70"/>
+              <w:right w:type="dxa" w:w="110"/>
+            </w:tcMar>
+          </w:tcPr>
+          <w:p>
+            <w:pPr>
+              <w:spacing w:after="0" w:line="300"/>
+            </w:pPr>
+            <w:r>
+              <w:rPr>
+                <w:rFonts w:ascii="Microsoft YaHei" w:cs="Microsoft YaHei" w:eastAsia="Microsoft YaHei" w:hAnsi="Microsoft YaHei"/>
+                <w:b w:val="false"/>
+                <w:bCs w:val="false"/>
+                <w:color w:val="13213A"/>
+                <w:sz w:val="19"/>
+                <w:szCs w:val="19"/>
+              </w:rPr>
+              <w:t xml:space="preserve">loose</w:t>
+            </w:r>
+          </w:p>
+        </w:tc>
+        <w:tc>
+          <w:tcPr>
+            <w:tcW w:type="dxa" w:w="1500"/>
+            <w:tcMar>
+              <w:top w:type="dxa" w:w="70"/>
+              <w:left w:type="dxa" w:w="110"/>
+              <w:bottom w:type="dxa" w:w="70"/>
+              <w:right w:type="dxa" w:w="110"/>
+            </w:tcMar>
+          </w:tcPr>
+          <w:p>
+            <w:pPr>
+              <w:spacing w:after="0" w:line="300"/>
+            </w:pPr>
+            <w:r>
+              <w:rPr>
+                <w:rFonts w:ascii="Microsoft YaHei" w:cs="Microsoft YaHei" w:eastAsia="Microsoft YaHei" w:hAnsi="Microsoft YaHei"/>
+                <w:b w:val="false"/>
+                <w:bCs w:val="false"/>
+                <w:color w:val="13213A"/>
+                <w:sz w:val="19"/>
+                <w:szCs w:val="19"/>
+              </w:rPr>
+              <w:t xml:space="preserve">0.010</w:t>
+            </w:r>
+          </w:p>
+        </w:tc>
+        <w:tc>
+          <w:tcPr>
+            <w:tcW w:type="dxa" w:w="1700"/>
+            <w:tcMar>
+              <w:top w:type="dxa" w:w="70"/>
+              <w:left w:type="dxa" w:w="110"/>
+              <w:bottom w:type="dxa" w:w="70"/>
+              <w:right w:type="dxa" w:w="110"/>
+            </w:tcMar>
+          </w:tcPr>
+          <w:p>
+            <w:pPr>
+              <w:spacing w:after="0" w:line="300"/>
+            </w:pPr>
+            <w:r>
+              <w:rPr>
+                <w:rFonts w:ascii="Microsoft YaHei" w:cs="Microsoft YaHei" w:eastAsia="Microsoft YaHei" w:hAnsi="Microsoft YaHei"/>
+                <w:b w:val="false"/>
+                <w:bCs w:val="false"/>
+                <w:color w:val="13213A"/>
+                <w:sz w:val="19"/>
+                <w:szCs w:val="19"/>
+              </w:rPr>
+              <w:t xml:space="preserve">0.08</w:t>
+            </w:r>
+          </w:p>
+        </w:tc>
+        <w:tc>
+          <w:tcPr>
+            <w:tcW w:type="dxa" w:w="4540"/>
+            <w:tcMar>
+              <w:top w:type="dxa" w:w="70"/>
+              <w:left w:type="dxa" w:w="110"/>
+              <w:bottom w:type="dxa" w:w="70"/>
+              <w:right w:type="dxa" w:w="110"/>
+            </w:tcMar>
+          </w:tcPr>
+          <w:p>
+            <w:pPr>
+              <w:spacing w:after="0" w:line="300"/>
+            </w:pPr>
+            <w:r>
+              <w:rPr>
+                <w:rFonts w:ascii="Microsoft YaHei" w:cs="Microsoft YaHei" w:eastAsia="Microsoft YaHei" w:hAnsi="Microsoft YaHei"/>
+                <w:b w:val="false"/>
+                <w:bCs w:val="false"/>
+                <w:color w:val="13213A"/>
+                <w:sz w:val="19"/>
+                <w:szCs w:val="19"/>
+              </w:rPr>
+              <w:t xml:space="preserve">横截面窄、噪声大的市场（如 24 个币的加密样本）</w:t>
             </w:r>
           </w:p>
         </w:tc>
@@ -1685,38 +2363,68 @@
     </w:tbl>
     <w:p>
       <w:pPr>
+        <w:pBdr>
+          <w:left w:val="single" w:color="5B4BC4" w:sz="12" w:space="8"/>
+        </w:pBdr>
         <w:spacing w:after="140" w:line="340"/>
-      </w:pPr>
-      <w:r>
-        <w:rPr>
-          <w:rFonts w:ascii="Microsoft YaHei" w:cs="Microsoft YaHei" w:eastAsia="Microsoft YaHei" w:hAnsi="Microsoft YaHei"/>
-          <w:color w:val="13213A"/>
+        <w:ind w:left="360"/>
+      </w:pPr>
+      <w:r>
+        <w:rPr>
+          <w:rFonts w:ascii="Microsoft YaHei" w:cs="Microsoft YaHei" w:eastAsia="Microsoft YaHei" w:hAnsi="Microsoft YaHei"/>
+          <w:b/>
+          <w:bCs/>
+          <w:color w:val="5B4BC4"/>
           <w:sz w:val="21"/>
           <w:szCs w:val="21"/>
         </w:rPr>
-        <w:t xml:space="preserve">注意第二步：评估器是代码，不是模型。成绩由确定性的计算给出，模型不能自己给自己打分。这是整个循环可信的前提。</w:t>
-      </w:r>
-    </w:p>
-    <w:p>
-      <w:pPr>
-        <w:pStyle w:val="Heading3"/>
-        <w:spacing w:after="80" w:before="200"/>
+        <w:t xml:space="preserve">要点　</w:t>
+      </w:r>
+      <w:r>
+        <w:rPr>
+          <w:rFonts w:ascii="Microsoft YaHei" w:cs="Microsoft YaHei" w:eastAsia="Microsoft YaHei" w:hAnsi="Microsoft YaHei"/>
+          <w:color w:val="13213A"/>
+          <w:sz w:val="21"/>
+          <w:szCs w:val="21"/>
+        </w:rPr>
+        <w:t xml:space="preserve">门槛应与数据的信噪比匹配，而不是一味从严。式 (4) 的留出集确认对三档一致生效，放宽的只是样本内门槛。</w:t>
+      </w:r>
+    </w:p>
+    <w:p>
+      <w:pPr>
+        <w:pStyle w:val="Heading2"/>
+        <w:spacing w:after="100" w:before="260"/>
       </w:pPr>
       <w:r>
         <w:rPr>
           <w:rFonts w:ascii="Microsoft YaHei" w:cs="Microsoft YaHei" w:eastAsia="Microsoft YaHei" w:hAnsi="Microsoft YaHei"/>
           <w:b/>
           <w:bCs/>
-          <w:color w:val="6D4AFF"/>
-          <w:sz w:val="22"/>
-          <w:szCs w:val="22"/>
-        </w:rPr>
-        <w:t xml:space="preserve">5.4 走一遍三轮</w:t>
+          <w:color w:val="0FA8C9"/>
+          <w:sz w:val="24"/>
+          <w:szCs w:val="24"/>
+        </w:rPr>
+        <w:t xml:space="preserve">3.4　为什么用时间序列留出而非交叉验证</w:t>
       </w:r>
     </w:p>
     <w:p>
       <w:pPr>
         <w:spacing w:after="140" w:line="340"/>
+      </w:pPr>
+      <w:r>
+        <w:rPr>
+          <w:rFonts w:ascii="Microsoft YaHei" w:cs="Microsoft YaHei" w:eastAsia="Microsoft YaHei" w:hAnsi="Microsoft YaHei"/>
+          <w:color w:val="13213A"/>
+          <w:sz w:val="21"/>
+          <w:szCs w:val="21"/>
+        </w:rPr>
+        <w:t xml:space="preserve">金融面板数据具有时间顺序与序列相关性。随机 K 折切分会让训练折包含验证折之后的信息，造成前视泄漏。按时间一次性切分、留出集只使用一次，是最保守也最难被搜索过程「学习」的验证方式。代价是统计功效有限，因此平台把留出集设为确认而非筛选：它否决候选，但不参与排序。</w:t>
+      </w:r>
+    </w:p>
+    <w:p>
+      <w:pPr>
+        <w:pStyle w:val="Heading1"/>
+        <w:spacing w:after="140" w:before="380"/>
       </w:pPr>
       <w:r>
         <w:rPr>
@@ -1724,10 +2432,47 @@
           <w:b/>
           <w:bCs/>
           <w:color w:val="13213A"/>
+          <w:sz w:val="30"/>
+          <w:szCs w:val="30"/>
+        </w:rPr>
+        <w:t xml:space="preserve">4　Loop Engineering：闭环迭代生成</w:t>
+      </w:r>
+    </w:p>
+    <w:p>
+      <w:pPr>
+        <w:pStyle w:val="Heading2"/>
+        <w:spacing w:after="100" w:before="260"/>
+      </w:pPr>
+      <w:r>
+        <w:rPr>
+          <w:rFonts w:ascii="Microsoft YaHei" w:cs="Microsoft YaHei" w:eastAsia="Microsoft YaHei" w:hAnsi="Microsoft YaHei"/>
+          <w:b/>
+          <w:bCs/>
+          <w:color w:val="0FA8C9"/>
+          <w:sz w:val="24"/>
+          <w:szCs w:val="24"/>
+        </w:rPr>
+        <w:t xml:space="preserve">4.1　定义与动机</w:t>
+      </w:r>
+    </w:p>
+    <w:p>
+      <w:pPr>
+        <w:pBdr>
+          <w:left w:val="single" w:color="0FA8C9" w:sz="12" w:space="8"/>
+        </w:pBdr>
+        <w:spacing w:after="140" w:line="340"/>
+        <w:ind w:left="360"/>
+      </w:pPr>
+      <w:r>
+        <w:rPr>
+          <w:rFonts w:ascii="Microsoft YaHei" w:cs="Microsoft YaHei" w:eastAsia="Microsoft YaHei" w:hAnsi="Microsoft YaHei"/>
+          <w:b/>
+          <w:bCs/>
+          <w:color w:val="0FA8C9"/>
           <w:sz w:val="21"/>
           <w:szCs w:val="21"/>
         </w:rPr>
-        <w:t xml:space="preserve">第一轮。</w:t>
+        <w:t xml:space="preserve">定义（Loop Engineering）　</w:t>
       </w:r>
       <w:r>
         <w:rPr>
@@ -1736,63 +2481,7 @@
           <w:sz w:val="21"/>
           <w:szCs w:val="21"/>
         </w:rPr>
-        <w:t xml:space="preserve">提示词只有目标（美股、预测 10 天收益）和积木清单。模型交了五条：</w:t>
-      </w:r>
-    </w:p>
-    <w:p>
-      <w:pPr>
-        <w:shd w:fill="EEF6FA" w:color="auto" w:val="clear"/>
-        <w:spacing w:after="140"/>
-        <w:ind w:left="360" w:right="360"/>
-      </w:pPr>
-      <w:r>
-        <w:rPr>
-          <w:rFonts w:ascii="Courier New" w:cs="Courier New" w:eastAsia="Courier New" w:hAnsi="Courier New"/>
-          <w:color w:val="13213A"/>
-          <w:sz w:val="19"/>
-          <w:szCs w:val="19"/>
-        </w:rPr>
-        <w:t xml:space="preserve">1  rank(delta(close, 20))</w:t>
-      </w:r>
-      <w:r>
-        <w:rPr>
-          <w:rFonts w:ascii="Courier New" w:cs="Courier New" w:eastAsia="Courier New" w:hAnsi="Courier New"/>
-          <w:color w:val="13213A"/>
-          <w:sz w:val="19"/>
-          <w:szCs w:val="19"/>
-        </w:rPr>
-        <w:br/>
-        <w:t xml:space="preserve">2  rank(ts_mean(volume, 500))</w:t>
-      </w:r>
-      <w:r>
-        <w:rPr>
-          <w:rFonts w:ascii="Courier New" w:cs="Courier New" w:eastAsia="Courier New" w:hAnsi="Courier New"/>
-          <w:color w:val="13213A"/>
-          <w:sz w:val="19"/>
-          <w:szCs w:val="19"/>
-        </w:rPr>
-        <w:br/>
-        <w:t xml:space="preserve">3  rank(close / delay(close, 20))</w:t>
-      </w:r>
-      <w:r>
-        <w:rPr>
-          <w:rFonts w:ascii="Courier New" w:cs="Courier New" w:eastAsia="Courier New" w:hAnsi="Courier New"/>
-          <w:color w:val="13213A"/>
-          <w:sz w:val="19"/>
-          <w:szCs w:val="19"/>
-        </w:rPr>
-        <w:br/>
-        <w:t xml:space="preserve">4  rank(ts_std(close, 10))</w:t>
-      </w:r>
-      <w:r>
-        <w:rPr>
-          <w:rFonts w:ascii="Courier New" w:cs="Courier New" w:eastAsia="Courier New" w:hAnsi="Courier New"/>
-          <w:color w:val="13213A"/>
-          <w:sz w:val="19"/>
-          <w:szCs w:val="19"/>
-        </w:rPr>
-        <w:br/>
-        <w:t xml:space="preserve">5  rank(ts_corr(close, volume, 20))</w:t>
+        <w:t xml:space="preserve">一种迭代式生成方法：生成器（此处为大语言模型）每一轮的输入不仅包含任务目标，还包含由外部评估器对上一轮输出给出的结构化反馈——接受集合、拒绝原因的归纳（教训）以及探索方向。迭代的对象是生成器的上下文，而不是生成器的参数。</w:t>
       </w:r>
     </w:p>
     <w:p>
@@ -1806,99 +2495,38 @@
           <w:sz w:val="21"/>
           <w:szCs w:val="21"/>
         </w:rPr>
-        <w:t xml:space="preserve">评估器的成绩单：第 1 条模拟考 0.024、高考 0.019，同号、达标，接受。第 2 条窗口 500 超出上限 120，语法拒绝。第 3 条与第 1 条因子值相关 0.99，冗余拒绝。第 4 条模拟考 0.021、高考 −0.003，过拟合拒绝。第 5 条模拟考 0.016、高考 0.011，接受。</w:t>
-      </w:r>
-    </w:p>
-    <w:p>
-      <w:pPr>
-        <w:spacing w:after="140" w:line="340"/>
+        <w:t xml:space="preserve">单次提示的局限是明确的。模型缺乏对当前数据的任何经验知识：它不知道哪些方向已被因子库覆盖、哪类表达式在该样本上系统性地不成立、自己上一次犯了什么语法错误。这些信息只能来自评估，而只有把评估结果送回生成端，模型的输出分布才会发生改变。Chain-of-Alpha 等工作把这一思路系统化：评估器充当「教练」，模型的角色是在反馈约束下提出新假设。</w:t>
+      </w:r>
+    </w:p>
+    <w:p>
+      <w:pPr>
+        <w:pStyle w:val="Heading2"/>
+        <w:spacing w:after="100" w:before="260"/>
       </w:pPr>
       <w:r>
         <w:rPr>
           <w:rFonts w:ascii="Microsoft YaHei" w:cs="Microsoft YaHei" w:eastAsia="Microsoft YaHei" w:hAnsi="Microsoft YaHei"/>
           <w:b/>
           <w:bCs/>
+          <w:color w:val="0FA8C9"/>
+          <w:sz w:val="24"/>
+          <w:szCs w:val="24"/>
+        </w:rPr>
+        <w:t xml:space="preserve">4.2　形式化描述</w:t>
+      </w:r>
+    </w:p>
+    <w:p>
+      <w:pPr>
+        <w:spacing w:after="140" w:line="340"/>
+      </w:pPr>
+      <w:r>
+        <w:rPr>
+          <w:rFonts w:ascii="Microsoft YaHei" w:cs="Microsoft YaHei" w:eastAsia="Microsoft YaHei" w:hAnsi="Microsoft YaHei"/>
           <w:color w:val="13213A"/>
           <w:sz w:val="21"/>
           <w:szCs w:val="21"/>
         </w:rPr>
-        <w:t xml:space="preserve">反思写出的错题本：</w:t>
-      </w:r>
-      <w:r>
-        <w:rPr>
-          <w:rFonts w:ascii="Microsoft YaHei" w:cs="Microsoft YaHei" w:eastAsia="Microsoft YaHei" w:hAnsi="Microsoft YaHei"/>
-          <w:color w:val="13213A"/>
-          <w:sz w:val="21"/>
-          <w:szCs w:val="21"/>
-        </w:rPr>
-        <w:t xml:space="preserve">「窗口必须在 1 到 120 之间」；「20 日涨幅类的动量表达式已被覆盖，close/delay(close,n) 与 delta(close,n) 是同一个信号」；「短窗口波动率在本样本高考不成立，避免单独使用 ts_std(close, n≤10)」。</w:t>
-      </w:r>
-    </w:p>
-    <w:p>
-      <w:pPr>
-        <w:spacing w:after="140" w:line="340"/>
-      </w:pPr>
-      <w:r>
-        <w:rPr>
-          <w:rFonts w:ascii="Microsoft YaHei" w:cs="Microsoft YaHei" w:eastAsia="Microsoft YaHei" w:hAnsi="Microsoft YaHei"/>
-          <w:b/>
-          <w:bCs/>
-          <w:color w:val="13213A"/>
-          <w:sz w:val="21"/>
-          <w:szCs w:val="21"/>
-        </w:rPr>
-        <w:t xml:space="preserve">第二轮。</w:t>
-      </w:r>
-      <w:r>
-        <w:rPr>
-          <w:rFonts w:ascii="Microsoft YaHei" w:cs="Microsoft YaHei" w:eastAsia="Microsoft YaHei" w:hAnsi="Microsoft YaHei"/>
-          <w:color w:val="13213A"/>
-          <w:sz w:val="21"/>
-          <w:szCs w:val="21"/>
-        </w:rPr>
-        <w:t xml:space="preserve">提示词变了：附上两条已接受因子、三条教训，并要求「探索动量以外的方向，优先量价关系」。模型这次交的是量价背离、成交量排名变化、价格相对区间位置之类的表达式，没有再犯窗口错误，也没有再交动量的变体。评估后又有一条接受、两条因冗余（与第 5 条相关 0.8）拒绝。教训里新增一句：「ts_corr(close, volume) 家族已覆盖，换成 volume 自身的时序变化」。</w:t>
-      </w:r>
-    </w:p>
-    <w:p>
-      <w:pPr>
-        <w:spacing w:after="140" w:line="340"/>
-      </w:pPr>
-      <w:r>
-        <w:rPr>
-          <w:rFonts w:ascii="Microsoft YaHei" w:cs="Microsoft YaHei" w:eastAsia="Microsoft YaHei" w:hAnsi="Microsoft YaHei"/>
-          <w:b/>
-          <w:bCs/>
-          <w:color w:val="13213A"/>
-          <w:sz w:val="21"/>
-          <w:szCs w:val="21"/>
-        </w:rPr>
-        <w:t xml:space="preserve">第三轮。</w:t>
-      </w:r>
-      <w:r>
-        <w:rPr>
-          <w:rFonts w:ascii="Microsoft YaHei" w:cs="Microsoft YaHei" w:eastAsia="Microsoft YaHei" w:hAnsi="Microsoft YaHei"/>
-          <w:color w:val="13213A"/>
-          <w:sz w:val="21"/>
-          <w:szCs w:val="21"/>
-        </w:rPr>
-        <w:t xml:space="preserve">方向进一步收窄。模型开始组合积木：把价格在过去 60 天区间中的位置与成交量的相对变化相乘。这一轮可能一条都不接受——这是允许的结果。评估器不会为了凑数放水，界面会写明「本轮 0 接受，原因如下」。这轮的价值是错题本又多了两条，下一次（哪怕是下周再来）都不用重新踩坑。</w:t>
-      </w:r>
-    </w:p>
-    <w:p>
-      <w:pPr>
-        <w:pStyle w:val="Heading3"/>
-        <w:spacing w:after="80" w:before="200"/>
-      </w:pPr>
-      <w:r>
-        <w:rPr>
-          <w:rFonts w:ascii="Microsoft YaHei" w:cs="Microsoft YaHei" w:eastAsia="Microsoft YaHei" w:hAnsi="Microsoft YaHei"/>
-          <w:b/>
-          <w:bCs/>
-          <w:color w:val="6D4AFF"/>
-          <w:sz w:val="22"/>
-          <w:szCs w:val="22"/>
-        </w:rPr>
-        <w:t xml:space="preserve">5.5 什么能进下一轮，什么绝对不能</w:t>
+        <w:t xml:space="preserve">记第 k 轮的状态为 S_k = (Z_k, L_k, D_k)，其中 Z_k 为已接受因子集合，L_k 为教训集合，D_k 为本轮探索方向。一轮迭代由四个映射构成：</w:t>
       </w:r>
     </w:p>
     <w:p>
@@ -1906,7 +2534,7 @@
         <w:pStyle w:val="ListParagraph"/>
         <w:numPr>
           <w:ilvl w:val="0"/>
-          <w:numId w:val="2"/>
+          <w:numId w:val="5"/>
         </w:numPr>
         <w:spacing w:after="90" w:line="320"/>
       </w:pPr>
@@ -1919,7 +2547,7 @@
           <w:sz w:val="21"/>
           <w:szCs w:val="21"/>
         </w:rPr>
-        <w:t xml:space="preserve">能进：</w:t>
+        <w:t xml:space="preserve">生成　</w:t>
       </w:r>
       <w:r>
         <w:rPr>
@@ -1928,7 +2556,7 @@
           <w:sz w:val="21"/>
           <w:szCs w:val="21"/>
         </w:rPr>
-        <w:t xml:space="preserve">已接受因子的表达式与模拟考成绩；每条被拒因子的一句话理由；本轮想探索的方向。</w:t>
+        <w:t xml:space="preserve">C_k = G(目标, S_k)：模型输出候选表达式集合 C_k。</w:t>
       </w:r>
     </w:p>
     <w:p>
@@ -1936,7 +2564,7 @@
         <w:pStyle w:val="ListParagraph"/>
         <w:numPr>
           <w:ilvl w:val="0"/>
-          <w:numId w:val="2"/>
+          <w:numId w:val="5"/>
         </w:numPr>
         <w:spacing w:after="90" w:line="320"/>
       </w:pPr>
@@ -1949,7 +2577,7 @@
           <w:sz w:val="21"/>
           <w:szCs w:val="21"/>
         </w:rPr>
-        <w:t xml:space="preserve">绝对不能进：</w:t>
+        <w:t xml:space="preserve">评估　</w:t>
       </w:r>
       <w:r>
         <w:rPr>
@@ -1958,38 +2586,113 @@
           <w:sz w:val="21"/>
           <w:szCs w:val="21"/>
         </w:rPr>
-        <w:t xml:space="preserve">高考（留出集）的成绩。哪怕只是「高考差一点」这种模糊反馈，模型也会顺着它调。留出集一旦进入反馈，它就变成了第二个模拟考，整个验证就失效了。</w:t>
-      </w:r>
-    </w:p>
-    <w:p>
-      <w:pPr>
-        <w:spacing w:after="140" w:line="340"/>
-      </w:pPr>
-      <w:r>
-        <w:rPr>
-          <w:rFonts w:ascii="Microsoft YaHei" w:cs="Microsoft YaHei" w:eastAsia="Microsoft YaHei" w:hAnsi="Microsoft YaHei"/>
+        <w:t xml:space="preserve">R_k = E(C_k, Z_k)：评估器对每个候选给出接受 / 拒绝及原因（语法、有效性、样本内、留出、冗余、复杂度）。E 是确定性代码，不含模型判断。</w:t>
+      </w:r>
+    </w:p>
+    <w:p>
+      <w:pPr>
+        <w:pStyle w:val="ListParagraph"/>
+        <w:numPr>
+          <w:ilvl w:val="0"/>
+          <w:numId w:val="5"/>
+        </w:numPr>
+        <w:spacing w:after="90" w:line="320"/>
+      </w:pPr>
+      <w:r>
+        <w:rPr>
+          <w:rFonts w:ascii="Microsoft YaHei" w:cs="Microsoft YaHei" w:eastAsia="Microsoft YaHei" w:hAnsi="Microsoft YaHei"/>
+          <w:b/>
+          <w:bCs/>
           <w:color w:val="13213A"/>
           <w:sz w:val="21"/>
           <w:szCs w:val="21"/>
         </w:rPr>
-        <w:t xml:space="preserve">网站的做法是：模型只看到「高考未通过」四个字，看不到高考的具体数字。它知道这条路不通，但不知道往哪里微调才能通过——这正是我们想要的。</w:t>
-      </w:r>
-    </w:p>
-    <w:p>
-      <w:pPr>
-        <w:pStyle w:val="Heading3"/>
-        <w:spacing w:after="80" w:before="200"/>
+        <w:t xml:space="preserve">反思　</w:t>
+      </w:r>
+      <w:r>
+        <w:rPr>
+          <w:rFonts w:ascii="Microsoft YaHei" w:cs="Microsoft YaHei" w:eastAsia="Microsoft YaHei" w:hAnsi="Microsoft YaHei"/>
+          <w:color w:val="13213A"/>
+          <w:sz w:val="21"/>
+          <w:szCs w:val="21"/>
+        </w:rPr>
+        <w:t xml:space="preserve">ΔL = Reflect(R_k)：把拒绝原因归纳为可迁移的一句话教训；把接受的候选并入 Z_{k+1}。</w:t>
+      </w:r>
+    </w:p>
+    <w:p>
+      <w:pPr>
+        <w:pStyle w:val="ListParagraph"/>
+        <w:numPr>
+          <w:ilvl w:val="0"/>
+          <w:numId w:val="5"/>
+        </w:numPr>
+        <w:spacing w:after="90" w:line="320"/>
       </w:pPr>
       <w:r>
         <w:rPr>
           <w:rFonts w:ascii="Microsoft YaHei" w:cs="Microsoft YaHei" w:eastAsia="Microsoft YaHei" w:hAnsi="Microsoft YaHei"/>
           <w:b/>
           <w:bCs/>
-          <w:color w:val="6D4AFF"/>
-          <w:sz w:val="22"/>
-          <w:szCs w:val="22"/>
-        </w:rPr>
-        <w:t xml:space="preserve">5.6 循环会坏在哪里，怎么防</w:t>
+          <w:color w:val="13213A"/>
+          <w:sz w:val="21"/>
+          <w:szCs w:val="21"/>
+        </w:rPr>
+        <w:t xml:space="preserve">更新　</w:t>
+      </w:r>
+      <w:r>
+        <w:rPr>
+          <w:rFonts w:ascii="Microsoft YaHei" w:cs="Microsoft YaHei" w:eastAsia="Microsoft YaHei" w:hAnsi="Microsoft YaHei"/>
+          <w:color w:val="13213A"/>
+          <w:sz w:val="21"/>
+          <w:szCs w:val="21"/>
+        </w:rPr>
+        <w:t xml:space="preserve">S_{k+1} = (Z_k ∪ Accepted_k, Dedup(L_k ∪ ΔL), D_{k+1})：组装下一轮的上下文。</w:t>
+      </w:r>
+    </w:p>
+    <w:p>
+      <w:pPr>
+        <w:pBdr>
+          <w:left w:val="single" w:color="5B4BC4" w:sz="12" w:space="8"/>
+        </w:pBdr>
+        <w:spacing w:after="140" w:line="340"/>
+        <w:ind w:left="360"/>
+      </w:pPr>
+      <w:r>
+        <w:rPr>
+          <w:rFonts w:ascii="Microsoft YaHei" w:cs="Microsoft YaHei" w:eastAsia="Microsoft YaHei" w:hAnsi="Microsoft YaHei"/>
+          <w:b/>
+          <w:bCs/>
+          <w:color w:val="5B4BC4"/>
+          <w:sz w:val="21"/>
+          <w:szCs w:val="21"/>
+        </w:rPr>
+        <w:t xml:space="preserve">要点　</w:t>
+      </w:r>
+      <w:r>
+        <w:rPr>
+          <w:rFonts w:ascii="Microsoft YaHei" w:cs="Microsoft YaHei" w:eastAsia="Microsoft YaHei" w:hAnsi="Microsoft YaHei"/>
+          <w:color w:val="13213A"/>
+          <w:sz w:val="21"/>
+          <w:szCs w:val="21"/>
+        </w:rPr>
+        <w:t xml:space="preserve">评估器 E 必须独立于生成器 G。成绩由确定性计算给出，模型不参与对自身输出的打分，这是闭环可信的前提。</w:t>
+      </w:r>
+    </w:p>
+    <w:p>
+      <w:pPr>
+        <w:pStyle w:val="Heading2"/>
+        <w:spacing w:after="100" w:before="260"/>
+      </w:pPr>
+      <w:r>
+        <w:rPr>
+          <w:rFonts w:ascii="Microsoft YaHei" w:cs="Microsoft YaHei" w:eastAsia="Microsoft YaHei" w:hAnsi="Microsoft YaHei"/>
+          <w:b/>
+          <w:bCs/>
+          <w:color w:val="0FA8C9"/>
+          <w:sz w:val="24"/>
+          <w:szCs w:val="24"/>
+        </w:rPr>
+        <w:t xml:space="preserve">4.3　反馈通道设计：信息隔离原则</w:t>
       </w:r>
     </w:p>
     <w:tbl>
@@ -2005,9 +2708,9 @@
         </w:tblBorders>
       </w:tblPr>
       <w:tblGrid>
-        <w:gridCol w:w="2600"/>
-        <w:gridCol w:w="3000"/>
-        <w:gridCol w:w="3840"/>
+        <w:gridCol w:w="3600"/>
+        <w:gridCol w:w="2200"/>
+        <w:gridCol w:w="3640"/>
       </w:tblGrid>
       <w:tr>
         <w:trPr>
@@ -2015,7 +2718,7 @@
         </w:trPr>
         <w:tc>
           <w:tcPr>
-            <w:tcW w:type="dxa" w:w="2600"/>
+            <w:tcW w:type="dxa" w:w="3600"/>
             <w:shd w:fill="13213A" w:color="auto" w:val="clear"/>
             <w:tcMar>
               <w:top w:type="dxa" w:w="70"/>
@@ -2037,13 +2740,13 @@
                 <w:sz w:val="19"/>
                 <w:szCs w:val="19"/>
               </w:rPr>
-              <w:t xml:space="preserve">症状</w:t>
-            </w:r>
-          </w:p>
-        </w:tc>
-        <w:tc>
-          <w:tcPr>
-            <w:tcW w:type="dxa" w:w="3000"/>
+              <w:t xml:space="preserve">信息</w:t>
+            </w:r>
+          </w:p>
+        </w:tc>
+        <w:tc>
+          <w:tcPr>
+            <w:tcW w:type="dxa" w:w="2200"/>
             <w:shd w:fill="13213A" w:color="auto" w:val="clear"/>
             <w:tcMar>
               <w:top w:type="dxa" w:w="70"/>
@@ -2065,13 +2768,13 @@
                 <w:sz w:val="19"/>
                 <w:szCs w:val="19"/>
               </w:rPr>
-              <w:t xml:space="preserve">为什么会发生</w:t>
-            </w:r>
-          </w:p>
-        </w:tc>
-        <w:tc>
-          <w:tcPr>
-            <w:tcW w:type="dxa" w:w="3840"/>
+              <w:t xml:space="preserve">是否进入 G 的下一轮输入</w:t>
+            </w:r>
+          </w:p>
+        </w:tc>
+        <w:tc>
+          <w:tcPr>
+            <w:tcW w:type="dxa" w:w="3640"/>
             <w:shd w:fill="13213A" w:color="auto" w:val="clear"/>
             <w:tcMar>
               <w:top w:type="dxa" w:w="70"/>
@@ -2093,7 +2796,7 @@
                 <w:sz w:val="19"/>
                 <w:szCs w:val="19"/>
               </w:rPr>
-              <w:t xml:space="preserve">网站里的对策</w:t>
+              <w:t xml:space="preserve">理由</w:t>
             </w:r>
           </w:p>
         </w:tc>
@@ -2101,82 +2804,82 @@
       <w:tr>
         <w:tc>
           <w:tcPr>
-            <w:tcW w:type="dxa" w:w="2600"/>
-            <w:tcMar>
-              <w:top w:type="dxa" w:w="70"/>
-              <w:left w:type="dxa" w:w="110"/>
-              <w:bottom w:type="dxa" w:w="70"/>
-              <w:right w:type="dxa" w:w="110"/>
-            </w:tcMar>
-          </w:tcPr>
-          <w:p>
-            <w:pPr>
-              <w:spacing w:after="0" w:line="300"/>
-            </w:pPr>
-            <w:r>
-              <w:rPr>
-                <w:rFonts w:ascii="Microsoft YaHei" w:cs="Microsoft YaHei" w:eastAsia="Microsoft YaHei" w:hAnsi="Microsoft YaHei"/>
-                <w:b w:val="false"/>
-                <w:bCs w:val="false"/>
-                <w:color w:val="13213A"/>
-                <w:sz w:val="19"/>
-                <w:szCs w:val="19"/>
-              </w:rPr>
-              <w:t xml:space="preserve">模式坍缩：后面几轮的因子越来越像</w:t>
-            </w:r>
-          </w:p>
-        </w:tc>
-        <w:tc>
-          <w:tcPr>
-            <w:tcW w:type="dxa" w:w="3000"/>
-            <w:tcMar>
-              <w:top w:type="dxa" w:w="70"/>
-              <w:left w:type="dxa" w:w="110"/>
-              <w:bottom w:type="dxa" w:w="70"/>
-              <w:right w:type="dxa" w:w="110"/>
-            </w:tcMar>
-          </w:tcPr>
-          <w:p>
-            <w:pPr>
-              <w:spacing w:after="0" w:line="300"/>
-            </w:pPr>
-            <w:r>
-              <w:rPr>
-                <w:rFonts w:ascii="Microsoft YaHei" w:cs="Microsoft YaHei" w:eastAsia="Microsoft YaHei" w:hAnsi="Microsoft YaHei"/>
-                <w:b w:val="false"/>
-                <w:bCs w:val="false"/>
-                <w:color w:val="13213A"/>
-                <w:sz w:val="19"/>
-                <w:szCs w:val="19"/>
-              </w:rPr>
-              <w:t xml:space="preserve">模型倾向于在成功的方向上小修小改</w:t>
-            </w:r>
-          </w:p>
-        </w:tc>
-        <w:tc>
-          <w:tcPr>
-            <w:tcW w:type="dxa" w:w="3840"/>
-            <w:tcMar>
-              <w:top w:type="dxa" w:w="70"/>
-              <w:left w:type="dxa" w:w="110"/>
-              <w:bottom w:type="dxa" w:w="70"/>
-              <w:right w:type="dxa" w:w="110"/>
-            </w:tcMar>
-          </w:tcPr>
-          <w:p>
-            <w:pPr>
-              <w:spacing w:after="0" w:line="300"/>
-            </w:pPr>
-            <w:r>
-              <w:rPr>
-                <w:rFonts w:ascii="Microsoft YaHei" w:cs="Microsoft YaHei" w:eastAsia="Microsoft YaHei" w:hAnsi="Microsoft YaHei"/>
-                <w:b w:val="false"/>
-                <w:bCs w:val="false"/>
-                <w:color w:val="13213A"/>
-                <w:sz w:val="19"/>
-                <w:szCs w:val="19"/>
-              </w:rPr>
-              <w:t xml:space="preserve">与库中因子相关超过 0.7 直接拒绝；提示词明确要求新方向</w:t>
+            <w:tcW w:type="dxa" w:w="3600"/>
+            <w:tcMar>
+              <w:top w:type="dxa" w:w="70"/>
+              <w:left w:type="dxa" w:w="110"/>
+              <w:bottom w:type="dxa" w:w="70"/>
+              <w:right w:type="dxa" w:w="110"/>
+            </w:tcMar>
+          </w:tcPr>
+          <w:p>
+            <w:pPr>
+              <w:spacing w:after="0" w:line="300"/>
+            </w:pPr>
+            <w:r>
+              <w:rPr>
+                <w:rFonts w:ascii="Microsoft YaHei" w:cs="Microsoft YaHei" w:eastAsia="Microsoft YaHei" w:hAnsi="Microsoft YaHei"/>
+                <w:b w:val="false"/>
+                <w:bCs w:val="false"/>
+                <w:color w:val="13213A"/>
+                <w:sz w:val="19"/>
+                <w:szCs w:val="19"/>
+              </w:rPr>
+              <w:t xml:space="preserve">已接受因子的表达式与样本内 IC</w:t>
+            </w:r>
+          </w:p>
+        </w:tc>
+        <w:tc>
+          <w:tcPr>
+            <w:tcW w:type="dxa" w:w="2200"/>
+            <w:tcMar>
+              <w:top w:type="dxa" w:w="70"/>
+              <w:left w:type="dxa" w:w="110"/>
+              <w:bottom w:type="dxa" w:w="70"/>
+              <w:right w:type="dxa" w:w="110"/>
+            </w:tcMar>
+          </w:tcPr>
+          <w:p>
+            <w:pPr>
+              <w:spacing w:after="0" w:line="300"/>
+            </w:pPr>
+            <w:r>
+              <w:rPr>
+                <w:rFonts w:ascii="Microsoft YaHei" w:cs="Microsoft YaHei" w:eastAsia="Microsoft YaHei" w:hAnsi="Microsoft YaHei"/>
+                <w:b w:val="false"/>
+                <w:bCs w:val="false"/>
+                <w:color w:val="13213A"/>
+                <w:sz w:val="19"/>
+                <w:szCs w:val="19"/>
+              </w:rPr>
+              <w:t xml:space="preserve">是</w:t>
+            </w:r>
+          </w:p>
+        </w:tc>
+        <w:tc>
+          <w:tcPr>
+            <w:tcW w:type="dxa" w:w="3640"/>
+            <w:tcMar>
+              <w:top w:type="dxa" w:w="70"/>
+              <w:left w:type="dxa" w:w="110"/>
+              <w:bottom w:type="dxa" w:w="70"/>
+              <w:right w:type="dxa" w:w="110"/>
+            </w:tcMar>
+          </w:tcPr>
+          <w:p>
+            <w:pPr>
+              <w:spacing w:after="0" w:line="300"/>
+            </w:pPr>
+            <w:r>
+              <w:rPr>
+                <w:rFonts w:ascii="Microsoft YaHei" w:cs="Microsoft YaHei" w:eastAsia="Microsoft YaHei" w:hAnsi="Microsoft YaHei"/>
+                <w:b w:val="false"/>
+                <w:bCs w:val="false"/>
+                <w:color w:val="13213A"/>
+                <w:sz w:val="19"/>
+                <w:szCs w:val="19"/>
+              </w:rPr>
+              <w:t xml:space="preserve">避免重复发明；给出方向参照</w:t>
             </w:r>
           </w:p>
         </w:tc>
@@ -2184,82 +2887,82 @@
       <w:tr>
         <w:tc>
           <w:tcPr>
-            <w:tcW w:type="dxa" w:w="2600"/>
-            <w:tcMar>
-              <w:top w:type="dxa" w:w="70"/>
-              <w:left w:type="dxa" w:w="110"/>
-              <w:bottom w:type="dxa" w:w="70"/>
-              <w:right w:type="dxa" w:w="110"/>
-            </w:tcMar>
-          </w:tcPr>
-          <w:p>
-            <w:pPr>
-              <w:spacing w:after="0" w:line="300"/>
-            </w:pPr>
-            <w:r>
-              <w:rPr>
-                <w:rFonts w:ascii="Microsoft YaHei" w:cs="Microsoft YaHei" w:eastAsia="Microsoft YaHei" w:hAnsi="Microsoft YaHei"/>
-                <w:b w:val="false"/>
-                <w:bCs w:val="false"/>
-                <w:color w:val="13213A"/>
-                <w:sz w:val="19"/>
-                <w:szCs w:val="19"/>
-              </w:rPr>
-              <w:t xml:space="preserve">错题本膨胀：提示词越来越长</w:t>
-            </w:r>
-          </w:p>
-        </w:tc>
-        <w:tc>
-          <w:tcPr>
-            <w:tcW w:type="dxa" w:w="3000"/>
-            <w:tcMar>
-              <w:top w:type="dxa" w:w="70"/>
-              <w:left w:type="dxa" w:w="110"/>
-              <w:bottom w:type="dxa" w:w="70"/>
-              <w:right w:type="dxa" w:w="110"/>
-            </w:tcMar>
-          </w:tcPr>
-          <w:p>
-            <w:pPr>
-              <w:spacing w:after="0" w:line="300"/>
-            </w:pPr>
-            <w:r>
-              <w:rPr>
-                <w:rFonts w:ascii="Microsoft YaHei" w:cs="Microsoft YaHei" w:eastAsia="Microsoft YaHei" w:hAnsi="Microsoft YaHei"/>
-                <w:b w:val="false"/>
-                <w:bCs w:val="false"/>
-                <w:color w:val="13213A"/>
-                <w:sz w:val="19"/>
-                <w:szCs w:val="19"/>
-              </w:rPr>
-              <w:t xml:space="preserve">每轮都往里加教训</w:t>
-            </w:r>
-          </w:p>
-        </w:tc>
-        <w:tc>
-          <w:tcPr>
-            <w:tcW w:type="dxa" w:w="3840"/>
-            <w:tcMar>
-              <w:top w:type="dxa" w:w="70"/>
-              <w:left w:type="dxa" w:w="110"/>
-              <w:bottom w:type="dxa" w:w="70"/>
-              <w:right w:type="dxa" w:w="110"/>
-            </w:tcMar>
-          </w:tcPr>
-          <w:p>
-            <w:pPr>
-              <w:spacing w:after="0" w:line="300"/>
-            </w:pPr>
-            <w:r>
-              <w:rPr>
-                <w:rFonts w:ascii="Microsoft YaHei" w:cs="Microsoft YaHei" w:eastAsia="Microsoft YaHei" w:hAnsi="Microsoft YaHei"/>
-                <w:b w:val="false"/>
-                <w:bCs w:val="false"/>
-                <w:color w:val="13213A"/>
-                <w:sz w:val="19"/>
-                <w:szCs w:val="19"/>
-              </w:rPr>
-              <w:t xml:space="preserve">教训去重、保留最新的有限条数；相似教训合并</w:t>
+            <w:tcW w:type="dxa" w:w="3600"/>
+            <w:tcMar>
+              <w:top w:type="dxa" w:w="70"/>
+              <w:left w:type="dxa" w:w="110"/>
+              <w:bottom w:type="dxa" w:w="70"/>
+              <w:right w:type="dxa" w:w="110"/>
+            </w:tcMar>
+          </w:tcPr>
+          <w:p>
+            <w:pPr>
+              <w:spacing w:after="0" w:line="300"/>
+            </w:pPr>
+            <w:r>
+              <w:rPr>
+                <w:rFonts w:ascii="Microsoft YaHei" w:cs="Microsoft YaHei" w:eastAsia="Microsoft YaHei" w:hAnsi="Microsoft YaHei"/>
+                <w:b w:val="false"/>
+                <w:bCs w:val="false"/>
+                <w:color w:val="13213A"/>
+                <w:sz w:val="19"/>
+                <w:szCs w:val="19"/>
+              </w:rPr>
+              <w:t xml:space="preserve">被拒候选的一句话原因</w:t>
+            </w:r>
+          </w:p>
+        </w:tc>
+        <w:tc>
+          <w:tcPr>
+            <w:tcW w:type="dxa" w:w="2200"/>
+            <w:tcMar>
+              <w:top w:type="dxa" w:w="70"/>
+              <w:left w:type="dxa" w:w="110"/>
+              <w:bottom w:type="dxa" w:w="70"/>
+              <w:right w:type="dxa" w:w="110"/>
+            </w:tcMar>
+          </w:tcPr>
+          <w:p>
+            <w:pPr>
+              <w:spacing w:after="0" w:line="300"/>
+            </w:pPr>
+            <w:r>
+              <w:rPr>
+                <w:rFonts w:ascii="Microsoft YaHei" w:cs="Microsoft YaHei" w:eastAsia="Microsoft YaHei" w:hAnsi="Microsoft YaHei"/>
+                <w:b w:val="false"/>
+                <w:bCs w:val="false"/>
+                <w:color w:val="13213A"/>
+                <w:sz w:val="19"/>
+                <w:szCs w:val="19"/>
+              </w:rPr>
+              <w:t xml:space="preserve">是</w:t>
+            </w:r>
+          </w:p>
+        </w:tc>
+        <w:tc>
+          <w:tcPr>
+            <w:tcW w:type="dxa" w:w="3640"/>
+            <w:tcMar>
+              <w:top w:type="dxa" w:w="70"/>
+              <w:left w:type="dxa" w:w="110"/>
+              <w:bottom w:type="dxa" w:w="70"/>
+              <w:right w:type="dxa" w:w="110"/>
+            </w:tcMar>
+          </w:tcPr>
+          <w:p>
+            <w:pPr>
+              <w:spacing w:after="0" w:line="300"/>
+            </w:pPr>
+            <w:r>
+              <w:rPr>
+                <w:rFonts w:ascii="Microsoft YaHei" w:cs="Microsoft YaHei" w:eastAsia="Microsoft YaHei" w:hAnsi="Microsoft YaHei"/>
+                <w:b w:val="false"/>
+                <w:bCs w:val="false"/>
+                <w:color w:val="13213A"/>
+                <w:sz w:val="19"/>
+                <w:szCs w:val="19"/>
+              </w:rPr>
+              <w:t xml:space="preserve">避免重复犯错</w:t>
             </w:r>
           </w:p>
         </w:tc>
@@ -2267,82 +2970,82 @@
       <w:tr>
         <w:tc>
           <w:tcPr>
-            <w:tcW w:type="dxa" w:w="2600"/>
-            <w:tcMar>
-              <w:top w:type="dxa" w:w="70"/>
-              <w:left w:type="dxa" w:w="110"/>
-              <w:bottom w:type="dxa" w:w="70"/>
-              <w:right w:type="dxa" w:w="110"/>
-            </w:tcMar>
-          </w:tcPr>
-          <w:p>
-            <w:pPr>
-              <w:spacing w:after="0" w:line="300"/>
-            </w:pPr>
-            <w:r>
-              <w:rPr>
-                <w:rFonts w:ascii="Microsoft YaHei" w:cs="Microsoft YaHei" w:eastAsia="Microsoft YaHei" w:hAnsi="Microsoft YaHei"/>
-                <w:b w:val="false"/>
-                <w:bCs w:val="false"/>
-                <w:color w:val="13213A"/>
-                <w:sz w:val="19"/>
-                <w:szCs w:val="19"/>
-              </w:rPr>
-              <w:t xml:space="preserve">对着模拟考背题</w:t>
-            </w:r>
-          </w:p>
-        </w:tc>
-        <w:tc>
-          <w:tcPr>
-            <w:tcW w:type="dxa" w:w="3000"/>
-            <w:tcMar>
-              <w:top w:type="dxa" w:w="70"/>
-              <w:left w:type="dxa" w:w="110"/>
-              <w:bottom w:type="dxa" w:w="70"/>
-              <w:right w:type="dxa" w:w="110"/>
-            </w:tcMar>
-          </w:tcPr>
-          <w:p>
-            <w:pPr>
-              <w:spacing w:after="0" w:line="300"/>
-            </w:pPr>
-            <w:r>
-              <w:rPr>
-                <w:rFonts w:ascii="Microsoft YaHei" w:cs="Microsoft YaHei" w:eastAsia="Microsoft YaHei" w:hAnsi="Microsoft YaHei"/>
-                <w:b w:val="false"/>
-                <w:bCs w:val="false"/>
-                <w:color w:val="13213A"/>
-                <w:sz w:val="19"/>
-                <w:szCs w:val="19"/>
-              </w:rPr>
-              <w:t xml:space="preserve">反复看到样本内成绩</w:t>
-            </w:r>
-          </w:p>
-        </w:tc>
-        <w:tc>
-          <w:tcPr>
-            <w:tcW w:type="dxa" w:w="3840"/>
-            <w:tcMar>
-              <w:top w:type="dxa" w:w="70"/>
-              <w:left w:type="dxa" w:w="110"/>
-              <w:bottom w:type="dxa" w:w="70"/>
-              <w:right w:type="dxa" w:w="110"/>
-            </w:tcMar>
-          </w:tcPr>
-          <w:p>
-            <w:pPr>
-              <w:spacing w:after="0" w:line="300"/>
-            </w:pPr>
-            <w:r>
-              <w:rPr>
-                <w:rFonts w:ascii="Microsoft YaHei" w:cs="Microsoft YaHei" w:eastAsia="Microsoft YaHei" w:hAnsi="Microsoft YaHei"/>
-                <w:b w:val="false"/>
-                <w:bCs w:val="false"/>
-                <w:color w:val="13213A"/>
-                <w:sz w:val="19"/>
-                <w:szCs w:val="19"/>
-              </w:rPr>
-              <w:t xml:space="preserve">高考一票否决；高考成绩不进反馈</w:t>
+            <w:tcW w:type="dxa" w:w="3600"/>
+            <w:tcMar>
+              <w:top w:type="dxa" w:w="70"/>
+              <w:left w:type="dxa" w:w="110"/>
+              <w:bottom w:type="dxa" w:w="70"/>
+              <w:right w:type="dxa" w:w="110"/>
+            </w:tcMar>
+          </w:tcPr>
+          <w:p>
+            <w:pPr>
+              <w:spacing w:after="0" w:line="300"/>
+            </w:pPr>
+            <w:r>
+              <w:rPr>
+                <w:rFonts w:ascii="Microsoft YaHei" w:cs="Microsoft YaHei" w:eastAsia="Microsoft YaHei" w:hAnsi="Microsoft YaHei"/>
+                <w:b w:val="false"/>
+                <w:bCs w:val="false"/>
+                <w:color w:val="13213A"/>
+                <w:sz w:val="19"/>
+                <w:szCs w:val="19"/>
+              </w:rPr>
+              <w:t xml:space="preserve">冗余拒绝时与哪个库内因子相关</w:t>
+            </w:r>
+          </w:p>
+        </w:tc>
+        <w:tc>
+          <w:tcPr>
+            <w:tcW w:type="dxa" w:w="2200"/>
+            <w:tcMar>
+              <w:top w:type="dxa" w:w="70"/>
+              <w:left w:type="dxa" w:w="110"/>
+              <w:bottom w:type="dxa" w:w="70"/>
+              <w:right w:type="dxa" w:w="110"/>
+            </w:tcMar>
+          </w:tcPr>
+          <w:p>
+            <w:pPr>
+              <w:spacing w:after="0" w:line="300"/>
+            </w:pPr>
+            <w:r>
+              <w:rPr>
+                <w:rFonts w:ascii="Microsoft YaHei" w:cs="Microsoft YaHei" w:eastAsia="Microsoft YaHei" w:hAnsi="Microsoft YaHei"/>
+                <w:b w:val="false"/>
+                <w:bCs w:val="false"/>
+                <w:color w:val="13213A"/>
+                <w:sz w:val="19"/>
+                <w:szCs w:val="19"/>
+              </w:rPr>
+              <w:t xml:space="preserve">是</w:t>
+            </w:r>
+          </w:p>
+        </w:tc>
+        <w:tc>
+          <w:tcPr>
+            <w:tcW w:type="dxa" w:w="3640"/>
+            <w:tcMar>
+              <w:top w:type="dxa" w:w="70"/>
+              <w:left w:type="dxa" w:w="110"/>
+              <w:bottom w:type="dxa" w:w="70"/>
+              <w:right w:type="dxa" w:w="110"/>
+            </w:tcMar>
+          </w:tcPr>
+          <w:p>
+            <w:pPr>
+              <w:spacing w:after="0" w:line="300"/>
+            </w:pPr>
+            <w:r>
+              <w:rPr>
+                <w:rFonts w:ascii="Microsoft YaHei" w:cs="Microsoft YaHei" w:eastAsia="Microsoft YaHei" w:hAnsi="Microsoft YaHei"/>
+                <w:b w:val="false"/>
+                <w:bCs w:val="false"/>
+                <w:color w:val="13213A"/>
+                <w:sz w:val="19"/>
+                <w:szCs w:val="19"/>
+              </w:rPr>
+              <w:t xml:space="preserve">引导离开已覆盖方向</w:t>
             </w:r>
           </w:p>
         </w:tc>
@@ -2350,82 +3053,82 @@
       <w:tr>
         <w:tc>
           <w:tcPr>
-            <w:tcW w:type="dxa" w:w="2600"/>
-            <w:tcMar>
-              <w:top w:type="dxa" w:w="70"/>
-              <w:left w:type="dxa" w:w="110"/>
-              <w:bottom w:type="dxa" w:w="70"/>
-              <w:right w:type="dxa" w:w="110"/>
-            </w:tcMar>
-          </w:tcPr>
-          <w:p>
-            <w:pPr>
-              <w:spacing w:after="0" w:line="300"/>
-            </w:pPr>
-            <w:r>
-              <w:rPr>
-                <w:rFonts w:ascii="Microsoft YaHei" w:cs="Microsoft YaHei" w:eastAsia="Microsoft YaHei" w:hAnsi="Microsoft YaHei"/>
-                <w:b w:val="false"/>
-                <w:bCs w:val="false"/>
-                <w:color w:val="13213A"/>
-                <w:sz w:val="19"/>
-                <w:szCs w:val="19"/>
-              </w:rPr>
-              <w:t xml:space="preserve">为凑数放水</w:t>
-            </w:r>
-          </w:p>
-        </w:tc>
-        <w:tc>
-          <w:tcPr>
-            <w:tcW w:type="dxa" w:w="3000"/>
-            <w:tcMar>
-              <w:top w:type="dxa" w:w="70"/>
-              <w:left w:type="dxa" w:w="110"/>
-              <w:bottom w:type="dxa" w:w="70"/>
-              <w:right w:type="dxa" w:w="110"/>
-            </w:tcMar>
-          </w:tcPr>
-          <w:p>
-            <w:pPr>
-              <w:spacing w:after="0" w:line="300"/>
-            </w:pPr>
-            <w:r>
-              <w:rPr>
-                <w:rFonts w:ascii="Microsoft YaHei" w:cs="Microsoft YaHei" w:eastAsia="Microsoft YaHei" w:hAnsi="Microsoft YaHei"/>
-                <w:b w:val="false"/>
-                <w:bCs w:val="false"/>
-                <w:color w:val="13213A"/>
-                <w:sz w:val="19"/>
-                <w:szCs w:val="19"/>
-              </w:rPr>
-              <w:t xml:space="preserve">人和机器都想「有产出」</w:t>
-            </w:r>
-          </w:p>
-        </w:tc>
-        <w:tc>
-          <w:tcPr>
-            <w:tcW w:type="dxa" w:w="3840"/>
-            <w:tcMar>
-              <w:top w:type="dxa" w:w="70"/>
-              <w:left w:type="dxa" w:w="110"/>
-              <w:bottom w:type="dxa" w:w="70"/>
-              <w:right w:type="dxa" w:w="110"/>
-            </w:tcMar>
-          </w:tcPr>
-          <w:p>
-            <w:pPr>
-              <w:spacing w:after="0" w:line="300"/>
-            </w:pPr>
-            <w:r>
-              <w:rPr>
-                <w:rFonts w:ascii="Microsoft YaHei" w:cs="Microsoft YaHei" w:eastAsia="Microsoft YaHei" w:hAnsi="Microsoft YaHei"/>
-                <w:b w:val="false"/>
-                <w:bCs w:val="false"/>
-                <w:color w:val="13213A"/>
-                <w:sz w:val="19"/>
-                <w:szCs w:val="19"/>
-              </w:rPr>
-              <w:t xml:space="preserve">允许零接受；界面解释原因而不是降低门槛</w:t>
+            <w:tcW w:type="dxa" w:w="3600"/>
+            <w:tcMar>
+              <w:top w:type="dxa" w:w="70"/>
+              <w:left w:type="dxa" w:w="110"/>
+              <w:bottom w:type="dxa" w:w="70"/>
+              <w:right w:type="dxa" w:w="110"/>
+            </w:tcMar>
+          </w:tcPr>
+          <w:p>
+            <w:pPr>
+              <w:spacing w:after="0" w:line="300"/>
+            </w:pPr>
+            <w:r>
+              <w:rPr>
+                <w:rFonts w:ascii="Microsoft YaHei" w:cs="Microsoft YaHei" w:eastAsia="Microsoft YaHei" w:hAnsi="Microsoft YaHei"/>
+                <w:b w:val="false"/>
+                <w:bCs w:val="false"/>
+                <w:color w:val="13213A"/>
+                <w:sz w:val="19"/>
+                <w:szCs w:val="19"/>
+              </w:rPr>
+              <w:t xml:space="preserve">留出集是否通过</w:t>
+            </w:r>
+          </w:p>
+        </w:tc>
+        <w:tc>
+          <w:tcPr>
+            <w:tcW w:type="dxa" w:w="2200"/>
+            <w:tcMar>
+              <w:top w:type="dxa" w:w="70"/>
+              <w:left w:type="dxa" w:w="110"/>
+              <w:bottom w:type="dxa" w:w="70"/>
+              <w:right w:type="dxa" w:w="110"/>
+            </w:tcMar>
+          </w:tcPr>
+          <w:p>
+            <w:pPr>
+              <w:spacing w:after="0" w:line="300"/>
+            </w:pPr>
+            <w:r>
+              <w:rPr>
+                <w:rFonts w:ascii="Microsoft YaHei" w:cs="Microsoft YaHei" w:eastAsia="Microsoft YaHei" w:hAnsi="Microsoft YaHei"/>
+                <w:b w:val="false"/>
+                <w:bCs w:val="false"/>
+                <w:color w:val="13213A"/>
+                <w:sz w:val="19"/>
+                <w:szCs w:val="19"/>
+              </w:rPr>
+              <w:t xml:space="preserve">是（仅二值）</w:t>
+            </w:r>
+          </w:p>
+        </w:tc>
+        <w:tc>
+          <w:tcPr>
+            <w:tcW w:type="dxa" w:w="3640"/>
+            <w:tcMar>
+              <w:top w:type="dxa" w:w="70"/>
+              <w:left w:type="dxa" w:w="110"/>
+              <w:bottom w:type="dxa" w:w="70"/>
+              <w:right w:type="dxa" w:w="110"/>
+            </w:tcMar>
+          </w:tcPr>
+          <w:p>
+            <w:pPr>
+              <w:spacing w:after="0" w:line="300"/>
+            </w:pPr>
+            <w:r>
+              <w:rPr>
+                <w:rFonts w:ascii="Microsoft YaHei" w:cs="Microsoft YaHei" w:eastAsia="Microsoft YaHei" w:hAnsi="Microsoft YaHei"/>
+                <w:b w:val="false"/>
+                <w:bCs w:val="false"/>
+                <w:color w:val="13213A"/>
+                <w:sz w:val="19"/>
+                <w:szCs w:val="19"/>
+              </w:rPr>
+              <w:t xml:space="preserve">让模型知道方向不通</w:t>
             </w:r>
           </w:p>
         </w:tc>
@@ -2433,82 +3136,165 @@
       <w:tr>
         <w:tc>
           <w:tcPr>
-            <w:tcW w:type="dxa" w:w="2600"/>
-            <w:tcMar>
-              <w:top w:type="dxa" w:w="70"/>
-              <w:left w:type="dxa" w:w="110"/>
-              <w:bottom w:type="dxa" w:w="70"/>
-              <w:right w:type="dxa" w:w="110"/>
-            </w:tcMar>
-          </w:tcPr>
-          <w:p>
-            <w:pPr>
-              <w:spacing w:after="0" w:line="300"/>
-            </w:pPr>
-            <w:r>
-              <w:rPr>
-                <w:rFonts w:ascii="Microsoft YaHei" w:cs="Microsoft YaHei" w:eastAsia="Microsoft YaHei" w:hAnsi="Microsoft YaHei"/>
-                <w:b w:val="false"/>
-                <w:bCs w:val="false"/>
-                <w:color w:val="13213A"/>
-                <w:sz w:val="19"/>
-                <w:szCs w:val="19"/>
-              </w:rPr>
-              <w:t xml:space="preserve">表达式越搭越长</w:t>
-            </w:r>
-          </w:p>
-        </w:tc>
-        <w:tc>
-          <w:tcPr>
-            <w:tcW w:type="dxa" w:w="3000"/>
-            <w:tcMar>
-              <w:top w:type="dxa" w:w="70"/>
-              <w:left w:type="dxa" w:w="110"/>
-              <w:bottom w:type="dxa" w:w="70"/>
-              <w:right w:type="dxa" w:w="110"/>
-            </w:tcMar>
-          </w:tcPr>
-          <w:p>
-            <w:pPr>
-              <w:spacing w:after="0" w:line="300"/>
-            </w:pPr>
-            <w:r>
-              <w:rPr>
-                <w:rFonts w:ascii="Microsoft YaHei" w:cs="Microsoft YaHei" w:eastAsia="Microsoft YaHei" w:hAnsi="Microsoft YaHei"/>
-                <w:b w:val="false"/>
-                <w:bCs w:val="false"/>
-                <w:color w:val="13213A"/>
-                <w:sz w:val="19"/>
-                <w:szCs w:val="19"/>
-              </w:rPr>
-              <w:t xml:space="preserve">复杂的表达式在样本内更容易拟合</w:t>
-            </w:r>
-          </w:p>
-        </w:tc>
-        <w:tc>
-          <w:tcPr>
-            <w:tcW w:type="dxa" w:w="3840"/>
-            <w:tcMar>
-              <w:top w:type="dxa" w:w="70"/>
-              <w:left w:type="dxa" w:w="110"/>
-              <w:bottom w:type="dxa" w:w="70"/>
-              <w:right w:type="dxa" w:w="110"/>
-            </w:tcMar>
-          </w:tcPr>
-          <w:p>
-            <w:pPr>
-              <w:spacing w:after="0" w:line="300"/>
-            </w:pPr>
-            <w:r>
-              <w:rPr>
-                <w:rFonts w:ascii="Microsoft YaHei" w:cs="Microsoft YaHei" w:eastAsia="Microsoft YaHei" w:hAnsi="Microsoft YaHei"/>
-                <w:b w:val="false"/>
-                <w:bCs w:val="false"/>
-                <w:color w:val="13213A"/>
-                <w:sz w:val="19"/>
-                <w:szCs w:val="19"/>
-              </w:rPr>
-              <w:t xml:space="preserve">语法树节点数不超过 24；必须至少含一个变换算子</w:t>
+            <w:tcW w:type="dxa" w:w="3600"/>
+            <w:tcMar>
+              <w:top w:type="dxa" w:w="70"/>
+              <w:left w:type="dxa" w:w="110"/>
+              <w:bottom w:type="dxa" w:w="70"/>
+              <w:right w:type="dxa" w:w="110"/>
+            </w:tcMar>
+          </w:tcPr>
+          <w:p>
+            <w:pPr>
+              <w:spacing w:after="0" w:line="300"/>
+            </w:pPr>
+            <w:r>
+              <w:rPr>
+                <w:rFonts w:ascii="Microsoft YaHei" w:cs="Microsoft YaHei" w:eastAsia="Microsoft YaHei" w:hAnsi="Microsoft YaHei"/>
+                <w:b w:val="false"/>
+                <w:bCs w:val="false"/>
+                <w:color w:val="13213A"/>
+                <w:sz w:val="19"/>
+                <w:szCs w:val="19"/>
+              </w:rPr>
+              <w:t xml:space="preserve">留出集的 IC 数值</w:t>
+            </w:r>
+          </w:p>
+        </w:tc>
+        <w:tc>
+          <w:tcPr>
+            <w:tcW w:type="dxa" w:w="2200"/>
+            <w:tcMar>
+              <w:top w:type="dxa" w:w="70"/>
+              <w:left w:type="dxa" w:w="110"/>
+              <w:bottom w:type="dxa" w:w="70"/>
+              <w:right w:type="dxa" w:w="110"/>
+            </w:tcMar>
+          </w:tcPr>
+          <w:p>
+            <w:pPr>
+              <w:spacing w:after="0" w:line="300"/>
+            </w:pPr>
+            <w:r>
+              <w:rPr>
+                <w:rFonts w:ascii="Microsoft YaHei" w:cs="Microsoft YaHei" w:eastAsia="Microsoft YaHei" w:hAnsi="Microsoft YaHei"/>
+                <w:b w:val="false"/>
+                <w:bCs w:val="false"/>
+                <w:color w:val="13213A"/>
+                <w:sz w:val="19"/>
+                <w:szCs w:val="19"/>
+              </w:rPr>
+              <w:t xml:space="preserve">否</w:t>
+            </w:r>
+          </w:p>
+        </w:tc>
+        <w:tc>
+          <w:tcPr>
+            <w:tcW w:type="dxa" w:w="3640"/>
+            <w:tcMar>
+              <w:top w:type="dxa" w:w="70"/>
+              <w:left w:type="dxa" w:w="110"/>
+              <w:bottom w:type="dxa" w:w="70"/>
+              <w:right w:type="dxa" w:w="110"/>
+            </w:tcMar>
+          </w:tcPr>
+          <w:p>
+            <w:pPr>
+              <w:spacing w:after="0" w:line="300"/>
+            </w:pPr>
+            <w:r>
+              <w:rPr>
+                <w:rFonts w:ascii="Microsoft YaHei" w:cs="Microsoft YaHei" w:eastAsia="Microsoft YaHei" w:hAnsi="Microsoft YaHei"/>
+                <w:b w:val="false"/>
+                <w:bCs w:val="false"/>
+                <w:color w:val="13213A"/>
+                <w:sz w:val="19"/>
+                <w:szCs w:val="19"/>
+              </w:rPr>
+              <w:t xml:space="preserve">任何可用于微调的留出信息都会把留出集变成第二个样本内</w:t>
+            </w:r>
+          </w:p>
+        </w:tc>
+      </w:tr>
+      <w:tr>
+        <w:tc>
+          <w:tcPr>
+            <w:tcW w:type="dxa" w:w="3600"/>
+            <w:tcMar>
+              <w:top w:type="dxa" w:w="70"/>
+              <w:left w:type="dxa" w:w="110"/>
+              <w:bottom w:type="dxa" w:w="70"/>
+              <w:right w:type="dxa" w:w="110"/>
+            </w:tcMar>
+          </w:tcPr>
+          <w:p>
+            <w:pPr>
+              <w:spacing w:after="0" w:line="300"/>
+            </w:pPr>
+            <w:r>
+              <w:rPr>
+                <w:rFonts w:ascii="Microsoft YaHei" w:cs="Microsoft YaHei" w:eastAsia="Microsoft YaHei" w:hAnsi="Microsoft YaHei"/>
+                <w:b w:val="false"/>
+                <w:bCs w:val="false"/>
+                <w:color w:val="13213A"/>
+                <w:sz w:val="19"/>
+                <w:szCs w:val="19"/>
+              </w:rPr>
+              <w:t xml:space="preserve">逐日 IC 序列</w:t>
+            </w:r>
+          </w:p>
+        </w:tc>
+        <w:tc>
+          <w:tcPr>
+            <w:tcW w:type="dxa" w:w="2200"/>
+            <w:tcMar>
+              <w:top w:type="dxa" w:w="70"/>
+              <w:left w:type="dxa" w:w="110"/>
+              <w:bottom w:type="dxa" w:w="70"/>
+              <w:right w:type="dxa" w:w="110"/>
+            </w:tcMar>
+          </w:tcPr>
+          <w:p>
+            <w:pPr>
+              <w:spacing w:after="0" w:line="300"/>
+            </w:pPr>
+            <w:r>
+              <w:rPr>
+                <w:rFonts w:ascii="Microsoft YaHei" w:cs="Microsoft YaHei" w:eastAsia="Microsoft YaHei" w:hAnsi="Microsoft YaHei"/>
+                <w:b w:val="false"/>
+                <w:bCs w:val="false"/>
+                <w:color w:val="13213A"/>
+                <w:sz w:val="19"/>
+                <w:szCs w:val="19"/>
+              </w:rPr>
+              <w:t xml:space="preserve">否</w:t>
+            </w:r>
+          </w:p>
+        </w:tc>
+        <w:tc>
+          <w:tcPr>
+            <w:tcW w:type="dxa" w:w="3640"/>
+            <w:tcMar>
+              <w:top w:type="dxa" w:w="70"/>
+              <w:left w:type="dxa" w:w="110"/>
+              <w:bottom w:type="dxa" w:w="70"/>
+              <w:right w:type="dxa" w:w="110"/>
+            </w:tcMar>
+          </w:tcPr>
+          <w:p>
+            <w:pPr>
+              <w:spacing w:after="0" w:line="300"/>
+            </w:pPr>
+            <w:r>
+              <w:rPr>
+                <w:rFonts w:ascii="Microsoft YaHei" w:cs="Microsoft YaHei" w:eastAsia="Microsoft YaHei" w:hAnsi="Microsoft YaHei"/>
+                <w:b w:val="false"/>
+                <w:bCs w:val="false"/>
+                <w:color w:val="13213A"/>
+                <w:sz w:val="19"/>
+                <w:szCs w:val="19"/>
+              </w:rPr>
+              <w:t xml:space="preserve">同上，且会诱导对特定时段拟合</w:t>
             </w:r>
           </w:p>
         </w:tc>
@@ -2516,23 +3302,6 @@
     </w:tbl>
     <w:p>
       <w:pPr>
-        <w:pStyle w:val="Heading3"/>
-        <w:spacing w:after="80" w:before="200"/>
-      </w:pPr>
-      <w:r>
-        <w:rPr>
-          <w:rFonts w:ascii="Microsoft YaHei" w:cs="Microsoft YaHei" w:eastAsia="Microsoft YaHei" w:hAnsi="Microsoft YaHei"/>
-          <w:b/>
-          <w:bCs/>
-          <w:color w:val="6D4AFF"/>
-          <w:sz w:val="22"/>
-          <w:szCs w:val="22"/>
-        </w:rPr>
-        <w:t xml:space="preserve">5.7 在网站里怎么看到它</w:t>
-      </w:r>
-    </w:p>
-    <w:p>
-      <w:pPr>
         <w:spacing w:after="140" w:line="340"/>
       </w:pPr>
       <w:r>
@@ -2542,49 +3311,13 @@
           <w:sz w:val="21"/>
           <w:szCs w:val="21"/>
         </w:rPr>
-        <w:t xml:space="preserve">打开「因子挖掘」板块，引擎选 LLM，点开始。屏幕会一轮一轮滚动：每条候选后面跟着接受或拒绝，以及一句理由；每轮结束会列出新增的教训。关掉网页再回来，已接受因子和教训都还在，下一次挖掘直接从上次的错题本开始。这就是「跨次记忆」——循环不只在一次会话里转，也跨会话转。</w:t>
-      </w:r>
-    </w:p>
-    <w:p>
-      <w:pPr>
-        <w:spacing w:after="140" w:line="340"/>
-      </w:pPr>
-      <w:r>
-        <w:rPr>
-          <w:rFonts w:ascii="Microsoft YaHei" w:cs="Microsoft YaHei" w:eastAsia="Microsoft YaHei" w:hAnsi="Microsoft YaHei"/>
-          <w:i/>
-          <w:iCs/>
-          <w:color w:val="6B7A90"/>
-          <w:sz w:val="19"/>
-          <w:szCs w:val="19"/>
-        </w:rPr>
-        <w:t xml:space="preserve">演示提示：LLM 引擎按 IP 限流（每天 5 次挖掘），课前先跑好一轮，截图备用。</w:t>
-      </w:r>
-    </w:p>
-    <w:p>
-      <w:pPr>
-        <w:pStyle w:val="Heading1"/>
-        <w:spacing w:after="140" w:before="360"/>
-      </w:pPr>
-      <w:r>
-        <w:rPr>
-          <w:rFonts w:ascii="Microsoft YaHei" w:cs="Microsoft YaHei" w:eastAsia="Microsoft YaHei" w:hAnsi="Microsoft YaHei"/>
-          <w:b/>
-          <w:bCs/>
-          <w:color w:val="13213A"/>
-          <w:sz w:val="30"/>
-          <w:szCs w:val="30"/>
-        </w:rPr>
-        <w:t xml:space="preserve">六、另一条路：不靠语言模型的进化（2 分钟）</w:t>
-      </w:r>
-    </w:p>
-    <w:p>
-      <w:pPr>
-        <w:pBdr>
-          <w:left w:val="single" w:color="0FA8C9" w:sz="12" w:space="8"/>
-        </w:pBdr>
-        <w:spacing w:after="140" w:line="340"/>
-        <w:ind w:left="360"/>
+        <w:t xml:space="preserve">这条原则决定了闭环方法能否保持样本外有效性。模型可以知道「这条路不通」，但不能获得「往哪个方向微调就能通过」的梯度信息。</w:t>
+      </w:r>
+    </w:p>
+    <w:p>
+      <w:pPr>
+        <w:pStyle w:val="Heading2"/>
+        <w:spacing w:after="100" w:before="260"/>
       </w:pPr>
       <w:r>
         <w:rPr>
@@ -2592,19 +3325,10 @@
           <w:b/>
           <w:bCs/>
           <w:color w:val="0FA8C9"/>
-          <w:sz w:val="20"/>
-          <w:szCs w:val="20"/>
-        </w:rPr>
-        <w:t xml:space="preserve">讲法示例：</w:t>
-      </w:r>
-      <w:r>
-        <w:rPr>
-          <w:rFonts w:ascii="Microsoft YaHei" w:cs="Microsoft YaHei" w:eastAsia="Microsoft YaHei" w:hAnsi="Microsoft YaHei"/>
-          <w:color w:val="13213A"/>
-          <w:sz w:val="20"/>
-          <w:szCs w:val="20"/>
-        </w:rPr>
-        <w:t xml:space="preserve">如果不用大语言模型，还有一条老路：物竞天择。随机搭几十个积木组合当作第一代；算 IC 当作适应度；适应度高的活下来，两两交换一部分积木（交叉），偶尔随机改一块（变异）；下一代再算。几十代之后，剩下的都是在这段河滩上筛得最好的筛子。</w:t>
+          <w:sz w:val="24"/>
+          <w:szCs w:val="24"/>
+        </w:rPr>
+        <w:t xml:space="preserve">4.4　迭代示例（三轮）</w:t>
       </w:r>
     </w:p>
     <w:p>
@@ -2618,7 +3342,944 @@
           <w:sz w:val="21"/>
           <w:szCs w:val="21"/>
         </w:rPr>
-        <w:t xml:space="preserve">这叫遗传编程。网站的进化引擎里，适应度不只看 IC：稳定的加分，表达式每多一块积木扣一点分（防止越搭越长），和已发现因子太像的直接打对折（逼着种群去探索新地方）。每一代的前 8 名进「名人堂」，屏幕上实时刷新。</w:t>
+        <w:t xml:space="preserve">以下示例取自美股、h = 10、standard 档的一次典型运行，数值为示意。</w:t>
+      </w:r>
+    </w:p>
+    <w:tbl>
+      <w:tblPr>
+        <w:tblW w:type="dxa" w:w="9440"/>
+        <w:tblBorders>
+          <w:top w:val="single" w:color="auto" w:sz="4"/>
+          <w:left w:val="single" w:color="auto" w:sz="4"/>
+          <w:bottom w:val="single" w:color="auto" w:sz="4"/>
+          <w:right w:val="single" w:color="auto" w:sz="4"/>
+          <w:insideH w:val="single" w:color="auto" w:sz="4"/>
+          <w:insideV w:val="single" w:color="auto" w:sz="4"/>
+        </w:tblBorders>
+      </w:tblPr>
+      <w:tblGrid>
+        <w:gridCol w:w="700"/>
+        <w:gridCol w:w="3000"/>
+        <w:gridCol w:w="3000"/>
+        <w:gridCol w:w="2740"/>
+      </w:tblGrid>
+      <w:tr>
+        <w:trPr>
+          <w:tblHeader/>
+        </w:trPr>
+        <w:tc>
+          <w:tcPr>
+            <w:tcW w:type="dxa" w:w="700"/>
+            <w:shd w:fill="13213A" w:color="auto" w:val="clear"/>
+            <w:tcMar>
+              <w:top w:type="dxa" w:w="70"/>
+              <w:left w:type="dxa" w:w="110"/>
+              <w:bottom w:type="dxa" w:w="70"/>
+              <w:right w:type="dxa" w:w="110"/>
+            </w:tcMar>
+          </w:tcPr>
+          <w:p>
+            <w:pPr>
+              <w:spacing w:after="0" w:line="300"/>
+            </w:pPr>
+            <w:r>
+              <w:rPr>
+                <w:rFonts w:ascii="Microsoft YaHei" w:cs="Microsoft YaHei" w:eastAsia="Microsoft YaHei" w:hAnsi="Microsoft YaHei"/>
+                <w:b/>
+                <w:bCs/>
+                <w:color w:val="FFFFFF"/>
+                <w:sz w:val="19"/>
+                <w:szCs w:val="19"/>
+              </w:rPr>
+              <w:t xml:space="preserve">轮次</w:t>
+            </w:r>
+          </w:p>
+        </w:tc>
+        <w:tc>
+          <w:tcPr>
+            <w:tcW w:type="dxa" w:w="3000"/>
+            <w:shd w:fill="13213A" w:color="auto" w:val="clear"/>
+            <w:tcMar>
+              <w:top w:type="dxa" w:w="70"/>
+              <w:left w:type="dxa" w:w="110"/>
+              <w:bottom w:type="dxa" w:w="70"/>
+              <w:right w:type="dxa" w:w="110"/>
+            </w:tcMar>
+          </w:tcPr>
+          <w:p>
+            <w:pPr>
+              <w:spacing w:after="0" w:line="300"/>
+            </w:pPr>
+            <w:r>
+              <w:rPr>
+                <w:rFonts w:ascii="Microsoft YaHei" w:cs="Microsoft YaHei" w:eastAsia="Microsoft YaHei" w:hAnsi="Microsoft YaHei"/>
+                <w:b/>
+                <w:bCs/>
+                <w:color w:val="FFFFFF"/>
+                <w:sz w:val="19"/>
+                <w:szCs w:val="19"/>
+              </w:rPr>
+              <w:t xml:space="preserve">候选（节选）</w:t>
+            </w:r>
+          </w:p>
+        </w:tc>
+        <w:tc>
+          <w:tcPr>
+            <w:tcW w:type="dxa" w:w="3000"/>
+            <w:shd w:fill="13213A" w:color="auto" w:val="clear"/>
+            <w:tcMar>
+              <w:top w:type="dxa" w:w="70"/>
+              <w:left w:type="dxa" w:w="110"/>
+              <w:bottom w:type="dxa" w:w="70"/>
+              <w:right w:type="dxa" w:w="110"/>
+            </w:tcMar>
+          </w:tcPr>
+          <w:p>
+            <w:pPr>
+              <w:spacing w:after="0" w:line="300"/>
+            </w:pPr>
+            <w:r>
+              <w:rPr>
+                <w:rFonts w:ascii="Microsoft YaHei" w:cs="Microsoft YaHei" w:eastAsia="Microsoft YaHei" w:hAnsi="Microsoft YaHei"/>
+                <w:b/>
+                <w:bCs/>
+                <w:color w:val="FFFFFF"/>
+                <w:sz w:val="19"/>
+                <w:szCs w:val="19"/>
+              </w:rPr>
+              <w:t xml:space="preserve">评估结果</w:t>
+            </w:r>
+          </w:p>
+        </w:tc>
+        <w:tc>
+          <w:tcPr>
+            <w:tcW w:type="dxa" w:w="2740"/>
+            <w:shd w:fill="13213A" w:color="auto" w:val="clear"/>
+            <w:tcMar>
+              <w:top w:type="dxa" w:w="70"/>
+              <w:left w:type="dxa" w:w="110"/>
+              <w:bottom w:type="dxa" w:w="70"/>
+              <w:right w:type="dxa" w:w="110"/>
+            </w:tcMar>
+          </w:tcPr>
+          <w:p>
+            <w:pPr>
+              <w:spacing w:after="0" w:line="300"/>
+            </w:pPr>
+            <w:r>
+              <w:rPr>
+                <w:rFonts w:ascii="Microsoft YaHei" w:cs="Microsoft YaHei" w:eastAsia="Microsoft YaHei" w:hAnsi="Microsoft YaHei"/>
+                <w:b/>
+                <w:bCs/>
+                <w:color w:val="FFFFFF"/>
+                <w:sz w:val="19"/>
+                <w:szCs w:val="19"/>
+              </w:rPr>
+              <w:t xml:space="preserve">写入教训 L</w:t>
+            </w:r>
+          </w:p>
+        </w:tc>
+      </w:tr>
+      <w:tr>
+        <w:tc>
+          <w:tcPr>
+            <w:tcW w:type="dxa" w:w="700"/>
+            <w:tcMar>
+              <w:top w:type="dxa" w:w="70"/>
+              <w:left w:type="dxa" w:w="110"/>
+              <w:bottom w:type="dxa" w:w="70"/>
+              <w:right w:type="dxa" w:w="110"/>
+            </w:tcMar>
+          </w:tcPr>
+          <w:p>
+            <w:pPr>
+              <w:spacing w:after="0" w:line="300"/>
+            </w:pPr>
+            <w:r>
+              <w:rPr>
+                <w:rFonts w:ascii="Microsoft YaHei" w:cs="Microsoft YaHei" w:eastAsia="Microsoft YaHei" w:hAnsi="Microsoft YaHei"/>
+                <w:b w:val="false"/>
+                <w:bCs w:val="false"/>
+                <w:color w:val="13213A"/>
+                <w:sz w:val="19"/>
+                <w:szCs w:val="19"/>
+              </w:rPr>
+              <w:t xml:space="preserve">1</w:t>
+            </w:r>
+          </w:p>
+        </w:tc>
+        <w:tc>
+          <w:tcPr>
+            <w:tcW w:type="dxa" w:w="3000"/>
+            <w:tcMar>
+              <w:top w:type="dxa" w:w="70"/>
+              <w:left w:type="dxa" w:w="110"/>
+              <w:bottom w:type="dxa" w:w="70"/>
+              <w:right w:type="dxa" w:w="110"/>
+            </w:tcMar>
+          </w:tcPr>
+          <w:p>
+            <w:pPr>
+              <w:spacing w:after="0" w:line="300"/>
+            </w:pPr>
+            <w:r>
+              <w:rPr>
+                <w:rFonts w:ascii="Microsoft YaHei" w:cs="Microsoft YaHei" w:eastAsia="Microsoft YaHei" w:hAnsi="Microsoft YaHei"/>
+                <w:b w:val="false"/>
+                <w:bCs w:val="false"/>
+                <w:color w:val="13213A"/>
+                <w:sz w:val="19"/>
+                <w:szCs w:val="19"/>
+              </w:rPr>
+              <w:t xml:space="preserve">rank(delta(close,20))</w:t>
+            </w:r>
+          </w:p>
+        </w:tc>
+        <w:tc>
+          <w:tcPr>
+            <w:tcW w:type="dxa" w:w="3000"/>
+            <w:tcMar>
+              <w:top w:type="dxa" w:w="70"/>
+              <w:left w:type="dxa" w:w="110"/>
+              <w:bottom w:type="dxa" w:w="70"/>
+              <w:right w:type="dxa" w:w="110"/>
+            </w:tcMar>
+          </w:tcPr>
+          <w:p>
+            <w:pPr>
+              <w:spacing w:after="0" w:line="300"/>
+            </w:pPr>
+            <w:r>
+              <w:rPr>
+                <w:rFonts w:ascii="Microsoft YaHei" w:cs="Microsoft YaHei" w:eastAsia="Microsoft YaHei" w:hAnsi="Microsoft YaHei"/>
+                <w:b w:val="false"/>
+                <w:bCs w:val="false"/>
+                <w:color w:val="13213A"/>
+                <w:sz w:val="19"/>
+                <w:szCs w:val="19"/>
+              </w:rPr>
+              <w:t xml:space="preserve">IC_in 0.024，IC_out 0.019 → 接受</w:t>
+            </w:r>
+          </w:p>
+        </w:tc>
+        <w:tc>
+          <w:tcPr>
+            <w:tcW w:type="dxa" w:w="2740"/>
+            <w:tcMar>
+              <w:top w:type="dxa" w:w="70"/>
+              <w:left w:type="dxa" w:w="110"/>
+              <w:bottom w:type="dxa" w:w="70"/>
+              <w:right w:type="dxa" w:w="110"/>
+            </w:tcMar>
+          </w:tcPr>
+          <w:p>
+            <w:pPr>
+              <w:spacing w:after="0" w:line="300"/>
+            </w:pPr>
+            <w:r>
+              <w:rPr>
+                <w:rFonts w:ascii="Microsoft YaHei" w:cs="Microsoft YaHei" w:eastAsia="Microsoft YaHei" w:hAnsi="Microsoft YaHei"/>
+                <w:b w:val="false"/>
+                <w:bCs w:val="false"/>
+                <w:color w:val="13213A"/>
+                <w:sz w:val="19"/>
+                <w:szCs w:val="19"/>
+              </w:rPr>
+              <w:t xml:space="preserve">—</w:t>
+            </w:r>
+          </w:p>
+        </w:tc>
+      </w:tr>
+      <w:tr>
+        <w:tc>
+          <w:tcPr>
+            <w:tcW w:type="dxa" w:w="700"/>
+            <w:tcMar>
+              <w:top w:type="dxa" w:w="70"/>
+              <w:left w:type="dxa" w:w="110"/>
+              <w:bottom w:type="dxa" w:w="70"/>
+              <w:right w:type="dxa" w:w="110"/>
+            </w:tcMar>
+          </w:tcPr>
+          <w:p>
+            <w:pPr>
+              <w:spacing w:after="0" w:line="300"/>
+            </w:pPr>
+            <w:r>
+              <w:rPr>
+                <w:rFonts w:ascii="Microsoft YaHei" w:cs="Microsoft YaHei" w:eastAsia="Microsoft YaHei" w:hAnsi="Microsoft YaHei"/>
+                <w:b w:val="false"/>
+                <w:bCs w:val="false"/>
+                <w:color w:val="13213A"/>
+                <w:sz w:val="19"/>
+                <w:szCs w:val="19"/>
+              </w:rPr>
+              <w:t xml:space="preserve">1</w:t>
+            </w:r>
+          </w:p>
+        </w:tc>
+        <w:tc>
+          <w:tcPr>
+            <w:tcW w:type="dxa" w:w="3000"/>
+            <w:tcMar>
+              <w:top w:type="dxa" w:w="70"/>
+              <w:left w:type="dxa" w:w="110"/>
+              <w:bottom w:type="dxa" w:w="70"/>
+              <w:right w:type="dxa" w:w="110"/>
+            </w:tcMar>
+          </w:tcPr>
+          <w:p>
+            <w:pPr>
+              <w:spacing w:after="0" w:line="300"/>
+            </w:pPr>
+            <w:r>
+              <w:rPr>
+                <w:rFonts w:ascii="Microsoft YaHei" w:cs="Microsoft YaHei" w:eastAsia="Microsoft YaHei" w:hAnsi="Microsoft YaHei"/>
+                <w:b w:val="false"/>
+                <w:bCs w:val="false"/>
+                <w:color w:val="13213A"/>
+                <w:sz w:val="19"/>
+                <w:szCs w:val="19"/>
+              </w:rPr>
+              <w:t xml:space="preserve">rank(ts_mean(volume,500))</w:t>
+            </w:r>
+          </w:p>
+        </w:tc>
+        <w:tc>
+          <w:tcPr>
+            <w:tcW w:type="dxa" w:w="3000"/>
+            <w:tcMar>
+              <w:top w:type="dxa" w:w="70"/>
+              <w:left w:type="dxa" w:w="110"/>
+              <w:bottom w:type="dxa" w:w="70"/>
+              <w:right w:type="dxa" w:w="110"/>
+            </w:tcMar>
+          </w:tcPr>
+          <w:p>
+            <w:pPr>
+              <w:spacing w:after="0" w:line="300"/>
+            </w:pPr>
+            <w:r>
+              <w:rPr>
+                <w:rFonts w:ascii="Microsoft YaHei" w:cs="Microsoft YaHei" w:eastAsia="Microsoft YaHei" w:hAnsi="Microsoft YaHei"/>
+                <w:b w:val="false"/>
+                <w:bCs w:val="false"/>
+                <w:color w:val="13213A"/>
+                <w:sz w:val="19"/>
+                <w:szCs w:val="19"/>
+              </w:rPr>
+              <w:t xml:space="preserve">窗口 500 &gt; 120 → 语法拒绝</w:t>
+            </w:r>
+          </w:p>
+        </w:tc>
+        <w:tc>
+          <w:tcPr>
+            <w:tcW w:type="dxa" w:w="2740"/>
+            <w:tcMar>
+              <w:top w:type="dxa" w:w="70"/>
+              <w:left w:type="dxa" w:w="110"/>
+              <w:bottom w:type="dxa" w:w="70"/>
+              <w:right w:type="dxa" w:w="110"/>
+            </w:tcMar>
+          </w:tcPr>
+          <w:p>
+            <w:pPr>
+              <w:spacing w:after="0" w:line="300"/>
+            </w:pPr>
+            <w:r>
+              <w:rPr>
+                <w:rFonts w:ascii="Microsoft YaHei" w:cs="Microsoft YaHei" w:eastAsia="Microsoft YaHei" w:hAnsi="Microsoft YaHei"/>
+                <w:b w:val="false"/>
+                <w:bCs w:val="false"/>
+                <w:color w:val="13213A"/>
+                <w:sz w:val="19"/>
+                <w:szCs w:val="19"/>
+              </w:rPr>
+              <w:t xml:space="preserve">窗口必须在 [1,120]</w:t>
+            </w:r>
+          </w:p>
+        </w:tc>
+      </w:tr>
+      <w:tr>
+        <w:tc>
+          <w:tcPr>
+            <w:tcW w:type="dxa" w:w="700"/>
+            <w:tcMar>
+              <w:top w:type="dxa" w:w="70"/>
+              <w:left w:type="dxa" w:w="110"/>
+              <w:bottom w:type="dxa" w:w="70"/>
+              <w:right w:type="dxa" w:w="110"/>
+            </w:tcMar>
+          </w:tcPr>
+          <w:p>
+            <w:pPr>
+              <w:spacing w:after="0" w:line="300"/>
+            </w:pPr>
+            <w:r>
+              <w:rPr>
+                <w:rFonts w:ascii="Microsoft YaHei" w:cs="Microsoft YaHei" w:eastAsia="Microsoft YaHei" w:hAnsi="Microsoft YaHei"/>
+                <w:b w:val="false"/>
+                <w:bCs w:val="false"/>
+                <w:color w:val="13213A"/>
+                <w:sz w:val="19"/>
+                <w:szCs w:val="19"/>
+              </w:rPr>
+              <w:t xml:space="preserve">1</w:t>
+            </w:r>
+          </w:p>
+        </w:tc>
+        <w:tc>
+          <w:tcPr>
+            <w:tcW w:type="dxa" w:w="3000"/>
+            <w:tcMar>
+              <w:top w:type="dxa" w:w="70"/>
+              <w:left w:type="dxa" w:w="110"/>
+              <w:bottom w:type="dxa" w:w="70"/>
+              <w:right w:type="dxa" w:w="110"/>
+            </w:tcMar>
+          </w:tcPr>
+          <w:p>
+            <w:pPr>
+              <w:spacing w:after="0" w:line="300"/>
+            </w:pPr>
+            <w:r>
+              <w:rPr>
+                <w:rFonts w:ascii="Microsoft YaHei" w:cs="Microsoft YaHei" w:eastAsia="Microsoft YaHei" w:hAnsi="Microsoft YaHei"/>
+                <w:b w:val="false"/>
+                <w:bCs w:val="false"/>
+                <w:color w:val="13213A"/>
+                <w:sz w:val="19"/>
+                <w:szCs w:val="19"/>
+              </w:rPr>
+              <w:t xml:space="preserve">rank(close/delay(close,20))</w:t>
+            </w:r>
+          </w:p>
+        </w:tc>
+        <w:tc>
+          <w:tcPr>
+            <w:tcW w:type="dxa" w:w="3000"/>
+            <w:tcMar>
+              <w:top w:type="dxa" w:w="70"/>
+              <w:left w:type="dxa" w:w="110"/>
+              <w:bottom w:type="dxa" w:w="70"/>
+              <w:right w:type="dxa" w:w="110"/>
+            </w:tcMar>
+          </w:tcPr>
+          <w:p>
+            <w:pPr>
+              <w:spacing w:after="0" w:line="300"/>
+            </w:pPr>
+            <w:r>
+              <w:rPr>
+                <w:rFonts w:ascii="Microsoft YaHei" w:cs="Microsoft YaHei" w:eastAsia="Microsoft YaHei" w:hAnsi="Microsoft YaHei"/>
+                <w:b w:val="false"/>
+                <w:bCs w:val="false"/>
+                <w:color w:val="13213A"/>
+                <w:sz w:val="19"/>
+                <w:szCs w:val="19"/>
+              </w:rPr>
+              <w:t xml:space="preserve">与候选 1 相关 0.99 → 冗余拒绝</w:t>
+            </w:r>
+          </w:p>
+        </w:tc>
+        <w:tc>
+          <w:tcPr>
+            <w:tcW w:type="dxa" w:w="2740"/>
+            <w:tcMar>
+              <w:top w:type="dxa" w:w="70"/>
+              <w:left w:type="dxa" w:w="110"/>
+              <w:bottom w:type="dxa" w:w="70"/>
+              <w:right w:type="dxa" w:w="110"/>
+            </w:tcMar>
+          </w:tcPr>
+          <w:p>
+            <w:pPr>
+              <w:spacing w:after="0" w:line="300"/>
+            </w:pPr>
+            <w:r>
+              <w:rPr>
+                <w:rFonts w:ascii="Microsoft YaHei" w:cs="Microsoft YaHei" w:eastAsia="Microsoft YaHei" w:hAnsi="Microsoft YaHei"/>
+                <w:b w:val="false"/>
+                <w:bCs w:val="false"/>
+                <w:color w:val="13213A"/>
+                <w:sz w:val="19"/>
+                <w:szCs w:val="19"/>
+              </w:rPr>
+              <w:t xml:space="preserve">close/delay(close,n) 与 delta(close,n) 为同一信号</w:t>
+            </w:r>
+          </w:p>
+        </w:tc>
+      </w:tr>
+      <w:tr>
+        <w:tc>
+          <w:tcPr>
+            <w:tcW w:type="dxa" w:w="700"/>
+            <w:tcMar>
+              <w:top w:type="dxa" w:w="70"/>
+              <w:left w:type="dxa" w:w="110"/>
+              <w:bottom w:type="dxa" w:w="70"/>
+              <w:right w:type="dxa" w:w="110"/>
+            </w:tcMar>
+          </w:tcPr>
+          <w:p>
+            <w:pPr>
+              <w:spacing w:after="0" w:line="300"/>
+            </w:pPr>
+            <w:r>
+              <w:rPr>
+                <w:rFonts w:ascii="Microsoft YaHei" w:cs="Microsoft YaHei" w:eastAsia="Microsoft YaHei" w:hAnsi="Microsoft YaHei"/>
+                <w:b w:val="false"/>
+                <w:bCs w:val="false"/>
+                <w:color w:val="13213A"/>
+                <w:sz w:val="19"/>
+                <w:szCs w:val="19"/>
+              </w:rPr>
+              <w:t xml:space="preserve">1</w:t>
+            </w:r>
+          </w:p>
+        </w:tc>
+        <w:tc>
+          <w:tcPr>
+            <w:tcW w:type="dxa" w:w="3000"/>
+            <w:tcMar>
+              <w:top w:type="dxa" w:w="70"/>
+              <w:left w:type="dxa" w:w="110"/>
+              <w:bottom w:type="dxa" w:w="70"/>
+              <w:right w:type="dxa" w:w="110"/>
+            </w:tcMar>
+          </w:tcPr>
+          <w:p>
+            <w:pPr>
+              <w:spacing w:after="0" w:line="300"/>
+            </w:pPr>
+            <w:r>
+              <w:rPr>
+                <w:rFonts w:ascii="Microsoft YaHei" w:cs="Microsoft YaHei" w:eastAsia="Microsoft YaHei" w:hAnsi="Microsoft YaHei"/>
+                <w:b w:val="false"/>
+                <w:bCs w:val="false"/>
+                <w:color w:val="13213A"/>
+                <w:sz w:val="19"/>
+                <w:szCs w:val="19"/>
+              </w:rPr>
+              <w:t xml:space="preserve">rank(ts_std(close,10))</w:t>
+            </w:r>
+          </w:p>
+        </w:tc>
+        <w:tc>
+          <w:tcPr>
+            <w:tcW w:type="dxa" w:w="3000"/>
+            <w:tcMar>
+              <w:top w:type="dxa" w:w="70"/>
+              <w:left w:type="dxa" w:w="110"/>
+              <w:bottom w:type="dxa" w:w="70"/>
+              <w:right w:type="dxa" w:w="110"/>
+            </w:tcMar>
+          </w:tcPr>
+          <w:p>
+            <w:pPr>
+              <w:spacing w:after="0" w:line="300"/>
+            </w:pPr>
+            <w:r>
+              <w:rPr>
+                <w:rFonts w:ascii="Microsoft YaHei" w:cs="Microsoft YaHei" w:eastAsia="Microsoft YaHei" w:hAnsi="Microsoft YaHei"/>
+                <w:b w:val="false"/>
+                <w:bCs w:val="false"/>
+                <w:color w:val="13213A"/>
+                <w:sz w:val="19"/>
+                <w:szCs w:val="19"/>
+              </w:rPr>
+              <w:t xml:space="preserve">IC_in 0.021，IC_out −0.003 → 留出拒绝</w:t>
+            </w:r>
+          </w:p>
+        </w:tc>
+        <w:tc>
+          <w:tcPr>
+            <w:tcW w:type="dxa" w:w="2740"/>
+            <w:tcMar>
+              <w:top w:type="dxa" w:w="70"/>
+              <w:left w:type="dxa" w:w="110"/>
+              <w:bottom w:type="dxa" w:w="70"/>
+              <w:right w:type="dxa" w:w="110"/>
+            </w:tcMar>
+          </w:tcPr>
+          <w:p>
+            <w:pPr>
+              <w:spacing w:after="0" w:line="300"/>
+            </w:pPr>
+            <w:r>
+              <w:rPr>
+                <w:rFonts w:ascii="Microsoft YaHei" w:cs="Microsoft YaHei" w:eastAsia="Microsoft YaHei" w:hAnsi="Microsoft YaHei"/>
+                <w:b w:val="false"/>
+                <w:bCs w:val="false"/>
+                <w:color w:val="13213A"/>
+                <w:sz w:val="19"/>
+                <w:szCs w:val="19"/>
+              </w:rPr>
+              <w:t xml:space="preserve">短窗口波动率单独使用在本样本留出不成立</w:t>
+            </w:r>
+          </w:p>
+        </w:tc>
+      </w:tr>
+      <w:tr>
+        <w:tc>
+          <w:tcPr>
+            <w:tcW w:type="dxa" w:w="700"/>
+            <w:tcMar>
+              <w:top w:type="dxa" w:w="70"/>
+              <w:left w:type="dxa" w:w="110"/>
+              <w:bottom w:type="dxa" w:w="70"/>
+              <w:right w:type="dxa" w:w="110"/>
+            </w:tcMar>
+          </w:tcPr>
+          <w:p>
+            <w:pPr>
+              <w:spacing w:after="0" w:line="300"/>
+            </w:pPr>
+            <w:r>
+              <w:rPr>
+                <w:rFonts w:ascii="Microsoft YaHei" w:cs="Microsoft YaHei" w:eastAsia="Microsoft YaHei" w:hAnsi="Microsoft YaHei"/>
+                <w:b w:val="false"/>
+                <w:bCs w:val="false"/>
+                <w:color w:val="13213A"/>
+                <w:sz w:val="19"/>
+                <w:szCs w:val="19"/>
+              </w:rPr>
+              <w:t xml:space="preserve">1</w:t>
+            </w:r>
+          </w:p>
+        </w:tc>
+        <w:tc>
+          <w:tcPr>
+            <w:tcW w:type="dxa" w:w="3000"/>
+            <w:tcMar>
+              <w:top w:type="dxa" w:w="70"/>
+              <w:left w:type="dxa" w:w="110"/>
+              <w:bottom w:type="dxa" w:w="70"/>
+              <w:right w:type="dxa" w:w="110"/>
+            </w:tcMar>
+          </w:tcPr>
+          <w:p>
+            <w:pPr>
+              <w:spacing w:after="0" w:line="300"/>
+            </w:pPr>
+            <w:r>
+              <w:rPr>
+                <w:rFonts w:ascii="Microsoft YaHei" w:cs="Microsoft YaHei" w:eastAsia="Microsoft YaHei" w:hAnsi="Microsoft YaHei"/>
+                <w:b w:val="false"/>
+                <w:bCs w:val="false"/>
+                <w:color w:val="13213A"/>
+                <w:sz w:val="19"/>
+                <w:szCs w:val="19"/>
+              </w:rPr>
+              <w:t xml:space="preserve">rank(ts_corr(close,volume,20))</w:t>
+            </w:r>
+          </w:p>
+        </w:tc>
+        <w:tc>
+          <w:tcPr>
+            <w:tcW w:type="dxa" w:w="3000"/>
+            <w:tcMar>
+              <w:top w:type="dxa" w:w="70"/>
+              <w:left w:type="dxa" w:w="110"/>
+              <w:bottom w:type="dxa" w:w="70"/>
+              <w:right w:type="dxa" w:w="110"/>
+            </w:tcMar>
+          </w:tcPr>
+          <w:p>
+            <w:pPr>
+              <w:spacing w:after="0" w:line="300"/>
+            </w:pPr>
+            <w:r>
+              <w:rPr>
+                <w:rFonts w:ascii="Microsoft YaHei" w:cs="Microsoft YaHei" w:eastAsia="Microsoft YaHei" w:hAnsi="Microsoft YaHei"/>
+                <w:b w:val="false"/>
+                <w:bCs w:val="false"/>
+                <w:color w:val="13213A"/>
+                <w:sz w:val="19"/>
+                <w:szCs w:val="19"/>
+              </w:rPr>
+              <w:t xml:space="preserve">IC_in 0.016，IC_out 0.011 → 接受</w:t>
+            </w:r>
+          </w:p>
+        </w:tc>
+        <w:tc>
+          <w:tcPr>
+            <w:tcW w:type="dxa" w:w="2740"/>
+            <w:tcMar>
+              <w:top w:type="dxa" w:w="70"/>
+              <w:left w:type="dxa" w:w="110"/>
+              <w:bottom w:type="dxa" w:w="70"/>
+              <w:right w:type="dxa" w:w="110"/>
+            </w:tcMar>
+          </w:tcPr>
+          <w:p>
+            <w:pPr>
+              <w:spacing w:after="0" w:line="300"/>
+            </w:pPr>
+            <w:r>
+              <w:rPr>
+                <w:rFonts w:ascii="Microsoft YaHei" w:cs="Microsoft YaHei" w:eastAsia="Microsoft YaHei" w:hAnsi="Microsoft YaHei"/>
+                <w:b w:val="false"/>
+                <w:bCs w:val="false"/>
+                <w:color w:val="13213A"/>
+                <w:sz w:val="19"/>
+                <w:szCs w:val="19"/>
+              </w:rPr>
+              <w:t xml:space="preserve">—</w:t>
+            </w:r>
+          </w:p>
+        </w:tc>
+      </w:tr>
+      <w:tr>
+        <w:tc>
+          <w:tcPr>
+            <w:tcW w:type="dxa" w:w="700"/>
+            <w:tcMar>
+              <w:top w:type="dxa" w:w="70"/>
+              <w:left w:type="dxa" w:w="110"/>
+              <w:bottom w:type="dxa" w:w="70"/>
+              <w:right w:type="dxa" w:w="110"/>
+            </w:tcMar>
+          </w:tcPr>
+          <w:p>
+            <w:pPr>
+              <w:spacing w:after="0" w:line="300"/>
+            </w:pPr>
+            <w:r>
+              <w:rPr>
+                <w:rFonts w:ascii="Microsoft YaHei" w:cs="Microsoft YaHei" w:eastAsia="Microsoft YaHei" w:hAnsi="Microsoft YaHei"/>
+                <w:b w:val="false"/>
+                <w:bCs w:val="false"/>
+                <w:color w:val="13213A"/>
+                <w:sz w:val="19"/>
+                <w:szCs w:val="19"/>
+              </w:rPr>
+              <w:t xml:space="preserve">2</w:t>
+            </w:r>
+          </w:p>
+        </w:tc>
+        <w:tc>
+          <w:tcPr>
+            <w:tcW w:type="dxa" w:w="3000"/>
+            <w:tcMar>
+              <w:top w:type="dxa" w:w="70"/>
+              <w:left w:type="dxa" w:w="110"/>
+              <w:bottom w:type="dxa" w:w="70"/>
+              <w:right w:type="dxa" w:w="110"/>
+            </w:tcMar>
+          </w:tcPr>
+          <w:p>
+            <w:pPr>
+              <w:spacing w:after="0" w:line="300"/>
+            </w:pPr>
+            <w:r>
+              <w:rPr>
+                <w:rFonts w:ascii="Microsoft YaHei" w:cs="Microsoft YaHei" w:eastAsia="Microsoft YaHei" w:hAnsi="Microsoft YaHei"/>
+                <w:b w:val="false"/>
+                <w:bCs w:val="false"/>
+                <w:color w:val="13213A"/>
+                <w:sz w:val="19"/>
+                <w:szCs w:val="19"/>
+              </w:rPr>
+              <w:t xml:space="preserve">量价背离、成交量相对变化、区间位置类表达式</w:t>
+            </w:r>
+          </w:p>
+        </w:tc>
+        <w:tc>
+          <w:tcPr>
+            <w:tcW w:type="dxa" w:w="3000"/>
+            <w:tcMar>
+              <w:top w:type="dxa" w:w="70"/>
+              <w:left w:type="dxa" w:w="110"/>
+              <w:bottom w:type="dxa" w:w="70"/>
+              <w:right w:type="dxa" w:w="110"/>
+            </w:tcMar>
+          </w:tcPr>
+          <w:p>
+            <w:pPr>
+              <w:spacing w:after="0" w:line="300"/>
+            </w:pPr>
+            <w:r>
+              <w:rPr>
+                <w:rFonts w:ascii="Microsoft YaHei" w:cs="Microsoft YaHei" w:eastAsia="Microsoft YaHei" w:hAnsi="Microsoft YaHei"/>
+                <w:b w:val="false"/>
+                <w:bCs w:val="false"/>
+                <w:color w:val="13213A"/>
+                <w:sz w:val="19"/>
+                <w:szCs w:val="19"/>
+              </w:rPr>
+              <w:t xml:space="preserve">1 接受，2 因与 ts_corr 族相关 0.8 拒绝</w:t>
+            </w:r>
+          </w:p>
+        </w:tc>
+        <w:tc>
+          <w:tcPr>
+            <w:tcW w:type="dxa" w:w="2740"/>
+            <w:tcMar>
+              <w:top w:type="dxa" w:w="70"/>
+              <w:left w:type="dxa" w:w="110"/>
+              <w:bottom w:type="dxa" w:w="70"/>
+              <w:right w:type="dxa" w:w="110"/>
+            </w:tcMar>
+          </w:tcPr>
+          <w:p>
+            <w:pPr>
+              <w:spacing w:after="0" w:line="300"/>
+            </w:pPr>
+            <w:r>
+              <w:rPr>
+                <w:rFonts w:ascii="Microsoft YaHei" w:cs="Microsoft YaHei" w:eastAsia="Microsoft YaHei" w:hAnsi="Microsoft YaHei"/>
+                <w:b w:val="false"/>
+                <w:bCs w:val="false"/>
+                <w:color w:val="13213A"/>
+                <w:sz w:val="19"/>
+                <w:szCs w:val="19"/>
+              </w:rPr>
+              <w:t xml:space="preserve">ts_corr(close,volume) 族已覆盖，转向 volume 自身的时序变化</w:t>
+            </w:r>
+          </w:p>
+        </w:tc>
+      </w:tr>
+      <w:tr>
+        <w:tc>
+          <w:tcPr>
+            <w:tcW w:type="dxa" w:w="700"/>
+            <w:tcMar>
+              <w:top w:type="dxa" w:w="70"/>
+              <w:left w:type="dxa" w:w="110"/>
+              <w:bottom w:type="dxa" w:w="70"/>
+              <w:right w:type="dxa" w:w="110"/>
+            </w:tcMar>
+          </w:tcPr>
+          <w:p>
+            <w:pPr>
+              <w:spacing w:after="0" w:line="300"/>
+            </w:pPr>
+            <w:r>
+              <w:rPr>
+                <w:rFonts w:ascii="Microsoft YaHei" w:cs="Microsoft YaHei" w:eastAsia="Microsoft YaHei" w:hAnsi="Microsoft YaHei"/>
+                <w:b w:val="false"/>
+                <w:bCs w:val="false"/>
+                <w:color w:val="13213A"/>
+                <w:sz w:val="19"/>
+                <w:szCs w:val="19"/>
+              </w:rPr>
+              <w:t xml:space="preserve">3</w:t>
+            </w:r>
+          </w:p>
+        </w:tc>
+        <w:tc>
+          <w:tcPr>
+            <w:tcW w:type="dxa" w:w="3000"/>
+            <w:tcMar>
+              <w:top w:type="dxa" w:w="70"/>
+              <w:left w:type="dxa" w:w="110"/>
+              <w:bottom w:type="dxa" w:w="70"/>
+              <w:right w:type="dxa" w:w="110"/>
+            </w:tcMar>
+          </w:tcPr>
+          <w:p>
+            <w:pPr>
+              <w:spacing w:after="0" w:line="300"/>
+            </w:pPr>
+            <w:r>
+              <w:rPr>
+                <w:rFonts w:ascii="Microsoft YaHei" w:cs="Microsoft YaHei" w:eastAsia="Microsoft YaHei" w:hAnsi="Microsoft YaHei"/>
+                <w:b w:val="false"/>
+                <w:bCs w:val="false"/>
+                <w:color w:val="13213A"/>
+                <w:sz w:val="19"/>
+                <w:szCs w:val="19"/>
+              </w:rPr>
+              <w:t xml:space="preserve">区间位置 × 成交量相对变化等组合表达式</w:t>
+            </w:r>
+          </w:p>
+        </w:tc>
+        <w:tc>
+          <w:tcPr>
+            <w:tcW w:type="dxa" w:w="3000"/>
+            <w:tcMar>
+              <w:top w:type="dxa" w:w="70"/>
+              <w:left w:type="dxa" w:w="110"/>
+              <w:bottom w:type="dxa" w:w="70"/>
+              <w:right w:type="dxa" w:w="110"/>
+            </w:tcMar>
+          </w:tcPr>
+          <w:p>
+            <w:pPr>
+              <w:spacing w:after="0" w:line="300"/>
+            </w:pPr>
+            <w:r>
+              <w:rPr>
+                <w:rFonts w:ascii="Microsoft YaHei" w:cs="Microsoft YaHei" w:eastAsia="Microsoft YaHei" w:hAnsi="Microsoft YaHei"/>
+                <w:b w:val="false"/>
+                <w:bCs w:val="false"/>
+                <w:color w:val="13213A"/>
+                <w:sz w:val="19"/>
+                <w:szCs w:val="19"/>
+              </w:rPr>
+              <w:t xml:space="preserve">0 接受</w:t>
+            </w:r>
+          </w:p>
+        </w:tc>
+        <w:tc>
+          <w:tcPr>
+            <w:tcW w:type="dxa" w:w="2740"/>
+            <w:tcMar>
+              <w:top w:type="dxa" w:w="70"/>
+              <w:left w:type="dxa" w:w="110"/>
+              <w:bottom w:type="dxa" w:w="70"/>
+              <w:right w:type="dxa" w:w="110"/>
+            </w:tcMar>
+          </w:tcPr>
+          <w:p>
+            <w:pPr>
+              <w:spacing w:after="0" w:line="300"/>
+            </w:pPr>
+            <w:r>
+              <w:rPr>
+                <w:rFonts w:ascii="Microsoft YaHei" w:cs="Microsoft YaHei" w:eastAsia="Microsoft YaHei" w:hAnsi="Microsoft YaHei"/>
+                <w:b w:val="false"/>
+                <w:bCs w:val="false"/>
+                <w:color w:val="13213A"/>
+                <w:sz w:val="19"/>
+                <w:szCs w:val="19"/>
+              </w:rPr>
+              <w:t xml:space="preserve">两条新增；零接受为合法结果</w:t>
+            </w:r>
+          </w:p>
+        </w:tc>
+      </w:tr>
+    </w:tbl>
+    <w:p>
+      <w:pPr>
+        <w:spacing w:after="140" w:line="340"/>
+      </w:pPr>
+      <w:r>
+        <w:rPr>
+          <w:rFonts w:ascii="Microsoft YaHei" w:cs="Microsoft YaHei" w:eastAsia="Microsoft YaHei" w:hAnsi="Microsoft YaHei"/>
+          <w:color w:val="13213A"/>
+          <w:sz w:val="21"/>
+          <w:szCs w:val="21"/>
+        </w:rPr>
+        <w:t xml:space="preserve">三轮之间可观察到两点变化。第一，错误类型逐轮消失：第二轮不再出现窗口越界与动量变体。第二，探索方向发生迁移：从动量到量价关系再到组合表达式，这一迁移由 D_k 与 L_k 共同驱动，而非模型自发。</w:t>
+      </w:r>
+    </w:p>
+    <w:p>
+      <w:pPr>
+        <w:pStyle w:val="Heading2"/>
+        <w:spacing w:after="100" w:before="260"/>
+      </w:pPr>
+      <w:r>
+        <w:rPr>
+          <w:rFonts w:ascii="Microsoft YaHei" w:cs="Microsoft YaHei" w:eastAsia="Microsoft YaHei" w:hAnsi="Microsoft YaHei"/>
+          <w:b/>
+          <w:bCs/>
+          <w:color w:val="0FA8C9"/>
+          <w:sz w:val="24"/>
+          <w:szCs w:val="24"/>
+        </w:rPr>
+        <w:t xml:space="preserve">4.5　失效模式与对策</w:t>
       </w:r>
     </w:p>
     <w:tbl>
@@ -2635,8 +4296,8 @@
       </w:tblPr>
       <w:tblGrid>
         <w:gridCol w:w="2000"/>
-        <w:gridCol w:w="3720"/>
-        <w:gridCol w:w="3720"/>
+        <w:gridCol w:w="3800"/>
+        <w:gridCol w:w="3640"/>
       </w:tblGrid>
       <w:tr>
         <w:trPr>
@@ -2666,13 +4327,13 @@
                 <w:sz w:val="19"/>
                 <w:szCs w:val="19"/>
               </w:rPr>
-              <w:t xml:space="preserve"/>
-            </w:r>
-          </w:p>
-        </w:tc>
-        <w:tc>
-          <w:tcPr>
-            <w:tcW w:type="dxa" w:w="3720"/>
+              <w:t xml:space="preserve">失效模式</w:t>
+            </w:r>
+          </w:p>
+        </w:tc>
+        <w:tc>
+          <w:tcPr>
+            <w:tcW w:type="dxa" w:w="3800"/>
             <w:shd w:fill="13213A" w:color="auto" w:val="clear"/>
             <w:tcMar>
               <w:top w:type="dxa" w:w="70"/>
@@ -2694,13 +4355,13 @@
                 <w:sz w:val="19"/>
                 <w:szCs w:val="19"/>
               </w:rPr>
-              <w:t xml:space="preserve">Loop Engineering（LLM）</w:t>
-            </w:r>
-          </w:p>
-        </w:tc>
-        <w:tc>
-          <w:tcPr>
-            <w:tcW w:type="dxa" w:w="3720"/>
+              <w:t xml:space="preserve">机制</w:t>
+            </w:r>
+          </w:p>
+        </w:tc>
+        <w:tc>
+          <w:tcPr>
+            <w:tcW w:type="dxa" w:w="3640"/>
             <w:shd w:fill="13213A" w:color="auto" w:val="clear"/>
             <w:tcMar>
               <w:top w:type="dxa" w:w="70"/>
@@ -2722,7 +4383,7 @@
                 <w:sz w:val="19"/>
                 <w:szCs w:val="19"/>
               </w:rPr>
-              <w:t xml:space="preserve">遗传编程（GP）</w:t>
+              <w:t xml:space="preserve">平台对策</w:t>
             </w:r>
           </w:p>
         </w:tc>
@@ -2751,61 +4412,61 @@
                 <w:sz w:val="19"/>
                 <w:szCs w:val="19"/>
               </w:rPr>
-              <w:t xml:space="preserve">谁在生成候选</w:t>
-            </w:r>
-          </w:p>
-        </w:tc>
-        <w:tc>
-          <w:tcPr>
-            <w:tcW w:type="dxa" w:w="3720"/>
-            <w:tcMar>
-              <w:top w:type="dxa" w:w="70"/>
-              <w:left w:type="dxa" w:w="110"/>
-              <w:bottom w:type="dxa" w:w="70"/>
-              <w:right w:type="dxa" w:w="110"/>
-            </w:tcMar>
-          </w:tcPr>
-          <w:p>
-            <w:pPr>
-              <w:spacing w:after="0" w:line="300"/>
-            </w:pPr>
-            <w:r>
-              <w:rPr>
-                <w:rFonts w:ascii="Microsoft YaHei" w:cs="Microsoft YaHei" w:eastAsia="Microsoft YaHei" w:hAnsi="Microsoft YaHei"/>
-                <w:b w:val="false"/>
-                <w:bCs w:val="false"/>
-                <w:color w:val="13213A"/>
-                <w:sz w:val="19"/>
-                <w:szCs w:val="19"/>
-              </w:rPr>
-              <w:t xml:space="preserve">大语言模型，带着金融先验</w:t>
-            </w:r>
-          </w:p>
-        </w:tc>
-        <w:tc>
-          <w:tcPr>
-            <w:tcW w:type="dxa" w:w="3720"/>
-            <w:tcMar>
-              <w:top w:type="dxa" w:w="70"/>
-              <w:left w:type="dxa" w:w="110"/>
-              <w:bottom w:type="dxa" w:w="70"/>
-              <w:right w:type="dxa" w:w="110"/>
-            </w:tcMar>
-          </w:tcPr>
-          <w:p>
-            <w:pPr>
-              <w:spacing w:after="0" w:line="300"/>
-            </w:pPr>
-            <w:r>
-              <w:rPr>
-                <w:rFonts w:ascii="Microsoft YaHei" w:cs="Microsoft YaHei" w:eastAsia="Microsoft YaHei" w:hAnsi="Microsoft YaHei"/>
-                <w:b w:val="false"/>
-                <w:bCs w:val="false"/>
-                <w:color w:val="13213A"/>
-                <w:sz w:val="19"/>
-                <w:szCs w:val="19"/>
-              </w:rPr>
-              <w:t xml:space="preserve">随机组合与变异，无先验</w:t>
+              <w:t xml:space="preserve">模式坍缩</w:t>
+            </w:r>
+          </w:p>
+        </w:tc>
+        <w:tc>
+          <w:tcPr>
+            <w:tcW w:type="dxa" w:w="3800"/>
+            <w:tcMar>
+              <w:top w:type="dxa" w:w="70"/>
+              <w:left w:type="dxa" w:w="110"/>
+              <w:bottom w:type="dxa" w:w="70"/>
+              <w:right w:type="dxa" w:w="110"/>
+            </w:tcMar>
+          </w:tcPr>
+          <w:p>
+            <w:pPr>
+              <w:spacing w:after="0" w:line="300"/>
+            </w:pPr>
+            <w:r>
+              <w:rPr>
+                <w:rFonts w:ascii="Microsoft YaHei" w:cs="Microsoft YaHei" w:eastAsia="Microsoft YaHei" w:hAnsi="Microsoft YaHei"/>
+                <w:b w:val="false"/>
+                <w:bCs w:val="false"/>
+                <w:color w:val="13213A"/>
+                <w:sz w:val="19"/>
+                <w:szCs w:val="19"/>
+              </w:rPr>
+              <w:t xml:space="preserve">模型在已成功方向上做局部变体，候选相关性逐轮上升</w:t>
+            </w:r>
+          </w:p>
+        </w:tc>
+        <w:tc>
+          <w:tcPr>
+            <w:tcW w:type="dxa" w:w="3640"/>
+            <w:tcMar>
+              <w:top w:type="dxa" w:w="70"/>
+              <w:left w:type="dxa" w:w="110"/>
+              <w:bottom w:type="dxa" w:w="70"/>
+              <w:right w:type="dxa" w:w="110"/>
+            </w:tcMar>
+          </w:tcPr>
+          <w:p>
+            <w:pPr>
+              <w:spacing w:after="0" w:line="300"/>
+            </w:pPr>
+            <w:r>
+              <w:rPr>
+                <w:rFonts w:ascii="Microsoft YaHei" w:cs="Microsoft YaHei" w:eastAsia="Microsoft YaHei" w:hAnsi="Microsoft YaHei"/>
+                <w:b w:val="false"/>
+                <w:bCs w:val="false"/>
+                <w:color w:val="13213A"/>
+                <w:sz w:val="19"/>
+                <w:szCs w:val="19"/>
+              </w:rPr>
+              <w:t xml:space="preserve">式 (5) 冗余约束；D_k 显式要求新方向</w:t>
             </w:r>
           </w:p>
         </w:tc>
@@ -2834,61 +4495,61 @@
                 <w:sz w:val="19"/>
                 <w:szCs w:val="19"/>
               </w:rPr>
-              <w:t xml:space="preserve">怎样用反馈</w:t>
-            </w:r>
-          </w:p>
-        </w:tc>
-        <w:tc>
-          <w:tcPr>
-            <w:tcW w:type="dxa" w:w="3720"/>
-            <w:tcMar>
-              <w:top w:type="dxa" w:w="70"/>
-              <w:left w:type="dxa" w:w="110"/>
-              <w:bottom w:type="dxa" w:w="70"/>
-              <w:right w:type="dxa" w:w="110"/>
-            </w:tcMar>
-          </w:tcPr>
-          <w:p>
-            <w:pPr>
-              <w:spacing w:after="0" w:line="300"/>
-            </w:pPr>
-            <w:r>
-              <w:rPr>
-                <w:rFonts w:ascii="Microsoft YaHei" w:cs="Microsoft YaHei" w:eastAsia="Microsoft YaHei" w:hAnsi="Microsoft YaHei"/>
-                <w:b w:val="false"/>
-                <w:bCs w:val="false"/>
-                <w:color w:val="13213A"/>
-                <w:sz w:val="19"/>
-                <w:szCs w:val="19"/>
-              </w:rPr>
-              <w:t xml:space="preserve">把理由写成文字塞回提示词</w:t>
-            </w:r>
-          </w:p>
-        </w:tc>
-        <w:tc>
-          <w:tcPr>
-            <w:tcW w:type="dxa" w:w="3720"/>
-            <w:tcMar>
-              <w:top w:type="dxa" w:w="70"/>
-              <w:left w:type="dxa" w:w="110"/>
-              <w:bottom w:type="dxa" w:w="70"/>
-              <w:right w:type="dxa" w:w="110"/>
-            </w:tcMar>
-          </w:tcPr>
-          <w:p>
-            <w:pPr>
-              <w:spacing w:after="0" w:line="300"/>
-            </w:pPr>
-            <w:r>
-              <w:rPr>
-                <w:rFonts w:ascii="Microsoft YaHei" w:cs="Microsoft YaHei" w:eastAsia="Microsoft YaHei" w:hAnsi="Microsoft YaHei"/>
-                <w:b w:val="false"/>
-                <w:bCs w:val="false"/>
-                <w:color w:val="13213A"/>
-                <w:sz w:val="19"/>
-                <w:szCs w:val="19"/>
-              </w:rPr>
-              <w:t xml:space="preserve">只用适应度数字做选择</w:t>
+              <w:t xml:space="preserve">上下文膨胀</w:t>
+            </w:r>
+          </w:p>
+        </w:tc>
+        <w:tc>
+          <w:tcPr>
+            <w:tcW w:type="dxa" w:w="3800"/>
+            <w:tcMar>
+              <w:top w:type="dxa" w:w="70"/>
+              <w:left w:type="dxa" w:w="110"/>
+              <w:bottom w:type="dxa" w:w="70"/>
+              <w:right w:type="dxa" w:w="110"/>
+            </w:tcMar>
+          </w:tcPr>
+          <w:p>
+            <w:pPr>
+              <w:spacing w:after="0" w:line="300"/>
+            </w:pPr>
+            <w:r>
+              <w:rPr>
+                <w:rFonts w:ascii="Microsoft YaHei" w:cs="Microsoft YaHei" w:eastAsia="Microsoft YaHei" w:hAnsi="Microsoft YaHei"/>
+                <w:b w:val="false"/>
+                <w:bCs w:val="false"/>
+                <w:color w:val="13213A"/>
+                <w:sz w:val="19"/>
+                <w:szCs w:val="19"/>
+              </w:rPr>
+              <w:t xml:space="preserve">教训逐轮累加，提示词变长，早期教训被稀释</w:t>
+            </w:r>
+          </w:p>
+        </w:tc>
+        <w:tc>
+          <w:tcPr>
+            <w:tcW w:type="dxa" w:w="3640"/>
+            <w:tcMar>
+              <w:top w:type="dxa" w:w="70"/>
+              <w:left w:type="dxa" w:w="110"/>
+              <w:bottom w:type="dxa" w:w="70"/>
+              <w:right w:type="dxa" w:w="110"/>
+            </w:tcMar>
+          </w:tcPr>
+          <w:p>
+            <w:pPr>
+              <w:spacing w:after="0" w:line="300"/>
+            </w:pPr>
+            <w:r>
+              <w:rPr>
+                <w:rFonts w:ascii="Microsoft YaHei" w:cs="Microsoft YaHei" w:eastAsia="Microsoft YaHei" w:hAnsi="Microsoft YaHei"/>
+                <w:b w:val="false"/>
+                <w:bCs w:val="false"/>
+                <w:color w:val="13213A"/>
+                <w:sz w:val="19"/>
+                <w:szCs w:val="19"/>
+              </w:rPr>
+              <w:t xml:space="preserve">教训去重，保留有限条数，相似教训合并</w:t>
             </w:r>
           </w:p>
         </w:tc>
@@ -2917,61 +4578,61 @@
                 <w:sz w:val="19"/>
                 <w:szCs w:val="19"/>
               </w:rPr>
-              <w:t xml:space="preserve">长处</w:t>
-            </w:r>
-          </w:p>
-        </w:tc>
-        <w:tc>
-          <w:tcPr>
-            <w:tcW w:type="dxa" w:w="3720"/>
-            <w:tcMar>
-              <w:top w:type="dxa" w:w="70"/>
-              <w:left w:type="dxa" w:w="110"/>
-              <w:bottom w:type="dxa" w:w="70"/>
-              <w:right w:type="dxa" w:w="110"/>
-            </w:tcMar>
-          </w:tcPr>
-          <w:p>
-            <w:pPr>
-              <w:spacing w:after="0" w:line="300"/>
-            </w:pPr>
-            <w:r>
-              <w:rPr>
-                <w:rFonts w:ascii="Microsoft YaHei" w:cs="Microsoft YaHei" w:eastAsia="Microsoft YaHei" w:hAnsi="Microsoft YaHei"/>
-                <w:b w:val="false"/>
-                <w:bCs w:val="false"/>
-                <w:color w:val="13213A"/>
-                <w:sz w:val="19"/>
-                <w:szCs w:val="19"/>
-              </w:rPr>
-              <w:t xml:space="preserve">能解释、能听懂「换方向」的要求、少犯常识错误</w:t>
-            </w:r>
-          </w:p>
-        </w:tc>
-        <w:tc>
-          <w:tcPr>
-            <w:tcW w:type="dxa" w:w="3720"/>
-            <w:tcMar>
-              <w:top w:type="dxa" w:w="70"/>
-              <w:left w:type="dxa" w:w="110"/>
-              <w:bottom w:type="dxa" w:w="70"/>
-              <w:right w:type="dxa" w:w="110"/>
-            </w:tcMar>
-          </w:tcPr>
-          <w:p>
-            <w:pPr>
-              <w:spacing w:after="0" w:line="300"/>
-            </w:pPr>
-            <w:r>
-              <w:rPr>
-                <w:rFonts w:ascii="Microsoft YaHei" w:cs="Microsoft YaHei" w:eastAsia="Microsoft YaHei" w:hAnsi="Microsoft YaHei"/>
-                <w:b w:val="false"/>
-                <w:bCs w:val="false"/>
-                <w:color w:val="13213A"/>
-                <w:sz w:val="19"/>
-                <w:szCs w:val="19"/>
-              </w:rPr>
-              <w:t xml:space="preserve">便宜、可大规模并行、不受模型知识局限</w:t>
+              <w:t xml:space="preserve">样本内过拟合</w:t>
+            </w:r>
+          </w:p>
+        </w:tc>
+        <w:tc>
+          <w:tcPr>
+            <w:tcW w:type="dxa" w:w="3800"/>
+            <w:tcMar>
+              <w:top w:type="dxa" w:w="70"/>
+              <w:left w:type="dxa" w:w="110"/>
+              <w:bottom w:type="dxa" w:w="70"/>
+              <w:right w:type="dxa" w:w="110"/>
+            </w:tcMar>
+          </w:tcPr>
+          <w:p>
+            <w:pPr>
+              <w:spacing w:after="0" w:line="300"/>
+            </w:pPr>
+            <w:r>
+              <w:rPr>
+                <w:rFonts w:ascii="Microsoft YaHei" w:cs="Microsoft YaHei" w:eastAsia="Microsoft YaHei" w:hAnsi="Microsoft YaHei"/>
+                <w:b w:val="false"/>
+                <w:bCs w:val="false"/>
+                <w:color w:val="13213A"/>
+                <w:sz w:val="19"/>
+                <w:szCs w:val="19"/>
+              </w:rPr>
+              <w:t xml:space="preserve">反复接触样本内成绩，候选向历史巧合收敛</w:t>
+            </w:r>
+          </w:p>
+        </w:tc>
+        <w:tc>
+          <w:tcPr>
+            <w:tcW w:type="dxa" w:w="3640"/>
+            <w:tcMar>
+              <w:top w:type="dxa" w:w="70"/>
+              <w:left w:type="dxa" w:w="110"/>
+              <w:bottom w:type="dxa" w:w="70"/>
+              <w:right w:type="dxa" w:w="110"/>
+            </w:tcMar>
+          </w:tcPr>
+          <w:p>
+            <w:pPr>
+              <w:spacing w:after="0" w:line="300"/>
+            </w:pPr>
+            <w:r>
+              <w:rPr>
+                <w:rFonts w:ascii="Microsoft YaHei" w:cs="Microsoft YaHei" w:eastAsia="Microsoft YaHei" w:hAnsi="Microsoft YaHei"/>
+                <w:b w:val="false"/>
+                <w:bCs w:val="false"/>
+                <w:color w:val="13213A"/>
+                <w:sz w:val="19"/>
+                <w:szCs w:val="19"/>
+              </w:rPr>
+              <w:t xml:space="preserve">式 (4) 留出确认一票否决；留出数值不进反馈</w:t>
             </w:r>
           </w:p>
         </w:tc>
@@ -3000,61 +4661,61 @@
                 <w:sz w:val="19"/>
                 <w:szCs w:val="19"/>
               </w:rPr>
-              <w:t xml:space="preserve">短处</w:t>
-            </w:r>
-          </w:p>
-        </w:tc>
-        <w:tc>
-          <w:tcPr>
-            <w:tcW w:type="dxa" w:w="3720"/>
-            <w:tcMar>
-              <w:top w:type="dxa" w:w="70"/>
-              <w:left w:type="dxa" w:w="110"/>
-              <w:bottom w:type="dxa" w:w="70"/>
-              <w:right w:type="dxa" w:w="110"/>
-            </w:tcMar>
-          </w:tcPr>
-          <w:p>
-            <w:pPr>
-              <w:spacing w:after="0" w:line="300"/>
-            </w:pPr>
-            <w:r>
-              <w:rPr>
-                <w:rFonts w:ascii="Microsoft YaHei" w:cs="Microsoft YaHei" w:eastAsia="Microsoft YaHei" w:hAnsi="Microsoft YaHei"/>
-                <w:b w:val="false"/>
-                <w:bCs w:val="false"/>
-                <w:color w:val="13213A"/>
-                <w:sz w:val="19"/>
-                <w:szCs w:val="19"/>
-              </w:rPr>
-              <w:t xml:space="preserve">每轮花钱花时间、容易在熟悉方向打转</w:t>
-            </w:r>
-          </w:p>
-        </w:tc>
-        <w:tc>
-          <w:tcPr>
-            <w:tcW w:type="dxa" w:w="3720"/>
-            <w:tcMar>
-              <w:top w:type="dxa" w:w="70"/>
-              <w:left w:type="dxa" w:w="110"/>
-              <w:bottom w:type="dxa" w:w="70"/>
-              <w:right w:type="dxa" w:w="110"/>
-            </w:tcMar>
-          </w:tcPr>
-          <w:p>
-            <w:pPr>
-              <w:spacing w:after="0" w:line="300"/>
-            </w:pPr>
-            <w:r>
-              <w:rPr>
-                <w:rFonts w:ascii="Microsoft YaHei" w:cs="Microsoft YaHei" w:eastAsia="Microsoft YaHei" w:hAnsi="Microsoft YaHei"/>
-                <w:b w:val="false"/>
-                <w:bCs w:val="false"/>
-                <w:color w:val="13213A"/>
-                <w:sz w:val="19"/>
-                <w:szCs w:val="19"/>
-              </w:rPr>
-              <w:t xml:space="preserve">容易搭出没人看得懂的表达式、需要简约惩罚</w:t>
+              <w:t xml:space="preserve">产出压力</w:t>
+            </w:r>
+          </w:p>
+        </w:tc>
+        <w:tc>
+          <w:tcPr>
+            <w:tcW w:type="dxa" w:w="3800"/>
+            <w:tcMar>
+              <w:top w:type="dxa" w:w="70"/>
+              <w:left w:type="dxa" w:w="110"/>
+              <w:bottom w:type="dxa" w:w="70"/>
+              <w:right w:type="dxa" w:w="110"/>
+            </w:tcMar>
+          </w:tcPr>
+          <w:p>
+            <w:pPr>
+              <w:spacing w:after="0" w:line="300"/>
+            </w:pPr>
+            <w:r>
+              <w:rPr>
+                <w:rFonts w:ascii="Microsoft YaHei" w:cs="Microsoft YaHei" w:eastAsia="Microsoft YaHei" w:hAnsi="Microsoft YaHei"/>
+                <w:b w:val="false"/>
+                <w:bCs w:val="false"/>
+                <w:color w:val="13213A"/>
+                <w:sz w:val="19"/>
+                <w:szCs w:val="19"/>
+              </w:rPr>
+              <w:t xml:space="preserve">为「有结果」而降低门槛</w:t>
+            </w:r>
+          </w:p>
+        </w:tc>
+        <w:tc>
+          <w:tcPr>
+            <w:tcW w:type="dxa" w:w="3640"/>
+            <w:tcMar>
+              <w:top w:type="dxa" w:w="70"/>
+              <w:left w:type="dxa" w:w="110"/>
+              <w:bottom w:type="dxa" w:w="70"/>
+              <w:right w:type="dxa" w:w="110"/>
+            </w:tcMar>
+          </w:tcPr>
+          <w:p>
+            <w:pPr>
+              <w:spacing w:after="0" w:line="300"/>
+            </w:pPr>
+            <w:r>
+              <w:rPr>
+                <w:rFonts w:ascii="Microsoft YaHei" w:cs="Microsoft YaHei" w:eastAsia="Microsoft YaHei" w:hAnsi="Microsoft YaHei"/>
+                <w:b w:val="false"/>
+                <w:bCs w:val="false"/>
+                <w:color w:val="13213A"/>
+                <w:sz w:val="19"/>
+                <w:szCs w:val="19"/>
+              </w:rPr>
+              <w:t xml:space="preserve">允许零接受；界面解释原因而不调整门槛</w:t>
             </w:r>
           </w:p>
         </w:tc>
@@ -3083,61 +4744,61 @@
                 <w:sz w:val="19"/>
                 <w:szCs w:val="19"/>
               </w:rPr>
-              <w:t xml:space="preserve">共同点</w:t>
-            </w:r>
-          </w:p>
-        </w:tc>
-        <w:tc>
-          <w:tcPr>
-            <w:tcW w:type="dxa" w:w="3720"/>
-            <w:tcMar>
-              <w:top w:type="dxa" w:w="70"/>
-              <w:left w:type="dxa" w:w="110"/>
-              <w:bottom w:type="dxa" w:w="70"/>
-              <w:right w:type="dxa" w:w="110"/>
-            </w:tcMar>
-          </w:tcPr>
-          <w:p>
-            <w:pPr>
-              <w:spacing w:after="0" w:line="300"/>
-            </w:pPr>
-            <w:r>
-              <w:rPr>
-                <w:rFonts w:ascii="Microsoft YaHei" w:cs="Microsoft YaHei" w:eastAsia="Microsoft YaHei" w:hAnsi="Microsoft YaHei"/>
-                <w:b w:val="false"/>
-                <w:bCs w:val="false"/>
-                <w:color w:val="13213A"/>
-                <w:sz w:val="19"/>
-                <w:szCs w:val="19"/>
-              </w:rPr>
-              <w:t xml:space="preserve">同一条评估流水线、同一个高考、同一套冗余与复杂度规则</w:t>
-            </w:r>
-          </w:p>
-        </w:tc>
-        <w:tc>
-          <w:tcPr>
-            <w:tcW w:type="dxa" w:w="3720"/>
-            <w:tcMar>
-              <w:top w:type="dxa" w:w="70"/>
-              <w:left w:type="dxa" w:w="110"/>
-              <w:bottom w:type="dxa" w:w="70"/>
-              <w:right w:type="dxa" w:w="110"/>
-            </w:tcMar>
-          </w:tcPr>
-          <w:p>
-            <w:pPr>
-              <w:spacing w:after="0" w:line="300"/>
-            </w:pPr>
-            <w:r>
-              <w:rPr>
-                <w:rFonts w:ascii="Microsoft YaHei" w:cs="Microsoft YaHei" w:eastAsia="Microsoft YaHei" w:hAnsi="Microsoft YaHei"/>
-                <w:b w:val="false"/>
-                <w:bCs w:val="false"/>
-                <w:color w:val="13213A"/>
-                <w:sz w:val="19"/>
-                <w:szCs w:val="19"/>
-              </w:rPr>
-              <w:t xml:space="preserve"/>
+              <w:t xml:space="preserve">复杂度漂移</w:t>
+            </w:r>
+          </w:p>
+        </w:tc>
+        <w:tc>
+          <w:tcPr>
+            <w:tcW w:type="dxa" w:w="3800"/>
+            <w:tcMar>
+              <w:top w:type="dxa" w:w="70"/>
+              <w:left w:type="dxa" w:w="110"/>
+              <w:bottom w:type="dxa" w:w="70"/>
+              <w:right w:type="dxa" w:w="110"/>
+            </w:tcMar>
+          </w:tcPr>
+          <w:p>
+            <w:pPr>
+              <w:spacing w:after="0" w:line="300"/>
+            </w:pPr>
+            <w:r>
+              <w:rPr>
+                <w:rFonts w:ascii="Microsoft YaHei" w:cs="Microsoft YaHei" w:eastAsia="Microsoft YaHei" w:hAnsi="Microsoft YaHei"/>
+                <w:b w:val="false"/>
+                <w:bCs w:val="false"/>
+                <w:color w:val="13213A"/>
+                <w:sz w:val="19"/>
+                <w:szCs w:val="19"/>
+              </w:rPr>
+              <w:t xml:space="preserve">长表达式更易拟合样本内</w:t>
+            </w:r>
+          </w:p>
+        </w:tc>
+        <w:tc>
+          <w:tcPr>
+            <w:tcW w:type="dxa" w:w="3640"/>
+            <w:tcMar>
+              <w:top w:type="dxa" w:w="70"/>
+              <w:left w:type="dxa" w:w="110"/>
+              <w:bottom w:type="dxa" w:w="70"/>
+              <w:right w:type="dxa" w:w="110"/>
+            </w:tcMar>
+          </w:tcPr>
+          <w:p>
+            <w:pPr>
+              <w:spacing w:after="0" w:line="300"/>
+            </w:pPr>
+            <w:r>
+              <w:rPr>
+                <w:rFonts w:ascii="Microsoft YaHei" w:cs="Microsoft YaHei" w:eastAsia="Microsoft YaHei" w:hAnsi="Microsoft YaHei"/>
+                <w:b w:val="false"/>
+                <w:bCs w:val="false"/>
+                <w:color w:val="13213A"/>
+                <w:sz w:val="19"/>
+                <w:szCs w:val="19"/>
+              </w:rPr>
+              <w:t xml:space="preserve">节点数 ≤ 24；结构约束</w:t>
             </w:r>
           </w:p>
         </w:tc>
@@ -3145,42 +4806,8 @@
     </w:tbl>
     <w:p>
       <w:pPr>
-        <w:spacing w:after="140" w:line="340"/>
-      </w:pPr>
-      <w:r>
-        <w:rPr>
-          <w:rFonts w:ascii="Microsoft YaHei" w:cs="Microsoft YaHei" w:eastAsia="Microsoft YaHei" w:hAnsi="Microsoft YaHei"/>
-          <w:color w:val="13213A"/>
-          <w:sz w:val="21"/>
-          <w:szCs w:val="21"/>
-        </w:rPr>
-        <w:t xml:space="preserve">两条路殊途同归：搜索方式不同，判卷方式一样。这也是为什么可以在网站里随时切换引擎，产出直接进同一个因子库。</w:t>
-      </w:r>
-    </w:p>
-    <w:p>
-      <w:pPr>
-        <w:pStyle w:val="Heading1"/>
-        <w:spacing w:after="140" w:before="360"/>
-      </w:pPr>
-      <w:r>
-        <w:rPr>
-          <w:rFonts w:ascii="Microsoft YaHei" w:cs="Microsoft YaHei" w:eastAsia="Microsoft YaHei" w:hAnsi="Microsoft YaHei"/>
-          <w:b/>
-          <w:bCs/>
-          <w:color w:val="13213A"/>
-          <w:sz w:val="30"/>
-          <w:szCs w:val="30"/>
-        </w:rPr>
-        <w:t xml:space="preserve">七、IC 只是门票，组合回测才是成绩（1.5 分钟）</w:t>
-      </w:r>
-    </w:p>
-    <w:p>
-      <w:pPr>
-        <w:pBdr>
-          <w:left w:val="single" w:color="0FA8C9" w:sz="12" w:space="8"/>
-        </w:pBdr>
-        <w:spacing w:after="140" w:line="340"/>
-        <w:ind w:left="360"/>
+        <w:pStyle w:val="Heading2"/>
+        <w:spacing w:after="100" w:before="260"/>
       </w:pPr>
       <w:r>
         <w:rPr>
@@ -3188,19 +4815,10 @@
           <w:b/>
           <w:bCs/>
           <w:color w:val="0FA8C9"/>
-          <w:sz w:val="20"/>
-          <w:szCs w:val="20"/>
-        </w:rPr>
-        <w:t xml:space="preserve">讲法示例：</w:t>
-      </w:r>
-      <w:r>
-        <w:rPr>
-          <w:rFonts w:ascii="Microsoft YaHei" w:cs="Microsoft YaHei" w:eastAsia="Microsoft YaHei" w:hAnsi="Microsoft YaHei"/>
-          <w:color w:val="13213A"/>
-          <w:sz w:val="20"/>
-          <w:szCs w:val="20"/>
-        </w:rPr>
-        <w:t xml:space="preserve">找到好筛子只是第一步。真正的问题是：按它筛出来的沙子拿去卖，扣掉运费，能不能比随便抓一把沙子多赚？</w:t>
+          <w:sz w:val="24"/>
+          <w:szCs w:val="24"/>
+        </w:rPr>
+        <w:t xml:space="preserve">4.6　跨会话记忆</w:t>
       </w:r>
     </w:p>
     <w:p>
@@ -3214,7 +4832,41 @@
           <w:sz w:val="21"/>
           <w:szCs w:val="21"/>
         </w:rPr>
-        <w:t xml:space="preserve">网站的组合回测这样做：每隔 10 根 K 线，按因子值把所有股票排一遍，买前 5 名，等权持有，到下一次再排。每次换仓都算手续费和滑点。旁边永远画一条「同期等权买入持有」的基准线。读四个数字：累计收益、年化收益、夏普比率、最大回撤。</w:t>
+        <w:t xml:space="preserve">Z 与 L 在本地持久化。新会话从上次的状态继续，被拒方向不会被重新探索，已接受因子成为后续冗余检验的参照。闭环因此不仅在一次运行内成立，也跨运行成立。平台对 LLM 引擎按客户端限流（每日 5 次挖掘），课堂演示建议提前运行并保留结果。</w:t>
+      </w:r>
+    </w:p>
+    <w:p>
+      <w:pPr>
+        <w:pStyle w:val="Heading1"/>
+        <w:spacing w:after="140" w:before="380"/>
+      </w:pPr>
+      <w:r>
+        <w:rPr>
+          <w:rFonts w:ascii="Microsoft YaHei" w:cs="Microsoft YaHei" w:eastAsia="Microsoft YaHei" w:hAnsi="Microsoft YaHei"/>
+          <w:b/>
+          <w:bCs/>
+          <w:color w:val="13213A"/>
+          <w:sz w:val="30"/>
+          <w:szCs w:val="30"/>
+        </w:rPr>
+        <w:t xml:space="preserve">5　对照方法：遗传编程</w:t>
+      </w:r>
+    </w:p>
+    <w:p>
+      <w:pPr>
+        <w:pStyle w:val="Heading2"/>
+        <w:spacing w:after="100" w:before="260"/>
+      </w:pPr>
+      <w:r>
+        <w:rPr>
+          <w:rFonts w:ascii="Microsoft YaHei" w:cs="Microsoft YaHei" w:eastAsia="Microsoft YaHei" w:hAnsi="Microsoft YaHei"/>
+          <w:b/>
+          <w:bCs/>
+          <w:color w:val="0FA8C9"/>
+          <w:sz w:val="24"/>
+          <w:szCs w:val="24"/>
+        </w:rPr>
+        <w:t xml:space="preserve">5.1　表示与算子</w:t>
       </w:r>
     </w:p>
     <w:p>
@@ -3228,24 +4880,742 @@
           <w:sz w:val="21"/>
           <w:szCs w:val="21"/>
         </w:rPr>
-        <w:t xml:space="preserve">一个 IC 有 0.03 的因子，在这个组合里可能跑不赢基准。换手吃掉一部分，只买 5 只的集中度放大波动，再平衡的时点也未必合适。所以 IC 好只是门票，组合回测是成绩单，而且成绩单上必须有基准这一栏。</w:t>
-      </w:r>
-    </w:p>
-    <w:p>
-      <w:pPr>
-        <w:pStyle w:val="Heading1"/>
-        <w:spacing w:after="140" w:before="360"/>
+        <w:t xml:space="preserve">遗传编程（GP）把表达式视为语法树，在同一 DSL 空间内以随机初始化、锦标赛选择、子树交叉与变异进行搜索。化简步骤消除 ts_min(ts_min(x)) 一类的冗余嵌套，控制膨胀。每代保留 8 个最优且互不冗余的个体构成名人堂（Hall of Fame）。</w:t>
+      </w:r>
+    </w:p>
+    <w:p>
+      <w:pPr>
+        <w:pStyle w:val="Heading2"/>
+        <w:spacing w:after="100" w:before="260"/>
       </w:pPr>
       <w:r>
         <w:rPr>
           <w:rFonts w:ascii="Microsoft YaHei" w:cs="Microsoft YaHei" w:eastAsia="Microsoft YaHei" w:hAnsi="Microsoft YaHei"/>
           <w:b/>
           <w:bCs/>
+          <w:color w:val="0FA8C9"/>
+          <w:sz w:val="24"/>
+          <w:szCs w:val="24"/>
+        </w:rPr>
+        <w:t xml:space="preserve">5.2　适应度函数</w:t>
+      </w:r>
+    </w:p>
+    <w:p>
+      <w:pPr>
+        <w:spacing w:after="140" w:before="60"/>
+        <w:jc w:val="center"/>
+      </w:pPr>
+      <w:r>
+        <w:rPr>
+          <w:rFonts w:ascii="Cambria Math" w:cs="Cambria Math" w:eastAsia="Cambria Math" w:hAnsi="Cambria Math"/>
+          <w:color w:val="13213A"/>
+          <w:sz w:val="22"/>
+          <w:szCs w:val="22"/>
+        </w:rPr>
+        <w:t xml:space="preserve">fit = |IC| · (0.6 + 0.4 · min(1, |ICIR| / 0.5)) − 0.02 · (1 − stability) − 0.0015 · nodes</w:t>
+      </w:r>
+      <w:r>
+        <w:rPr>
+          <w:rFonts w:ascii="Microsoft YaHei" w:cs="Microsoft YaHei" w:eastAsia="Microsoft YaHei" w:hAnsi="Microsoft YaHei"/>
+          <w:color w:val="6B7A90"/>
+          <w:sz w:val="19"/>
+          <w:szCs w:val="19"/>
+        </w:rPr>
+        <w:t xml:space="preserve">　　(6)</w:t>
+      </w:r>
+    </w:p>
+    <w:p>
+      <w:pPr>
+        <w:spacing w:after="140" w:before="60"/>
+        <w:jc w:val="center"/>
+      </w:pPr>
+      <w:r>
+        <w:rPr>
+          <w:rFonts w:ascii="Cambria Math" w:cs="Cambria Math" w:eastAsia="Cambria Math" w:hAnsi="Cambria Math"/>
+          <w:color w:val="13213A"/>
+          <w:sz w:val="22"/>
+          <w:szCs w:val="22"/>
+        </w:rPr>
+        <w:t xml:space="preserve">若 max_{z ∈ HOF} |corr(f, z)| &gt; 0.7，则 fit ← 0.5 · fit</w:t>
+      </w:r>
+      <w:r>
+        <w:rPr>
+          <w:rFonts w:ascii="Microsoft YaHei" w:cs="Microsoft YaHei" w:eastAsia="Microsoft YaHei" w:hAnsi="Microsoft YaHei"/>
+          <w:color w:val="6B7A90"/>
+          <w:sz w:val="19"/>
+          <w:szCs w:val="19"/>
+        </w:rPr>
+        <w:t xml:space="preserve">　　(7)</w:t>
+      </w:r>
+    </w:p>
+    <w:p>
+      <w:pPr>
+        <w:spacing w:after="140" w:line="340"/>
+      </w:pPr>
+      <w:r>
+        <w:rPr>
+          <w:rFonts w:ascii="Microsoft YaHei" w:cs="Microsoft YaHei" w:eastAsia="Microsoft YaHei" w:hAnsi="Microsoft YaHei"/>
+          <w:color w:val="13213A"/>
+          <w:sz w:val="21"/>
+          <w:szCs w:val="21"/>
+        </w:rPr>
+        <w:t xml:space="preserve">式 (6) 中 |IC| 为主项，ICIR 提供稳定性加成，节点数项为简约惩罚。式 (7) 是生态位保护：与名人堂成员高度相关的个体适应度减半，迫使种群探索不同区域。产出同样经过第 3 节的评估协议后才进入因子库。</w:t>
+      </w:r>
+    </w:p>
+    <w:p>
+      <w:pPr>
+        <w:pStyle w:val="Heading2"/>
+        <w:spacing w:after="100" w:before="260"/>
+      </w:pPr>
+      <w:r>
+        <w:rPr>
+          <w:rFonts w:ascii="Microsoft YaHei" w:cs="Microsoft YaHei" w:eastAsia="Microsoft YaHei" w:hAnsi="Microsoft YaHei"/>
+          <w:b/>
+          <w:bCs/>
+          <w:color w:val="0FA8C9"/>
+          <w:sz w:val="24"/>
+          <w:szCs w:val="24"/>
+        </w:rPr>
+        <w:t xml:space="preserve">5.3　两种范式的比较</w:t>
+      </w:r>
+    </w:p>
+    <w:tbl>
+      <w:tblPr>
+        <w:tblW w:type="dxa" w:w="9440"/>
+        <w:tblBorders>
+          <w:top w:val="single" w:color="auto" w:sz="4"/>
+          <w:left w:val="single" w:color="auto" w:sz="4"/>
+          <w:bottom w:val="single" w:color="auto" w:sz="4"/>
+          <w:right w:val="single" w:color="auto" w:sz="4"/>
+          <w:insideH w:val="single" w:color="auto" w:sz="4"/>
+          <w:insideV w:val="single" w:color="auto" w:sz="4"/>
+        </w:tblBorders>
+      </w:tblPr>
+      <w:tblGrid>
+        <w:gridCol w:w="1800"/>
+        <w:gridCol w:w="3820"/>
+        <w:gridCol w:w="3820"/>
+      </w:tblGrid>
+      <w:tr>
+        <w:trPr>
+          <w:tblHeader/>
+        </w:trPr>
+        <w:tc>
+          <w:tcPr>
+            <w:tcW w:type="dxa" w:w="1800"/>
+            <w:shd w:fill="13213A" w:color="auto" w:val="clear"/>
+            <w:tcMar>
+              <w:top w:type="dxa" w:w="70"/>
+              <w:left w:type="dxa" w:w="110"/>
+              <w:bottom w:type="dxa" w:w="70"/>
+              <w:right w:type="dxa" w:w="110"/>
+            </w:tcMar>
+          </w:tcPr>
+          <w:p>
+            <w:pPr>
+              <w:spacing w:after="0" w:line="300"/>
+            </w:pPr>
+            <w:r>
+              <w:rPr>
+                <w:rFonts w:ascii="Microsoft YaHei" w:cs="Microsoft YaHei" w:eastAsia="Microsoft YaHei" w:hAnsi="Microsoft YaHei"/>
+                <w:b/>
+                <w:bCs/>
+                <w:color w:val="FFFFFF"/>
+                <w:sz w:val="19"/>
+                <w:szCs w:val="19"/>
+              </w:rPr>
+              <w:t xml:space="preserve">维度</w:t>
+            </w:r>
+          </w:p>
+        </w:tc>
+        <w:tc>
+          <w:tcPr>
+            <w:tcW w:type="dxa" w:w="3820"/>
+            <w:shd w:fill="13213A" w:color="auto" w:val="clear"/>
+            <w:tcMar>
+              <w:top w:type="dxa" w:w="70"/>
+              <w:left w:type="dxa" w:w="110"/>
+              <w:bottom w:type="dxa" w:w="70"/>
+              <w:right w:type="dxa" w:w="110"/>
+            </w:tcMar>
+          </w:tcPr>
+          <w:p>
+            <w:pPr>
+              <w:spacing w:after="0" w:line="300"/>
+            </w:pPr>
+            <w:r>
+              <w:rPr>
+                <w:rFonts w:ascii="Microsoft YaHei" w:cs="Microsoft YaHei" w:eastAsia="Microsoft YaHei" w:hAnsi="Microsoft YaHei"/>
+                <w:b/>
+                <w:bCs/>
+                <w:color w:val="FFFFFF"/>
+                <w:sz w:val="19"/>
+                <w:szCs w:val="19"/>
+              </w:rPr>
+              <w:t xml:space="preserve">Loop Engineering（LLM）</w:t>
+            </w:r>
+          </w:p>
+        </w:tc>
+        <w:tc>
+          <w:tcPr>
+            <w:tcW w:type="dxa" w:w="3820"/>
+            <w:shd w:fill="13213A" w:color="auto" w:val="clear"/>
+            <w:tcMar>
+              <w:top w:type="dxa" w:w="70"/>
+              <w:left w:type="dxa" w:w="110"/>
+              <w:bottom w:type="dxa" w:w="70"/>
+              <w:right w:type="dxa" w:w="110"/>
+            </w:tcMar>
+          </w:tcPr>
+          <w:p>
+            <w:pPr>
+              <w:spacing w:after="0" w:line="300"/>
+            </w:pPr>
+            <w:r>
+              <w:rPr>
+                <w:rFonts w:ascii="Microsoft YaHei" w:cs="Microsoft YaHei" w:eastAsia="Microsoft YaHei" w:hAnsi="Microsoft YaHei"/>
+                <w:b/>
+                <w:bCs/>
+                <w:color w:val="FFFFFF"/>
+                <w:sz w:val="19"/>
+                <w:szCs w:val="19"/>
+              </w:rPr>
+              <w:t xml:space="preserve">遗传编程（GP）</w:t>
+            </w:r>
+          </w:p>
+        </w:tc>
+      </w:tr>
+      <w:tr>
+        <w:tc>
+          <w:tcPr>
+            <w:tcW w:type="dxa" w:w="1800"/>
+            <w:tcMar>
+              <w:top w:type="dxa" w:w="70"/>
+              <w:left w:type="dxa" w:w="110"/>
+              <w:bottom w:type="dxa" w:w="70"/>
+              <w:right w:type="dxa" w:w="110"/>
+            </w:tcMar>
+          </w:tcPr>
+          <w:p>
+            <w:pPr>
+              <w:spacing w:after="0" w:line="300"/>
+            </w:pPr>
+            <w:r>
+              <w:rPr>
+                <w:rFonts w:ascii="Microsoft YaHei" w:cs="Microsoft YaHei" w:eastAsia="Microsoft YaHei" w:hAnsi="Microsoft YaHei"/>
+                <w:b w:val="false"/>
+                <w:bCs w:val="false"/>
+                <w:color w:val="13213A"/>
+                <w:sz w:val="19"/>
+                <w:szCs w:val="19"/>
+              </w:rPr>
+              <w:t xml:space="preserve">候选来源</w:t>
+            </w:r>
+          </w:p>
+        </w:tc>
+        <w:tc>
+          <w:tcPr>
+            <w:tcW w:type="dxa" w:w="3820"/>
+            <w:tcMar>
+              <w:top w:type="dxa" w:w="70"/>
+              <w:left w:type="dxa" w:w="110"/>
+              <w:bottom w:type="dxa" w:w="70"/>
+              <w:right w:type="dxa" w:w="110"/>
+            </w:tcMar>
+          </w:tcPr>
+          <w:p>
+            <w:pPr>
+              <w:spacing w:after="0" w:line="300"/>
+            </w:pPr>
+            <w:r>
+              <w:rPr>
+                <w:rFonts w:ascii="Microsoft YaHei" w:cs="Microsoft YaHei" w:eastAsia="Microsoft YaHei" w:hAnsi="Microsoft YaHei"/>
+                <w:b w:val="false"/>
+                <w:bCs w:val="false"/>
+                <w:color w:val="13213A"/>
+                <w:sz w:val="19"/>
+                <w:szCs w:val="19"/>
+              </w:rPr>
+              <w:t xml:space="preserve">语言模型，带金融先验</w:t>
+            </w:r>
+          </w:p>
+        </w:tc>
+        <w:tc>
+          <w:tcPr>
+            <w:tcW w:type="dxa" w:w="3820"/>
+            <w:tcMar>
+              <w:top w:type="dxa" w:w="70"/>
+              <w:left w:type="dxa" w:w="110"/>
+              <w:bottom w:type="dxa" w:w="70"/>
+              <w:right w:type="dxa" w:w="110"/>
+            </w:tcMar>
+          </w:tcPr>
+          <w:p>
+            <w:pPr>
+              <w:spacing w:after="0" w:line="300"/>
+            </w:pPr>
+            <w:r>
+              <w:rPr>
+                <w:rFonts w:ascii="Microsoft YaHei" w:cs="Microsoft YaHei" w:eastAsia="Microsoft YaHei" w:hAnsi="Microsoft YaHei"/>
+                <w:b w:val="false"/>
+                <w:bCs w:val="false"/>
+                <w:color w:val="13213A"/>
+                <w:sz w:val="19"/>
+                <w:szCs w:val="19"/>
+              </w:rPr>
+              <w:t xml:space="preserve">随机组合与变异，无先验</w:t>
+            </w:r>
+          </w:p>
+        </w:tc>
+      </w:tr>
+      <w:tr>
+        <w:tc>
+          <w:tcPr>
+            <w:tcW w:type="dxa" w:w="1800"/>
+            <w:tcMar>
+              <w:top w:type="dxa" w:w="70"/>
+              <w:left w:type="dxa" w:w="110"/>
+              <w:bottom w:type="dxa" w:w="70"/>
+              <w:right w:type="dxa" w:w="110"/>
+            </w:tcMar>
+          </w:tcPr>
+          <w:p>
+            <w:pPr>
+              <w:spacing w:after="0" w:line="300"/>
+            </w:pPr>
+            <w:r>
+              <w:rPr>
+                <w:rFonts w:ascii="Microsoft YaHei" w:cs="Microsoft YaHei" w:eastAsia="Microsoft YaHei" w:hAnsi="Microsoft YaHei"/>
+                <w:b w:val="false"/>
+                <w:bCs w:val="false"/>
+                <w:color w:val="13213A"/>
+                <w:sz w:val="19"/>
+                <w:szCs w:val="19"/>
+              </w:rPr>
+              <w:t xml:space="preserve">反馈形式</w:t>
+            </w:r>
+          </w:p>
+        </w:tc>
+        <w:tc>
+          <w:tcPr>
+            <w:tcW w:type="dxa" w:w="3820"/>
+            <w:tcMar>
+              <w:top w:type="dxa" w:w="70"/>
+              <w:left w:type="dxa" w:w="110"/>
+              <w:bottom w:type="dxa" w:w="70"/>
+              <w:right w:type="dxa" w:w="110"/>
+            </w:tcMar>
+          </w:tcPr>
+          <w:p>
+            <w:pPr>
+              <w:spacing w:after="0" w:line="300"/>
+            </w:pPr>
+            <w:r>
+              <w:rPr>
+                <w:rFonts w:ascii="Microsoft YaHei" w:cs="Microsoft YaHei" w:eastAsia="Microsoft YaHei" w:hAnsi="Microsoft YaHei"/>
+                <w:b w:val="false"/>
+                <w:bCs w:val="false"/>
+                <w:color w:val="13213A"/>
+                <w:sz w:val="19"/>
+                <w:szCs w:val="19"/>
+              </w:rPr>
+              <w:t xml:space="preserve">结构化文本进入上下文</w:t>
+            </w:r>
+          </w:p>
+        </w:tc>
+        <w:tc>
+          <w:tcPr>
+            <w:tcW w:type="dxa" w:w="3820"/>
+            <w:tcMar>
+              <w:top w:type="dxa" w:w="70"/>
+              <w:left w:type="dxa" w:w="110"/>
+              <w:bottom w:type="dxa" w:w="70"/>
+              <w:right w:type="dxa" w:w="110"/>
+            </w:tcMar>
+          </w:tcPr>
+          <w:p>
+            <w:pPr>
+              <w:spacing w:after="0" w:line="300"/>
+            </w:pPr>
+            <w:r>
+              <w:rPr>
+                <w:rFonts w:ascii="Microsoft YaHei" w:cs="Microsoft YaHei" w:eastAsia="Microsoft YaHei" w:hAnsi="Microsoft YaHei"/>
+                <w:b w:val="false"/>
+                <w:bCs w:val="false"/>
+                <w:color w:val="13213A"/>
+                <w:sz w:val="19"/>
+                <w:szCs w:val="19"/>
+              </w:rPr>
+              <w:t xml:space="preserve">标量适应度驱动选择</w:t>
+            </w:r>
+          </w:p>
+        </w:tc>
+      </w:tr>
+      <w:tr>
+        <w:tc>
+          <w:tcPr>
+            <w:tcW w:type="dxa" w:w="1800"/>
+            <w:tcMar>
+              <w:top w:type="dxa" w:w="70"/>
+              <w:left w:type="dxa" w:w="110"/>
+              <w:bottom w:type="dxa" w:w="70"/>
+              <w:right w:type="dxa" w:w="110"/>
+            </w:tcMar>
+          </w:tcPr>
+          <w:p>
+            <w:pPr>
+              <w:spacing w:after="0" w:line="300"/>
+            </w:pPr>
+            <w:r>
+              <w:rPr>
+                <w:rFonts w:ascii="Microsoft YaHei" w:cs="Microsoft YaHei" w:eastAsia="Microsoft YaHei" w:hAnsi="Microsoft YaHei"/>
+                <w:b w:val="false"/>
+                <w:bCs w:val="false"/>
+                <w:color w:val="13213A"/>
+                <w:sz w:val="19"/>
+                <w:szCs w:val="19"/>
+              </w:rPr>
+              <w:t xml:space="preserve">可解释性</w:t>
+            </w:r>
+          </w:p>
+        </w:tc>
+        <w:tc>
+          <w:tcPr>
+            <w:tcW w:type="dxa" w:w="3820"/>
+            <w:tcMar>
+              <w:top w:type="dxa" w:w="70"/>
+              <w:left w:type="dxa" w:w="110"/>
+              <w:bottom w:type="dxa" w:w="70"/>
+              <w:right w:type="dxa" w:w="110"/>
+            </w:tcMar>
+          </w:tcPr>
+          <w:p>
+            <w:pPr>
+              <w:spacing w:after="0" w:line="300"/>
+            </w:pPr>
+            <w:r>
+              <w:rPr>
+                <w:rFonts w:ascii="Microsoft YaHei" w:cs="Microsoft YaHei" w:eastAsia="Microsoft YaHei" w:hAnsi="Microsoft YaHei"/>
+                <w:b w:val="false"/>
+                <w:bCs w:val="false"/>
+                <w:color w:val="13213A"/>
+                <w:sz w:val="19"/>
+                <w:szCs w:val="19"/>
+              </w:rPr>
+              <w:t xml:space="preserve">高：候选附带假设，可对话</w:t>
+            </w:r>
+          </w:p>
+        </w:tc>
+        <w:tc>
+          <w:tcPr>
+            <w:tcW w:type="dxa" w:w="3820"/>
+            <w:tcMar>
+              <w:top w:type="dxa" w:w="70"/>
+              <w:left w:type="dxa" w:w="110"/>
+              <w:bottom w:type="dxa" w:w="70"/>
+              <w:right w:type="dxa" w:w="110"/>
+            </w:tcMar>
+          </w:tcPr>
+          <w:p>
+            <w:pPr>
+              <w:spacing w:after="0" w:line="300"/>
+            </w:pPr>
+            <w:r>
+              <w:rPr>
+                <w:rFonts w:ascii="Microsoft YaHei" w:cs="Microsoft YaHei" w:eastAsia="Microsoft YaHei" w:hAnsi="Microsoft YaHei"/>
+                <w:b w:val="false"/>
+                <w:bCs w:val="false"/>
+                <w:color w:val="13213A"/>
+                <w:sz w:val="19"/>
+                <w:szCs w:val="19"/>
+              </w:rPr>
+              <w:t xml:space="preserve">中：需化简与复杂度约束</w:t>
+            </w:r>
+          </w:p>
+        </w:tc>
+      </w:tr>
+      <w:tr>
+        <w:tc>
+          <w:tcPr>
+            <w:tcW w:type="dxa" w:w="1800"/>
+            <w:tcMar>
+              <w:top w:type="dxa" w:w="70"/>
+              <w:left w:type="dxa" w:w="110"/>
+              <w:bottom w:type="dxa" w:w="70"/>
+              <w:right w:type="dxa" w:w="110"/>
+            </w:tcMar>
+          </w:tcPr>
+          <w:p>
+            <w:pPr>
+              <w:spacing w:after="0" w:line="300"/>
+            </w:pPr>
+            <w:r>
+              <w:rPr>
+                <w:rFonts w:ascii="Microsoft YaHei" w:cs="Microsoft YaHei" w:eastAsia="Microsoft YaHei" w:hAnsi="Microsoft YaHei"/>
+                <w:b w:val="false"/>
+                <w:bCs w:val="false"/>
+                <w:color w:val="13213A"/>
+                <w:sz w:val="19"/>
+                <w:szCs w:val="19"/>
+              </w:rPr>
+              <w:t xml:space="preserve">成本</w:t>
+            </w:r>
+          </w:p>
+        </w:tc>
+        <w:tc>
+          <w:tcPr>
+            <w:tcW w:type="dxa" w:w="3820"/>
+            <w:tcMar>
+              <w:top w:type="dxa" w:w="70"/>
+              <w:left w:type="dxa" w:w="110"/>
+              <w:bottom w:type="dxa" w:w="70"/>
+              <w:right w:type="dxa" w:w="110"/>
+            </w:tcMar>
+          </w:tcPr>
+          <w:p>
+            <w:pPr>
+              <w:spacing w:after="0" w:line="300"/>
+            </w:pPr>
+            <w:r>
+              <w:rPr>
+                <w:rFonts w:ascii="Microsoft YaHei" w:cs="Microsoft YaHei" w:eastAsia="Microsoft YaHei" w:hAnsi="Microsoft YaHei"/>
+                <w:b w:val="false"/>
+                <w:bCs w:val="false"/>
+                <w:color w:val="13213A"/>
+                <w:sz w:val="19"/>
+                <w:szCs w:val="19"/>
+              </w:rPr>
+              <w:t xml:space="preserve">每轮调用模型，受限流约束</w:t>
+            </w:r>
+          </w:p>
+        </w:tc>
+        <w:tc>
+          <w:tcPr>
+            <w:tcW w:type="dxa" w:w="3820"/>
+            <w:tcMar>
+              <w:top w:type="dxa" w:w="70"/>
+              <w:left w:type="dxa" w:w="110"/>
+              <w:bottom w:type="dxa" w:w="70"/>
+              <w:right w:type="dxa" w:w="110"/>
+            </w:tcMar>
+          </w:tcPr>
+          <w:p>
+            <w:pPr>
+              <w:spacing w:after="0" w:line="300"/>
+            </w:pPr>
+            <w:r>
+              <w:rPr>
+                <w:rFonts w:ascii="Microsoft YaHei" w:cs="Microsoft YaHei" w:eastAsia="Microsoft YaHei" w:hAnsi="Microsoft YaHei"/>
+                <w:b w:val="false"/>
+                <w:bCs w:val="false"/>
+                <w:color w:val="13213A"/>
+                <w:sz w:val="19"/>
+                <w:szCs w:val="19"/>
+              </w:rPr>
+              <w:t xml:space="preserve">纯计算，易并行</w:t>
+            </w:r>
+          </w:p>
+        </w:tc>
+      </w:tr>
+      <w:tr>
+        <w:tc>
+          <w:tcPr>
+            <w:tcW w:type="dxa" w:w="1800"/>
+            <w:tcMar>
+              <w:top w:type="dxa" w:w="70"/>
+              <w:left w:type="dxa" w:w="110"/>
+              <w:bottom w:type="dxa" w:w="70"/>
+              <w:right w:type="dxa" w:w="110"/>
+            </w:tcMar>
+          </w:tcPr>
+          <w:p>
+            <w:pPr>
+              <w:spacing w:after="0" w:line="300"/>
+            </w:pPr>
+            <w:r>
+              <w:rPr>
+                <w:rFonts w:ascii="Microsoft YaHei" w:cs="Microsoft YaHei" w:eastAsia="Microsoft YaHei" w:hAnsi="Microsoft YaHei"/>
+                <w:b w:val="false"/>
+                <w:bCs w:val="false"/>
+                <w:color w:val="13213A"/>
+                <w:sz w:val="19"/>
+                <w:szCs w:val="19"/>
+              </w:rPr>
+              <w:t xml:space="preserve">典型风险</w:t>
+            </w:r>
+          </w:p>
+        </w:tc>
+        <w:tc>
+          <w:tcPr>
+            <w:tcW w:type="dxa" w:w="3820"/>
+            <w:tcMar>
+              <w:top w:type="dxa" w:w="70"/>
+              <w:left w:type="dxa" w:w="110"/>
+              <w:bottom w:type="dxa" w:w="70"/>
+              <w:right w:type="dxa" w:w="110"/>
+            </w:tcMar>
+          </w:tcPr>
+          <w:p>
+            <w:pPr>
+              <w:spacing w:after="0" w:line="300"/>
+            </w:pPr>
+            <w:r>
+              <w:rPr>
+                <w:rFonts w:ascii="Microsoft YaHei" w:cs="Microsoft YaHei" w:eastAsia="Microsoft YaHei" w:hAnsi="Microsoft YaHei"/>
+                <w:b w:val="false"/>
+                <w:bCs w:val="false"/>
+                <w:color w:val="13213A"/>
+                <w:sz w:val="19"/>
+                <w:szCs w:val="19"/>
+              </w:rPr>
+              <w:t xml:space="preserve">在熟悉方向打转</w:t>
+            </w:r>
+          </w:p>
+        </w:tc>
+        <w:tc>
+          <w:tcPr>
+            <w:tcW w:type="dxa" w:w="3820"/>
+            <w:tcMar>
+              <w:top w:type="dxa" w:w="70"/>
+              <w:left w:type="dxa" w:w="110"/>
+              <w:bottom w:type="dxa" w:w="70"/>
+              <w:right w:type="dxa" w:w="110"/>
+            </w:tcMar>
+          </w:tcPr>
+          <w:p>
+            <w:pPr>
+              <w:spacing w:after="0" w:line="300"/>
+            </w:pPr>
+            <w:r>
+              <w:rPr>
+                <w:rFonts w:ascii="Microsoft YaHei" w:cs="Microsoft YaHei" w:eastAsia="Microsoft YaHei" w:hAnsi="Microsoft YaHei"/>
+                <w:b w:val="false"/>
+                <w:bCs w:val="false"/>
+                <w:color w:val="13213A"/>
+                <w:sz w:val="19"/>
+                <w:szCs w:val="19"/>
+              </w:rPr>
+              <w:t xml:space="preserve">表达式膨胀、语义空洞</w:t>
+            </w:r>
+          </w:p>
+        </w:tc>
+      </w:tr>
+      <w:tr>
+        <w:tc>
+          <w:tcPr>
+            <w:tcW w:type="dxa" w:w="1800"/>
+            <w:tcMar>
+              <w:top w:type="dxa" w:w="70"/>
+              <w:left w:type="dxa" w:w="110"/>
+              <w:bottom w:type="dxa" w:w="70"/>
+              <w:right w:type="dxa" w:w="110"/>
+            </w:tcMar>
+          </w:tcPr>
+          <w:p>
+            <w:pPr>
+              <w:spacing w:after="0" w:line="300"/>
+            </w:pPr>
+            <w:r>
+              <w:rPr>
+                <w:rFonts w:ascii="Microsoft YaHei" w:cs="Microsoft YaHei" w:eastAsia="Microsoft YaHei" w:hAnsi="Microsoft YaHei"/>
+                <w:b w:val="false"/>
+                <w:bCs w:val="false"/>
+                <w:color w:val="13213A"/>
+                <w:sz w:val="19"/>
+                <w:szCs w:val="19"/>
+              </w:rPr>
+              <w:t xml:space="preserve">评估协议</w:t>
+            </w:r>
+          </w:p>
+        </w:tc>
+        <w:tc>
+          <w:tcPr>
+            <w:tcW w:type="dxa" w:w="3820"/>
+            <w:tcMar>
+              <w:top w:type="dxa" w:w="70"/>
+              <w:left w:type="dxa" w:w="110"/>
+              <w:bottom w:type="dxa" w:w="70"/>
+              <w:right w:type="dxa" w:w="110"/>
+            </w:tcMar>
+          </w:tcPr>
+          <w:p>
+            <w:pPr>
+              <w:spacing w:after="0" w:line="300"/>
+            </w:pPr>
+            <w:r>
+              <w:rPr>
+                <w:rFonts w:ascii="Microsoft YaHei" w:cs="Microsoft YaHei" w:eastAsia="Microsoft YaHei" w:hAnsi="Microsoft YaHei"/>
+                <w:b w:val="false"/>
+                <w:bCs w:val="false"/>
+                <w:color w:val="13213A"/>
+                <w:sz w:val="19"/>
+                <w:szCs w:val="19"/>
+              </w:rPr>
+              <w:t xml:space="preserve">共用第 3 节流水线与门槛</w:t>
+            </w:r>
+          </w:p>
+        </w:tc>
+        <w:tc>
+          <w:tcPr>
+            <w:tcW w:type="dxa" w:w="3820"/>
+            <w:tcMar>
+              <w:top w:type="dxa" w:w="70"/>
+              <w:left w:type="dxa" w:w="110"/>
+              <w:bottom w:type="dxa" w:w="70"/>
+              <w:right w:type="dxa" w:w="110"/>
+            </w:tcMar>
+          </w:tcPr>
+          <w:p>
+            <w:pPr>
+              <w:spacing w:after="0" w:line="300"/>
+            </w:pPr>
+            <w:r>
+              <w:rPr>
+                <w:rFonts w:ascii="Microsoft YaHei" w:cs="Microsoft YaHei" w:eastAsia="Microsoft YaHei" w:hAnsi="Microsoft YaHei"/>
+                <w:b w:val="false"/>
+                <w:bCs w:val="false"/>
+                <w:color w:val="13213A"/>
+                <w:sz w:val="19"/>
+                <w:szCs w:val="19"/>
+              </w:rPr>
+              <w:t xml:space="preserve">同左</w:t>
+            </w:r>
+          </w:p>
+        </w:tc>
+      </w:tr>
+    </w:tbl>
+    <w:p>
+      <w:pPr>
+        <w:pStyle w:val="Heading1"/>
+        <w:spacing w:after="140" w:before="380"/>
+      </w:pPr>
+      <w:r>
+        <w:rPr>
+          <w:rFonts w:ascii="Microsoft YaHei" w:cs="Microsoft YaHei" w:eastAsia="Microsoft YaHei" w:hAnsi="Microsoft YaHei"/>
+          <w:b/>
+          <w:bCs/>
           <w:color w:val="13213A"/>
           <w:sz w:val="30"/>
           <w:szCs w:val="30"/>
         </w:rPr>
-        <w:t xml:space="preserve">八、上线之后：筛子会钝（1 分钟）</w:t>
+        <w:t xml:space="preserve">6　从因子到组合</w:t>
+      </w:r>
+    </w:p>
+    <w:p>
+      <w:pPr>
+        <w:pStyle w:val="Heading2"/>
+        <w:spacing w:after="100" w:before="260"/>
+      </w:pPr>
+      <w:r>
+        <w:rPr>
+          <w:rFonts w:ascii="Microsoft YaHei" w:cs="Microsoft YaHei" w:eastAsia="Microsoft YaHei" w:hAnsi="Microsoft YaHei"/>
+          <w:b/>
+          <w:bCs/>
+          <w:color w:val="0FA8C9"/>
+          <w:sz w:val="24"/>
+          <w:szCs w:val="24"/>
+        </w:rPr>
+        <w:t xml:space="preserve">6.1　组合构建</w:t>
       </w:r>
     </w:p>
     <w:p>
@@ -3259,7 +5629,72 @@
           <w:sz w:val="21"/>
           <w:szCs w:val="21"/>
         </w:rPr>
-        <w:t xml:space="preserve">因子会衰减：一个规律被越多人用，就越快被磨平。网站的「检查」按钮把 IC 序列按最近 60 天、120 天、全样本切开，近端明显低于远端就是钝了的信号。「跨市场移植」把美股上挖到的因子直接在加密样本上重算：两边都成立更像真规律，只在一边成立多半是样本特性。</w:t>
+        <w:t xml:space="preserve">组合回测采用最简单、最不易被参数调优污染的规则：每 10 根 K 线为一个再平衡周期；在再平衡日按因子值排序（可反向），取前 N 名等权持有；换仓计入手续费与滑点；以同期等权买入持有作为基准。</w:t>
+      </w:r>
+    </w:p>
+    <w:p>
+      <w:pPr>
+        <w:pStyle w:val="Heading2"/>
+        <w:spacing w:after="100" w:before="260"/>
+      </w:pPr>
+      <w:r>
+        <w:rPr>
+          <w:rFonts w:ascii="Microsoft YaHei" w:cs="Microsoft YaHei" w:eastAsia="Microsoft YaHei" w:hAnsi="Microsoft YaHei"/>
+          <w:b/>
+          <w:bCs/>
+          <w:color w:val="0FA8C9"/>
+          <w:sz w:val="24"/>
+          <w:szCs w:val="24"/>
+        </w:rPr>
+        <w:t xml:space="preserve">6.2　绩效指标</w:t>
+      </w:r>
+    </w:p>
+    <w:p>
+      <w:pPr>
+        <w:spacing w:after="140" w:before="60"/>
+        <w:jc w:val="center"/>
+      </w:pPr>
+      <w:r>
+        <w:rPr>
+          <w:rFonts w:ascii="Cambria Math" w:cs="Cambria Math" w:eastAsia="Cambria Math" w:hAnsi="Cambria Math"/>
+          <w:color w:val="13213A"/>
+          <w:sz w:val="22"/>
+          <w:szCs w:val="22"/>
+        </w:rPr>
+        <w:t xml:space="preserve">CAGR = (V_T / V_0)^{252/T} − 1　　Sharpe = mean(r_t) / std(r_t) · √252</w:t>
+      </w:r>
+      <w:r>
+        <w:rPr>
+          <w:rFonts w:ascii="Microsoft YaHei" w:cs="Microsoft YaHei" w:eastAsia="Microsoft YaHei" w:hAnsi="Microsoft YaHei"/>
+          <w:color w:val="6B7A90"/>
+          <w:sz w:val="19"/>
+          <w:szCs w:val="19"/>
+        </w:rPr>
+        <w:t xml:space="preserve">　　(8)</w:t>
+      </w:r>
+    </w:p>
+    <w:p>
+      <w:pPr>
+        <w:spacing w:after="140" w:before="60"/>
+        <w:jc w:val="center"/>
+      </w:pPr>
+      <w:r>
+        <w:rPr>
+          <w:rFonts w:ascii="Cambria Math" w:cs="Cambria Math" w:eastAsia="Cambria Math" w:hAnsi="Cambria Math"/>
+          <w:color w:val="13213A"/>
+          <w:sz w:val="22"/>
+          <w:szCs w:val="22"/>
+        </w:rPr>
+        <w:t xml:space="preserve">MDD = min_t ( V_t / max_{s ≤ t} V_s − 1 )</w:t>
+      </w:r>
+      <w:r>
+        <w:rPr>
+          <w:rFonts w:ascii="Microsoft YaHei" w:cs="Microsoft YaHei" w:eastAsia="Microsoft YaHei" w:hAnsi="Microsoft YaHei"/>
+          <w:color w:val="6B7A90"/>
+          <w:sz w:val="19"/>
+          <w:szCs w:val="19"/>
+        </w:rPr>
+        <w:t xml:space="preserve">　　(9)</w:t>
       </w:r>
     </w:p>
     <w:p>
@@ -3273,13 +5708,13 @@
           <w:sz w:val="21"/>
           <w:szCs w:val="21"/>
         </w:rPr>
-        <w:t xml:space="preserve">最后把它「上线」到模拟持仓。从点击的那天起，每一根 K 线对这条规则都是未见过的。一周、一个月后回来，页面把上线前的夏普和上线后的夏普摆在一起，给出「保持 / 衰减 / 增强」的判定。这是高考之后的社会考试，也是整个流程里唯一不能作弊的一环。</w:t>
+        <w:t xml:space="preserve">四项指标——累计收益、年化收益、夏普比率、最大回撤——始终与基准并列展示。IC 是必要条件而非充分条件：一个 IC = 0.03 的因子在 Top-5 组合中可能因换手成本、集中度与再平衡时点而落后基准。</w:t>
       </w:r>
     </w:p>
     <w:p>
       <w:pPr>
         <w:pStyle w:val="Heading1"/>
-        <w:spacing w:after="140" w:before="360"/>
+        <w:spacing w:after="140" w:before="380"/>
       </w:pPr>
       <w:r>
         <w:rPr>
@@ -3290,7 +5725,419 @@
           <w:sz w:val="30"/>
           <w:szCs w:val="30"/>
         </w:rPr>
-        <w:t xml:space="preserve">九、收尾：三句话带走（0.5 分钟）</w:t>
+        <w:t xml:space="preserve">7　上线后监控</w:t>
+      </w:r>
+    </w:p>
+    <w:p>
+      <w:pPr>
+        <w:pStyle w:val="Heading2"/>
+        <w:spacing w:after="100" w:before="260"/>
+      </w:pPr>
+      <w:r>
+        <w:rPr>
+          <w:rFonts w:ascii="Microsoft YaHei" w:cs="Microsoft YaHei" w:eastAsia="Microsoft YaHei" w:hAnsi="Microsoft YaHei"/>
+          <w:b/>
+          <w:bCs/>
+          <w:color w:val="0FA8C9"/>
+          <w:sz w:val="24"/>
+          <w:szCs w:val="24"/>
+        </w:rPr>
+        <w:t xml:space="preserve">7.1　衰减检测</w:t>
+      </w:r>
+    </w:p>
+    <w:p>
+      <w:pPr>
+        <w:spacing w:after="140" w:line="340"/>
+      </w:pPr>
+      <w:r>
+        <w:rPr>
+          <w:rFonts w:ascii="Microsoft YaHei" w:cs="Microsoft YaHei" w:eastAsia="Microsoft YaHei" w:hAnsi="Microsoft YaHei"/>
+          <w:color w:val="13213A"/>
+          <w:sz w:val="21"/>
+          <w:szCs w:val="21"/>
+        </w:rPr>
+        <w:t xml:space="preserve">将 IC 序列按最近 60 日、120 日与全样本分段比较。近端 IC 显著低于远端，提示因子被市场消化。平台在「检查」功能中给出分段 IC 与健康状态。</w:t>
+      </w:r>
+    </w:p>
+    <w:p>
+      <w:pPr>
+        <w:pStyle w:val="Heading2"/>
+        <w:spacing w:after="100" w:before="260"/>
+      </w:pPr>
+      <w:r>
+        <w:rPr>
+          <w:rFonts w:ascii="Microsoft YaHei" w:cs="Microsoft YaHei" w:eastAsia="Microsoft YaHei" w:hAnsi="Microsoft YaHei"/>
+          <w:b/>
+          <w:bCs/>
+          <w:color w:val="0FA8C9"/>
+          <w:sz w:val="24"/>
+          <w:szCs w:val="24"/>
+        </w:rPr>
+        <w:t xml:space="preserve">7.2　跨市场迁移</w:t>
+      </w:r>
+    </w:p>
+    <w:p>
+      <w:pPr>
+        <w:spacing w:after="140" w:line="340"/>
+      </w:pPr>
+      <w:r>
+        <w:rPr>
+          <w:rFonts w:ascii="Microsoft YaHei" w:cs="Microsoft YaHei" w:eastAsia="Microsoft YaHei" w:hAnsi="Microsoft YaHei"/>
+          <w:color w:val="13213A"/>
+          <w:sz w:val="21"/>
+          <w:szCs w:val="21"/>
+        </w:rPr>
+        <w:t xml:space="preserve">在另一市场（美股 ↔ 加密）上重算同一表达式的 IC。两侧同号且达标，因子更可能反映一般性规律；仅一侧成立，则更可能是样本特性。</w:t>
+      </w:r>
+    </w:p>
+    <w:p>
+      <w:pPr>
+        <w:pStyle w:val="Heading2"/>
+        <w:spacing w:after="100" w:before="260"/>
+      </w:pPr>
+      <w:r>
+        <w:rPr>
+          <w:rFonts w:ascii="Microsoft YaHei" w:cs="Microsoft YaHei" w:eastAsia="Microsoft YaHei" w:hAnsi="Microsoft YaHei"/>
+          <w:b/>
+          <w:bCs/>
+          <w:color w:val="0FA8C9"/>
+          <w:sz w:val="24"/>
+          <w:szCs w:val="24"/>
+        </w:rPr>
+        <w:t xml:space="preserve">7.3　前向跟踪与衰减判定</w:t>
+      </w:r>
+    </w:p>
+    <w:p>
+      <w:pPr>
+        <w:spacing w:after="140" w:line="340"/>
+      </w:pPr>
+      <w:r>
+        <w:rPr>
+          <w:rFonts w:ascii="Microsoft YaHei" w:cs="Microsoft YaHei" w:eastAsia="Microsoft YaHei" w:hAnsi="Microsoft YaHei"/>
+          <w:color w:val="13213A"/>
+          <w:sz w:val="21"/>
+          <w:szCs w:val="21"/>
+        </w:rPr>
+        <w:t xml:space="preserve">因子或策略被「上线」到模拟持仓后，从上线日起按规则重放净值，上线后的每一根 K 线对规则而言均为样本外。平台把上线前（回测期）与上线后同一规则的夏普比率并列，判定规则为：</w:t>
+      </w:r>
+    </w:p>
+    <w:tbl>
+      <w:tblPr>
+        <w:tblW w:type="dxa" w:w="9440"/>
+        <w:tblBorders>
+          <w:top w:val="single" w:color="auto" w:sz="4"/>
+          <w:left w:val="single" w:color="auto" w:sz="4"/>
+          <w:bottom w:val="single" w:color="auto" w:sz="4"/>
+          <w:right w:val="single" w:color="auto" w:sz="4"/>
+          <w:insideH w:val="single" w:color="auto" w:sz="4"/>
+          <w:insideV w:val="single" w:color="auto" w:sz="4"/>
+        </w:tblBorders>
+      </w:tblPr>
+      <w:tblGrid>
+        <w:gridCol w:w="2200"/>
+        <w:gridCol w:w="7240"/>
+      </w:tblGrid>
+      <w:tr>
+        <w:trPr>
+          <w:tblHeader/>
+        </w:trPr>
+        <w:tc>
+          <w:tcPr>
+            <w:tcW w:type="dxa" w:w="2200"/>
+            <w:shd w:fill="13213A" w:color="auto" w:val="clear"/>
+            <w:tcMar>
+              <w:top w:type="dxa" w:w="70"/>
+              <w:left w:type="dxa" w:w="110"/>
+              <w:bottom w:type="dxa" w:w="70"/>
+              <w:right w:type="dxa" w:w="110"/>
+            </w:tcMar>
+          </w:tcPr>
+          <w:p>
+            <w:pPr>
+              <w:spacing w:after="0" w:line="300"/>
+            </w:pPr>
+            <w:r>
+              <w:rPr>
+                <w:rFonts w:ascii="Microsoft YaHei" w:cs="Microsoft YaHei" w:eastAsia="Microsoft YaHei" w:hAnsi="Microsoft YaHei"/>
+                <w:b/>
+                <w:bCs/>
+                <w:color w:val="FFFFFF"/>
+                <w:sz w:val="19"/>
+                <w:szCs w:val="19"/>
+              </w:rPr>
+              <w:t xml:space="preserve">判定</w:t>
+            </w:r>
+          </w:p>
+        </w:tc>
+        <w:tc>
+          <w:tcPr>
+            <w:tcW w:type="dxa" w:w="7240"/>
+            <w:shd w:fill="13213A" w:color="auto" w:val="clear"/>
+            <w:tcMar>
+              <w:top w:type="dxa" w:w="70"/>
+              <w:left w:type="dxa" w:w="110"/>
+              <w:bottom w:type="dxa" w:w="70"/>
+              <w:right w:type="dxa" w:w="110"/>
+            </w:tcMar>
+          </w:tcPr>
+          <w:p>
+            <w:pPr>
+              <w:spacing w:after="0" w:line="300"/>
+            </w:pPr>
+            <w:r>
+              <w:rPr>
+                <w:rFonts w:ascii="Microsoft YaHei" w:cs="Microsoft YaHei" w:eastAsia="Microsoft YaHei" w:hAnsi="Microsoft YaHei"/>
+                <w:b/>
+                <w:bCs/>
+                <w:color w:val="FFFFFF"/>
+                <w:sz w:val="19"/>
+                <w:szCs w:val="19"/>
+              </w:rPr>
+              <w:t xml:space="preserve">条件</w:t>
+            </w:r>
+          </w:p>
+        </w:tc>
+      </w:tr>
+      <w:tr>
+        <w:tc>
+          <w:tcPr>
+            <w:tcW w:type="dxa" w:w="2200"/>
+            <w:tcMar>
+              <w:top w:type="dxa" w:w="70"/>
+              <w:left w:type="dxa" w:w="110"/>
+              <w:bottom w:type="dxa" w:w="70"/>
+              <w:right w:type="dxa" w:w="110"/>
+            </w:tcMar>
+          </w:tcPr>
+          <w:p>
+            <w:pPr>
+              <w:spacing w:after="0" w:line="300"/>
+            </w:pPr>
+            <w:r>
+              <w:rPr>
+                <w:rFonts w:ascii="Microsoft YaHei" w:cs="Microsoft YaHei" w:eastAsia="Microsoft YaHei" w:hAnsi="Microsoft YaHei"/>
+                <w:b w:val="false"/>
+                <w:bCs w:val="false"/>
+                <w:color w:val="13213A"/>
+                <w:sz w:val="19"/>
+                <w:szCs w:val="19"/>
+              </w:rPr>
+              <w:t xml:space="preserve">数据不足</w:t>
+            </w:r>
+          </w:p>
+        </w:tc>
+        <w:tc>
+          <w:tcPr>
+            <w:tcW w:type="dxa" w:w="7240"/>
+            <w:tcMar>
+              <w:top w:type="dxa" w:w="70"/>
+              <w:left w:type="dxa" w:w="110"/>
+              <w:bottom w:type="dxa" w:w="70"/>
+              <w:right w:type="dxa" w:w="110"/>
+            </w:tcMar>
+          </w:tcPr>
+          <w:p>
+            <w:pPr>
+              <w:spacing w:after="0" w:line="300"/>
+            </w:pPr>
+            <w:r>
+              <w:rPr>
+                <w:rFonts w:ascii="Microsoft YaHei" w:cs="Microsoft YaHei" w:eastAsia="Microsoft YaHei" w:hAnsi="Microsoft YaHei"/>
+                <w:b w:val="false"/>
+                <w:bCs w:val="false"/>
+                <w:color w:val="13213A"/>
+                <w:sz w:val="19"/>
+                <w:szCs w:val="19"/>
+              </w:rPr>
+              <w:t xml:space="preserve">回测期 &lt; 60 根或上线后 &lt; 20 根 K 线</w:t>
+            </w:r>
+          </w:p>
+        </w:tc>
+      </w:tr>
+      <w:tr>
+        <w:tc>
+          <w:tcPr>
+            <w:tcW w:type="dxa" w:w="2200"/>
+            <w:tcMar>
+              <w:top w:type="dxa" w:w="70"/>
+              <w:left w:type="dxa" w:w="110"/>
+              <w:bottom w:type="dxa" w:w="70"/>
+              <w:right w:type="dxa" w:w="110"/>
+            </w:tcMar>
+          </w:tcPr>
+          <w:p>
+            <w:pPr>
+              <w:spacing w:after="0" w:line="300"/>
+            </w:pPr>
+            <w:r>
+              <w:rPr>
+                <w:rFonts w:ascii="Microsoft YaHei" w:cs="Microsoft YaHei" w:eastAsia="Microsoft YaHei" w:hAnsi="Microsoft YaHei"/>
+                <w:b w:val="false"/>
+                <w:bCs w:val="false"/>
+                <w:color w:val="13213A"/>
+                <w:sz w:val="19"/>
+                <w:szCs w:val="19"/>
+              </w:rPr>
+              <w:t xml:space="preserve">衰减</w:t>
+            </w:r>
+          </w:p>
+        </w:tc>
+        <w:tc>
+          <w:tcPr>
+            <w:tcW w:type="dxa" w:w="7240"/>
+            <w:tcMar>
+              <w:top w:type="dxa" w:w="70"/>
+              <w:left w:type="dxa" w:w="110"/>
+              <w:bottom w:type="dxa" w:w="70"/>
+              <w:right w:type="dxa" w:w="110"/>
+            </w:tcMar>
+          </w:tcPr>
+          <w:p>
+            <w:pPr>
+              <w:spacing w:after="0" w:line="300"/>
+            </w:pPr>
+            <w:r>
+              <w:rPr>
+                <w:rFonts w:ascii="Microsoft YaHei" w:cs="Microsoft YaHei" w:eastAsia="Microsoft YaHei" w:hAnsi="Microsoft YaHei"/>
+                <w:b w:val="false"/>
+                <w:bCs w:val="false"/>
+                <w:color w:val="13213A"/>
+                <w:sz w:val="19"/>
+                <w:szCs w:val="19"/>
+              </w:rPr>
+              <w:t xml:space="preserve">上线后夏普 &lt; 回测期夏普 − 0.5，且上线后超额收益 &lt; 0</w:t>
+            </w:r>
+          </w:p>
+        </w:tc>
+      </w:tr>
+      <w:tr>
+        <w:tc>
+          <w:tcPr>
+            <w:tcW w:type="dxa" w:w="2200"/>
+            <w:tcMar>
+              <w:top w:type="dxa" w:w="70"/>
+              <w:left w:type="dxa" w:w="110"/>
+              <w:bottom w:type="dxa" w:w="70"/>
+              <w:right w:type="dxa" w:w="110"/>
+            </w:tcMar>
+          </w:tcPr>
+          <w:p>
+            <w:pPr>
+              <w:spacing w:after="0" w:line="300"/>
+            </w:pPr>
+            <w:r>
+              <w:rPr>
+                <w:rFonts w:ascii="Microsoft YaHei" w:cs="Microsoft YaHei" w:eastAsia="Microsoft YaHei" w:hAnsi="Microsoft YaHei"/>
+                <w:b w:val="false"/>
+                <w:bCs w:val="false"/>
+                <w:color w:val="13213A"/>
+                <w:sz w:val="19"/>
+                <w:szCs w:val="19"/>
+              </w:rPr>
+              <w:t xml:space="preserve">增强</w:t>
+            </w:r>
+          </w:p>
+        </w:tc>
+        <w:tc>
+          <w:tcPr>
+            <w:tcW w:type="dxa" w:w="7240"/>
+            <w:tcMar>
+              <w:top w:type="dxa" w:w="70"/>
+              <w:left w:type="dxa" w:w="110"/>
+              <w:bottom w:type="dxa" w:w="70"/>
+              <w:right w:type="dxa" w:w="110"/>
+            </w:tcMar>
+          </w:tcPr>
+          <w:p>
+            <w:pPr>
+              <w:spacing w:after="0" w:line="300"/>
+            </w:pPr>
+            <w:r>
+              <w:rPr>
+                <w:rFonts w:ascii="Microsoft YaHei" w:cs="Microsoft YaHei" w:eastAsia="Microsoft YaHei" w:hAnsi="Microsoft YaHei"/>
+                <w:b w:val="false"/>
+                <w:bCs w:val="false"/>
+                <w:color w:val="13213A"/>
+                <w:sz w:val="19"/>
+                <w:szCs w:val="19"/>
+              </w:rPr>
+              <w:t xml:space="preserve">上线后夏普 &gt; 回测期夏普 + 0.3</w:t>
+            </w:r>
+          </w:p>
+        </w:tc>
+      </w:tr>
+      <w:tr>
+        <w:tc>
+          <w:tcPr>
+            <w:tcW w:type="dxa" w:w="2200"/>
+            <w:tcMar>
+              <w:top w:type="dxa" w:w="70"/>
+              <w:left w:type="dxa" w:w="110"/>
+              <w:bottom w:type="dxa" w:w="70"/>
+              <w:right w:type="dxa" w:w="110"/>
+            </w:tcMar>
+          </w:tcPr>
+          <w:p>
+            <w:pPr>
+              <w:spacing w:after="0" w:line="300"/>
+            </w:pPr>
+            <w:r>
+              <w:rPr>
+                <w:rFonts w:ascii="Microsoft YaHei" w:cs="Microsoft YaHei" w:eastAsia="Microsoft YaHei" w:hAnsi="Microsoft YaHei"/>
+                <w:b w:val="false"/>
+                <w:bCs w:val="false"/>
+                <w:color w:val="13213A"/>
+                <w:sz w:val="19"/>
+                <w:szCs w:val="19"/>
+              </w:rPr>
+              <w:t xml:space="preserve">保持</w:t>
+            </w:r>
+          </w:p>
+        </w:tc>
+        <w:tc>
+          <w:tcPr>
+            <w:tcW w:type="dxa" w:w="7240"/>
+            <w:tcMar>
+              <w:top w:type="dxa" w:w="70"/>
+              <w:left w:type="dxa" w:w="110"/>
+              <w:bottom w:type="dxa" w:w="70"/>
+              <w:right w:type="dxa" w:w="110"/>
+            </w:tcMar>
+          </w:tcPr>
+          <w:p>
+            <w:pPr>
+              <w:spacing w:after="0" w:line="300"/>
+            </w:pPr>
+            <w:r>
+              <w:rPr>
+                <w:rFonts w:ascii="Microsoft YaHei" w:cs="Microsoft YaHei" w:eastAsia="Microsoft YaHei" w:hAnsi="Microsoft YaHei"/>
+                <w:b w:val="false"/>
+                <w:bCs w:val="false"/>
+                <w:color w:val="13213A"/>
+                <w:sz w:val="19"/>
+                <w:szCs w:val="19"/>
+              </w:rPr>
+              <w:t xml:space="preserve">其余情形</w:t>
+            </w:r>
+          </w:p>
+        </w:tc>
+      </w:tr>
+    </w:tbl>
+    <w:p>
+      <w:pPr>
+        <w:pStyle w:val="Heading1"/>
+        <w:spacing w:after="140" w:before="380"/>
+      </w:pPr>
+      <w:r>
+        <w:rPr>
+          <w:rFonts w:ascii="Microsoft YaHei" w:cs="Microsoft YaHei" w:eastAsia="Microsoft YaHei" w:hAnsi="Microsoft YaHei"/>
+          <w:b/>
+          <w:bCs/>
+          <w:color w:val="13213A"/>
+          <w:sz w:val="30"/>
+          <w:szCs w:val="30"/>
+        </w:rPr>
+        <w:t xml:space="preserve">8　方法论原则</w:t>
       </w:r>
     </w:p>
     <w:p>
@@ -3298,61 +6145,85 @@
         <w:pStyle w:val="ListParagraph"/>
         <w:numPr>
           <w:ilvl w:val="0"/>
-          <w:numId w:val="2"/>
+          <w:numId w:val="3"/>
         </w:numPr>
         <w:spacing w:after="90" w:line="320"/>
       </w:pPr>
-      <w:r>
-        <w:rPr>
-          <w:rFonts w:ascii="Microsoft YaHei" w:cs="Microsoft YaHei" w:eastAsia="Microsoft YaHei" w:hAnsi="Microsoft YaHei"/>
-          <w:color w:val="13213A"/>
-          <w:sz w:val="21"/>
-          <w:szCs w:val="21"/>
-        </w:rPr>
-        <w:t xml:space="preserve">因子就是给全班打分的规则，IC 是给规则打分的尺子。</w:t>
-      </w:r>
+       样本内可反复迭代，留出集只做确认，不进入任何反馈。
     </w:p>
     <w:p>
       <w:pPr>
         <w:pStyle w:val="ListParagraph"/>
         <w:numPr>
           <w:ilvl w:val="0"/>
-          <w:numId w:val="2"/>
+          <w:numId w:val="3"/>
         </w:numPr>
         <w:spacing w:after="90" w:line="320"/>
       </w:pPr>
-      <w:r>
-        <w:rPr>
-          <w:rFonts w:ascii="Microsoft YaHei" w:cs="Microsoft YaHei" w:eastAsia="Microsoft YaHei" w:hAnsi="Microsoft YaHei"/>
-          <w:color w:val="13213A"/>
-          <w:sz w:val="21"/>
-          <w:szCs w:val="21"/>
-        </w:rPr>
-        <w:t xml:space="preserve">Loop Engineering 的核心不是多聊几轮，而是把成绩单和错题本塞回下一轮，同时把高考卷子锁起来。</w:t>
-      </w:r>
+       一轮零接受是合法结论，反映数据在该方向缺乏可靠信号。
     </w:p>
     <w:p>
       <w:pPr>
         <w:pStyle w:val="ListParagraph"/>
         <w:numPr>
           <w:ilvl w:val="0"/>
-          <w:numId w:val="2"/>
+          <w:numId w:val="3"/>
         </w:numPr>
         <w:spacing w:after="90" w:line="320"/>
       </w:pPr>
-      <w:r>
-        <w:rPr>
-          <w:rFonts w:ascii="Microsoft YaHei" w:cs="Microsoft YaHei" w:eastAsia="Microsoft YaHei" w:hAnsi="Microsoft YaHei"/>
+       任何净值曲线与买入持有同图展示，不单独呈现绝对收益。
+    </w:p>
+    <w:p>
+      <w:pPr>
+        <w:pStyle w:val="ListParagraph"/>
+        <w:numPr>
+          <w:ilvl w:val="0"/>
+          <w:numId w:val="3"/>
+        </w:numPr>
+        <w:spacing w:after="90" w:line="320"/>
+      </w:pPr>
+       每次拒绝的原因进入教训库，供后续迭代与审阅。
+    </w:p>
+    <w:p>
+      <w:pPr>
+        <w:pStyle w:val="ListParagraph"/>
+        <w:numPr>
+          <w:ilvl w:val="0"/>
+          <w:numId w:val="3"/>
+        </w:numPr>
+        <w:spacing w:after="90" w:line="320"/>
+      </w:pPr>
+       上线后继续以样本外数据评价，并给出明确的衰减判定。
+    </w:p>
+    <w:p>
+      <w:pPr>
+        <w:spacing w:after="140" w:line="340"/>
+      </w:pPr>
+      <w:r>
+        <w:rPr>
+          <w:rFonts w:ascii="Microsoft YaHei" w:cs="Microsoft YaHei" w:eastAsia="Microsoft YaHei" w:hAnsi="Microsoft YaHei"/>
+          <w:b/>
+          <w:bCs/>
           <w:color w:val="13213A"/>
           <w:sz w:val="21"/>
           <w:szCs w:val="21"/>
         </w:rPr>
-        <w:t xml:space="preserve">IC 只是门票；组合回测和上线后的衰减，才是成绩。</w:t>
-      </w:r>
-    </w:p>
-    <w:p>
-      <w:pPr>
-        <w:spacing w:after="140" w:line="340"/>
+        <w:t xml:space="preserve">三类常见偏差：</w:t>
+      </w:r>
+      <w:r>
+        <w:rPr>
+          <w:rFonts w:ascii="Microsoft YaHei" w:cs="Microsoft YaHei" w:eastAsia="Microsoft YaHei" w:hAnsi="Microsoft YaHei"/>
+          <w:color w:val="13213A"/>
+          <w:sz w:val="21"/>
+          <w:szCs w:val="21"/>
+        </w:rPr>
+        <w:t xml:space="preserve">前视偏差（使用了决策时不可得的信息）、幸存者偏差（样本只含存续至今的标的）、多重比较（大量尝试下的偶然显著）。Harvey、Liu 与 Zhu（2016）建议将因子研究的 t 统计量门槛提高至 3.0，正是针对第三类。留出集确认与冗余约束是平台对该问题的工程化回应。</w:t>
+      </w:r>
+    </w:p>
+    <w:p>
+      <w:pPr>
+        <w:pStyle w:val="Heading1"/>
+        <w:spacing w:after="140" w:before="380"/>
       </w:pPr>
       <w:r>
         <w:rPr>
@@ -3360,11 +6231,40 @@
           <w:b/>
           <w:bCs/>
           <w:color w:val="13213A"/>
+          <w:sz w:val="30"/>
+          <w:szCs w:val="30"/>
+        </w:rPr>
+        <w:t xml:space="preserve">9　总结</w:t>
+      </w:r>
+    </w:p>
+    <w:p>
+      <w:pPr>
+        <w:pStyle w:val="ListParagraph"/>
+        <w:numPr>
+          <w:ilvl w:val="0"/>
+          <w:numId w:val="3"/>
+        </w:numPr>
+        <w:spacing w:after="90" w:line="320"/>
+      </w:pPr>
+      <w:r>
+        <w:rPr>
+          <w:rFonts w:ascii="Microsoft YaHei" w:cs="Microsoft YaHei" w:eastAsia="Microsoft YaHei" w:hAnsi="Microsoft YaHei"/>
+          <w:color w:val="13213A"/>
           <w:sz w:val="21"/>
           <w:szCs w:val="21"/>
         </w:rPr>
-        <w:t xml:space="preserve">作业：</w:t>
-      </w:r>
+        <w:t xml:space="preserve">因子是横截面排序信号；IC 与 ICIR 分别度量其强度与稳定性。</w:t>
+      </w:r>
+    </w:p>
+    <w:p>
+      <w:pPr>
+        <w:pStyle w:val="ListParagraph"/>
+        <w:numPr>
+          <w:ilvl w:val="0"/>
+          <w:numId w:val="3"/>
+        </w:numPr>
+        <w:spacing w:after="90" w:line="320"/>
+      </w:pPr>
       <w:r>
         <w:rPr>
           <w:rFonts w:ascii="Microsoft YaHei" w:cs="Microsoft YaHei" w:eastAsia="Microsoft YaHei" w:hAnsi="Microsoft YaHei"/>
@@ -3372,7 +6272,45 @@
           <w:sz w:val="21"/>
           <w:szCs w:val="21"/>
         </w:rPr>
-        <w:t xml:space="preserve">用宽松档在加密市场跑一轮 LLM 挖掘，观察三轮里错题本是怎么变化的，写 200 字说明「第三轮的提示词比第一轮多了什么」。再把接受的因子移植到美股，记录 IC 变化。</w:t>
+        <w:t xml:space="preserve">Loop Engineering 通过「生成—评估—反思—更新」的闭环改变生成器的上下文，其有效性依赖评估器独立与留出集隔离两个条件。</w:t>
+      </w:r>
+    </w:p>
+    <w:p>
+      <w:pPr>
+        <w:pStyle w:val="ListParagraph"/>
+        <w:numPr>
+          <w:ilvl w:val="0"/>
+          <w:numId w:val="3"/>
+        </w:numPr>
+        <w:spacing w:after="90" w:line="320"/>
+      </w:pPr>
+      <w:r>
+        <w:rPr>
+          <w:rFonts w:ascii="Microsoft YaHei" w:cs="Microsoft YaHei" w:eastAsia="Microsoft YaHei" w:hAnsi="Microsoft YaHei"/>
+          <w:color w:val="13213A"/>
+          <w:sz w:val="21"/>
+          <w:szCs w:val="21"/>
+        </w:rPr>
+        <w:t xml:space="preserve">遗传编程提供无先验的对照搜索；两种范式共用同一评估协议。</w:t>
+      </w:r>
+    </w:p>
+    <w:p>
+      <w:pPr>
+        <w:pStyle w:val="ListParagraph"/>
+        <w:numPr>
+          <w:ilvl w:val="0"/>
+          <w:numId w:val="3"/>
+        </w:numPr>
+        <w:spacing w:after="90" w:line="320"/>
+      </w:pPr>
+      <w:r>
+        <w:rPr>
+          <w:rFonts w:ascii="Microsoft YaHei" w:cs="Microsoft YaHei" w:eastAsia="Microsoft YaHei" w:hAnsi="Microsoft YaHei"/>
+          <w:color w:val="13213A"/>
+          <w:sz w:val="21"/>
+          <w:szCs w:val="21"/>
+        </w:rPr>
+        <w:t xml:space="preserve">IC 是门票，组合回测是成绩单，前向跟踪是最终检验。</w:t>
       </w:r>
     </w:p>
     <w:p>
@@ -3383,7 +6321,7 @@
     <w:p>
       <w:pPr>
         <w:pStyle w:val="Heading1"/>
-        <w:spacing w:after="140" w:before="360"/>
+        <w:spacing w:after="140" w:before="380"/>
       </w:pPr>
       <w:r>
         <w:rPr>
@@ -3394,7 +6332,7 @@
           <w:sz w:val="30"/>
           <w:szCs w:val="30"/>
         </w:rPr>
-        <w:t xml:space="preserve">附录 A · 时间安排</w:t>
+        <w:t xml:space="preserve">附录 A　时间安排</w:t>
       </w:r>
     </w:p>
     <w:tbl>
@@ -3411,9 +6349,9 @@
       </w:tblPr>
       <w:tblGrid>
         <w:gridCol w:w="1400"/>
-        <w:gridCol w:w="2600"/>
+        <w:gridCol w:w="3400"/>
         <w:gridCol w:w="1200"/>
-        <w:gridCol w:w="4240"/>
+        <w:gridCol w:w="3440"/>
       </w:tblGrid>
       <w:tr>
         <w:trPr>
@@ -3449,7 +6387,7 @@
         </w:tc>
         <w:tc>
           <w:tcPr>
-            <w:tcW w:type="dxa" w:w="2600"/>
+            <w:tcW w:type="dxa" w:w="3400"/>
             <w:shd w:fill="13213A" w:color="auto" w:val="clear"/>
             <w:tcMar>
               <w:top w:type="dxa" w:w="70"/>
@@ -3471,7 +6409,7 @@
                 <w:sz w:val="19"/>
                 <w:szCs w:val="19"/>
               </w:rPr>
-              <w:t xml:space="preserve">环节</w:t>
+              <w:t xml:space="preserve">内容</w:t>
             </w:r>
           </w:p>
         </w:tc>
@@ -3505,7 +6443,7 @@
         </w:tc>
         <w:tc>
           <w:tcPr>
-            <w:tcW w:type="dxa" w:w="4240"/>
+            <w:tcW w:type="dxa" w:w="3440"/>
             <w:shd w:fill="13213A" w:color="auto" w:val="clear"/>
             <w:tcMar>
               <w:top w:type="dxa" w:w="70"/>
@@ -3527,7 +6465,7 @@
                 <w:sz w:val="19"/>
                 <w:szCs w:val="19"/>
               </w:rPr>
-              <w:t xml:space="preserve">一句话目标</w:t>
+              <w:t xml:space="preserve">对应章节</w:t>
             </w:r>
           </w:p>
         </w:tc>
@@ -3562,28 +6500,28 @@
         </w:tc>
         <w:tc>
           <w:tcPr>
-            <w:tcW w:type="dxa" w:w="2600"/>
-            <w:tcMar>
-              <w:top w:type="dxa" w:w="70"/>
-              <w:left w:type="dxa" w:w="110"/>
-              <w:bottom w:type="dxa" w:w="70"/>
-              <w:right w:type="dxa" w:w="110"/>
-            </w:tcMar>
-          </w:tcPr>
-          <w:p>
-            <w:pPr>
-              <w:spacing w:after="0" w:line="300"/>
-            </w:pPr>
-            <w:r>
-              <w:rPr>
-                <w:rFonts w:ascii="Microsoft YaHei" w:cs="Microsoft YaHei" w:eastAsia="Microsoft YaHei" w:hAnsi="Microsoft YaHei"/>
-                <w:b w:val="false"/>
-                <w:bCs w:val="false"/>
-                <w:color w:val="13213A"/>
-                <w:sz w:val="19"/>
-                <w:szCs w:val="19"/>
-              </w:rPr>
-              <w:t xml:space="preserve">开场：河里有没有金</w:t>
+            <w:tcW w:type="dxa" w:w="3400"/>
+            <w:tcMar>
+              <w:top w:type="dxa" w:w="70"/>
+              <w:left w:type="dxa" w:w="110"/>
+              <w:bottom w:type="dxa" w:w="70"/>
+              <w:right w:type="dxa" w:w="110"/>
+            </w:tcMar>
+          </w:tcPr>
+          <w:p>
+            <w:pPr>
+              <w:spacing w:after="0" w:line="300"/>
+            </w:pPr>
+            <w:r>
+              <w:rPr>
+                <w:rFonts w:ascii="Microsoft YaHei" w:cs="Microsoft YaHei" w:eastAsia="Microsoft YaHei" w:hAnsi="Microsoft YaHei"/>
+                <w:b w:val="false"/>
+                <w:bCs w:val="false"/>
+                <w:color w:val="13213A"/>
+                <w:sz w:val="19"/>
+                <w:szCs w:val="19"/>
+              </w:rPr>
+              <w:t xml:space="preserve">问题定义与学习目标</w:t>
             </w:r>
           </w:p>
         </w:tc>
@@ -3616,28 +6554,28 @@
         </w:tc>
         <w:tc>
           <w:tcPr>
-            <w:tcW w:type="dxa" w:w="4240"/>
-            <w:tcMar>
-              <w:top w:type="dxa" w:w="70"/>
-              <w:left w:type="dxa" w:w="110"/>
-              <w:bottom w:type="dxa" w:w="70"/>
-              <w:right w:type="dxa" w:w="110"/>
-            </w:tcMar>
-          </w:tcPr>
-          <w:p>
-            <w:pPr>
-              <w:spacing w:after="0" w:line="300"/>
-            </w:pPr>
-            <w:r>
-              <w:rPr>
-                <w:rFonts w:ascii="Microsoft YaHei" w:cs="Microsoft YaHei" w:eastAsia="Microsoft YaHei" w:hAnsi="Microsoft YaHei"/>
-                <w:b w:val="false"/>
-                <w:bCs w:val="false"/>
-                <w:color w:val="13213A"/>
-                <w:sz w:val="19"/>
-                <w:szCs w:val="19"/>
-              </w:rPr>
-              <w:t xml:space="preserve">抛出搜索与验证两条线</w:t>
+            <w:tcW w:type="dxa" w:w="3440"/>
+            <w:tcMar>
+              <w:top w:type="dxa" w:w="70"/>
+              <w:left w:type="dxa" w:w="110"/>
+              <w:bottom w:type="dxa" w:w="70"/>
+              <w:right w:type="dxa" w:w="110"/>
+            </w:tcMar>
+          </w:tcPr>
+          <w:p>
+            <w:pPr>
+              <w:spacing w:after="0" w:line="300"/>
+            </w:pPr>
+            <w:r>
+              <w:rPr>
+                <w:rFonts w:ascii="Microsoft YaHei" w:cs="Microsoft YaHei" w:eastAsia="Microsoft YaHei" w:hAnsi="Microsoft YaHei"/>
+                <w:b w:val="false"/>
+                <w:bCs w:val="false"/>
+                <w:color w:val="13213A"/>
+                <w:sz w:val="19"/>
+                <w:szCs w:val="19"/>
+              </w:rPr>
+              <w:t xml:space="preserve">摘要、1.1</w:t>
             </w:r>
           </w:p>
         </w:tc>
@@ -3672,28 +6610,28 @@
         </w:tc>
         <w:tc>
           <w:tcPr>
-            <w:tcW w:type="dxa" w:w="2600"/>
-            <w:tcMar>
-              <w:top w:type="dxa" w:w="70"/>
-              <w:left w:type="dxa" w:w="110"/>
-              <w:bottom w:type="dxa" w:w="70"/>
-              <w:right w:type="dxa" w:w="110"/>
-            </w:tcMar>
-          </w:tcPr>
-          <w:p>
-            <w:pPr>
-              <w:spacing w:after="0" w:line="300"/>
-            </w:pPr>
-            <w:r>
-              <w:rPr>
-                <w:rFonts w:ascii="Microsoft YaHei" w:cs="Microsoft YaHei" w:eastAsia="Microsoft YaHei" w:hAnsi="Microsoft YaHei"/>
-                <w:b w:val="false"/>
-                <w:bCs w:val="false"/>
-                <w:color w:val="13213A"/>
-                <w:sz w:val="19"/>
-                <w:szCs w:val="19"/>
-              </w:rPr>
-              <w:t xml:space="preserve">因子与 IC</w:t>
+            <w:tcW w:type="dxa" w:w="3400"/>
+            <w:tcMar>
+              <w:top w:type="dxa" w:w="70"/>
+              <w:left w:type="dxa" w:w="110"/>
+              <w:bottom w:type="dxa" w:w="70"/>
+              <w:right w:type="dxa" w:w="110"/>
+            </w:tcMar>
+          </w:tcPr>
+          <w:p>
+            <w:pPr>
+              <w:spacing w:after="0" w:line="300"/>
+            </w:pPr>
+            <w:r>
+              <w:rPr>
+                <w:rFonts w:ascii="Microsoft YaHei" w:cs="Microsoft YaHei" w:eastAsia="Microsoft YaHei" w:hAnsi="Microsoft YaHei"/>
+                <w:b w:val="false"/>
+                <w:bCs w:val="false"/>
+                <w:color w:val="13213A"/>
+                <w:sz w:val="19"/>
+                <w:szCs w:val="19"/>
+              </w:rPr>
+              <w:t xml:space="preserve">IC / ICIR 与数据</w:t>
             </w:r>
           </w:p>
         </w:tc>
@@ -3726,28 +6664,28 @@
         </w:tc>
         <w:tc>
           <w:tcPr>
-            <w:tcW w:type="dxa" w:w="4240"/>
-            <w:tcMar>
-              <w:top w:type="dxa" w:w="70"/>
-              <w:left w:type="dxa" w:w="110"/>
-              <w:bottom w:type="dxa" w:w="70"/>
-              <w:right w:type="dxa" w:w="110"/>
-            </w:tcMar>
-          </w:tcPr>
-          <w:p>
-            <w:pPr>
-              <w:spacing w:after="0" w:line="300"/>
-            </w:pPr>
-            <w:r>
-              <w:rPr>
-                <w:rFonts w:ascii="Microsoft YaHei" w:cs="Microsoft YaHei" w:eastAsia="Microsoft YaHei" w:hAnsi="Microsoft YaHei"/>
-                <w:b w:val="false"/>
-                <w:bCs w:val="false"/>
-                <w:color w:val="13213A"/>
-                <w:sz w:val="19"/>
-                <w:szCs w:val="19"/>
-              </w:rPr>
-              <w:t xml:space="preserve">全班打分的比喻；IC 的量级</w:t>
+            <w:tcW w:type="dxa" w:w="3440"/>
+            <w:tcMar>
+              <w:top w:type="dxa" w:w="70"/>
+              <w:left w:type="dxa" w:w="110"/>
+              <w:bottom w:type="dxa" w:w="70"/>
+              <w:right w:type="dxa" w:w="110"/>
+            </w:tcMar>
+          </w:tcPr>
+          <w:p>
+            <w:pPr>
+              <w:spacing w:after="0" w:line="300"/>
+            </w:pPr>
+            <w:r>
+              <w:rPr>
+                <w:rFonts w:ascii="Microsoft YaHei" w:cs="Microsoft YaHei" w:eastAsia="Microsoft YaHei" w:hAnsi="Microsoft YaHei"/>
+                <w:b w:val="false"/>
+                <w:bCs w:val="false"/>
+                <w:color w:val="13213A"/>
+                <w:sz w:val="19"/>
+                <w:szCs w:val="19"/>
+              </w:rPr>
+              <w:t xml:space="preserve">1.2、1.3</w:t>
             </w:r>
           </w:p>
         </w:tc>
@@ -3782,28 +6720,28 @@
         </w:tc>
         <w:tc>
           <w:tcPr>
-            <w:tcW w:type="dxa" w:w="2600"/>
-            <w:tcMar>
-              <w:top w:type="dxa" w:w="70"/>
-              <w:left w:type="dxa" w:w="110"/>
-              <w:bottom w:type="dxa" w:w="70"/>
-              <w:right w:type="dxa" w:w="110"/>
-            </w:tcMar>
-          </w:tcPr>
-          <w:p>
-            <w:pPr>
-              <w:spacing w:after="0" w:line="300"/>
-            </w:pPr>
-            <w:r>
-              <w:rPr>
-                <w:rFonts w:ascii="Microsoft YaHei" w:cs="Microsoft YaHei" w:eastAsia="Microsoft YaHei" w:hAnsi="Microsoft YaHei"/>
-                <w:b w:val="false"/>
-                <w:bCs w:val="false"/>
-                <w:color w:val="13213A"/>
-                <w:sz w:val="19"/>
-                <w:szCs w:val="19"/>
-              </w:rPr>
-              <w:t xml:space="preserve">一门小语言</w:t>
+            <w:tcW w:type="dxa" w:w="3400"/>
+            <w:tcMar>
+              <w:top w:type="dxa" w:w="70"/>
+              <w:left w:type="dxa" w:w="110"/>
+              <w:bottom w:type="dxa" w:w="70"/>
+              <w:right w:type="dxa" w:w="110"/>
+            </w:tcMar>
+          </w:tcPr>
+          <w:p>
+            <w:pPr>
+              <w:spacing w:after="0" w:line="300"/>
+            </w:pPr>
+            <w:r>
+              <w:rPr>
+                <w:rFonts w:ascii="Microsoft YaHei" w:cs="Microsoft YaHei" w:eastAsia="Microsoft YaHei" w:hAnsi="Microsoft YaHei"/>
+                <w:b w:val="false"/>
+                <w:bCs w:val="false"/>
+                <w:color w:val="13213A"/>
+                <w:sz w:val="19"/>
+                <w:szCs w:val="19"/>
+              </w:rPr>
+              <w:t xml:space="preserve">表达式 DSL 与约束</w:t>
             </w:r>
           </w:p>
         </w:tc>
@@ -3836,28 +6774,28 @@
         </w:tc>
         <w:tc>
           <w:tcPr>
-            <w:tcW w:type="dxa" w:w="4240"/>
-            <w:tcMar>
-              <w:top w:type="dxa" w:w="70"/>
-              <w:left w:type="dxa" w:w="110"/>
-              <w:bottom w:type="dxa" w:w="70"/>
-              <w:right w:type="dxa" w:w="110"/>
-            </w:tcMar>
-          </w:tcPr>
-          <w:p>
-            <w:pPr>
-              <w:spacing w:after="0" w:line="300"/>
-            </w:pPr>
-            <w:r>
-              <w:rPr>
-                <w:rFonts w:ascii="Microsoft YaHei" w:cs="Microsoft YaHei" w:eastAsia="Microsoft YaHei" w:hAnsi="Microsoft YaHei"/>
-                <w:b w:val="false"/>
-                <w:bCs w:val="false"/>
-                <w:color w:val="13213A"/>
-                <w:sz w:val="19"/>
-                <w:szCs w:val="19"/>
-              </w:rPr>
-              <w:t xml:space="preserve">积木；为什么要限制</w:t>
+            <w:tcW w:type="dxa" w:w="3440"/>
+            <w:tcMar>
+              <w:top w:type="dxa" w:w="70"/>
+              <w:left w:type="dxa" w:w="110"/>
+              <w:bottom w:type="dxa" w:w="70"/>
+              <w:right w:type="dxa" w:w="110"/>
+            </w:tcMar>
+          </w:tcPr>
+          <w:p>
+            <w:pPr>
+              <w:spacing w:after="0" w:line="300"/>
+            </w:pPr>
+            <w:r>
+              <w:rPr>
+                <w:rFonts w:ascii="Microsoft YaHei" w:cs="Microsoft YaHei" w:eastAsia="Microsoft YaHei" w:hAnsi="Microsoft YaHei"/>
+                <w:b w:val="false"/>
+                <w:bCs w:val="false"/>
+                <w:color w:val="13213A"/>
+                <w:sz w:val="19"/>
+                <w:szCs w:val="19"/>
+              </w:rPr>
+              <w:t xml:space="preserve">2</w:t>
             </w:r>
           </w:p>
         </w:tc>
@@ -3892,28 +6830,28 @@
         </w:tc>
         <w:tc>
           <w:tcPr>
-            <w:tcW w:type="dxa" w:w="2600"/>
-            <w:tcMar>
-              <w:top w:type="dxa" w:w="70"/>
-              <w:left w:type="dxa" w:w="110"/>
-              <w:bottom w:type="dxa" w:w="70"/>
-              <w:right w:type="dxa" w:w="110"/>
-            </w:tcMar>
-          </w:tcPr>
-          <w:p>
-            <w:pPr>
-              <w:spacing w:after="0" w:line="300"/>
-            </w:pPr>
-            <w:r>
-              <w:rPr>
-                <w:rFonts w:ascii="Microsoft YaHei" w:cs="Microsoft YaHei" w:eastAsia="Microsoft YaHei" w:hAnsi="Microsoft YaHei"/>
-                <w:b w:val="false"/>
-                <w:bCs w:val="false"/>
-                <w:color w:val="13213A"/>
-                <w:sz w:val="19"/>
-                <w:szCs w:val="19"/>
-              </w:rPr>
-              <w:t xml:space="preserve">模拟考与高考</w:t>
+            <w:tcW w:type="dxa" w:w="3400"/>
+            <w:tcMar>
+              <w:top w:type="dxa" w:w="70"/>
+              <w:left w:type="dxa" w:w="110"/>
+              <w:bottom w:type="dxa" w:w="70"/>
+              <w:right w:type="dxa" w:w="110"/>
+            </w:tcMar>
+          </w:tcPr>
+          <w:p>
+            <w:pPr>
+              <w:spacing w:after="0" w:line="300"/>
+            </w:pPr>
+            <w:r>
+              <w:rPr>
+                <w:rFonts w:ascii="Microsoft YaHei" w:cs="Microsoft YaHei" w:eastAsia="Microsoft YaHei" w:hAnsi="Microsoft YaHei"/>
+                <w:b w:val="false"/>
+                <w:bCs w:val="false"/>
+                <w:color w:val="13213A"/>
+                <w:sz w:val="19"/>
+                <w:szCs w:val="19"/>
+              </w:rPr>
+              <w:t xml:space="preserve">评估协议、留出确认、门槛分档</w:t>
             </w:r>
           </w:p>
         </w:tc>
@@ -3946,28 +6884,28 @@
         </w:tc>
         <w:tc>
           <w:tcPr>
-            <w:tcW w:type="dxa" w:w="4240"/>
-            <w:tcMar>
-              <w:top w:type="dxa" w:w="70"/>
-              <w:left w:type="dxa" w:w="110"/>
-              <w:bottom w:type="dxa" w:w="70"/>
-              <w:right w:type="dxa" w:w="110"/>
-            </w:tcMar>
-          </w:tcPr>
-          <w:p>
-            <w:pPr>
-              <w:spacing w:after="0" w:line="300"/>
-            </w:pPr>
-            <w:r>
-              <w:rPr>
-                <w:rFonts w:ascii="Microsoft YaHei" w:cs="Microsoft YaHei" w:eastAsia="Microsoft YaHei" w:hAnsi="Microsoft YaHei"/>
-                <w:b w:val="false"/>
-                <w:bCs w:val="false"/>
-                <w:color w:val="13213A"/>
-                <w:sz w:val="19"/>
-                <w:szCs w:val="19"/>
-              </w:rPr>
-              <w:t xml:space="preserve">留出集只考一次；三档录取线</w:t>
+            <w:tcW w:type="dxa" w:w="3440"/>
+            <w:tcMar>
+              <w:top w:type="dxa" w:w="70"/>
+              <w:left w:type="dxa" w:w="110"/>
+              <w:bottom w:type="dxa" w:w="70"/>
+              <w:right w:type="dxa" w:w="110"/>
+            </w:tcMar>
+          </w:tcPr>
+          <w:p>
+            <w:pPr>
+              <w:spacing w:after="0" w:line="300"/>
+            </w:pPr>
+            <w:r>
+              <w:rPr>
+                <w:rFonts w:ascii="Microsoft YaHei" w:cs="Microsoft YaHei" w:eastAsia="Microsoft YaHei" w:hAnsi="Microsoft YaHei"/>
+                <w:b w:val="false"/>
+                <w:bCs w:val="false"/>
+                <w:color w:val="13213A"/>
+                <w:sz w:val="19"/>
+                <w:szCs w:val="19"/>
+              </w:rPr>
+              <w:t xml:space="preserve">3</w:t>
             </w:r>
           </w:p>
         </w:tc>
@@ -4002,7 +6940,7 @@
         </w:tc>
         <w:tc>
           <w:tcPr>
-            <w:tcW w:type="dxa" w:w="2600"/>
+            <w:tcW w:type="dxa" w:w="3400"/>
             <w:tcMar>
               <w:top w:type="dxa" w:w="70"/>
               <w:left w:type="dxa" w:w="110"/>
@@ -4056,28 +6994,28 @@
         </w:tc>
         <w:tc>
           <w:tcPr>
-            <w:tcW w:type="dxa" w:w="4240"/>
-            <w:tcMar>
-              <w:top w:type="dxa" w:w="70"/>
-              <w:left w:type="dxa" w:w="110"/>
-              <w:bottom w:type="dxa" w:w="70"/>
-              <w:right w:type="dxa" w:w="110"/>
-            </w:tcMar>
-          </w:tcPr>
-          <w:p>
-            <w:pPr>
-              <w:spacing w:after="0" w:line="300"/>
-            </w:pPr>
-            <w:r>
-              <w:rPr>
-                <w:rFonts w:ascii="Microsoft YaHei" w:cs="Microsoft YaHei" w:eastAsia="Microsoft YaHei" w:hAnsi="Microsoft YaHei"/>
-                <w:b w:val="false"/>
-                <w:bCs w:val="false"/>
-                <w:color w:val="13213A"/>
-                <w:sz w:val="19"/>
-                <w:szCs w:val="19"/>
-              </w:rPr>
-              <w:t xml:space="preserve">四步循环；三轮示例；什么不能进反馈</w:t>
+            <w:tcW w:type="dxa" w:w="3440"/>
+            <w:tcMar>
+              <w:top w:type="dxa" w:w="70"/>
+              <w:left w:type="dxa" w:w="110"/>
+              <w:bottom w:type="dxa" w:w="70"/>
+              <w:right w:type="dxa" w:w="110"/>
+            </w:tcMar>
+          </w:tcPr>
+          <w:p>
+            <w:pPr>
+              <w:spacing w:after="0" w:line="300"/>
+            </w:pPr>
+            <w:r>
+              <w:rPr>
+                <w:rFonts w:ascii="Microsoft YaHei" w:cs="Microsoft YaHei" w:eastAsia="Microsoft YaHei" w:hAnsi="Microsoft YaHei"/>
+                <w:b w:val="false"/>
+                <w:bCs w:val="false"/>
+                <w:color w:val="13213A"/>
+                <w:sz w:val="19"/>
+                <w:szCs w:val="19"/>
+              </w:rPr>
+              <w:t xml:space="preserve">4</w:t>
             </w:r>
           </w:p>
         </w:tc>
@@ -4112,28 +7050,28 @@
         </w:tc>
         <w:tc>
           <w:tcPr>
-            <w:tcW w:type="dxa" w:w="2600"/>
-            <w:tcMar>
-              <w:top w:type="dxa" w:w="70"/>
-              <w:left w:type="dxa" w:w="110"/>
-              <w:bottom w:type="dxa" w:w="70"/>
-              <w:right w:type="dxa" w:w="110"/>
-            </w:tcMar>
-          </w:tcPr>
-          <w:p>
-            <w:pPr>
-              <w:spacing w:after="0" w:line="300"/>
-            </w:pPr>
-            <w:r>
-              <w:rPr>
-                <w:rFonts w:ascii="Microsoft YaHei" w:cs="Microsoft YaHei" w:eastAsia="Microsoft YaHei" w:hAnsi="Microsoft YaHei"/>
-                <w:b w:val="false"/>
-                <w:bCs w:val="false"/>
-                <w:color w:val="13213A"/>
-                <w:sz w:val="19"/>
-                <w:szCs w:val="19"/>
-              </w:rPr>
-              <w:t xml:space="preserve">遗传编程与对比</w:t>
+            <w:tcW w:type="dxa" w:w="3400"/>
+            <w:tcMar>
+              <w:top w:type="dxa" w:w="70"/>
+              <w:left w:type="dxa" w:w="110"/>
+              <w:bottom w:type="dxa" w:w="70"/>
+              <w:right w:type="dxa" w:w="110"/>
+            </w:tcMar>
+          </w:tcPr>
+          <w:p>
+            <w:pPr>
+              <w:spacing w:after="0" w:line="300"/>
+            </w:pPr>
+            <w:r>
+              <w:rPr>
+                <w:rFonts w:ascii="Microsoft YaHei" w:cs="Microsoft YaHei" w:eastAsia="Microsoft YaHei" w:hAnsi="Microsoft YaHei"/>
+                <w:b w:val="false"/>
+                <w:bCs w:val="false"/>
+                <w:color w:val="13213A"/>
+                <w:sz w:val="19"/>
+                <w:szCs w:val="19"/>
+              </w:rPr>
+              <w:t xml:space="preserve">遗传编程与比较</w:t>
             </w:r>
           </w:p>
         </w:tc>
@@ -4166,28 +7104,28 @@
         </w:tc>
         <w:tc>
           <w:tcPr>
-            <w:tcW w:type="dxa" w:w="4240"/>
-            <w:tcMar>
-              <w:top w:type="dxa" w:w="70"/>
-              <w:left w:type="dxa" w:w="110"/>
-              <w:bottom w:type="dxa" w:w="70"/>
-              <w:right w:type="dxa" w:w="110"/>
-            </w:tcMar>
-          </w:tcPr>
-          <w:p>
-            <w:pPr>
-              <w:spacing w:after="0" w:line="300"/>
-            </w:pPr>
-            <w:r>
-              <w:rPr>
-                <w:rFonts w:ascii="Microsoft YaHei" w:cs="Microsoft YaHei" w:eastAsia="Microsoft YaHei" w:hAnsi="Microsoft YaHei"/>
-                <w:b w:val="false"/>
-                <w:bCs w:val="false"/>
-                <w:color w:val="13213A"/>
-                <w:sz w:val="19"/>
-                <w:szCs w:val="19"/>
-              </w:rPr>
-              <w:t xml:space="preserve">另一条路；同一套判卷</w:t>
+            <w:tcW w:type="dxa" w:w="3440"/>
+            <w:tcMar>
+              <w:top w:type="dxa" w:w="70"/>
+              <w:left w:type="dxa" w:w="110"/>
+              <w:bottom w:type="dxa" w:w="70"/>
+              <w:right w:type="dxa" w:w="110"/>
+            </w:tcMar>
+          </w:tcPr>
+          <w:p>
+            <w:pPr>
+              <w:spacing w:after="0" w:line="300"/>
+            </w:pPr>
+            <w:r>
+              <w:rPr>
+                <w:rFonts w:ascii="Microsoft YaHei" w:cs="Microsoft YaHei" w:eastAsia="Microsoft YaHei" w:hAnsi="Microsoft YaHei"/>
+                <w:b w:val="false"/>
+                <w:bCs w:val="false"/>
+                <w:color w:val="13213A"/>
+                <w:sz w:val="19"/>
+                <w:szCs w:val="19"/>
+              </w:rPr>
+              <w:t xml:space="preserve">5</w:t>
             </w:r>
           </w:p>
         </w:tc>
@@ -4222,28 +7160,28 @@
         </w:tc>
         <w:tc>
           <w:tcPr>
-            <w:tcW w:type="dxa" w:w="2600"/>
-            <w:tcMar>
-              <w:top w:type="dxa" w:w="70"/>
-              <w:left w:type="dxa" w:w="110"/>
-              <w:bottom w:type="dxa" w:w="70"/>
-              <w:right w:type="dxa" w:w="110"/>
-            </w:tcMar>
-          </w:tcPr>
-          <w:p>
-            <w:pPr>
-              <w:spacing w:after="0" w:line="300"/>
-            </w:pPr>
-            <w:r>
-              <w:rPr>
-                <w:rFonts w:ascii="Microsoft YaHei" w:cs="Microsoft YaHei" w:eastAsia="Microsoft YaHei" w:hAnsi="Microsoft YaHei"/>
-                <w:b w:val="false"/>
-                <w:bCs w:val="false"/>
-                <w:color w:val="13213A"/>
-                <w:sz w:val="19"/>
-                <w:szCs w:val="19"/>
-              </w:rPr>
-              <w:t xml:space="preserve">因子到组合</w:t>
+            <w:tcW w:type="dxa" w:w="3400"/>
+            <w:tcMar>
+              <w:top w:type="dxa" w:w="70"/>
+              <w:left w:type="dxa" w:w="110"/>
+              <w:bottom w:type="dxa" w:w="70"/>
+              <w:right w:type="dxa" w:w="110"/>
+            </w:tcMar>
+          </w:tcPr>
+          <w:p>
+            <w:pPr>
+              <w:spacing w:after="0" w:line="300"/>
+            </w:pPr>
+            <w:r>
+              <w:rPr>
+                <w:rFonts w:ascii="Microsoft YaHei" w:cs="Microsoft YaHei" w:eastAsia="Microsoft YaHei" w:hAnsi="Microsoft YaHei"/>
+                <w:b w:val="false"/>
+                <w:bCs w:val="false"/>
+                <w:color w:val="13213A"/>
+                <w:sz w:val="19"/>
+                <w:szCs w:val="19"/>
+              </w:rPr>
+              <w:t xml:space="preserve">组合构建与绩效指标</w:t>
             </w:r>
           </w:p>
         </w:tc>
@@ -4276,28 +7214,28 @@
         </w:tc>
         <w:tc>
           <w:tcPr>
-            <w:tcW w:type="dxa" w:w="4240"/>
-            <w:tcMar>
-              <w:top w:type="dxa" w:w="70"/>
-              <w:left w:type="dxa" w:w="110"/>
-              <w:bottom w:type="dxa" w:w="70"/>
-              <w:right w:type="dxa" w:w="110"/>
-            </w:tcMar>
-          </w:tcPr>
-          <w:p>
-            <w:pPr>
-              <w:spacing w:after="0" w:line="300"/>
-            </w:pPr>
-            <w:r>
-              <w:rPr>
-                <w:rFonts w:ascii="Microsoft YaHei" w:cs="Microsoft YaHei" w:eastAsia="Microsoft YaHei" w:hAnsi="Microsoft YaHei"/>
-                <w:b w:val="false"/>
-                <w:bCs w:val="false"/>
-                <w:color w:val="13213A"/>
-                <w:sz w:val="19"/>
-                <w:szCs w:val="19"/>
-              </w:rPr>
-              <w:t xml:space="preserve">四个数字；基准同图</w:t>
+            <w:tcW w:type="dxa" w:w="3440"/>
+            <w:tcMar>
+              <w:top w:type="dxa" w:w="70"/>
+              <w:left w:type="dxa" w:w="110"/>
+              <w:bottom w:type="dxa" w:w="70"/>
+              <w:right w:type="dxa" w:w="110"/>
+            </w:tcMar>
+          </w:tcPr>
+          <w:p>
+            <w:pPr>
+              <w:spacing w:after="0" w:line="300"/>
+            </w:pPr>
+            <w:r>
+              <w:rPr>
+                <w:rFonts w:ascii="Microsoft YaHei" w:cs="Microsoft YaHei" w:eastAsia="Microsoft YaHei" w:hAnsi="Microsoft YaHei"/>
+                <w:b w:val="false"/>
+                <w:bCs w:val="false"/>
+                <w:color w:val="13213A"/>
+                <w:sz w:val="19"/>
+                <w:szCs w:val="19"/>
+              </w:rPr>
+              <w:t xml:space="preserve">6</w:t>
             </w:r>
           </w:p>
         </w:tc>
@@ -4332,28 +7270,28 @@
         </w:tc>
         <w:tc>
           <w:tcPr>
-            <w:tcW w:type="dxa" w:w="2600"/>
-            <w:tcMar>
-              <w:top w:type="dxa" w:w="70"/>
-              <w:left w:type="dxa" w:w="110"/>
-              <w:bottom w:type="dxa" w:w="70"/>
-              <w:right w:type="dxa" w:w="110"/>
-            </w:tcMar>
-          </w:tcPr>
-          <w:p>
-            <w:pPr>
-              <w:spacing w:after="0" w:line="300"/>
-            </w:pPr>
-            <w:r>
-              <w:rPr>
-                <w:rFonts w:ascii="Microsoft YaHei" w:cs="Microsoft YaHei" w:eastAsia="Microsoft YaHei" w:hAnsi="Microsoft YaHei"/>
-                <w:b w:val="false"/>
-                <w:bCs w:val="false"/>
-                <w:color w:val="13213A"/>
-                <w:sz w:val="19"/>
-                <w:szCs w:val="19"/>
-              </w:rPr>
-              <w:t xml:space="preserve">上线之后</w:t>
+            <w:tcW w:type="dxa" w:w="3400"/>
+            <w:tcMar>
+              <w:top w:type="dxa" w:w="70"/>
+              <w:left w:type="dxa" w:w="110"/>
+              <w:bottom w:type="dxa" w:w="70"/>
+              <w:right w:type="dxa" w:w="110"/>
+            </w:tcMar>
+          </w:tcPr>
+          <w:p>
+            <w:pPr>
+              <w:spacing w:after="0" w:line="300"/>
+            </w:pPr>
+            <w:r>
+              <w:rPr>
+                <w:rFonts w:ascii="Microsoft YaHei" w:cs="Microsoft YaHei" w:eastAsia="Microsoft YaHei" w:hAnsi="Microsoft YaHei"/>
+                <w:b w:val="false"/>
+                <w:bCs w:val="false"/>
+                <w:color w:val="13213A"/>
+                <w:sz w:val="19"/>
+                <w:szCs w:val="19"/>
+              </w:rPr>
+              <w:t xml:space="preserve">上线后监控与方法论原则</w:t>
             </w:r>
           </w:p>
         </w:tc>
@@ -4386,28 +7324,28 @@
         </w:tc>
         <w:tc>
           <w:tcPr>
-            <w:tcW w:type="dxa" w:w="4240"/>
-            <w:tcMar>
-              <w:top w:type="dxa" w:w="70"/>
-              <w:left w:type="dxa" w:w="110"/>
-              <w:bottom w:type="dxa" w:w="70"/>
-              <w:right w:type="dxa" w:w="110"/>
-            </w:tcMar>
-          </w:tcPr>
-          <w:p>
-            <w:pPr>
-              <w:spacing w:after="0" w:line="300"/>
-            </w:pPr>
-            <w:r>
-              <w:rPr>
-                <w:rFonts w:ascii="Microsoft YaHei" w:cs="Microsoft YaHei" w:eastAsia="Microsoft YaHei" w:hAnsi="Microsoft YaHei"/>
-                <w:b w:val="false"/>
-                <w:bCs w:val="false"/>
-                <w:color w:val="13213A"/>
-                <w:sz w:val="19"/>
-                <w:szCs w:val="19"/>
-              </w:rPr>
-              <w:t xml:space="preserve">衰减、移植、模拟持仓</w:t>
+            <w:tcW w:type="dxa" w:w="3440"/>
+            <w:tcMar>
+              <w:top w:type="dxa" w:w="70"/>
+              <w:left w:type="dxa" w:w="110"/>
+              <w:bottom w:type="dxa" w:w="70"/>
+              <w:right w:type="dxa" w:w="110"/>
+            </w:tcMar>
+          </w:tcPr>
+          <w:p>
+            <w:pPr>
+              <w:spacing w:after="0" w:line="300"/>
+            </w:pPr>
+            <w:r>
+              <w:rPr>
+                <w:rFonts w:ascii="Microsoft YaHei" w:cs="Microsoft YaHei" w:eastAsia="Microsoft YaHei" w:hAnsi="Microsoft YaHei"/>
+                <w:b w:val="false"/>
+                <w:bCs w:val="false"/>
+                <w:color w:val="13213A"/>
+                <w:sz w:val="19"/>
+                <w:szCs w:val="19"/>
+              </w:rPr>
+              <w:t xml:space="preserve">7、8</w:t>
             </w:r>
           </w:p>
         </w:tc>
@@ -4442,28 +7380,28 @@
         </w:tc>
         <w:tc>
           <w:tcPr>
-            <w:tcW w:type="dxa" w:w="2600"/>
-            <w:tcMar>
-              <w:top w:type="dxa" w:w="70"/>
-              <w:left w:type="dxa" w:w="110"/>
-              <w:bottom w:type="dxa" w:w="70"/>
-              <w:right w:type="dxa" w:w="110"/>
-            </w:tcMar>
-          </w:tcPr>
-          <w:p>
-            <w:pPr>
-              <w:spacing w:after="0" w:line="300"/>
-            </w:pPr>
-            <w:r>
-              <w:rPr>
-                <w:rFonts w:ascii="Microsoft YaHei" w:cs="Microsoft YaHei" w:eastAsia="Microsoft YaHei" w:hAnsi="Microsoft YaHei"/>
-                <w:b w:val="false"/>
-                <w:bCs w:val="false"/>
-                <w:color w:val="13213A"/>
-                <w:sz w:val="19"/>
-                <w:szCs w:val="19"/>
-              </w:rPr>
-              <w:t xml:space="preserve">收尾</w:t>
+            <w:tcW w:type="dxa" w:w="3400"/>
+            <w:tcMar>
+              <w:top w:type="dxa" w:w="70"/>
+              <w:left w:type="dxa" w:w="110"/>
+              <w:bottom w:type="dxa" w:w="70"/>
+              <w:right w:type="dxa" w:w="110"/>
+            </w:tcMar>
+          </w:tcPr>
+          <w:p>
+            <w:pPr>
+              <w:spacing w:after="0" w:line="300"/>
+            </w:pPr>
+            <w:r>
+              <w:rPr>
+                <w:rFonts w:ascii="Microsoft YaHei" w:cs="Microsoft YaHei" w:eastAsia="Microsoft YaHei" w:hAnsi="Microsoft YaHei"/>
+                <w:b w:val="false"/>
+                <w:bCs w:val="false"/>
+                <w:color w:val="13213A"/>
+                <w:sz w:val="19"/>
+                <w:szCs w:val="19"/>
+              </w:rPr>
+              <w:t xml:space="preserve">总结</w:t>
             </w:r>
           </w:p>
         </w:tc>
@@ -4496,28 +7434,28 @@
         </w:tc>
         <w:tc>
           <w:tcPr>
-            <w:tcW w:type="dxa" w:w="4240"/>
-            <w:tcMar>
-              <w:top w:type="dxa" w:w="70"/>
-              <w:left w:type="dxa" w:w="110"/>
-              <w:bottom w:type="dxa" w:w="70"/>
-              <w:right w:type="dxa" w:w="110"/>
-            </w:tcMar>
-          </w:tcPr>
-          <w:p>
-            <w:pPr>
-              <w:spacing w:after="0" w:line="300"/>
-            </w:pPr>
-            <w:r>
-              <w:rPr>
-                <w:rFonts w:ascii="Microsoft YaHei" w:cs="Microsoft YaHei" w:eastAsia="Microsoft YaHei" w:hAnsi="Microsoft YaHei"/>
-                <w:b w:val="false"/>
-                <w:bCs w:val="false"/>
-                <w:color w:val="13213A"/>
-                <w:sz w:val="19"/>
-                <w:szCs w:val="19"/>
-              </w:rPr>
-              <w:t xml:space="preserve">三句话；作业</w:t>
+            <w:tcW w:type="dxa" w:w="3440"/>
+            <w:tcMar>
+              <w:top w:type="dxa" w:w="70"/>
+              <w:left w:type="dxa" w:w="110"/>
+              <w:bottom w:type="dxa" w:w="70"/>
+              <w:right w:type="dxa" w:w="110"/>
+            </w:tcMar>
+          </w:tcPr>
+          <w:p>
+            <w:pPr>
+              <w:spacing w:after="0" w:line="300"/>
+            </w:pPr>
+            <w:r>
+              <w:rPr>
+                <w:rFonts w:ascii="Microsoft YaHei" w:cs="Microsoft YaHei" w:eastAsia="Microsoft YaHei" w:hAnsi="Microsoft YaHei"/>
+                <w:b w:val="false"/>
+                <w:bCs w:val="false"/>
+                <w:color w:val="13213A"/>
+                <w:sz w:val="19"/>
+                <w:szCs w:val="19"/>
+              </w:rPr>
+              <w:t xml:space="preserve">9</w:t>
             </w:r>
           </w:p>
         </w:tc>
@@ -4531,7 +7469,7 @@
     <w:p>
       <w:pPr>
         <w:pStyle w:val="Heading1"/>
-        <w:spacing w:after="140" w:before="360"/>
+        <w:spacing w:after="140" w:before="380"/>
       </w:pPr>
       <w:r>
         <w:rPr>
@@ -4542,7 +7480,7 @@
           <w:sz w:val="30"/>
           <w:szCs w:val="30"/>
         </w:rPr>
-        <w:t xml:space="preserve">附录 B · 课堂演示步骤（5 分钟，可穿插）</w:t>
+        <w:t xml:space="preserve">附录 B　课堂演示步骤</w:t>
       </w:r>
     </w:p>
     <w:p>
@@ -4550,7 +7488,7 @@
         <w:pStyle w:val="ListParagraph"/>
         <w:numPr>
           <w:ilvl w:val="0"/>
-          <w:numId w:val="3"/>
+          <w:numId w:val="4"/>
         </w:numPr>
         <w:spacing w:after="90" w:line="320"/>
       </w:pPr>
@@ -4561,7 +7499,7 @@
           <w:sz w:val="21"/>
           <w:szCs w:val="21"/>
         </w:rPr>
-        <w:t xml:space="preserve">进入「因子挖掘」，市场选美股，门槛选 standard，引擎选 LLM，点开始。</w:t>
+        <w:t xml:space="preserve">进入「因子挖掘」：市场选美股，门槛 standard，引擎 LLM，开始运行。</w:t>
       </w:r>
     </w:p>
     <w:p>
@@ -4569,7 +7507,7 @@
         <w:pStyle w:val="ListParagraph"/>
         <w:numPr>
           <w:ilvl w:val="0"/>
-          <w:numId w:val="3"/>
+          <w:numId w:val="4"/>
         </w:numPr>
         <w:spacing w:after="90" w:line="320"/>
       </w:pPr>
@@ -4580,7 +7518,7 @@
           <w:sz w:val="21"/>
           <w:szCs w:val="21"/>
         </w:rPr>
-        <w:t xml:space="preserve">指着屏幕念第一轮的接受与拒绝理由，特别是「冗余」和「留出未通过」两种。</w:t>
+        <w:t xml:space="preserve">逐条说明第一轮的接受与拒绝原因，重点指出冗余拒绝与留出拒绝。</w:t>
       </w:r>
     </w:p>
     <w:p>
@@ -4588,7 +7526,7 @@
         <w:pStyle w:val="ListParagraph"/>
         <w:numPr>
           <w:ilvl w:val="0"/>
-          <w:numId w:val="3"/>
+          <w:numId w:val="4"/>
         </w:numPr>
         <w:spacing w:after="90" w:line="320"/>
       </w:pPr>
@@ -4599,7 +7537,7 @@
           <w:sz w:val="21"/>
           <w:szCs w:val="21"/>
         </w:rPr>
-        <w:t xml:space="preserve">第二轮开始时，展开提示词摘要，让学生看到教训已经在里面。</w:t>
+        <w:t xml:space="preserve">第二轮开始时展示提示词摘要，确认教训已进入上下文。</w:t>
       </w:r>
     </w:p>
     <w:p>
@@ -4607,7 +7545,7 @@
         <w:pStyle w:val="ListParagraph"/>
         <w:numPr>
           <w:ilvl w:val="0"/>
-          <w:numId w:val="3"/>
+          <w:numId w:val="4"/>
         </w:numPr>
         <w:spacing w:after="90" w:line="320"/>
       </w:pPr>
@@ -4618,7 +7556,7 @@
           <w:sz w:val="21"/>
           <w:szCs w:val="21"/>
         </w:rPr>
-        <w:t xml:space="preserve">切到 GP 引擎，看名人堂逐代刷新，指出简约惩罚让表达式没有越来越长。</w:t>
+        <w:t xml:space="preserve">切换 GP 引擎，观察名人堂逐代更新与表达式长度受控。</w:t>
       </w:r>
     </w:p>
     <w:p>
@@ -4626,7 +7564,7 @@
         <w:pStyle w:val="ListParagraph"/>
         <w:numPr>
           <w:ilvl w:val="0"/>
-          <w:numId w:val="3"/>
+          <w:numId w:val="4"/>
         </w:numPr>
         <w:spacing w:after="90" w:line="320"/>
       </w:pPr>
@@ -4637,13 +7575,13 @@
           <w:sz w:val="21"/>
           <w:szCs w:val="21"/>
         </w:rPr>
-        <w:t xml:space="preserve">对一个接受的因子点「组合回测」，读四个数字并对比基准；点「检查」看衰减与移植；点「上线」。</w:t>
+        <w:t xml:space="preserve">对已接受因子依次执行「组合回测」「检查」「上线」，读取四项指标、分段 IC、迁移结果。</w:t>
       </w:r>
     </w:p>
     <w:p>
       <w:pPr>
         <w:pStyle w:val="Heading1"/>
-        <w:spacing w:after="140" w:before="360"/>
+        <w:spacing w:after="140" w:before="380"/>
       </w:pPr>
       <w:r>
         <w:rPr>
@@ -4654,7 +7592,7 @@
           <w:sz w:val="30"/>
           <w:szCs w:val="30"/>
         </w:rPr>
-        <w:t xml:space="preserve">附录 C · 术语表（人话版）</w:t>
+        <w:t xml:space="preserve">附录 C　术语表</w:t>
       </w:r>
     </w:p>
     <w:tbl>
@@ -4729,7 +7667,7 @@
                 <w:sz w:val="19"/>
                 <w:szCs w:val="19"/>
               </w:rPr>
-              <w:t xml:space="preserve">人话</w:t>
+              <w:t xml:space="preserve">定义</w:t>
             </w:r>
           </w:p>
         </w:tc>
@@ -4785,7 +7723,7 @@
                 <w:sz w:val="19"/>
                 <w:szCs w:val="19"/>
               </w:rPr>
-              <w:t xml:space="preserve">给每只股票每天打一个分的规则</w:t>
+              <w:t xml:space="preserve">映射 f：U × T → ℝ，在每个交易日对每个标的给出一个实数</w:t>
             </w:r>
           </w:p>
         </w:tc>
@@ -4841,7 +7779,7 @@
                 <w:sz w:val="19"/>
                 <w:szCs w:val="19"/>
               </w:rPr>
-              <w:t xml:space="preserve">同一天把所有股票放在一起比</w:t>
+              <w:t xml:space="preserve">同一交易日内对所有标的的比较</w:t>
             </w:r>
           </w:p>
         </w:tc>
@@ -4870,7 +7808,7 @@
                 <w:sz w:val="19"/>
                 <w:szCs w:val="19"/>
               </w:rPr>
-              <w:t xml:space="preserve">IC</w:t>
+              <w:t xml:space="preserve">IC / ICIR</w:t>
             </w:r>
           </w:p>
         </w:tc>
@@ -4897,7 +7835,7 @@
                 <w:sz w:val="19"/>
                 <w:szCs w:val="19"/>
               </w:rPr>
-              <w:t xml:space="preserve">今天的排名和未来收益排名有多一致，−1 到 1</w:t>
+              <w:t xml:space="preserve">逐日 Spearman 秩相关的均值 / 均值与标准差之比</w:t>
             </w:r>
           </w:p>
         </w:tc>
@@ -4926,7 +7864,7 @@
                 <w:sz w:val="19"/>
                 <w:szCs w:val="19"/>
               </w:rPr>
-              <w:t xml:space="preserve">ICIR</w:t>
+              <w:t xml:space="preserve">样本内 / 留出集</w:t>
             </w:r>
           </w:p>
         </w:tc>
@@ -4953,7 +7891,7 @@
                 <w:sz w:val="19"/>
                 <w:szCs w:val="19"/>
               </w:rPr>
-              <w:t xml:space="preserve">IC 平均值除以它的波动，衡量「稳定地有用」</w:t>
+              <w:t xml:space="preserve">按时间划分的前 80% / 后 20%；后者仅用于确认</w:t>
             </w:r>
           </w:p>
         </w:tc>
@@ -4982,7 +7920,7 @@
                 <w:sz w:val="19"/>
                 <w:szCs w:val="19"/>
               </w:rPr>
-              <w:t xml:space="preserve">样本内 / 留出集</w:t>
+              <w:t xml:space="preserve">Loop Engineering</w:t>
             </w:r>
           </w:p>
         </w:tc>
@@ -5009,7 +7947,7 @@
                 <w:sz w:val="19"/>
                 <w:szCs w:val="19"/>
               </w:rPr>
-              <w:t xml:space="preserve">模拟考 / 高考；后者只考一次、不进反馈</w:t>
+              <w:t xml:space="preserve">以评估反馈迭代更新生成器上下文的闭环生成方法</w:t>
             </w:r>
           </w:p>
         </w:tc>
@@ -5038,7 +7976,7 @@
                 <w:sz w:val="19"/>
                 <w:szCs w:val="19"/>
               </w:rPr>
-              <w:t xml:space="preserve">过拟合</w:t>
+              <w:t xml:space="preserve">教训（lessons）</w:t>
             </w:r>
           </w:p>
         </w:tc>
@@ -5065,7 +8003,7 @@
                 <w:sz w:val="19"/>
                 <w:szCs w:val="19"/>
               </w:rPr>
-              <w:t xml:space="preserve">背题：记住了历史的巧合，而不是规律</w:t>
+              <w:t xml:space="preserve">对拒绝原因的可迁移归纳，作为下一轮输入的一部分</w:t>
             </w:r>
           </w:p>
         </w:tc>
@@ -5094,7 +8032,7 @@
                 <w:sz w:val="19"/>
                 <w:szCs w:val="19"/>
               </w:rPr>
-              <w:t xml:space="preserve">Loop Engineering</w:t>
+              <w:t xml:space="preserve">冗余</w:t>
             </w:r>
           </w:p>
         </w:tc>
@@ -5121,7 +8059,7 @@
                 <w:sz w:val="19"/>
                 <w:szCs w:val="19"/>
               </w:rPr>
-              <w:t xml:space="preserve">把成绩单和错题本塞回下一轮题目的迭代方法</w:t>
+              <w:t xml:space="preserve">与已接受因子的因子值相关系数超过 0.7</w:t>
             </w:r>
           </w:p>
         </w:tc>
@@ -5150,7 +8088,7 @@
                 <w:sz w:val="19"/>
                 <w:szCs w:val="19"/>
               </w:rPr>
-              <w:t xml:space="preserve">教训（lessons）</w:t>
+              <w:t xml:space="preserve">遗传编程</w:t>
             </w:r>
           </w:p>
         </w:tc>
@@ -5177,7 +8115,7 @@
                 <w:sz w:val="19"/>
                 <w:szCs w:val="19"/>
               </w:rPr>
-              <w:t xml:space="preserve">错题本里的一句话，说明某类表达式为什么被拒</w:t>
+              <w:t xml:space="preserve">以语法树为个体、以选择/交叉/变异为算子的进化搜索</w:t>
             </w:r>
           </w:p>
         </w:tc>
@@ -5206,7 +8144,7 @@
                 <w:sz w:val="19"/>
                 <w:szCs w:val="19"/>
               </w:rPr>
-              <w:t xml:space="preserve">冗余</w:t>
+              <w:t xml:space="preserve">名人堂</w:t>
             </w:r>
           </w:p>
         </w:tc>
@@ -5233,7 +8171,7 @@
                 <w:sz w:val="19"/>
                 <w:szCs w:val="19"/>
               </w:rPr>
-              <w:t xml:space="preserve">和库里已有因子几乎是同一个信号</w:t>
+              <w:t xml:space="preserve">进化过程中保留的最优且互不冗余的个体集合</w:t>
             </w:r>
           </w:p>
         </w:tc>
@@ -5262,7 +8200,7 @@
                 <w:sz w:val="19"/>
                 <w:szCs w:val="19"/>
               </w:rPr>
-              <w:t xml:space="preserve">遗传编程</w:t>
+              <w:t xml:space="preserve">再平衡</w:t>
             </w:r>
           </w:p>
         </w:tc>
@@ -5289,7 +8227,7 @@
                 <w:sz w:val="19"/>
                 <w:szCs w:val="19"/>
               </w:rPr>
-              <w:t xml:space="preserve">随机组合、优胜劣汰、交叉变异的搜索方法</w:t>
+              <w:t xml:space="preserve">按固定周期依因子值重新构建持仓</w:t>
             </w:r>
           </w:p>
         </w:tc>
@@ -5318,7 +8256,7 @@
                 <w:sz w:val="19"/>
                 <w:szCs w:val="19"/>
               </w:rPr>
-              <w:t xml:space="preserve">名人堂</w:t>
+              <w:t xml:space="preserve">最大回撤</w:t>
             </w:r>
           </w:p>
         </w:tc>
@@ -5345,7 +8283,7 @@
                 <w:sz w:val="19"/>
                 <w:szCs w:val="19"/>
               </w:rPr>
-              <w:t xml:space="preserve">进化过程中保留的最优且互不重复的个体</w:t>
+              <w:t xml:space="preserve">净值相对历史峰值的最大跌幅</w:t>
             </w:r>
           </w:p>
         </w:tc>
@@ -5374,7 +8312,7 @@
                 <w:sz w:val="19"/>
                 <w:szCs w:val="19"/>
               </w:rPr>
-              <w:t xml:space="preserve">再平衡</w:t>
+              <w:t xml:space="preserve">衰减</w:t>
             </w:r>
           </w:p>
         </w:tc>
@@ -5401,119 +8339,7 @@
                 <w:sz w:val="19"/>
                 <w:szCs w:val="19"/>
               </w:rPr>
-              <w:t xml:space="preserve">定期按因子重新排序并换仓</w:t>
-            </w:r>
-          </w:p>
-        </w:tc>
-      </w:tr>
-      <w:tr>
-        <w:tc>
-          <w:tcPr>
-            <w:tcW w:type="dxa" w:w="2600"/>
-            <w:tcMar>
-              <w:top w:type="dxa" w:w="70"/>
-              <w:left w:type="dxa" w:w="110"/>
-              <w:bottom w:type="dxa" w:w="70"/>
-              <w:right w:type="dxa" w:w="110"/>
-            </w:tcMar>
-          </w:tcPr>
-          <w:p>
-            <w:pPr>
-              <w:spacing w:after="0" w:line="300"/>
-            </w:pPr>
-            <w:r>
-              <w:rPr>
-                <w:rFonts w:ascii="Microsoft YaHei" w:cs="Microsoft YaHei" w:eastAsia="Microsoft YaHei" w:hAnsi="Microsoft YaHei"/>
-                <w:b w:val="false"/>
-                <w:bCs w:val="false"/>
-                <w:color w:val="13213A"/>
-                <w:sz w:val="19"/>
-                <w:szCs w:val="19"/>
-              </w:rPr>
-              <w:t xml:space="preserve">最大回撤</w:t>
-            </w:r>
-          </w:p>
-        </w:tc>
-        <w:tc>
-          <w:tcPr>
-            <w:tcW w:type="dxa" w:w="6840"/>
-            <w:tcMar>
-              <w:top w:type="dxa" w:w="70"/>
-              <w:left w:type="dxa" w:w="110"/>
-              <w:bottom w:type="dxa" w:w="70"/>
-              <w:right w:type="dxa" w:w="110"/>
-            </w:tcMar>
-          </w:tcPr>
-          <w:p>
-            <w:pPr>
-              <w:spacing w:after="0" w:line="300"/>
-            </w:pPr>
-            <w:r>
-              <w:rPr>
-                <w:rFonts w:ascii="Microsoft YaHei" w:cs="Microsoft YaHei" w:eastAsia="Microsoft YaHei" w:hAnsi="Microsoft YaHei"/>
-                <w:b w:val="false"/>
-                <w:bCs w:val="false"/>
-                <w:color w:val="13213A"/>
-                <w:sz w:val="19"/>
-                <w:szCs w:val="19"/>
-              </w:rPr>
-              <w:t xml:space="preserve">从最高点跌到最低点的最大幅度</w:t>
-            </w:r>
-          </w:p>
-        </w:tc>
-      </w:tr>
-      <w:tr>
-        <w:tc>
-          <w:tcPr>
-            <w:tcW w:type="dxa" w:w="2600"/>
-            <w:tcMar>
-              <w:top w:type="dxa" w:w="70"/>
-              <w:left w:type="dxa" w:w="110"/>
-              <w:bottom w:type="dxa" w:w="70"/>
-              <w:right w:type="dxa" w:w="110"/>
-            </w:tcMar>
-          </w:tcPr>
-          <w:p>
-            <w:pPr>
-              <w:spacing w:after="0" w:line="300"/>
-            </w:pPr>
-            <w:r>
-              <w:rPr>
-                <w:rFonts w:ascii="Microsoft YaHei" w:cs="Microsoft YaHei" w:eastAsia="Microsoft YaHei" w:hAnsi="Microsoft YaHei"/>
-                <w:b w:val="false"/>
-                <w:bCs w:val="false"/>
-                <w:color w:val="13213A"/>
-                <w:sz w:val="19"/>
-                <w:szCs w:val="19"/>
-              </w:rPr>
-              <w:t xml:space="preserve">衰减</w:t>
-            </w:r>
-          </w:p>
-        </w:tc>
-        <w:tc>
-          <w:tcPr>
-            <w:tcW w:type="dxa" w:w="6840"/>
-            <w:tcMar>
-              <w:top w:type="dxa" w:w="70"/>
-              <w:left w:type="dxa" w:w="110"/>
-              <w:bottom w:type="dxa" w:w="70"/>
-              <w:right w:type="dxa" w:w="110"/>
-            </w:tcMar>
-          </w:tcPr>
-          <w:p>
-            <w:pPr>
-              <w:spacing w:after="0" w:line="300"/>
-            </w:pPr>
-            <w:r>
-              <w:rPr>
-                <w:rFonts w:ascii="Microsoft YaHei" w:cs="Microsoft YaHei" w:eastAsia="Microsoft YaHei" w:hAnsi="Microsoft YaHei"/>
-                <w:b w:val="false"/>
-                <w:bCs w:val="false"/>
-                <w:color w:val="13213A"/>
-                <w:sz w:val="19"/>
-                <w:szCs w:val="19"/>
-              </w:rPr>
-              <w:t xml:space="preserve">因子的预测力随时间变弱</w:t>
+              <w:t xml:space="preserve">因子预测能力随时间下降</w:t>
             </w:r>
           </w:p>
         </w:tc>
@@ -5522,7 +8348,7 @@
     <w:p>
       <w:pPr>
         <w:pStyle w:val="Heading1"/>
-        <w:spacing w:after="140" w:before="360"/>
+        <w:spacing w:after="140" w:before="380"/>
       </w:pPr>
       <w:r>
         <w:rPr>
@@ -5533,7 +8359,7 @@
           <w:sz w:val="30"/>
           <w:szCs w:val="30"/>
         </w:rPr>
-        <w:t xml:space="preserve">附录 D · 常见提问与回答</w:t>
+        <w:t xml:space="preserve">附录 D　思考题</w:t>
       </w:r>
     </w:p>
     <w:p>
@@ -5541,29 +8367,18 @@
         <w:pStyle w:val="ListParagraph"/>
         <w:numPr>
           <w:ilvl w:val="0"/>
-          <w:numId w:val="4"/>
+          <w:numId w:val="6"/>
         </w:numPr>
         <w:spacing w:after="90" w:line="320"/>
       </w:pPr>
       <w:r>
         <w:rPr>
           <w:rFonts w:ascii="Microsoft YaHei" w:cs="Microsoft YaHei" w:eastAsia="Microsoft YaHei" w:hAnsi="Microsoft YaHei"/>
-          <w:b/>
-          <w:bCs/>
           <w:color w:val="13213A"/>
           <w:sz w:val="21"/>
           <w:szCs w:val="21"/>
         </w:rPr>
-        <w:t xml:space="preserve">问：为什么不用交叉验证？</w:t>
-      </w:r>
-      <w:r>
-        <w:rPr>
-          <w:rFonts w:ascii="Microsoft YaHei" w:cs="Microsoft YaHei" w:eastAsia="Microsoft YaHei" w:hAnsi="Microsoft YaHei"/>
-          <w:color w:val="13213A"/>
-          <w:sz w:val="21"/>
-          <w:szCs w:val="21"/>
-        </w:rPr>
-        <w:t xml:space="preserve">答：时间有先后，随机切分会把未来信息漏到训练侧。按时间切一次、只考一次，最难作弊。</w:t>
+        <w:t xml:space="preserve">一个候选样本内 IC = 0.04、留出 IC = 0.01（同号），按 standard 档是否接受？若把 h 从 10 改为 5，你预期两个数值如何变化？</w:t>
       </w:r>
     </w:p>
     <w:p>
@@ -5571,29 +8386,18 @@
         <w:pStyle w:val="ListParagraph"/>
         <w:numPr>
           <w:ilvl w:val="0"/>
-          <w:numId w:val="4"/>
+          <w:numId w:val="6"/>
         </w:numPr>
         <w:spacing w:after="90" w:line="320"/>
       </w:pPr>
       <w:r>
         <w:rPr>
           <w:rFonts w:ascii="Microsoft YaHei" w:cs="Microsoft YaHei" w:eastAsia="Microsoft YaHei" w:hAnsi="Microsoft YaHei"/>
-          <w:b/>
-          <w:bCs/>
           <w:color w:val="13213A"/>
           <w:sz w:val="21"/>
           <w:szCs w:val="21"/>
         </w:rPr>
-        <w:t xml:space="preserve">问：模型看不到高考成绩，怎么知道往哪改？</w:t>
-      </w:r>
-      <w:r>
-        <w:rPr>
-          <w:rFonts w:ascii="Microsoft YaHei" w:cs="Microsoft YaHei" w:eastAsia="Microsoft YaHei" w:hAnsi="Microsoft YaHei"/>
-          <w:color w:val="13213A"/>
-          <w:sz w:val="21"/>
-          <w:szCs w:val="21"/>
-        </w:rPr>
-        <w:t xml:space="preserve">答：它不需要知道。它只需要知道「这条路不通」，然后换方向。能让它「微调到刚好通过」的反馈，恰恰是我们要禁止的。</w:t>
+        <w:t xml:space="preserve">若把留出集 IC 的数值也送入下一轮提示词，闭环会在多少轮内出现样本外退化？请从 4.3 节的信息隔离原则出发论证。</w:t>
       </w:r>
     </w:p>
     <w:p>
@@ -5601,29 +8405,18 @@
         <w:pStyle w:val="ListParagraph"/>
         <w:numPr>
           <w:ilvl w:val="0"/>
-          <w:numId w:val="4"/>
+          <w:numId w:val="6"/>
         </w:numPr>
         <w:spacing w:after="90" w:line="320"/>
       </w:pPr>
       <w:r>
         <w:rPr>
           <w:rFonts w:ascii="Microsoft YaHei" w:cs="Microsoft YaHei" w:eastAsia="Microsoft YaHei" w:hAnsi="Microsoft YaHei"/>
-          <w:b/>
-          <w:bCs/>
           <w:color w:val="13213A"/>
           <w:sz w:val="21"/>
           <w:szCs w:val="21"/>
         </w:rPr>
-        <w:t xml:space="preserve">问：零接受是不是失败？</w:t>
-      </w:r>
-      <w:r>
-        <w:rPr>
-          <w:rFonts w:ascii="Microsoft YaHei" w:cs="Microsoft YaHei" w:eastAsia="Microsoft YaHei" w:hAnsi="Microsoft YaHei"/>
-          <w:color w:val="13213A"/>
-          <w:sz w:val="21"/>
-          <w:szCs w:val="21"/>
-        </w:rPr>
-        <w:t xml:space="preserve">答：不是。它说明这段数据在这个方向上没有可靠信号，或者门槛与噪声不匹配。凑数才是失败。</w:t>
+        <w:t xml:space="preserve">式 (6) 中简约惩罚系数从 0.0015 提高到 0.01，种群的平均节点数与最优适应度将如何变化？</w:t>
       </w:r>
     </w:p>
     <w:p>
@@ -5631,29 +8424,35 @@
         <w:pStyle w:val="ListParagraph"/>
         <w:numPr>
           <w:ilvl w:val="0"/>
-          <w:numId w:val="4"/>
+          <w:numId w:val="6"/>
         </w:numPr>
         <w:spacing w:after="90" w:line="320"/>
       </w:pPr>
       <w:r>
         <w:rPr>
           <w:rFonts w:ascii="Microsoft YaHei" w:cs="Microsoft YaHei" w:eastAsia="Microsoft YaHei" w:hAnsi="Microsoft YaHei"/>
+          <w:color w:val="13213A"/>
+          <w:sz w:val="21"/>
+          <w:szCs w:val="21"/>
+        </w:rPr>
+        <w:t xml:space="preserve">为什么裸 volume 不被视为因子，而 rank(delta(volume, 5)) 可以？规模效应本身是否是有效因子？</w:t>
+      </w:r>
+    </w:p>
+    <w:p>
+      <w:pPr>
+        <w:pStyle w:val="Heading1"/>
+        <w:spacing w:after="140" w:before="380"/>
+      </w:pPr>
+      <w:r>
+        <w:rPr>
+          <w:rFonts w:ascii="Microsoft YaHei" w:cs="Microsoft YaHei" w:eastAsia="Microsoft YaHei" w:hAnsi="Microsoft YaHei"/>
           <w:b/>
           <w:bCs/>
           <w:color w:val="13213A"/>
-          <w:sz w:val="21"/>
-          <w:szCs w:val="21"/>
-        </w:rPr>
-        <w:t xml:space="preserve">问：LLM 和 GP 该选哪个？</w:t>
-      </w:r>
-      <w:r>
-        <w:rPr>
-          <w:rFonts w:ascii="Microsoft YaHei" w:cs="Microsoft YaHei" w:eastAsia="Microsoft YaHei" w:hAnsi="Microsoft YaHei"/>
-          <w:color w:val="13213A"/>
-          <w:sz w:val="21"/>
-          <w:szCs w:val="21"/>
-        </w:rPr>
-        <w:t xml:space="preserve">答：想要能解释、能对话的因子选 LLM；想大范围撒网、不受先验限制选 GP。两者产出进同一个库，可以都跑。</w:t>
+          <w:sz w:val="30"/>
+          <w:szCs w:val="30"/>
+        </w:rPr>
+        <w:t xml:space="preserve">附录 E　参考文献</w:t>
       </w:r>
     </w:p>
     <w:p>
@@ -5661,46 +8460,18 @@
         <w:pStyle w:val="ListParagraph"/>
         <w:numPr>
           <w:ilvl w:val="0"/>
-          <w:numId w:val="4"/>
+          <w:numId w:val="3"/>
         </w:numPr>
         <w:spacing w:after="90" w:line="320"/>
       </w:pPr>
       <w:r>
         <w:rPr>
           <w:rFonts w:ascii="Microsoft YaHei" w:cs="Microsoft YaHei" w:eastAsia="Microsoft YaHei" w:hAnsi="Microsoft YaHei"/>
-          <w:b/>
-          <w:bCs/>
           <w:color w:val="13213A"/>
           <w:sz w:val="21"/>
           <w:szCs w:val="21"/>
         </w:rPr>
-        <w:t xml:space="preserve">问：IC 0.02 真的能赚钱吗？</w:t>
-      </w:r>
-      <w:r>
-        <w:rPr>
-          <w:rFonts w:ascii="Microsoft YaHei" w:cs="Microsoft YaHei" w:eastAsia="Microsoft YaHei" w:hAnsi="Microsoft YaHei"/>
-          <w:color w:val="13213A"/>
-          <w:sz w:val="21"/>
-          <w:szCs w:val="21"/>
-        </w:rPr>
-        <w:t xml:space="preserve">答：取决于组合怎么搭、成本多少。所以网站永远把组合回测和基准放在 IC 旁边。</w:t>
-      </w:r>
-    </w:p>
-    <w:p>
-      <w:pPr>
-        <w:pStyle w:val="Heading1"/>
-        <w:spacing w:after="140" w:before="360"/>
-      </w:pPr>
-      <w:r>
-        <w:rPr>
-          <w:rFonts w:ascii="Microsoft YaHei" w:cs="Microsoft YaHei" w:eastAsia="Microsoft YaHei" w:hAnsi="Microsoft YaHei"/>
-          <w:b/>
-          <w:bCs/>
-          <w:color w:val="13213A"/>
-          <w:sz w:val="30"/>
-          <w:szCs w:val="30"/>
-        </w:rPr>
-        <w:t xml:space="preserve">附录 E · 延伸阅读</w:t>
+        <w:t xml:space="preserve">Kakushadze, Z. (2016). 101 Formulaic Alphas. Wilmott Magazine.</w:t>
       </w:r>
     </w:p>
     <w:p>
@@ -5708,7 +8479,7 @@
         <w:pStyle w:val="ListParagraph"/>
         <w:numPr>
           <w:ilvl w:val="0"/>
-          <w:numId w:val="2"/>
+          <w:numId w:val="3"/>
         </w:numPr>
         <w:spacing w:after="90" w:line="320"/>
       </w:pPr>
@@ -5719,7 +8490,7 @@
           <w:sz w:val="21"/>
           <w:szCs w:val="21"/>
         </w:rPr>
-        <w:t xml:space="preserve">Kakushadze, Z. (2016). 101 Formulaic Alphas. 表达式因子的经典目录，也是积木清单的来源。</w:t>
+        <w:t xml:space="preserve">Harvey, C. R., Liu, Y., &amp; Zhu, H. (2016). … and the Cross-Section of Expected Returns. Review of Financial Studies.</w:t>
       </w:r>
     </w:p>
     <w:p>
@@ -5727,7 +8498,7 @@
         <w:pStyle w:val="ListParagraph"/>
         <w:numPr>
           <w:ilvl w:val="0"/>
-          <w:numId w:val="2"/>
+          <w:numId w:val="3"/>
         </w:numPr>
         <w:spacing w:after="90" w:line="320"/>
       </w:pPr>
@@ -5738,7 +8509,7 @@
           <w:sz w:val="21"/>
           <w:szCs w:val="21"/>
         </w:rPr>
-        <w:t xml:space="preserve">Harvey, C., Liu, Y., &amp; Zhu, H. (2016). … and the Cross-Section of Expected Returns. 讨论「试得越多越容易碰巧显著」的多重比较问题。</w:t>
+        <w:t xml:space="preserve">Gu, S., Kelly, B., &amp; Xiu, D. (2020). Empirical Asset Pricing via Machine Learning. Review of Financial Studies.</w:t>
       </w:r>
     </w:p>
     <w:p>
@@ -5746,7 +8517,7 @@
         <w:pStyle w:val="ListParagraph"/>
         <w:numPr>
           <w:ilvl w:val="0"/>
-          <w:numId w:val="2"/>
+          <w:numId w:val="3"/>
         </w:numPr>
         <w:spacing w:after="90" w:line="320"/>
       </w:pPr>
@@ -5757,7 +8528,7 @@
           <w:sz w:val="21"/>
           <w:szCs w:val="21"/>
         </w:rPr>
-        <w:t xml:space="preserve">Gu, S., Kelly, B., &amp; Xiu, D. (2020). Empirical Asset Pricing via Machine Learning. 机器学习做因子研究的方法论基线。</w:t>
+        <w:t xml:space="preserve">Koza, J. R. (1992). Genetic Programming: On the Programming of Computers by Means of Natural Selection. MIT Press.</w:t>
       </w:r>
     </w:p>
     <w:p>
@@ -5765,7 +8536,7 @@
         <w:pStyle w:val="ListParagraph"/>
         <w:numPr>
           <w:ilvl w:val="0"/>
-          <w:numId w:val="2"/>
+          <w:numId w:val="3"/>
         </w:numPr>
         <w:spacing w:after="90" w:line="320"/>
       </w:pPr>
@@ -5776,26 +8547,7 @@
           <w:sz w:val="21"/>
           <w:szCs w:val="21"/>
         </w:rPr>
-        <w:t xml:space="preserve">Koza, J. R. (1992). Genetic Programming. 遗传编程的源头。</w:t>
-      </w:r>
-    </w:p>
-    <w:p>
-      <w:pPr>
-        <w:pStyle w:val="ListParagraph"/>
-        <w:numPr>
-          <w:ilvl w:val="0"/>
-          <w:numId w:val="2"/>
-        </w:numPr>
-        <w:spacing w:after="90" w:line="320"/>
-      </w:pPr>
-      <w:r>
-        <w:rPr>
-          <w:rFonts w:ascii="Microsoft YaHei" w:cs="Microsoft YaHei" w:eastAsia="Microsoft YaHei" w:hAnsi="Microsoft YaHei"/>
-          <w:color w:val="13213A"/>
-          <w:sz w:val="21"/>
-          <w:szCs w:val="21"/>
-        </w:rPr>
-        <w:t xml:space="preserve">近年的 LLM 因子挖掘工作（Chain-of-Alpha、AlphaAgent 等）：循环反馈、复杂度正则的思路直接来源。</w:t>
+        <w:t xml:space="preserve">近年基于大语言模型的因子挖掘工作（Chain-of-Alpha、AlphaAgent 等）：闭环反馈与复杂度正则的直接来源。</w:t>
       </w:r>
     </w:p>
     <w:sectPr>
@@ -6020,6 +8772,18 @@
       </w:pPr>
     </w:lvl>
   </w:abstractNum>
+  <w:abstractNum w:abstractNumId="6" w15:restartNumberingAfterBreak="0">
+    <w:multiLevelType w:val="hybridMultilevel"/>
+    <w:lvl w:ilvl="0" w15:tentative="1">
+      <w:start w:val="1"/>
+      <w:numFmt w:val="decimal"/>
+      <w:lvlText w:val="%1."/>
+      <w:lvlJc w:val="left"/>
+      <w:pPr>
+        <w:ind w:left="540" w:hanging="270"/>
+      </w:pPr>
+    </w:lvl>
+  </w:abstractNum>
   <w:num w:numId="1">
     <w:abstractNumId w:val="1"/>
     <w:lvlOverride w:ilvl="0">
@@ -6027,18 +8791,30 @@
     </w:lvlOverride>
   </w:num>
   <w:num w:numId="2">
+    <w:abstractNumId w:val="5"/>
+    <w:lvlOverride w:ilvl="0">
+      <w:startOverride w:val="1"/>
+    </w:lvlOverride>
+  </w:num>
+  <w:num w:numId="3">
     <w:abstractNumId w:val="2"/>
     <w:lvlOverride w:ilvl="0">
       <w:startOverride w:val="1"/>
     </w:lvlOverride>
   </w:num>
-  <w:num w:numId="3">
+  <w:num w:numId="4">
     <w:abstractNumId w:val="3"/>
     <w:lvlOverride w:ilvl="0">
       <w:startOverride w:val="1"/>
     </w:lvlOverride>
   </w:num>
-  <w:num w:numId="4">
+  <w:num w:numId="5">
+    <w:abstractNumId w:val="6"/>
+    <w:lvlOverride w:ilvl="0">
+      <w:startOverride w:val="1"/>
+    </w:lvlOverride>
+  </w:num>
+  <w:num w:numId="6">
     <w:abstractNumId w:val="4"/>
     <w:lvlOverride w:ilvl="0">
       <w:startOverride w:val="1"/>

--- a/docs/lecture/因子挖掘-15分钟讲义.docx
+++ b/docs/lecture/因子挖掘-15分钟讲义.docx
@@ -45,7 +45,7 @@
           <w:sz w:val="19"/>
           <w:szCs w:val="19"/>
         </w:rPr>
-        <w:t xml:space="preserve">面向没有量化背景的听众。全文不用公式，每一节都有一个具体例子和一句可以直接讲出来的话。结构分九节，第 4 节是重点：Loop Engineering 怎样用在因子挖掘上。</w:t>
+        <w:t xml:space="preserve">面向没有量化背景的听众。全文不用公式，每一节都有一个具体例子和一句可以直接讲出来的话。结构分九节，第 4 节是重点：Loop Engineering 怎样用在因子挖掘上。每一节开头的深色标签「▶ 幻灯片 N / 14」标出此时屏幕上应停在哪一页，以及那一页上有什么可以指着讲。</w:t>
       </w:r>
     </w:p>
     <w:p>
@@ -68,6 +68,23 @@
           <w:szCs w:val="30"/>
         </w:rPr>
         <w:t xml:space="preserve">开讲之前：这堂课要回答的三个问题</w:t>
+      </w:r>
+    </w:p>
+    <w:p>
+      <w:pPr>
+        <w:spacing w:after="120" w:before="60"/>
+      </w:pPr>
+      <w:r>
+        <w:rPr>
+          <w:rFonts w:ascii="Microsoft YaHei" w:cs="Microsoft YaHei" w:eastAsia="Microsoft YaHei" w:hAnsi="Microsoft YaHei"/>
+          <w:b/>
+          <w:bCs/>
+          <w:color w:val="FFFFFF"/>
+          <w:sz w:val="19"/>
+          <w:szCs w:val="19"/>
+          <w:shd w:fill="13213A" w:color="auto" w:val="clear"/>
+        </w:rPr>
+        <w:t xml:space="preserve">  ▶ 幻灯片 2 / 14　这堂课要回答的三个问题（封面为幻灯片 1）  </w:t>
       </w:r>
     </w:p>
     <w:p>
@@ -192,6 +209,23 @@
     </w:p>
     <w:p>
       <w:pPr>
+        <w:spacing w:after="120" w:before="60"/>
+      </w:pPr>
+      <w:r>
+        <w:rPr>
+          <w:rFonts w:ascii="Microsoft YaHei" w:cs="Microsoft YaHei" w:eastAsia="Microsoft YaHei" w:hAnsi="Microsoft YaHei"/>
+          <w:b/>
+          <w:bCs/>
+          <w:color w:val="FFFFFF"/>
+          <w:sz w:val="19"/>
+          <w:szCs w:val="19"/>
+          <w:shd w:fill="13213A" w:color="auto" w:val="clear"/>
+        </w:rPr>
+        <w:t xml:space="preserve">  ▶ 幻灯片 3 / 14　什么是因子：给全班每天打一个分 —— 左侧排名表配合讲  </w:t>
+      </w:r>
+    </w:p>
+    <w:p>
+      <w:pPr>
         <w:spacing w:after="140" w:line="340"/>
       </w:pPr>
       <w:r>
@@ -292,6 +326,23 @@
     </w:p>
     <w:p>
       <w:pPr>
+        <w:spacing w:after="120" w:before="60"/>
+      </w:pPr>
+      <w:r>
+        <w:rPr>
+          <w:rFonts w:ascii="Microsoft YaHei" w:cs="Microsoft YaHei" w:eastAsia="Microsoft YaHei" w:hAnsi="Microsoft YaHei"/>
+          <w:b/>
+          <w:bCs/>
+          <w:color w:val="FFFFFF"/>
+          <w:sz w:val="19"/>
+          <w:szCs w:val="19"/>
+          <w:shd w:fill="13213A" w:color="auto" w:val="clear"/>
+        </w:rPr>
+        <w:t xml:space="preserve">  ▶ 幻灯片 4 / 14　IC 每日曲线（示意）+ 平均值 / 抖动两张卡  </w:t>
+      </w:r>
+    </w:p>
+    <w:p>
+      <w:pPr>
         <w:spacing w:after="140" w:line="340"/>
       </w:pPr>
       <w:r>
@@ -391,6 +442,23 @@
           <w:szCs w:val="30"/>
         </w:rPr>
         <w:t xml:space="preserve">2　因子长什么样：一套固定的积木</w:t>
+      </w:r>
+    </w:p>
+    <w:p>
+      <w:pPr>
+        <w:spacing w:after="120" w:before="60"/>
+      </w:pPr>
+      <w:r>
+        <w:rPr>
+          <w:rFonts w:ascii="Microsoft YaHei" w:cs="Microsoft YaHei" w:eastAsia="Microsoft YaHei" w:hAnsi="Microsoft YaHei"/>
+          <w:b/>
+          <w:bCs/>
+          <w:color w:val="FFFFFF"/>
+          <w:sz w:val="19"/>
+          <w:szCs w:val="19"/>
+          <w:shd w:fill="13213A" w:color="auto" w:val="clear"/>
+        </w:rPr>
+        <w:t xml:space="preserve">  ▶ 幻灯片 5 / 14　四类积木 + 量价相关性例子  </w:t>
       </w:r>
     </w:p>
     <w:p>
@@ -904,6 +972,23 @@
           <w:szCs w:val="30"/>
         </w:rPr>
         <w:t xml:space="preserve">3　怎么判卷：样本内、留出集和录取线</w:t>
+      </w:r>
+    </w:p>
+    <w:p>
+      <w:pPr>
+        <w:spacing w:after="120" w:before="60"/>
+      </w:pPr>
+      <w:r>
+        <w:rPr>
+          <w:rFonts w:ascii="Microsoft YaHei" w:cs="Microsoft YaHei" w:eastAsia="Microsoft YaHei" w:hAnsi="Microsoft YaHei"/>
+          <w:b/>
+          <w:bCs/>
+          <w:color w:val="FFFFFF"/>
+          <w:sz w:val="19"/>
+          <w:szCs w:val="19"/>
+          <w:shd w:fill="13213A" w:color="auto" w:val="clear"/>
+        </w:rPr>
+        <w:t xml:space="preserve">  ▶ 幻灯片 6 / 14　80/20 时间条 + 样本内 vs 留出柱状图 + 三档录取线  </w:t>
       </w:r>
     </w:p>
     <w:p>
@@ -1556,6 +1641,23 @@
     </w:p>
     <w:p>
       <w:pPr>
+        <w:spacing w:after="120" w:before="60"/>
+      </w:pPr>
+      <w:r>
+        <w:rPr>
+          <w:rFonts w:ascii="Microsoft YaHei" w:cs="Microsoft YaHei" w:eastAsia="Microsoft YaHei" w:hAnsi="Microsoft YaHei"/>
+          <w:b/>
+          <w:bCs/>
+          <w:color w:val="FFFFFF"/>
+          <w:sz w:val="19"/>
+          <w:szCs w:val="19"/>
+          <w:shd w:fill="13213A" w:color="auto" w:val="clear"/>
+        </w:rPr>
+        <w:t xml:space="preserve">  ▶ 幻灯片 7 / 14　四步循环图（生成→评估→反思→更新）—— 4.1 至 4.3 共用此页  </w:t>
+      </w:r>
+    </w:p>
+    <w:p>
+      <w:pPr>
         <w:spacing w:after="140" w:line="340"/>
       </w:pPr>
       <w:r>
@@ -2254,6 +2356,23 @@
     </w:p>
     <w:p>
       <w:pPr>
+        <w:spacing w:after="120" w:before="60"/>
+      </w:pPr>
+      <w:r>
+        <w:rPr>
+          <w:rFonts w:ascii="Microsoft YaHei" w:cs="Microsoft YaHei" w:eastAsia="Microsoft YaHei" w:hAnsi="Microsoft YaHei"/>
+          <w:b/>
+          <w:bCs/>
+          <w:color w:val="FFFFFF"/>
+          <w:sz w:val="19"/>
+          <w:szCs w:val="19"/>
+          <w:shd w:fill="13213A" w:color="auto" w:val="clear"/>
+        </w:rPr>
+        <w:t xml:space="preserve">  ▶ 幻灯片 8 / 14　三轮示例表 —— 逐行念候选、结果、错题本  </w:t>
+      </w:r>
+    </w:p>
+    <w:p>
+      <w:pPr>
         <w:spacing w:after="140" w:line="340"/>
       </w:pPr>
       <w:r>
@@ -3044,6 +3163,23 @@
         <w:t xml:space="preserve">4.5　什么能进下一轮，什么绝对不能</w:t>
       </w:r>
     </w:p>
+    <w:p>
+      <w:pPr>
+        <w:spacing w:after="120" w:before="60"/>
+      </w:pPr>
+      <w:r>
+        <w:rPr>
+          <w:rFonts w:ascii="Microsoft YaHei" w:cs="Microsoft YaHei" w:eastAsia="Microsoft YaHei" w:hAnsi="Microsoft YaHei"/>
+          <w:b/>
+          <w:bCs/>
+          <w:color w:val="FFFFFF"/>
+          <w:sz w:val="19"/>
+          <w:szCs w:val="19"/>
+          <w:shd w:fill="13213A" w:color="auto" w:val="clear"/>
+        </w:rPr>
+        <w:t xml:space="preserve">  ▶ 幻灯片 9 / 14　能进 / 绝对不能进 + 失效模式表 —— 4.5 至 4.7 共用此页  </w:t>
+      </w:r>
+    </w:p>
     <w:tbl>
       <w:tblPr>
         <w:tblW w:type="dxa" w:w="9440"/>
@@ -4200,6 +4336,23 @@
     </w:p>
     <w:p>
       <w:pPr>
+        <w:spacing w:after="120" w:before="60"/>
+      </w:pPr>
+      <w:r>
+        <w:rPr>
+          <w:rFonts w:ascii="Microsoft YaHei" w:cs="Microsoft YaHei" w:eastAsia="Microsoft YaHei" w:hAnsi="Microsoft YaHei"/>
+          <w:b/>
+          <w:bCs/>
+          <w:color w:val="FFFFFF"/>
+          <w:sz w:val="19"/>
+          <w:szCs w:val="19"/>
+          <w:shd w:fill="13213A" w:color="auto" w:val="clear"/>
+        </w:rPr>
+        <w:t xml:space="preserve">  ▶ 幻灯片 10 / 14　语法树图 + 适应度三条修正 + 两种范式对比表  </w:t>
+      </w:r>
+    </w:p>
+    <w:p>
+      <w:pPr>
         <w:spacing w:after="140" w:line="340"/>
       </w:pPr>
       <w:r>
@@ -4825,6 +4978,23 @@
     </w:p>
     <w:p>
       <w:pPr>
+        <w:spacing w:after="120" w:before="60"/>
+      </w:pPr>
+      <w:r>
+        <w:rPr>
+          <w:rFonts w:ascii="Microsoft YaHei" w:cs="Microsoft YaHei" w:eastAsia="Microsoft YaHei" w:hAnsi="Microsoft YaHei"/>
+          <w:b/>
+          <w:bCs/>
+          <w:color w:val="FFFFFF"/>
+          <w:sz w:val="19"/>
+          <w:szCs w:val="19"/>
+          <w:shd w:fill="13213A" w:color="auto" w:val="clear"/>
+        </w:rPr>
+        <w:t xml:space="preserve">  ▶ 幻灯片 11 / 14　组合 vs 基准净值曲线（示意）+ 四个指标  </w:t>
+      </w:r>
+    </w:p>
+    <w:p>
+      <w:pPr>
         <w:spacing w:after="140" w:line="340"/>
       </w:pPr>
       <w:r>
@@ -5338,6 +5508,23 @@
     </w:p>
     <w:p>
       <w:pPr>
+        <w:spacing w:after="120" w:before="60"/>
+      </w:pPr>
+      <w:r>
+        <w:rPr>
+          <w:rFonts w:ascii="Microsoft YaHei" w:cs="Microsoft YaHei" w:eastAsia="Microsoft YaHei" w:hAnsi="Microsoft YaHei"/>
+          <w:b/>
+          <w:bCs/>
+          <w:color w:val="FFFFFF"/>
+          <w:sz w:val="19"/>
+          <w:szCs w:val="19"/>
+          <w:shd w:fill="13213A" w:color="auto" w:val="clear"/>
+        </w:rPr>
+        <w:t xml:space="preserve">  ▶ 幻灯片 12 / 14　IC 随持有期曲线 + 衰减 / 移植 / 前向跟踪三张卡  </w:t>
+      </w:r>
+    </w:p>
+    <w:p>
+      <w:pPr>
         <w:spacing w:after="140" w:line="340"/>
       </w:pPr>
       <w:r>
@@ -5517,6 +5704,23 @@
     </w:p>
     <w:p>
       <w:pPr>
+        <w:spacing w:after="120" w:before="60"/>
+      </w:pPr>
+      <w:r>
+        <w:rPr>
+          <w:rFonts w:ascii="Microsoft YaHei" w:cs="Microsoft YaHei" w:eastAsia="Microsoft YaHei" w:hAnsi="Microsoft YaHei"/>
+          <w:b/>
+          <w:bCs/>
+          <w:color w:val="FFFFFF"/>
+          <w:sz w:val="19"/>
+          <w:szCs w:val="19"/>
+          <w:shd w:fill="13213A" w:color="auto" w:val="clear"/>
+        </w:rPr>
+        <w:t xml:space="preserve">  ▶ 幻灯片 13 / 14　深色页：五条底线 + 三个坑  </w:t>
+      </w:r>
+    </w:p>
+    <w:p>
+      <w:pPr>
         <w:pStyle w:val="ListParagraph"/>
         <w:numPr>
           <w:ilvl w:val="0"/>
@@ -5709,6 +5913,23 @@
     </w:p>
     <w:p>
       <w:pPr>
+        <w:spacing w:after="120" w:before="60"/>
+      </w:pPr>
+      <w:r>
+        <w:rPr>
+          <w:rFonts w:ascii="Microsoft YaHei" w:cs="Microsoft YaHei" w:eastAsia="Microsoft YaHei" w:hAnsi="Microsoft YaHei"/>
+          <w:b/>
+          <w:bCs/>
+          <w:color w:val="FFFFFF"/>
+          <w:sz w:val="19"/>
+          <w:szCs w:val="19"/>
+          <w:shd w:fill="13213A" w:color="auto" w:val="clear"/>
+        </w:rPr>
+        <w:t xml:space="preserve">  ▶ 幻灯片 14 / 14　三句话带走 + 作业  </w:t>
+      </w:r>
+    </w:p>
+    <w:p>
+      <w:pPr>
         <w:pStyle w:val="ListParagraph"/>
         <w:numPr>
           <w:ilvl w:val="0"/>
@@ -5827,7 +6048,7 @@
           <w:sz w:val="30"/>
           <w:szCs w:val="30"/>
         </w:rPr>
-        <w:t xml:space="preserve">附录 A　时间安排</w:t>
+        <w:t xml:space="preserve">附录 A　时间安排与幻灯片对照</w:t>
       </w:r>
     </w:p>
     <w:tbl>
@@ -5843,10 +6064,10 @@
         </w:tblBorders>
       </w:tblPr>
       <w:tblGrid>
-        <w:gridCol w:w="1400"/>
-        <w:gridCol w:w="3600"/>
-        <w:gridCol w:w="1200"/>
-        <w:gridCol w:w="3240"/>
+        <w:gridCol w:w="1500"/>
+        <w:gridCol w:w="3000"/>
+        <w:gridCol w:w="1000"/>
+        <w:gridCol w:w="3940"/>
       </w:tblGrid>
       <w:tr>
         <w:trPr>
@@ -5854,7 +6075,7 @@
         </w:trPr>
         <w:tc>
           <w:tcPr>
-            <w:tcW w:type="dxa" w:w="1400"/>
+            <w:tcW w:type="dxa" w:w="1500"/>
             <w:shd w:fill="13213A" w:color="auto" w:val="clear"/>
             <w:tcMar>
               <w:top w:type="dxa" w:w="70"/>
@@ -5882,7 +6103,7 @@
         </w:tc>
         <w:tc>
           <w:tcPr>
-            <w:tcW w:type="dxa" w:w="3600"/>
+            <w:tcW w:type="dxa" w:w="3000"/>
             <w:shd w:fill="13213A" w:color="auto" w:val="clear"/>
             <w:tcMar>
               <w:top w:type="dxa" w:w="70"/>
@@ -5904,13 +6125,13 @@
                 <w:sz w:val="19"/>
                 <w:szCs w:val="19"/>
               </w:rPr>
-              <w:t xml:space="preserve">内容</w:t>
-            </w:r>
-          </w:p>
-        </w:tc>
-        <w:tc>
-          <w:tcPr>
-            <w:tcW w:type="dxa" w:w="1200"/>
+              <w:t xml:space="preserve">讲义章节</w:t>
+            </w:r>
+          </w:p>
+        </w:tc>
+        <w:tc>
+          <w:tcPr>
+            <w:tcW w:type="dxa" w:w="1000"/>
             <w:shd w:fill="13213A" w:color="auto" w:val="clear"/>
             <w:tcMar>
               <w:top w:type="dxa" w:w="70"/>
@@ -5938,7 +6159,7 @@
         </w:tc>
         <w:tc>
           <w:tcPr>
-            <w:tcW w:type="dxa" w:w="3240"/>
+            <w:tcW w:type="dxa" w:w="3940"/>
             <w:shd w:fill="13213A" w:color="auto" w:val="clear"/>
             <w:tcMar>
               <w:top w:type="dxa" w:w="70"/>
@@ -5960,7 +6181,7 @@
                 <w:sz w:val="19"/>
                 <w:szCs w:val="19"/>
               </w:rPr>
-              <w:t xml:space="preserve">章节</w:t>
+              <w:t xml:space="preserve">页面内容</w:t>
             </w:r>
           </w:p>
         </w:tc>
@@ -5968,61 +6189,61 @@
       <w:tr>
         <w:tc>
           <w:tcPr>
-            <w:tcW w:type="dxa" w:w="1400"/>
-            <w:tcMar>
-              <w:top w:type="dxa" w:w="70"/>
-              <w:left w:type="dxa" w:w="110"/>
-              <w:bottom w:type="dxa" w:w="70"/>
-              <w:right w:type="dxa" w:w="110"/>
-            </w:tcMar>
-          </w:tcPr>
-          <w:p>
-            <w:pPr>
-              <w:spacing w:after="0" w:line="300"/>
-            </w:pPr>
-            <w:r>
-              <w:rPr>
-                <w:rFonts w:ascii="Microsoft YaHei" w:cs="Microsoft YaHei" w:eastAsia="Microsoft YaHei" w:hAnsi="Microsoft YaHei"/>
-                <w:b w:val="false"/>
-                <w:bCs w:val="false"/>
-                <w:color w:val="13213A"/>
-                <w:sz w:val="19"/>
-                <w:szCs w:val="19"/>
-              </w:rPr>
-              <w:t xml:space="preserve">0:00–1:00</w:t>
-            </w:r>
-          </w:p>
-        </w:tc>
-        <w:tc>
-          <w:tcPr>
-            <w:tcW w:type="dxa" w:w="3600"/>
-            <w:tcMar>
-              <w:top w:type="dxa" w:w="70"/>
-              <w:left w:type="dxa" w:w="110"/>
-              <w:bottom w:type="dxa" w:w="70"/>
-              <w:right w:type="dxa" w:w="110"/>
-            </w:tcMar>
-          </w:tcPr>
-          <w:p>
-            <w:pPr>
-              <w:spacing w:after="0" w:line="300"/>
-            </w:pPr>
-            <w:r>
-              <w:rPr>
-                <w:rFonts w:ascii="Microsoft YaHei" w:cs="Microsoft YaHei" w:eastAsia="Microsoft YaHei" w:hAnsi="Microsoft YaHei"/>
-                <w:b w:val="false"/>
-                <w:bCs w:val="false"/>
-                <w:color w:val="13213A"/>
-                <w:sz w:val="19"/>
-                <w:szCs w:val="19"/>
-              </w:rPr>
-              <w:t xml:space="preserve">三个问题</w:t>
-            </w:r>
-          </w:p>
-        </w:tc>
-        <w:tc>
-          <w:tcPr>
-            <w:tcW w:type="dxa" w:w="1200"/>
+            <w:tcW w:type="dxa" w:w="1500"/>
+            <w:tcMar>
+              <w:top w:type="dxa" w:w="70"/>
+              <w:left w:type="dxa" w:w="110"/>
+              <w:bottom w:type="dxa" w:w="70"/>
+              <w:right w:type="dxa" w:w="110"/>
+            </w:tcMar>
+          </w:tcPr>
+          <w:p>
+            <w:pPr>
+              <w:spacing w:after="0" w:line="300"/>
+            </w:pPr>
+            <w:r>
+              <w:rPr>
+                <w:rFonts w:ascii="Microsoft YaHei" w:cs="Microsoft YaHei" w:eastAsia="Microsoft YaHei" w:hAnsi="Microsoft YaHei"/>
+                <w:b w:val="false"/>
+                <w:bCs w:val="false"/>
+                <w:color w:val="13213A"/>
+                <w:sz w:val="19"/>
+                <w:szCs w:val="19"/>
+              </w:rPr>
+              <w:t xml:space="preserve">0:00–0:30</w:t>
+            </w:r>
+          </w:p>
+        </w:tc>
+        <w:tc>
+          <w:tcPr>
+            <w:tcW w:type="dxa" w:w="3000"/>
+            <w:tcMar>
+              <w:top w:type="dxa" w:w="70"/>
+              <w:left w:type="dxa" w:w="110"/>
+              <w:bottom w:type="dxa" w:w="70"/>
+              <w:right w:type="dxa" w:w="110"/>
+            </w:tcMar>
+          </w:tcPr>
+          <w:p>
+            <w:pPr>
+              <w:spacing w:after="0" w:line="300"/>
+            </w:pPr>
+            <w:r>
+              <w:rPr>
+                <w:rFonts w:ascii="Microsoft YaHei" w:cs="Microsoft YaHei" w:eastAsia="Microsoft YaHei" w:hAnsi="Microsoft YaHei"/>
+                <w:b w:val="false"/>
+                <w:bCs w:val="false"/>
+                <w:color w:val="13213A"/>
+                <w:sz w:val="19"/>
+                <w:szCs w:val="19"/>
+              </w:rPr>
+              <w:t xml:space="preserve">开讲之前</w:t>
+            </w:r>
+          </w:p>
+        </w:tc>
+        <w:tc>
+          <w:tcPr>
+            <w:tcW w:type="dxa" w:w="1000"/>
             <w:tcMar>
               <w:top w:type="dxa" w:w="70"/>
               <w:left w:type="dxa" w:w="110"/>
@@ -6049,28 +6270,28 @@
         </w:tc>
         <w:tc>
           <w:tcPr>
-            <w:tcW w:type="dxa" w:w="3240"/>
-            <w:tcMar>
-              <w:top w:type="dxa" w:w="70"/>
-              <w:left w:type="dxa" w:w="110"/>
-              <w:bottom w:type="dxa" w:w="70"/>
-              <w:right w:type="dxa" w:w="110"/>
-            </w:tcMar>
-          </w:tcPr>
-          <w:p>
-            <w:pPr>
-              <w:spacing w:after="0" w:line="300"/>
-            </w:pPr>
-            <w:r>
-              <w:rPr>
-                <w:rFonts w:ascii="Microsoft YaHei" w:cs="Microsoft YaHei" w:eastAsia="Microsoft YaHei" w:hAnsi="Microsoft YaHei"/>
-                <w:b w:val="false"/>
-                <w:bCs w:val="false"/>
-                <w:color w:val="13213A"/>
-                <w:sz w:val="19"/>
-                <w:szCs w:val="19"/>
-              </w:rPr>
-              <w:t xml:space="preserve">开讲之前</w:t>
+            <w:tcW w:type="dxa" w:w="3940"/>
+            <w:tcMar>
+              <w:top w:type="dxa" w:w="70"/>
+              <w:left w:type="dxa" w:w="110"/>
+              <w:bottom w:type="dxa" w:w="70"/>
+              <w:right w:type="dxa" w:w="110"/>
+            </w:tcMar>
+          </w:tcPr>
+          <w:p>
+            <w:pPr>
+              <w:spacing w:after="0" w:line="300"/>
+            </w:pPr>
+            <w:r>
+              <w:rPr>
+                <w:rFonts w:ascii="Microsoft YaHei" w:cs="Microsoft YaHei" w:eastAsia="Microsoft YaHei" w:hAnsi="Microsoft YaHei"/>
+                <w:b w:val="false"/>
+                <w:bCs w:val="false"/>
+                <w:color w:val="13213A"/>
+                <w:sz w:val="19"/>
+                <w:szCs w:val="19"/>
+              </w:rPr>
+              <w:t xml:space="preserve">封面</w:t>
             </w:r>
           </w:p>
         </w:tc>
@@ -6078,61 +6299,61 @@
       <w:tr>
         <w:tc>
           <w:tcPr>
-            <w:tcW w:type="dxa" w:w="1400"/>
-            <w:tcMar>
-              <w:top w:type="dxa" w:w="70"/>
-              <w:left w:type="dxa" w:w="110"/>
-              <w:bottom w:type="dxa" w:w="70"/>
-              <w:right w:type="dxa" w:w="110"/>
-            </w:tcMar>
-          </w:tcPr>
-          <w:p>
-            <w:pPr>
-              <w:spacing w:after="0" w:line="300"/>
-            </w:pPr>
-            <w:r>
-              <w:rPr>
-                <w:rFonts w:ascii="Microsoft YaHei" w:cs="Microsoft YaHei" w:eastAsia="Microsoft YaHei" w:hAnsi="Microsoft YaHei"/>
-                <w:b w:val="false"/>
-                <w:bCs w:val="false"/>
-                <w:color w:val="13213A"/>
-                <w:sz w:val="19"/>
-                <w:szCs w:val="19"/>
-              </w:rPr>
-              <w:t xml:space="preserve">1:00–3:00</w:t>
-            </w:r>
-          </w:p>
-        </w:tc>
-        <w:tc>
-          <w:tcPr>
-            <w:tcW w:type="dxa" w:w="3600"/>
-            <w:tcMar>
-              <w:top w:type="dxa" w:w="70"/>
-              <w:left w:type="dxa" w:w="110"/>
-              <w:bottom w:type="dxa" w:w="70"/>
-              <w:right w:type="dxa" w:w="110"/>
-            </w:tcMar>
-          </w:tcPr>
-          <w:p>
-            <w:pPr>
-              <w:spacing w:after="0" w:line="300"/>
-            </w:pPr>
-            <w:r>
-              <w:rPr>
-                <w:rFonts w:ascii="Microsoft YaHei" w:cs="Microsoft YaHei" w:eastAsia="Microsoft YaHei" w:hAnsi="Microsoft YaHei"/>
-                <w:b w:val="false"/>
-                <w:bCs w:val="false"/>
-                <w:color w:val="13213A"/>
-                <w:sz w:val="19"/>
-                <w:szCs w:val="19"/>
-              </w:rPr>
-              <w:t xml:space="preserve">因子与 IC</w:t>
-            </w:r>
-          </w:p>
-        </w:tc>
-        <w:tc>
-          <w:tcPr>
-            <w:tcW w:type="dxa" w:w="1200"/>
+            <w:tcW w:type="dxa" w:w="1500"/>
+            <w:tcMar>
+              <w:top w:type="dxa" w:w="70"/>
+              <w:left w:type="dxa" w:w="110"/>
+              <w:bottom w:type="dxa" w:w="70"/>
+              <w:right w:type="dxa" w:w="110"/>
+            </w:tcMar>
+          </w:tcPr>
+          <w:p>
+            <w:pPr>
+              <w:spacing w:after="0" w:line="300"/>
+            </w:pPr>
+            <w:r>
+              <w:rPr>
+                <w:rFonts w:ascii="Microsoft YaHei" w:cs="Microsoft YaHei" w:eastAsia="Microsoft YaHei" w:hAnsi="Microsoft YaHei"/>
+                <w:b w:val="false"/>
+                <w:bCs w:val="false"/>
+                <w:color w:val="13213A"/>
+                <w:sz w:val="19"/>
+                <w:szCs w:val="19"/>
+              </w:rPr>
+              <w:t xml:space="preserve">0:30–1:00</w:t>
+            </w:r>
+          </w:p>
+        </w:tc>
+        <w:tc>
+          <w:tcPr>
+            <w:tcW w:type="dxa" w:w="3000"/>
+            <w:tcMar>
+              <w:top w:type="dxa" w:w="70"/>
+              <w:left w:type="dxa" w:w="110"/>
+              <w:bottom w:type="dxa" w:w="70"/>
+              <w:right w:type="dxa" w:w="110"/>
+            </w:tcMar>
+          </w:tcPr>
+          <w:p>
+            <w:pPr>
+              <w:spacing w:after="0" w:line="300"/>
+            </w:pPr>
+            <w:r>
+              <w:rPr>
+                <w:rFonts w:ascii="Microsoft YaHei" w:cs="Microsoft YaHei" w:eastAsia="Microsoft YaHei" w:hAnsi="Microsoft YaHei"/>
+                <w:b w:val="false"/>
+                <w:bCs w:val="false"/>
+                <w:color w:val="13213A"/>
+                <w:sz w:val="19"/>
+                <w:szCs w:val="19"/>
+              </w:rPr>
+              <w:t xml:space="preserve">开讲之前</w:t>
+            </w:r>
+          </w:p>
+        </w:tc>
+        <w:tc>
+          <w:tcPr>
+            <w:tcW w:type="dxa" w:w="1000"/>
             <w:tcMar>
               <w:top w:type="dxa" w:w="70"/>
               <w:left w:type="dxa" w:w="110"/>
@@ -6159,28 +6380,28 @@
         </w:tc>
         <w:tc>
           <w:tcPr>
-            <w:tcW w:type="dxa" w:w="3240"/>
-            <w:tcMar>
-              <w:top w:type="dxa" w:w="70"/>
-              <w:left w:type="dxa" w:w="110"/>
-              <w:bottom w:type="dxa" w:w="70"/>
-              <w:right w:type="dxa" w:w="110"/>
-            </w:tcMar>
-          </w:tcPr>
-          <w:p>
-            <w:pPr>
-              <w:spacing w:after="0" w:line="300"/>
-            </w:pPr>
-            <w:r>
-              <w:rPr>
-                <w:rFonts w:ascii="Microsoft YaHei" w:cs="Microsoft YaHei" w:eastAsia="Microsoft YaHei" w:hAnsi="Microsoft YaHei"/>
-                <w:b w:val="false"/>
-                <w:bCs w:val="false"/>
-                <w:color w:val="13213A"/>
-                <w:sz w:val="19"/>
-                <w:szCs w:val="19"/>
-              </w:rPr>
-              <w:t xml:space="preserve">1</w:t>
+            <w:tcW w:type="dxa" w:w="3940"/>
+            <w:tcMar>
+              <w:top w:type="dxa" w:w="70"/>
+              <w:left w:type="dxa" w:w="110"/>
+              <w:bottom w:type="dxa" w:w="70"/>
+              <w:right w:type="dxa" w:w="110"/>
+            </w:tcMar>
+          </w:tcPr>
+          <w:p>
+            <w:pPr>
+              <w:spacing w:after="0" w:line="300"/>
+            </w:pPr>
+            <w:r>
+              <w:rPr>
+                <w:rFonts w:ascii="Microsoft YaHei" w:cs="Microsoft YaHei" w:eastAsia="Microsoft YaHei" w:hAnsi="Microsoft YaHei"/>
+                <w:b w:val="false"/>
+                <w:bCs w:val="false"/>
+                <w:color w:val="13213A"/>
+                <w:sz w:val="19"/>
+                <w:szCs w:val="19"/>
+              </w:rPr>
+              <w:t xml:space="preserve">三个问题</w:t>
             </w:r>
           </w:p>
         </w:tc>
@@ -6188,61 +6409,61 @@
       <w:tr>
         <w:tc>
           <w:tcPr>
-            <w:tcW w:type="dxa" w:w="1400"/>
-            <w:tcMar>
-              <w:top w:type="dxa" w:w="70"/>
-              <w:left w:type="dxa" w:w="110"/>
-              <w:bottom w:type="dxa" w:w="70"/>
-              <w:right w:type="dxa" w:w="110"/>
-            </w:tcMar>
-          </w:tcPr>
-          <w:p>
-            <w:pPr>
-              <w:spacing w:after="0" w:line="300"/>
-            </w:pPr>
-            <w:r>
-              <w:rPr>
-                <w:rFonts w:ascii="Microsoft YaHei" w:cs="Microsoft YaHei" w:eastAsia="Microsoft YaHei" w:hAnsi="Microsoft YaHei"/>
-                <w:b w:val="false"/>
-                <w:bCs w:val="false"/>
-                <w:color w:val="13213A"/>
-                <w:sz w:val="19"/>
-                <w:szCs w:val="19"/>
-              </w:rPr>
-              <w:t xml:space="preserve">3:00–4:00</w:t>
-            </w:r>
-          </w:p>
-        </w:tc>
-        <w:tc>
-          <w:tcPr>
-            <w:tcW w:type="dxa" w:w="3600"/>
-            <w:tcMar>
-              <w:top w:type="dxa" w:w="70"/>
-              <w:left w:type="dxa" w:w="110"/>
-              <w:bottom w:type="dxa" w:w="70"/>
-              <w:right w:type="dxa" w:w="110"/>
-            </w:tcMar>
-          </w:tcPr>
-          <w:p>
-            <w:pPr>
-              <w:spacing w:after="0" w:line="300"/>
-            </w:pPr>
-            <w:r>
-              <w:rPr>
-                <w:rFonts w:ascii="Microsoft YaHei" w:cs="Microsoft YaHei" w:eastAsia="Microsoft YaHei" w:hAnsi="Microsoft YaHei"/>
-                <w:b w:val="false"/>
-                <w:bCs w:val="false"/>
-                <w:color w:val="13213A"/>
-                <w:sz w:val="19"/>
-                <w:szCs w:val="19"/>
-              </w:rPr>
-              <w:t xml:space="preserve">积木</w:t>
-            </w:r>
-          </w:p>
-        </w:tc>
-        <w:tc>
-          <w:tcPr>
-            <w:tcW w:type="dxa" w:w="1200"/>
+            <w:tcW w:type="dxa" w:w="1500"/>
+            <w:tcMar>
+              <w:top w:type="dxa" w:w="70"/>
+              <w:left w:type="dxa" w:w="110"/>
+              <w:bottom w:type="dxa" w:w="70"/>
+              <w:right w:type="dxa" w:w="110"/>
+            </w:tcMar>
+          </w:tcPr>
+          <w:p>
+            <w:pPr>
+              <w:spacing w:after="0" w:line="300"/>
+            </w:pPr>
+            <w:r>
+              <w:rPr>
+                <w:rFonts w:ascii="Microsoft YaHei" w:cs="Microsoft YaHei" w:eastAsia="Microsoft YaHei" w:hAnsi="Microsoft YaHei"/>
+                <w:b w:val="false"/>
+                <w:bCs w:val="false"/>
+                <w:color w:val="13213A"/>
+                <w:sz w:val="19"/>
+                <w:szCs w:val="19"/>
+              </w:rPr>
+              <w:t xml:space="preserve">1:00–2:00</w:t>
+            </w:r>
+          </w:p>
+        </w:tc>
+        <w:tc>
+          <w:tcPr>
+            <w:tcW w:type="dxa" w:w="3000"/>
+            <w:tcMar>
+              <w:top w:type="dxa" w:w="70"/>
+              <w:left w:type="dxa" w:w="110"/>
+              <w:bottom w:type="dxa" w:w="70"/>
+              <w:right w:type="dxa" w:w="110"/>
+            </w:tcMar>
+          </w:tcPr>
+          <w:p>
+            <w:pPr>
+              <w:spacing w:after="0" w:line="300"/>
+            </w:pPr>
+            <w:r>
+              <w:rPr>
+                <w:rFonts w:ascii="Microsoft YaHei" w:cs="Microsoft YaHei" w:eastAsia="Microsoft YaHei" w:hAnsi="Microsoft YaHei"/>
+                <w:b w:val="false"/>
+                <w:bCs w:val="false"/>
+                <w:color w:val="13213A"/>
+                <w:sz w:val="19"/>
+                <w:szCs w:val="19"/>
+              </w:rPr>
+              <w:t xml:space="preserve">1.1 因子</w:t>
+            </w:r>
+          </w:p>
+        </w:tc>
+        <w:tc>
+          <w:tcPr>
+            <w:tcW w:type="dxa" w:w="1000"/>
             <w:tcMar>
               <w:top w:type="dxa" w:w="70"/>
               <w:left w:type="dxa" w:w="110"/>
@@ -6269,28 +6490,28 @@
         </w:tc>
         <w:tc>
           <w:tcPr>
-            <w:tcW w:type="dxa" w:w="3240"/>
-            <w:tcMar>
-              <w:top w:type="dxa" w:w="70"/>
-              <w:left w:type="dxa" w:w="110"/>
-              <w:bottom w:type="dxa" w:w="70"/>
-              <w:right w:type="dxa" w:w="110"/>
-            </w:tcMar>
-          </w:tcPr>
-          <w:p>
-            <w:pPr>
-              <w:spacing w:after="0" w:line="300"/>
-            </w:pPr>
-            <w:r>
-              <w:rPr>
-                <w:rFonts w:ascii="Microsoft YaHei" w:cs="Microsoft YaHei" w:eastAsia="Microsoft YaHei" w:hAnsi="Microsoft YaHei"/>
-                <w:b w:val="false"/>
-                <w:bCs w:val="false"/>
-                <w:color w:val="13213A"/>
-                <w:sz w:val="19"/>
-                <w:szCs w:val="19"/>
-              </w:rPr>
-              <w:t xml:space="preserve">2</w:t>
+            <w:tcW w:type="dxa" w:w="3940"/>
+            <w:tcMar>
+              <w:top w:type="dxa" w:w="70"/>
+              <w:left w:type="dxa" w:w="110"/>
+              <w:bottom w:type="dxa" w:w="70"/>
+              <w:right w:type="dxa" w:w="110"/>
+            </w:tcMar>
+          </w:tcPr>
+          <w:p>
+            <w:pPr>
+              <w:spacing w:after="0" w:line="300"/>
+            </w:pPr>
+            <w:r>
+              <w:rPr>
+                <w:rFonts w:ascii="Microsoft YaHei" w:cs="Microsoft YaHei" w:eastAsia="Microsoft YaHei" w:hAnsi="Microsoft YaHei"/>
+                <w:b w:val="false"/>
+                <w:bCs w:val="false"/>
+                <w:color w:val="13213A"/>
+                <w:sz w:val="19"/>
+                <w:szCs w:val="19"/>
+              </w:rPr>
+              <w:t xml:space="preserve">排名表 + 动量因子表达式</w:t>
             </w:r>
           </w:p>
         </w:tc>
@@ -6298,109 +6519,109 @@
       <w:tr>
         <w:tc>
           <w:tcPr>
-            <w:tcW w:type="dxa" w:w="1400"/>
-            <w:tcMar>
-              <w:top w:type="dxa" w:w="70"/>
-              <w:left w:type="dxa" w:w="110"/>
-              <w:bottom w:type="dxa" w:w="70"/>
-              <w:right w:type="dxa" w:w="110"/>
-            </w:tcMar>
-          </w:tcPr>
-          <w:p>
-            <w:pPr>
-              <w:spacing w:after="0" w:line="300"/>
-            </w:pPr>
-            <w:r>
-              <w:rPr>
-                <w:rFonts w:ascii="Microsoft YaHei" w:cs="Microsoft YaHei" w:eastAsia="Microsoft YaHei" w:hAnsi="Microsoft YaHei"/>
-                <w:b w:val="false"/>
-                <w:bCs w:val="false"/>
-                <w:color w:val="13213A"/>
-                <w:sz w:val="19"/>
-                <w:szCs w:val="19"/>
-              </w:rPr>
-              <w:t xml:space="preserve">4:00–6:00</w:t>
-            </w:r>
-          </w:p>
-        </w:tc>
-        <w:tc>
-          <w:tcPr>
-            <w:tcW w:type="dxa" w:w="3600"/>
-            <w:tcMar>
-              <w:top w:type="dxa" w:w="70"/>
-              <w:left w:type="dxa" w:w="110"/>
-              <w:bottom w:type="dxa" w:w="70"/>
-              <w:right w:type="dxa" w:w="110"/>
-            </w:tcMar>
-          </w:tcPr>
-          <w:p>
-            <w:pPr>
-              <w:spacing w:after="0" w:line="300"/>
-            </w:pPr>
-            <w:r>
-              <w:rPr>
-                <w:rFonts w:ascii="Microsoft YaHei" w:cs="Microsoft YaHei" w:eastAsia="Microsoft YaHei" w:hAnsi="Microsoft YaHei"/>
-                <w:b w:val="false"/>
-                <w:bCs w:val="false"/>
-                <w:color w:val="13213A"/>
-                <w:sz w:val="19"/>
-                <w:szCs w:val="19"/>
-              </w:rPr>
-              <w:t xml:space="preserve">样本内、留出集、录取线</w:t>
-            </w:r>
-          </w:p>
-        </w:tc>
-        <w:tc>
-          <w:tcPr>
-            <w:tcW w:type="dxa" w:w="1200"/>
-            <w:tcMar>
-              <w:top w:type="dxa" w:w="70"/>
-              <w:left w:type="dxa" w:w="110"/>
-              <w:bottom w:type="dxa" w:w="70"/>
-              <w:right w:type="dxa" w:w="110"/>
-            </w:tcMar>
-          </w:tcPr>
-          <w:p>
-            <w:pPr>
-              <w:spacing w:after="0" w:line="300"/>
-            </w:pPr>
-            <w:r>
-              <w:rPr>
-                <w:rFonts w:ascii="Microsoft YaHei" w:cs="Microsoft YaHei" w:eastAsia="Microsoft YaHei" w:hAnsi="Microsoft YaHei"/>
-                <w:b w:val="false"/>
-                <w:bCs w:val="false"/>
-                <w:color w:val="13213A"/>
-                <w:sz w:val="19"/>
-                <w:szCs w:val="19"/>
-              </w:rPr>
-              <w:t xml:space="preserve">4–5</w:t>
-            </w:r>
-          </w:p>
-        </w:tc>
-        <w:tc>
-          <w:tcPr>
-            <w:tcW w:type="dxa" w:w="3240"/>
-            <w:tcMar>
-              <w:top w:type="dxa" w:w="70"/>
-              <w:left w:type="dxa" w:w="110"/>
-              <w:bottom w:type="dxa" w:w="70"/>
-              <w:right w:type="dxa" w:w="110"/>
-            </w:tcMar>
-          </w:tcPr>
-          <w:p>
-            <w:pPr>
-              <w:spacing w:after="0" w:line="300"/>
-            </w:pPr>
-            <w:r>
-              <w:rPr>
-                <w:rFonts w:ascii="Microsoft YaHei" w:cs="Microsoft YaHei" w:eastAsia="Microsoft YaHei" w:hAnsi="Microsoft YaHei"/>
-                <w:b w:val="false"/>
-                <w:bCs w:val="false"/>
-                <w:color w:val="13213A"/>
-                <w:sz w:val="19"/>
-                <w:szCs w:val="19"/>
-              </w:rPr>
-              <w:t xml:space="preserve">3</w:t>
+            <w:tcW w:type="dxa" w:w="1500"/>
+            <w:tcMar>
+              <w:top w:type="dxa" w:w="70"/>
+              <w:left w:type="dxa" w:w="110"/>
+              <w:bottom w:type="dxa" w:w="70"/>
+              <w:right w:type="dxa" w:w="110"/>
+            </w:tcMar>
+          </w:tcPr>
+          <w:p>
+            <w:pPr>
+              <w:spacing w:after="0" w:line="300"/>
+            </w:pPr>
+            <w:r>
+              <w:rPr>
+                <w:rFonts w:ascii="Microsoft YaHei" w:cs="Microsoft YaHei" w:eastAsia="Microsoft YaHei" w:hAnsi="Microsoft YaHei"/>
+                <w:b w:val="false"/>
+                <w:bCs w:val="false"/>
+                <w:color w:val="13213A"/>
+                <w:sz w:val="19"/>
+                <w:szCs w:val="19"/>
+              </w:rPr>
+              <w:t xml:space="preserve">2:00–3:00</w:t>
+            </w:r>
+          </w:p>
+        </w:tc>
+        <w:tc>
+          <w:tcPr>
+            <w:tcW w:type="dxa" w:w="3000"/>
+            <w:tcMar>
+              <w:top w:type="dxa" w:w="70"/>
+              <w:left w:type="dxa" w:w="110"/>
+              <w:bottom w:type="dxa" w:w="70"/>
+              <w:right w:type="dxa" w:w="110"/>
+            </w:tcMar>
+          </w:tcPr>
+          <w:p>
+            <w:pPr>
+              <w:spacing w:after="0" w:line="300"/>
+            </w:pPr>
+            <w:r>
+              <w:rPr>
+                <w:rFonts w:ascii="Microsoft YaHei" w:cs="Microsoft YaHei" w:eastAsia="Microsoft YaHei" w:hAnsi="Microsoft YaHei"/>
+                <w:b w:val="false"/>
+                <w:bCs w:val="false"/>
+                <w:color w:val="13213A"/>
+                <w:sz w:val="19"/>
+                <w:szCs w:val="19"/>
+              </w:rPr>
+              <w:t xml:space="preserve">1.2 IC</w:t>
+            </w:r>
+          </w:p>
+        </w:tc>
+        <w:tc>
+          <w:tcPr>
+            <w:tcW w:type="dxa" w:w="1000"/>
+            <w:tcMar>
+              <w:top w:type="dxa" w:w="70"/>
+              <w:left w:type="dxa" w:w="110"/>
+              <w:bottom w:type="dxa" w:w="70"/>
+              <w:right w:type="dxa" w:w="110"/>
+            </w:tcMar>
+          </w:tcPr>
+          <w:p>
+            <w:pPr>
+              <w:spacing w:after="0" w:line="300"/>
+            </w:pPr>
+            <w:r>
+              <w:rPr>
+                <w:rFonts w:ascii="Microsoft YaHei" w:cs="Microsoft YaHei" w:eastAsia="Microsoft YaHei" w:hAnsi="Microsoft YaHei"/>
+                <w:b w:val="false"/>
+                <w:bCs w:val="false"/>
+                <w:color w:val="13213A"/>
+                <w:sz w:val="19"/>
+                <w:szCs w:val="19"/>
+              </w:rPr>
+              <w:t xml:space="preserve">4</w:t>
+            </w:r>
+          </w:p>
+        </w:tc>
+        <w:tc>
+          <w:tcPr>
+            <w:tcW w:type="dxa" w:w="3940"/>
+            <w:tcMar>
+              <w:top w:type="dxa" w:w="70"/>
+              <w:left w:type="dxa" w:w="110"/>
+              <w:bottom w:type="dxa" w:w="70"/>
+              <w:right w:type="dxa" w:w="110"/>
+            </w:tcMar>
+          </w:tcPr>
+          <w:p>
+            <w:pPr>
+              <w:spacing w:after="0" w:line="300"/>
+            </w:pPr>
+            <w:r>
+              <w:rPr>
+                <w:rFonts w:ascii="Microsoft YaHei" w:cs="Microsoft YaHei" w:eastAsia="Microsoft YaHei" w:hAnsi="Microsoft YaHei"/>
+                <w:b w:val="false"/>
+                <w:bCs w:val="false"/>
+                <w:color w:val="13213A"/>
+                <w:sz w:val="19"/>
+                <w:szCs w:val="19"/>
+              </w:rPr>
+              <w:t xml:space="preserve">每日 IC 曲线 + 平均值 / 抖动</w:t>
             </w:r>
           </w:p>
         </w:tc>
@@ -6408,109 +6629,109 @@
       <w:tr>
         <w:tc>
           <w:tcPr>
-            <w:tcW w:type="dxa" w:w="1400"/>
-            <w:tcMar>
-              <w:top w:type="dxa" w:w="70"/>
-              <w:left w:type="dxa" w:w="110"/>
-              <w:bottom w:type="dxa" w:w="70"/>
-              <w:right w:type="dxa" w:w="110"/>
-            </w:tcMar>
-          </w:tcPr>
-          <w:p>
-            <w:pPr>
-              <w:spacing w:after="0" w:line="300"/>
-            </w:pPr>
-            <w:r>
-              <w:rPr>
-                <w:rFonts w:ascii="Microsoft YaHei" w:cs="Microsoft YaHei" w:eastAsia="Microsoft YaHei" w:hAnsi="Microsoft YaHei"/>
-                <w:b w:val="false"/>
-                <w:bCs w:val="false"/>
-                <w:color w:val="13213A"/>
-                <w:sz w:val="19"/>
-                <w:szCs w:val="19"/>
-              </w:rPr>
-              <w:t xml:space="preserve">6:00–10:00</w:t>
-            </w:r>
-          </w:p>
-        </w:tc>
-        <w:tc>
-          <w:tcPr>
-            <w:tcW w:type="dxa" w:w="3600"/>
-            <w:tcMar>
-              <w:top w:type="dxa" w:w="70"/>
-              <w:left w:type="dxa" w:w="110"/>
-              <w:bottom w:type="dxa" w:w="70"/>
-              <w:right w:type="dxa" w:w="110"/>
-            </w:tcMar>
-          </w:tcPr>
-          <w:p>
-            <w:pPr>
-              <w:spacing w:after="0" w:line="300"/>
-            </w:pPr>
-            <w:r>
-              <w:rPr>
-                <w:rFonts w:ascii="Microsoft YaHei" w:cs="Microsoft YaHei" w:eastAsia="Microsoft YaHei" w:hAnsi="Microsoft YaHei"/>
-                <w:b w:val="false"/>
-                <w:bCs w:val="false"/>
-                <w:color w:val="13213A"/>
-                <w:sz w:val="19"/>
-                <w:szCs w:val="19"/>
-              </w:rPr>
-              <w:t xml:space="preserve">Loop Engineering</w:t>
-            </w:r>
-          </w:p>
-        </w:tc>
-        <w:tc>
-          <w:tcPr>
-            <w:tcW w:type="dxa" w:w="1200"/>
-            <w:tcMar>
-              <w:top w:type="dxa" w:w="70"/>
-              <w:left w:type="dxa" w:w="110"/>
-              <w:bottom w:type="dxa" w:w="70"/>
-              <w:right w:type="dxa" w:w="110"/>
-            </w:tcMar>
-          </w:tcPr>
-          <w:p>
-            <w:pPr>
-              <w:spacing w:after="0" w:line="300"/>
-            </w:pPr>
-            <w:r>
-              <w:rPr>
-                <w:rFonts w:ascii="Microsoft YaHei" w:cs="Microsoft YaHei" w:eastAsia="Microsoft YaHei" w:hAnsi="Microsoft YaHei"/>
-                <w:b w:val="false"/>
-                <w:bCs w:val="false"/>
-                <w:color w:val="13213A"/>
-                <w:sz w:val="19"/>
-                <w:szCs w:val="19"/>
-              </w:rPr>
-              <w:t xml:space="preserve">6</w:t>
-            </w:r>
-          </w:p>
-        </w:tc>
-        <w:tc>
-          <w:tcPr>
-            <w:tcW w:type="dxa" w:w="3240"/>
-            <w:tcMar>
-              <w:top w:type="dxa" w:w="70"/>
-              <w:left w:type="dxa" w:w="110"/>
-              <w:bottom w:type="dxa" w:w="70"/>
-              <w:right w:type="dxa" w:w="110"/>
-            </w:tcMar>
-          </w:tcPr>
-          <w:p>
-            <w:pPr>
-              <w:spacing w:after="0" w:line="300"/>
-            </w:pPr>
-            <w:r>
-              <w:rPr>
-                <w:rFonts w:ascii="Microsoft YaHei" w:cs="Microsoft YaHei" w:eastAsia="Microsoft YaHei" w:hAnsi="Microsoft YaHei"/>
-                <w:b w:val="false"/>
-                <w:bCs w:val="false"/>
-                <w:color w:val="13213A"/>
-                <w:sz w:val="19"/>
-                <w:szCs w:val="19"/>
-              </w:rPr>
-              <w:t xml:space="preserve">4</w:t>
+            <w:tcW w:type="dxa" w:w="1500"/>
+            <w:tcMar>
+              <w:top w:type="dxa" w:w="70"/>
+              <w:left w:type="dxa" w:w="110"/>
+              <w:bottom w:type="dxa" w:w="70"/>
+              <w:right w:type="dxa" w:w="110"/>
+            </w:tcMar>
+          </w:tcPr>
+          <w:p>
+            <w:pPr>
+              <w:spacing w:after="0" w:line="300"/>
+            </w:pPr>
+            <w:r>
+              <w:rPr>
+                <w:rFonts w:ascii="Microsoft YaHei" w:cs="Microsoft YaHei" w:eastAsia="Microsoft YaHei" w:hAnsi="Microsoft YaHei"/>
+                <w:b w:val="false"/>
+                <w:bCs w:val="false"/>
+                <w:color w:val="13213A"/>
+                <w:sz w:val="19"/>
+                <w:szCs w:val="19"/>
+              </w:rPr>
+              <w:t xml:space="preserve">3:00–4:00</w:t>
+            </w:r>
+          </w:p>
+        </w:tc>
+        <w:tc>
+          <w:tcPr>
+            <w:tcW w:type="dxa" w:w="3000"/>
+            <w:tcMar>
+              <w:top w:type="dxa" w:w="70"/>
+              <w:left w:type="dxa" w:w="110"/>
+              <w:bottom w:type="dxa" w:w="70"/>
+              <w:right w:type="dxa" w:w="110"/>
+            </w:tcMar>
+          </w:tcPr>
+          <w:p>
+            <w:pPr>
+              <w:spacing w:after="0" w:line="300"/>
+            </w:pPr>
+            <w:r>
+              <w:rPr>
+                <w:rFonts w:ascii="Microsoft YaHei" w:cs="Microsoft YaHei" w:eastAsia="Microsoft YaHei" w:hAnsi="Microsoft YaHei"/>
+                <w:b w:val="false"/>
+                <w:bCs w:val="false"/>
+                <w:color w:val="13213A"/>
+                <w:sz w:val="19"/>
+                <w:szCs w:val="19"/>
+              </w:rPr>
+              <w:t xml:space="preserve">2 积木</w:t>
+            </w:r>
+          </w:p>
+        </w:tc>
+        <w:tc>
+          <w:tcPr>
+            <w:tcW w:type="dxa" w:w="1000"/>
+            <w:tcMar>
+              <w:top w:type="dxa" w:w="70"/>
+              <w:left w:type="dxa" w:w="110"/>
+              <w:bottom w:type="dxa" w:w="70"/>
+              <w:right w:type="dxa" w:w="110"/>
+            </w:tcMar>
+          </w:tcPr>
+          <w:p>
+            <w:pPr>
+              <w:spacing w:after="0" w:line="300"/>
+            </w:pPr>
+            <w:r>
+              <w:rPr>
+                <w:rFonts w:ascii="Microsoft YaHei" w:cs="Microsoft YaHei" w:eastAsia="Microsoft YaHei" w:hAnsi="Microsoft YaHei"/>
+                <w:b w:val="false"/>
+                <w:bCs w:val="false"/>
+                <w:color w:val="13213A"/>
+                <w:sz w:val="19"/>
+                <w:szCs w:val="19"/>
+              </w:rPr>
+              <w:t xml:space="preserve">5</w:t>
+            </w:r>
+          </w:p>
+        </w:tc>
+        <w:tc>
+          <w:tcPr>
+            <w:tcW w:type="dxa" w:w="3940"/>
+            <w:tcMar>
+              <w:top w:type="dxa" w:w="70"/>
+              <w:left w:type="dxa" w:w="110"/>
+              <w:bottom w:type="dxa" w:w="70"/>
+              <w:right w:type="dxa" w:w="110"/>
+            </w:tcMar>
+          </w:tcPr>
+          <w:p>
+            <w:pPr>
+              <w:spacing w:after="0" w:line="300"/>
+            </w:pPr>
+            <w:r>
+              <w:rPr>
+                <w:rFonts w:ascii="Microsoft YaHei" w:cs="Microsoft YaHei" w:eastAsia="Microsoft YaHei" w:hAnsi="Microsoft YaHei"/>
+                <w:b w:val="false"/>
+                <w:bCs w:val="false"/>
+                <w:color w:val="13213A"/>
+                <w:sz w:val="19"/>
+                <w:szCs w:val="19"/>
+              </w:rPr>
+              <w:t xml:space="preserve">四类积木 + 例子</w:t>
             </w:r>
           </w:p>
         </w:tc>
@@ -6518,109 +6739,109 @@
       <w:tr>
         <w:tc>
           <w:tcPr>
-            <w:tcW w:type="dxa" w:w="1400"/>
-            <w:tcMar>
-              <w:top w:type="dxa" w:w="70"/>
-              <w:left w:type="dxa" w:w="110"/>
-              <w:bottom w:type="dxa" w:w="70"/>
-              <w:right w:type="dxa" w:w="110"/>
-            </w:tcMar>
-          </w:tcPr>
-          <w:p>
-            <w:pPr>
-              <w:spacing w:after="0" w:line="300"/>
-            </w:pPr>
-            <w:r>
-              <w:rPr>
-                <w:rFonts w:ascii="Microsoft YaHei" w:cs="Microsoft YaHei" w:eastAsia="Microsoft YaHei" w:hAnsi="Microsoft YaHei"/>
-                <w:b w:val="false"/>
-                <w:bCs w:val="false"/>
-                <w:color w:val="13213A"/>
-                <w:sz w:val="19"/>
-                <w:szCs w:val="19"/>
-              </w:rPr>
-              <w:t xml:space="preserve">10:00–12:00</w:t>
-            </w:r>
-          </w:p>
-        </w:tc>
-        <w:tc>
-          <w:tcPr>
-            <w:tcW w:type="dxa" w:w="3600"/>
-            <w:tcMar>
-              <w:top w:type="dxa" w:w="70"/>
-              <w:left w:type="dxa" w:w="110"/>
-              <w:bottom w:type="dxa" w:w="70"/>
-              <w:right w:type="dxa" w:w="110"/>
-            </w:tcMar>
-          </w:tcPr>
-          <w:p>
-            <w:pPr>
-              <w:spacing w:after="0" w:line="300"/>
-            </w:pPr>
-            <w:r>
-              <w:rPr>
-                <w:rFonts w:ascii="Microsoft YaHei" w:cs="Microsoft YaHei" w:eastAsia="Microsoft YaHei" w:hAnsi="Microsoft YaHei"/>
-                <w:b w:val="false"/>
-                <w:bCs w:val="false"/>
-                <w:color w:val="13213A"/>
-                <w:sz w:val="19"/>
-                <w:szCs w:val="19"/>
-              </w:rPr>
-              <w:t xml:space="preserve">进化搜索与比较</w:t>
-            </w:r>
-          </w:p>
-        </w:tc>
-        <w:tc>
-          <w:tcPr>
-            <w:tcW w:type="dxa" w:w="1200"/>
-            <w:tcMar>
-              <w:top w:type="dxa" w:w="70"/>
-              <w:left w:type="dxa" w:w="110"/>
-              <w:bottom w:type="dxa" w:w="70"/>
-              <w:right w:type="dxa" w:w="110"/>
-            </w:tcMar>
-          </w:tcPr>
-          <w:p>
-            <w:pPr>
-              <w:spacing w:after="0" w:line="300"/>
-            </w:pPr>
-            <w:r>
-              <w:rPr>
-                <w:rFonts w:ascii="Microsoft YaHei" w:cs="Microsoft YaHei" w:eastAsia="Microsoft YaHei" w:hAnsi="Microsoft YaHei"/>
-                <w:b w:val="false"/>
-                <w:bCs w:val="false"/>
-                <w:color w:val="13213A"/>
-                <w:sz w:val="19"/>
-                <w:szCs w:val="19"/>
-              </w:rPr>
-              <w:t xml:space="preserve">7–8</w:t>
-            </w:r>
-          </w:p>
-        </w:tc>
-        <w:tc>
-          <w:tcPr>
-            <w:tcW w:type="dxa" w:w="3240"/>
-            <w:tcMar>
-              <w:top w:type="dxa" w:w="70"/>
-              <w:left w:type="dxa" w:w="110"/>
-              <w:bottom w:type="dxa" w:w="70"/>
-              <w:right w:type="dxa" w:w="110"/>
-            </w:tcMar>
-          </w:tcPr>
-          <w:p>
-            <w:pPr>
-              <w:spacing w:after="0" w:line="300"/>
-            </w:pPr>
-            <w:r>
-              <w:rPr>
-                <w:rFonts w:ascii="Microsoft YaHei" w:cs="Microsoft YaHei" w:eastAsia="Microsoft YaHei" w:hAnsi="Microsoft YaHei"/>
-                <w:b w:val="false"/>
-                <w:bCs w:val="false"/>
-                <w:color w:val="13213A"/>
-                <w:sz w:val="19"/>
-                <w:szCs w:val="19"/>
-              </w:rPr>
-              <w:t xml:space="preserve">5</w:t>
+            <w:tcW w:type="dxa" w:w="1500"/>
+            <w:tcMar>
+              <w:top w:type="dxa" w:w="70"/>
+              <w:left w:type="dxa" w:w="110"/>
+              <w:bottom w:type="dxa" w:w="70"/>
+              <w:right w:type="dxa" w:w="110"/>
+            </w:tcMar>
+          </w:tcPr>
+          <w:p>
+            <w:pPr>
+              <w:spacing w:after="0" w:line="300"/>
+            </w:pPr>
+            <w:r>
+              <w:rPr>
+                <w:rFonts w:ascii="Microsoft YaHei" w:cs="Microsoft YaHei" w:eastAsia="Microsoft YaHei" w:hAnsi="Microsoft YaHei"/>
+                <w:b w:val="false"/>
+                <w:bCs w:val="false"/>
+                <w:color w:val="13213A"/>
+                <w:sz w:val="19"/>
+                <w:szCs w:val="19"/>
+              </w:rPr>
+              <w:t xml:space="preserve">4:00–6:00</w:t>
+            </w:r>
+          </w:p>
+        </w:tc>
+        <w:tc>
+          <w:tcPr>
+            <w:tcW w:type="dxa" w:w="3000"/>
+            <w:tcMar>
+              <w:top w:type="dxa" w:w="70"/>
+              <w:left w:type="dxa" w:w="110"/>
+              <w:bottom w:type="dxa" w:w="70"/>
+              <w:right w:type="dxa" w:w="110"/>
+            </w:tcMar>
+          </w:tcPr>
+          <w:p>
+            <w:pPr>
+              <w:spacing w:after="0" w:line="300"/>
+            </w:pPr>
+            <w:r>
+              <w:rPr>
+                <w:rFonts w:ascii="Microsoft YaHei" w:cs="Microsoft YaHei" w:eastAsia="Microsoft YaHei" w:hAnsi="Microsoft YaHei"/>
+                <w:b w:val="false"/>
+                <w:bCs w:val="false"/>
+                <w:color w:val="13213A"/>
+                <w:sz w:val="19"/>
+                <w:szCs w:val="19"/>
+              </w:rPr>
+              <w:t xml:space="preserve">3 判卷</w:t>
+            </w:r>
+          </w:p>
+        </w:tc>
+        <w:tc>
+          <w:tcPr>
+            <w:tcW w:type="dxa" w:w="1000"/>
+            <w:tcMar>
+              <w:top w:type="dxa" w:w="70"/>
+              <w:left w:type="dxa" w:w="110"/>
+              <w:bottom w:type="dxa" w:w="70"/>
+              <w:right w:type="dxa" w:w="110"/>
+            </w:tcMar>
+          </w:tcPr>
+          <w:p>
+            <w:pPr>
+              <w:spacing w:after="0" w:line="300"/>
+            </w:pPr>
+            <w:r>
+              <w:rPr>
+                <w:rFonts w:ascii="Microsoft YaHei" w:cs="Microsoft YaHei" w:eastAsia="Microsoft YaHei" w:hAnsi="Microsoft YaHei"/>
+                <w:b w:val="false"/>
+                <w:bCs w:val="false"/>
+                <w:color w:val="13213A"/>
+                <w:sz w:val="19"/>
+                <w:szCs w:val="19"/>
+              </w:rPr>
+              <w:t xml:space="preserve">6</w:t>
+            </w:r>
+          </w:p>
+        </w:tc>
+        <w:tc>
+          <w:tcPr>
+            <w:tcW w:type="dxa" w:w="3940"/>
+            <w:tcMar>
+              <w:top w:type="dxa" w:w="70"/>
+              <w:left w:type="dxa" w:w="110"/>
+              <w:bottom w:type="dxa" w:w="70"/>
+              <w:right w:type="dxa" w:w="110"/>
+            </w:tcMar>
+          </w:tcPr>
+          <w:p>
+            <w:pPr>
+              <w:spacing w:after="0" w:line="300"/>
+            </w:pPr>
+            <w:r>
+              <w:rPr>
+                <w:rFonts w:ascii="Microsoft YaHei" w:cs="Microsoft YaHei" w:eastAsia="Microsoft YaHei" w:hAnsi="Microsoft YaHei"/>
+                <w:b w:val="false"/>
+                <w:bCs w:val="false"/>
+                <w:color w:val="13213A"/>
+                <w:sz w:val="19"/>
+                <w:szCs w:val="19"/>
+              </w:rPr>
+              <w:t xml:space="preserve">80/20 时间条 + 柱状图 + 录取线表</w:t>
             </w:r>
           </w:p>
         </w:tc>
@@ -6628,109 +6849,109 @@
       <w:tr>
         <w:tc>
           <w:tcPr>
-            <w:tcW w:type="dxa" w:w="1400"/>
-            <w:tcMar>
-              <w:top w:type="dxa" w:w="70"/>
-              <w:left w:type="dxa" w:w="110"/>
-              <w:bottom w:type="dxa" w:w="70"/>
-              <w:right w:type="dxa" w:w="110"/>
-            </w:tcMar>
-          </w:tcPr>
-          <w:p>
-            <w:pPr>
-              <w:spacing w:after="0" w:line="300"/>
-            </w:pPr>
-            <w:r>
-              <w:rPr>
-                <w:rFonts w:ascii="Microsoft YaHei" w:cs="Microsoft YaHei" w:eastAsia="Microsoft YaHei" w:hAnsi="Microsoft YaHei"/>
-                <w:b w:val="false"/>
-                <w:bCs w:val="false"/>
-                <w:color w:val="13213A"/>
-                <w:sz w:val="19"/>
-                <w:szCs w:val="19"/>
-              </w:rPr>
-              <w:t xml:space="preserve">12:00–13:30</w:t>
-            </w:r>
-          </w:p>
-        </w:tc>
-        <w:tc>
-          <w:tcPr>
-            <w:tcW w:type="dxa" w:w="3600"/>
-            <w:tcMar>
-              <w:top w:type="dxa" w:w="70"/>
-              <w:left w:type="dxa" w:w="110"/>
-              <w:bottom w:type="dxa" w:w="70"/>
-              <w:right w:type="dxa" w:w="110"/>
-            </w:tcMar>
-          </w:tcPr>
-          <w:p>
-            <w:pPr>
-              <w:spacing w:after="0" w:line="300"/>
-            </w:pPr>
-            <w:r>
-              <w:rPr>
-                <w:rFonts w:ascii="Microsoft YaHei" w:cs="Microsoft YaHei" w:eastAsia="Microsoft YaHei" w:hAnsi="Microsoft YaHei"/>
-                <w:b w:val="false"/>
-                <w:bCs w:val="false"/>
-                <w:color w:val="13213A"/>
-                <w:sz w:val="19"/>
-                <w:szCs w:val="19"/>
-              </w:rPr>
-              <w:t xml:space="preserve">因子到组合</w:t>
-            </w:r>
-          </w:p>
-        </w:tc>
-        <w:tc>
-          <w:tcPr>
-            <w:tcW w:type="dxa" w:w="1200"/>
-            <w:tcMar>
-              <w:top w:type="dxa" w:w="70"/>
-              <w:left w:type="dxa" w:w="110"/>
-              <w:bottom w:type="dxa" w:w="70"/>
-              <w:right w:type="dxa" w:w="110"/>
-            </w:tcMar>
-          </w:tcPr>
-          <w:p>
-            <w:pPr>
-              <w:spacing w:after="0" w:line="300"/>
-            </w:pPr>
-            <w:r>
-              <w:rPr>
-                <w:rFonts w:ascii="Microsoft YaHei" w:cs="Microsoft YaHei" w:eastAsia="Microsoft YaHei" w:hAnsi="Microsoft YaHei"/>
-                <w:b w:val="false"/>
-                <w:bCs w:val="false"/>
-                <w:color w:val="13213A"/>
-                <w:sz w:val="19"/>
-                <w:szCs w:val="19"/>
-              </w:rPr>
-              <w:t xml:space="preserve">9</w:t>
-            </w:r>
-          </w:p>
-        </w:tc>
-        <w:tc>
-          <w:tcPr>
-            <w:tcW w:type="dxa" w:w="3240"/>
-            <w:tcMar>
-              <w:top w:type="dxa" w:w="70"/>
-              <w:left w:type="dxa" w:w="110"/>
-              <w:bottom w:type="dxa" w:w="70"/>
-              <w:right w:type="dxa" w:w="110"/>
-            </w:tcMar>
-          </w:tcPr>
-          <w:p>
-            <w:pPr>
-              <w:spacing w:after="0" w:line="300"/>
-            </w:pPr>
-            <w:r>
-              <w:rPr>
-                <w:rFonts w:ascii="Microsoft YaHei" w:cs="Microsoft YaHei" w:eastAsia="Microsoft YaHei" w:hAnsi="Microsoft YaHei"/>
-                <w:b w:val="false"/>
-                <w:bCs w:val="false"/>
-                <w:color w:val="13213A"/>
-                <w:sz w:val="19"/>
-                <w:szCs w:val="19"/>
-              </w:rPr>
-              <w:t xml:space="preserve">6</w:t>
+            <w:tcW w:type="dxa" w:w="1500"/>
+            <w:tcMar>
+              <w:top w:type="dxa" w:w="70"/>
+              <w:left w:type="dxa" w:w="110"/>
+              <w:bottom w:type="dxa" w:w="70"/>
+              <w:right w:type="dxa" w:w="110"/>
+            </w:tcMar>
+          </w:tcPr>
+          <w:p>
+            <w:pPr>
+              <w:spacing w:after="0" w:line="300"/>
+            </w:pPr>
+            <w:r>
+              <w:rPr>
+                <w:rFonts w:ascii="Microsoft YaHei" w:cs="Microsoft YaHei" w:eastAsia="Microsoft YaHei" w:hAnsi="Microsoft YaHei"/>
+                <w:b w:val="false"/>
+                <w:bCs w:val="false"/>
+                <w:color w:val="13213A"/>
+                <w:sz w:val="19"/>
+                <w:szCs w:val="19"/>
+              </w:rPr>
+              <w:t xml:space="preserve">6:00–7:30</w:t>
+            </w:r>
+          </w:p>
+        </w:tc>
+        <w:tc>
+          <w:tcPr>
+            <w:tcW w:type="dxa" w:w="3000"/>
+            <w:tcMar>
+              <w:top w:type="dxa" w:w="70"/>
+              <w:left w:type="dxa" w:w="110"/>
+              <w:bottom w:type="dxa" w:w="70"/>
+              <w:right w:type="dxa" w:w="110"/>
+            </w:tcMar>
+          </w:tcPr>
+          <w:p>
+            <w:pPr>
+              <w:spacing w:after="0" w:line="300"/>
+            </w:pPr>
+            <w:r>
+              <w:rPr>
+                <w:rFonts w:ascii="Microsoft YaHei" w:cs="Microsoft YaHei" w:eastAsia="Microsoft YaHei" w:hAnsi="Microsoft YaHei"/>
+                <w:b w:val="false"/>
+                <w:bCs w:val="false"/>
+                <w:color w:val="13213A"/>
+                <w:sz w:val="19"/>
+                <w:szCs w:val="19"/>
+              </w:rPr>
+              <w:t xml:space="preserve">4.1–4.3 Loop 定义与四步</w:t>
+            </w:r>
+          </w:p>
+        </w:tc>
+        <w:tc>
+          <w:tcPr>
+            <w:tcW w:type="dxa" w:w="1000"/>
+            <w:tcMar>
+              <w:top w:type="dxa" w:w="70"/>
+              <w:left w:type="dxa" w:w="110"/>
+              <w:bottom w:type="dxa" w:w="70"/>
+              <w:right w:type="dxa" w:w="110"/>
+            </w:tcMar>
+          </w:tcPr>
+          <w:p>
+            <w:pPr>
+              <w:spacing w:after="0" w:line="300"/>
+            </w:pPr>
+            <w:r>
+              <w:rPr>
+                <w:rFonts w:ascii="Microsoft YaHei" w:cs="Microsoft YaHei" w:eastAsia="Microsoft YaHei" w:hAnsi="Microsoft YaHei"/>
+                <w:b w:val="false"/>
+                <w:bCs w:val="false"/>
+                <w:color w:val="13213A"/>
+                <w:sz w:val="19"/>
+                <w:szCs w:val="19"/>
+              </w:rPr>
+              <w:t xml:space="preserve">7</w:t>
+            </w:r>
+          </w:p>
+        </w:tc>
+        <w:tc>
+          <w:tcPr>
+            <w:tcW w:type="dxa" w:w="3940"/>
+            <w:tcMar>
+              <w:top w:type="dxa" w:w="70"/>
+              <w:left w:type="dxa" w:w="110"/>
+              <w:bottom w:type="dxa" w:w="70"/>
+              <w:right w:type="dxa" w:w="110"/>
+            </w:tcMar>
+          </w:tcPr>
+          <w:p>
+            <w:pPr>
+              <w:spacing w:after="0" w:line="300"/>
+            </w:pPr>
+            <w:r>
+              <w:rPr>
+                <w:rFonts w:ascii="Microsoft YaHei" w:cs="Microsoft YaHei" w:eastAsia="Microsoft YaHei" w:hAnsi="Microsoft YaHei"/>
+                <w:b w:val="false"/>
+                <w:bCs w:val="false"/>
+                <w:color w:val="13213A"/>
+                <w:sz w:val="19"/>
+                <w:szCs w:val="19"/>
+              </w:rPr>
+              <w:t xml:space="preserve">循环图 + 两张卡</w:t>
             </w:r>
           </w:p>
         </w:tc>
@@ -6738,109 +6959,109 @@
       <w:tr>
         <w:tc>
           <w:tcPr>
-            <w:tcW w:type="dxa" w:w="1400"/>
-            <w:tcMar>
-              <w:top w:type="dxa" w:w="70"/>
-              <w:left w:type="dxa" w:w="110"/>
-              <w:bottom w:type="dxa" w:w="70"/>
-              <w:right w:type="dxa" w:w="110"/>
-            </w:tcMar>
-          </w:tcPr>
-          <w:p>
-            <w:pPr>
-              <w:spacing w:after="0" w:line="300"/>
-            </w:pPr>
-            <w:r>
-              <w:rPr>
-                <w:rFonts w:ascii="Microsoft YaHei" w:cs="Microsoft YaHei" w:eastAsia="Microsoft YaHei" w:hAnsi="Microsoft YaHei"/>
-                <w:b w:val="false"/>
-                <w:bCs w:val="false"/>
-                <w:color w:val="13213A"/>
-                <w:sz w:val="19"/>
-                <w:szCs w:val="19"/>
-              </w:rPr>
-              <w:t xml:space="preserve">13:30–14:30</w:t>
-            </w:r>
-          </w:p>
-        </w:tc>
-        <w:tc>
-          <w:tcPr>
-            <w:tcW w:type="dxa" w:w="3600"/>
-            <w:tcMar>
-              <w:top w:type="dxa" w:w="70"/>
-              <w:left w:type="dxa" w:w="110"/>
-              <w:bottom w:type="dxa" w:w="70"/>
-              <w:right w:type="dxa" w:w="110"/>
-            </w:tcMar>
-          </w:tcPr>
-          <w:p>
-            <w:pPr>
-              <w:spacing w:after="0" w:line="300"/>
-            </w:pPr>
-            <w:r>
-              <w:rPr>
-                <w:rFonts w:ascii="Microsoft YaHei" w:cs="Microsoft YaHei" w:eastAsia="Microsoft YaHei" w:hAnsi="Microsoft YaHei"/>
-                <w:b w:val="false"/>
-                <w:bCs w:val="false"/>
-                <w:color w:val="13213A"/>
-                <w:sz w:val="19"/>
-                <w:szCs w:val="19"/>
-              </w:rPr>
-              <w:t xml:space="preserve">上线之后与底线</w:t>
-            </w:r>
-          </w:p>
-        </w:tc>
-        <w:tc>
-          <w:tcPr>
-            <w:tcW w:type="dxa" w:w="1200"/>
-            <w:tcMar>
-              <w:top w:type="dxa" w:w="70"/>
-              <w:left w:type="dxa" w:w="110"/>
-              <w:bottom w:type="dxa" w:w="70"/>
-              <w:right w:type="dxa" w:w="110"/>
-            </w:tcMar>
-          </w:tcPr>
-          <w:p>
-            <w:pPr>
-              <w:spacing w:after="0" w:line="300"/>
-            </w:pPr>
-            <w:r>
-              <w:rPr>
-                <w:rFonts w:ascii="Microsoft YaHei" w:cs="Microsoft YaHei" w:eastAsia="Microsoft YaHei" w:hAnsi="Microsoft YaHei"/>
-                <w:b w:val="false"/>
-                <w:bCs w:val="false"/>
-                <w:color w:val="13213A"/>
-                <w:sz w:val="19"/>
-                <w:szCs w:val="19"/>
-              </w:rPr>
-              <w:t xml:space="preserve">10–11</w:t>
-            </w:r>
-          </w:p>
-        </w:tc>
-        <w:tc>
-          <w:tcPr>
-            <w:tcW w:type="dxa" w:w="3240"/>
-            <w:tcMar>
-              <w:top w:type="dxa" w:w="70"/>
-              <w:left w:type="dxa" w:w="110"/>
-              <w:bottom w:type="dxa" w:w="70"/>
-              <w:right w:type="dxa" w:w="110"/>
-            </w:tcMar>
-          </w:tcPr>
-          <w:p>
-            <w:pPr>
-              <w:spacing w:after="0" w:line="300"/>
-            </w:pPr>
-            <w:r>
-              <w:rPr>
-                <w:rFonts w:ascii="Microsoft YaHei" w:cs="Microsoft YaHei" w:eastAsia="Microsoft YaHei" w:hAnsi="Microsoft YaHei"/>
-                <w:b w:val="false"/>
-                <w:bCs w:val="false"/>
-                <w:color w:val="13213A"/>
-                <w:sz w:val="19"/>
-                <w:szCs w:val="19"/>
-              </w:rPr>
-              <w:t xml:space="preserve">7、8</w:t>
+            <w:tcW w:type="dxa" w:w="1500"/>
+            <w:tcMar>
+              <w:top w:type="dxa" w:w="70"/>
+              <w:left w:type="dxa" w:w="110"/>
+              <w:bottom w:type="dxa" w:w="70"/>
+              <w:right w:type="dxa" w:w="110"/>
+            </w:tcMar>
+          </w:tcPr>
+          <w:p>
+            <w:pPr>
+              <w:spacing w:after="0" w:line="300"/>
+            </w:pPr>
+            <w:r>
+              <w:rPr>
+                <w:rFonts w:ascii="Microsoft YaHei" w:cs="Microsoft YaHei" w:eastAsia="Microsoft YaHei" w:hAnsi="Microsoft YaHei"/>
+                <w:b w:val="false"/>
+                <w:bCs w:val="false"/>
+                <w:color w:val="13213A"/>
+                <w:sz w:val="19"/>
+                <w:szCs w:val="19"/>
+              </w:rPr>
+              <w:t xml:space="preserve">7:30–9:00</w:t>
+            </w:r>
+          </w:p>
+        </w:tc>
+        <w:tc>
+          <w:tcPr>
+            <w:tcW w:type="dxa" w:w="3000"/>
+            <w:tcMar>
+              <w:top w:type="dxa" w:w="70"/>
+              <w:left w:type="dxa" w:w="110"/>
+              <w:bottom w:type="dxa" w:w="70"/>
+              <w:right w:type="dxa" w:w="110"/>
+            </w:tcMar>
+          </w:tcPr>
+          <w:p>
+            <w:pPr>
+              <w:spacing w:after="0" w:line="300"/>
+            </w:pPr>
+            <w:r>
+              <w:rPr>
+                <w:rFonts w:ascii="Microsoft YaHei" w:cs="Microsoft YaHei" w:eastAsia="Microsoft YaHei" w:hAnsi="Microsoft YaHei"/>
+                <w:b w:val="false"/>
+                <w:bCs w:val="false"/>
+                <w:color w:val="13213A"/>
+                <w:sz w:val="19"/>
+                <w:szCs w:val="19"/>
+              </w:rPr>
+              <w:t xml:space="preserve">4.4 三轮</w:t>
+            </w:r>
+          </w:p>
+        </w:tc>
+        <w:tc>
+          <w:tcPr>
+            <w:tcW w:type="dxa" w:w="1000"/>
+            <w:tcMar>
+              <w:top w:type="dxa" w:w="70"/>
+              <w:left w:type="dxa" w:w="110"/>
+              <w:bottom w:type="dxa" w:w="70"/>
+              <w:right w:type="dxa" w:w="110"/>
+            </w:tcMar>
+          </w:tcPr>
+          <w:p>
+            <w:pPr>
+              <w:spacing w:after="0" w:line="300"/>
+            </w:pPr>
+            <w:r>
+              <w:rPr>
+                <w:rFonts w:ascii="Microsoft YaHei" w:cs="Microsoft YaHei" w:eastAsia="Microsoft YaHei" w:hAnsi="Microsoft YaHei"/>
+                <w:b w:val="false"/>
+                <w:bCs w:val="false"/>
+                <w:color w:val="13213A"/>
+                <w:sz w:val="19"/>
+                <w:szCs w:val="19"/>
+              </w:rPr>
+              <w:t xml:space="preserve">8</w:t>
+            </w:r>
+          </w:p>
+        </w:tc>
+        <w:tc>
+          <w:tcPr>
+            <w:tcW w:type="dxa" w:w="3940"/>
+            <w:tcMar>
+              <w:top w:type="dxa" w:w="70"/>
+              <w:left w:type="dxa" w:w="110"/>
+              <w:bottom w:type="dxa" w:w="70"/>
+              <w:right w:type="dxa" w:w="110"/>
+            </w:tcMar>
+          </w:tcPr>
+          <w:p>
+            <w:pPr>
+              <w:spacing w:after="0" w:line="300"/>
+            </w:pPr>
+            <w:r>
+              <w:rPr>
+                <w:rFonts w:ascii="Microsoft YaHei" w:cs="Microsoft YaHei" w:eastAsia="Microsoft YaHei" w:hAnsi="Microsoft YaHei"/>
+                <w:b w:val="false"/>
+                <w:bCs w:val="false"/>
+                <w:color w:val="13213A"/>
+                <w:sz w:val="19"/>
+                <w:szCs w:val="19"/>
+              </w:rPr>
+              <w:t xml:space="preserve">三轮示例表</w:t>
             </w:r>
           </w:p>
         </w:tc>
@@ -6848,61 +7069,391 @@
       <w:tr>
         <w:tc>
           <w:tcPr>
-            <w:tcW w:type="dxa" w:w="1400"/>
-            <w:tcMar>
-              <w:top w:type="dxa" w:w="70"/>
-              <w:left w:type="dxa" w:w="110"/>
-              <w:bottom w:type="dxa" w:w="70"/>
-              <w:right w:type="dxa" w:w="110"/>
-            </w:tcMar>
-          </w:tcPr>
-          <w:p>
-            <w:pPr>
-              <w:spacing w:after="0" w:line="300"/>
-            </w:pPr>
-            <w:r>
-              <w:rPr>
-                <w:rFonts w:ascii="Microsoft YaHei" w:cs="Microsoft YaHei" w:eastAsia="Microsoft YaHei" w:hAnsi="Microsoft YaHei"/>
-                <w:b w:val="false"/>
-                <w:bCs w:val="false"/>
-                <w:color w:val="13213A"/>
-                <w:sz w:val="19"/>
-                <w:szCs w:val="19"/>
-              </w:rPr>
-              <w:t xml:space="preserve">14:30–15:00</w:t>
-            </w:r>
-          </w:p>
-        </w:tc>
-        <w:tc>
-          <w:tcPr>
-            <w:tcW w:type="dxa" w:w="3600"/>
-            <w:tcMar>
-              <w:top w:type="dxa" w:w="70"/>
-              <w:left w:type="dxa" w:w="110"/>
-              <w:bottom w:type="dxa" w:w="70"/>
-              <w:right w:type="dxa" w:w="110"/>
-            </w:tcMar>
-          </w:tcPr>
-          <w:p>
-            <w:pPr>
-              <w:spacing w:after="0" w:line="300"/>
-            </w:pPr>
-            <w:r>
-              <w:rPr>
-                <w:rFonts w:ascii="Microsoft YaHei" w:cs="Microsoft YaHei" w:eastAsia="Microsoft YaHei" w:hAnsi="Microsoft YaHei"/>
-                <w:b w:val="false"/>
-                <w:bCs w:val="false"/>
-                <w:color w:val="13213A"/>
-                <w:sz w:val="19"/>
-                <w:szCs w:val="19"/>
-              </w:rPr>
-              <w:t xml:space="preserve">总结与作业</w:t>
-            </w:r>
-          </w:p>
-        </w:tc>
-        <w:tc>
-          <w:tcPr>
-            <w:tcW w:type="dxa" w:w="1200"/>
+            <w:tcW w:type="dxa" w:w="1500"/>
+            <w:tcMar>
+              <w:top w:type="dxa" w:w="70"/>
+              <w:left w:type="dxa" w:w="110"/>
+              <w:bottom w:type="dxa" w:w="70"/>
+              <w:right w:type="dxa" w:w="110"/>
+            </w:tcMar>
+          </w:tcPr>
+          <w:p>
+            <w:pPr>
+              <w:spacing w:after="0" w:line="300"/>
+            </w:pPr>
+            <w:r>
+              <w:rPr>
+                <w:rFonts w:ascii="Microsoft YaHei" w:cs="Microsoft YaHei" w:eastAsia="Microsoft YaHei" w:hAnsi="Microsoft YaHei"/>
+                <w:b w:val="false"/>
+                <w:bCs w:val="false"/>
+                <w:color w:val="13213A"/>
+                <w:sz w:val="19"/>
+                <w:szCs w:val="19"/>
+              </w:rPr>
+              <w:t xml:space="preserve">9:00–10:00</w:t>
+            </w:r>
+          </w:p>
+        </w:tc>
+        <w:tc>
+          <w:tcPr>
+            <w:tcW w:type="dxa" w:w="3000"/>
+            <w:tcMar>
+              <w:top w:type="dxa" w:w="70"/>
+              <w:left w:type="dxa" w:w="110"/>
+              <w:bottom w:type="dxa" w:w="70"/>
+              <w:right w:type="dxa" w:w="110"/>
+            </w:tcMar>
+          </w:tcPr>
+          <w:p>
+            <w:pPr>
+              <w:spacing w:after="0" w:line="300"/>
+            </w:pPr>
+            <w:r>
+              <w:rPr>
+                <w:rFonts w:ascii="Microsoft YaHei" w:cs="Microsoft YaHei" w:eastAsia="Microsoft YaHei" w:hAnsi="Microsoft YaHei"/>
+                <w:b w:val="false"/>
+                <w:bCs w:val="false"/>
+                <w:color w:val="13213A"/>
+                <w:sz w:val="19"/>
+                <w:szCs w:val="19"/>
+              </w:rPr>
+              <w:t xml:space="preserve">4.5–4.7 边界与失效</w:t>
+            </w:r>
+          </w:p>
+        </w:tc>
+        <w:tc>
+          <w:tcPr>
+            <w:tcW w:type="dxa" w:w="1000"/>
+            <w:tcMar>
+              <w:top w:type="dxa" w:w="70"/>
+              <w:left w:type="dxa" w:w="110"/>
+              <w:bottom w:type="dxa" w:w="70"/>
+              <w:right w:type="dxa" w:w="110"/>
+            </w:tcMar>
+          </w:tcPr>
+          <w:p>
+            <w:pPr>
+              <w:spacing w:after="0" w:line="300"/>
+            </w:pPr>
+            <w:r>
+              <w:rPr>
+                <w:rFonts w:ascii="Microsoft YaHei" w:cs="Microsoft YaHei" w:eastAsia="Microsoft YaHei" w:hAnsi="Microsoft YaHei"/>
+                <w:b w:val="false"/>
+                <w:bCs w:val="false"/>
+                <w:color w:val="13213A"/>
+                <w:sz w:val="19"/>
+                <w:szCs w:val="19"/>
+              </w:rPr>
+              <w:t xml:space="preserve">9</w:t>
+            </w:r>
+          </w:p>
+        </w:tc>
+        <w:tc>
+          <w:tcPr>
+            <w:tcW w:type="dxa" w:w="3940"/>
+            <w:tcMar>
+              <w:top w:type="dxa" w:w="70"/>
+              <w:left w:type="dxa" w:w="110"/>
+              <w:bottom w:type="dxa" w:w="70"/>
+              <w:right w:type="dxa" w:w="110"/>
+            </w:tcMar>
+          </w:tcPr>
+          <w:p>
+            <w:pPr>
+              <w:spacing w:after="0" w:line="300"/>
+            </w:pPr>
+            <w:r>
+              <w:rPr>
+                <w:rFonts w:ascii="Microsoft YaHei" w:cs="Microsoft YaHei" w:eastAsia="Microsoft YaHei" w:hAnsi="Microsoft YaHei"/>
+                <w:b w:val="false"/>
+                <w:bCs w:val="false"/>
+                <w:color w:val="13213A"/>
+                <w:sz w:val="19"/>
+                <w:szCs w:val="19"/>
+              </w:rPr>
+              <w:t xml:space="preserve">能进 / 不能进 + 失效模式</w:t>
+            </w:r>
+          </w:p>
+        </w:tc>
+      </w:tr>
+      <w:tr>
+        <w:tc>
+          <w:tcPr>
+            <w:tcW w:type="dxa" w:w="1500"/>
+            <w:tcMar>
+              <w:top w:type="dxa" w:w="70"/>
+              <w:left w:type="dxa" w:w="110"/>
+              <w:bottom w:type="dxa" w:w="70"/>
+              <w:right w:type="dxa" w:w="110"/>
+            </w:tcMar>
+          </w:tcPr>
+          <w:p>
+            <w:pPr>
+              <w:spacing w:after="0" w:line="300"/>
+            </w:pPr>
+            <w:r>
+              <w:rPr>
+                <w:rFonts w:ascii="Microsoft YaHei" w:cs="Microsoft YaHei" w:eastAsia="Microsoft YaHei" w:hAnsi="Microsoft YaHei"/>
+                <w:b w:val="false"/>
+                <w:bCs w:val="false"/>
+                <w:color w:val="13213A"/>
+                <w:sz w:val="19"/>
+                <w:szCs w:val="19"/>
+              </w:rPr>
+              <w:t xml:space="preserve">10:00–12:00</w:t>
+            </w:r>
+          </w:p>
+        </w:tc>
+        <w:tc>
+          <w:tcPr>
+            <w:tcW w:type="dxa" w:w="3000"/>
+            <w:tcMar>
+              <w:top w:type="dxa" w:w="70"/>
+              <w:left w:type="dxa" w:w="110"/>
+              <w:bottom w:type="dxa" w:w="70"/>
+              <w:right w:type="dxa" w:w="110"/>
+            </w:tcMar>
+          </w:tcPr>
+          <w:p>
+            <w:pPr>
+              <w:spacing w:after="0" w:line="300"/>
+            </w:pPr>
+            <w:r>
+              <w:rPr>
+                <w:rFonts w:ascii="Microsoft YaHei" w:cs="Microsoft YaHei" w:eastAsia="Microsoft YaHei" w:hAnsi="Microsoft YaHei"/>
+                <w:b w:val="false"/>
+                <w:bCs w:val="false"/>
+                <w:color w:val="13213A"/>
+                <w:sz w:val="19"/>
+                <w:szCs w:val="19"/>
+              </w:rPr>
+              <w:t xml:space="preserve">5 进化搜索</w:t>
+            </w:r>
+          </w:p>
+        </w:tc>
+        <w:tc>
+          <w:tcPr>
+            <w:tcW w:type="dxa" w:w="1000"/>
+            <w:tcMar>
+              <w:top w:type="dxa" w:w="70"/>
+              <w:left w:type="dxa" w:w="110"/>
+              <w:bottom w:type="dxa" w:w="70"/>
+              <w:right w:type="dxa" w:w="110"/>
+            </w:tcMar>
+          </w:tcPr>
+          <w:p>
+            <w:pPr>
+              <w:spacing w:after="0" w:line="300"/>
+            </w:pPr>
+            <w:r>
+              <w:rPr>
+                <w:rFonts w:ascii="Microsoft YaHei" w:cs="Microsoft YaHei" w:eastAsia="Microsoft YaHei" w:hAnsi="Microsoft YaHei"/>
+                <w:b w:val="false"/>
+                <w:bCs w:val="false"/>
+                <w:color w:val="13213A"/>
+                <w:sz w:val="19"/>
+                <w:szCs w:val="19"/>
+              </w:rPr>
+              <w:t xml:space="preserve">10</w:t>
+            </w:r>
+          </w:p>
+        </w:tc>
+        <w:tc>
+          <w:tcPr>
+            <w:tcW w:type="dxa" w:w="3940"/>
+            <w:tcMar>
+              <w:top w:type="dxa" w:w="70"/>
+              <w:left w:type="dxa" w:w="110"/>
+              <w:bottom w:type="dxa" w:w="70"/>
+              <w:right w:type="dxa" w:w="110"/>
+            </w:tcMar>
+          </w:tcPr>
+          <w:p>
+            <w:pPr>
+              <w:spacing w:after="0" w:line="300"/>
+            </w:pPr>
+            <w:r>
+              <w:rPr>
+                <w:rFonts w:ascii="Microsoft YaHei" w:cs="Microsoft YaHei" w:eastAsia="Microsoft YaHei" w:hAnsi="Microsoft YaHei"/>
+                <w:b w:val="false"/>
+                <w:bCs w:val="false"/>
+                <w:color w:val="13213A"/>
+                <w:sz w:val="19"/>
+                <w:szCs w:val="19"/>
+              </w:rPr>
+              <w:t xml:space="preserve">语法树 + 适应度 + 对比表</w:t>
+            </w:r>
+          </w:p>
+        </w:tc>
+      </w:tr>
+      <w:tr>
+        <w:tc>
+          <w:tcPr>
+            <w:tcW w:type="dxa" w:w="1500"/>
+            <w:tcMar>
+              <w:top w:type="dxa" w:w="70"/>
+              <w:left w:type="dxa" w:w="110"/>
+              <w:bottom w:type="dxa" w:w="70"/>
+              <w:right w:type="dxa" w:w="110"/>
+            </w:tcMar>
+          </w:tcPr>
+          <w:p>
+            <w:pPr>
+              <w:spacing w:after="0" w:line="300"/>
+            </w:pPr>
+            <w:r>
+              <w:rPr>
+                <w:rFonts w:ascii="Microsoft YaHei" w:cs="Microsoft YaHei" w:eastAsia="Microsoft YaHei" w:hAnsi="Microsoft YaHei"/>
+                <w:b w:val="false"/>
+                <w:bCs w:val="false"/>
+                <w:color w:val="13213A"/>
+                <w:sz w:val="19"/>
+                <w:szCs w:val="19"/>
+              </w:rPr>
+              <w:t xml:space="preserve">12:00–13:30</w:t>
+            </w:r>
+          </w:p>
+        </w:tc>
+        <w:tc>
+          <w:tcPr>
+            <w:tcW w:type="dxa" w:w="3000"/>
+            <w:tcMar>
+              <w:top w:type="dxa" w:w="70"/>
+              <w:left w:type="dxa" w:w="110"/>
+              <w:bottom w:type="dxa" w:w="70"/>
+              <w:right w:type="dxa" w:w="110"/>
+            </w:tcMar>
+          </w:tcPr>
+          <w:p>
+            <w:pPr>
+              <w:spacing w:after="0" w:line="300"/>
+            </w:pPr>
+            <w:r>
+              <w:rPr>
+                <w:rFonts w:ascii="Microsoft YaHei" w:cs="Microsoft YaHei" w:eastAsia="Microsoft YaHei" w:hAnsi="Microsoft YaHei"/>
+                <w:b w:val="false"/>
+                <w:bCs w:val="false"/>
+                <w:color w:val="13213A"/>
+                <w:sz w:val="19"/>
+                <w:szCs w:val="19"/>
+              </w:rPr>
+              <w:t xml:space="preserve">6 因子到组合</w:t>
+            </w:r>
+          </w:p>
+        </w:tc>
+        <w:tc>
+          <w:tcPr>
+            <w:tcW w:type="dxa" w:w="1000"/>
+            <w:tcMar>
+              <w:top w:type="dxa" w:w="70"/>
+              <w:left w:type="dxa" w:w="110"/>
+              <w:bottom w:type="dxa" w:w="70"/>
+              <w:right w:type="dxa" w:w="110"/>
+            </w:tcMar>
+          </w:tcPr>
+          <w:p>
+            <w:pPr>
+              <w:spacing w:after="0" w:line="300"/>
+            </w:pPr>
+            <w:r>
+              <w:rPr>
+                <w:rFonts w:ascii="Microsoft YaHei" w:cs="Microsoft YaHei" w:eastAsia="Microsoft YaHei" w:hAnsi="Microsoft YaHei"/>
+                <w:b w:val="false"/>
+                <w:bCs w:val="false"/>
+                <w:color w:val="13213A"/>
+                <w:sz w:val="19"/>
+                <w:szCs w:val="19"/>
+              </w:rPr>
+              <w:t xml:space="preserve">11</w:t>
+            </w:r>
+          </w:p>
+        </w:tc>
+        <w:tc>
+          <w:tcPr>
+            <w:tcW w:type="dxa" w:w="3940"/>
+            <w:tcMar>
+              <w:top w:type="dxa" w:w="70"/>
+              <w:left w:type="dxa" w:w="110"/>
+              <w:bottom w:type="dxa" w:w="70"/>
+              <w:right w:type="dxa" w:w="110"/>
+            </w:tcMar>
+          </w:tcPr>
+          <w:p>
+            <w:pPr>
+              <w:spacing w:after="0" w:line="300"/>
+            </w:pPr>
+            <w:r>
+              <w:rPr>
+                <w:rFonts w:ascii="Microsoft YaHei" w:cs="Microsoft YaHei" w:eastAsia="Microsoft YaHei" w:hAnsi="Microsoft YaHei"/>
+                <w:b w:val="false"/>
+                <w:bCs w:val="false"/>
+                <w:color w:val="13213A"/>
+                <w:sz w:val="19"/>
+                <w:szCs w:val="19"/>
+              </w:rPr>
+              <w:t xml:space="preserve">净值曲线 + 四个指标</w:t>
+            </w:r>
+          </w:p>
+        </w:tc>
+      </w:tr>
+      <w:tr>
+        <w:tc>
+          <w:tcPr>
+            <w:tcW w:type="dxa" w:w="1500"/>
+            <w:tcMar>
+              <w:top w:type="dxa" w:w="70"/>
+              <w:left w:type="dxa" w:w="110"/>
+              <w:bottom w:type="dxa" w:w="70"/>
+              <w:right w:type="dxa" w:w="110"/>
+            </w:tcMar>
+          </w:tcPr>
+          <w:p>
+            <w:pPr>
+              <w:spacing w:after="0" w:line="300"/>
+            </w:pPr>
+            <w:r>
+              <w:rPr>
+                <w:rFonts w:ascii="Microsoft YaHei" w:cs="Microsoft YaHei" w:eastAsia="Microsoft YaHei" w:hAnsi="Microsoft YaHei"/>
+                <w:b w:val="false"/>
+                <w:bCs w:val="false"/>
+                <w:color w:val="13213A"/>
+                <w:sz w:val="19"/>
+                <w:szCs w:val="19"/>
+              </w:rPr>
+              <w:t xml:space="preserve">13:30–14:15</w:t>
+            </w:r>
+          </w:p>
+        </w:tc>
+        <w:tc>
+          <w:tcPr>
+            <w:tcW w:type="dxa" w:w="3000"/>
+            <w:tcMar>
+              <w:top w:type="dxa" w:w="70"/>
+              <w:left w:type="dxa" w:w="110"/>
+              <w:bottom w:type="dxa" w:w="70"/>
+              <w:right w:type="dxa" w:w="110"/>
+            </w:tcMar>
+          </w:tcPr>
+          <w:p>
+            <w:pPr>
+              <w:spacing w:after="0" w:line="300"/>
+            </w:pPr>
+            <w:r>
+              <w:rPr>
+                <w:rFonts w:ascii="Microsoft YaHei" w:cs="Microsoft YaHei" w:eastAsia="Microsoft YaHei" w:hAnsi="Microsoft YaHei"/>
+                <w:b w:val="false"/>
+                <w:bCs w:val="false"/>
+                <w:color w:val="13213A"/>
+                <w:sz w:val="19"/>
+                <w:szCs w:val="19"/>
+              </w:rPr>
+              <w:t xml:space="preserve">7 上线之后</w:t>
+            </w:r>
+          </w:p>
+        </w:tc>
+        <w:tc>
+          <w:tcPr>
+            <w:tcW w:type="dxa" w:w="1000"/>
             <w:tcMar>
               <w:top w:type="dxa" w:w="70"/>
               <w:left w:type="dxa" w:w="110"/>
@@ -6929,28 +7480,248 @@
         </w:tc>
         <w:tc>
           <w:tcPr>
-            <w:tcW w:type="dxa" w:w="3240"/>
-            <w:tcMar>
-              <w:top w:type="dxa" w:w="70"/>
-              <w:left w:type="dxa" w:w="110"/>
-              <w:bottom w:type="dxa" w:w="70"/>
-              <w:right w:type="dxa" w:w="110"/>
-            </w:tcMar>
-          </w:tcPr>
-          <w:p>
-            <w:pPr>
-              <w:spacing w:after="0" w:line="300"/>
-            </w:pPr>
-            <w:r>
-              <w:rPr>
-                <w:rFonts w:ascii="Microsoft YaHei" w:cs="Microsoft YaHei" w:eastAsia="Microsoft YaHei" w:hAnsi="Microsoft YaHei"/>
-                <w:b w:val="false"/>
-                <w:bCs w:val="false"/>
-                <w:color w:val="13213A"/>
-                <w:sz w:val="19"/>
-                <w:szCs w:val="19"/>
-              </w:rPr>
-              <w:t xml:space="preserve">9</w:t>
+            <w:tcW w:type="dxa" w:w="3940"/>
+            <w:tcMar>
+              <w:top w:type="dxa" w:w="70"/>
+              <w:left w:type="dxa" w:w="110"/>
+              <w:bottom w:type="dxa" w:w="70"/>
+              <w:right w:type="dxa" w:w="110"/>
+            </w:tcMar>
+          </w:tcPr>
+          <w:p>
+            <w:pPr>
+              <w:spacing w:after="0" w:line="300"/>
+            </w:pPr>
+            <w:r>
+              <w:rPr>
+                <w:rFonts w:ascii="Microsoft YaHei" w:cs="Microsoft YaHei" w:eastAsia="Microsoft YaHei" w:hAnsi="Microsoft YaHei"/>
+                <w:b w:val="false"/>
+                <w:bCs w:val="false"/>
+                <w:color w:val="13213A"/>
+                <w:sz w:val="19"/>
+                <w:szCs w:val="19"/>
+              </w:rPr>
+              <w:t xml:space="preserve">IC 衰减曲线 + 三张卡</w:t>
+            </w:r>
+          </w:p>
+        </w:tc>
+      </w:tr>
+      <w:tr>
+        <w:tc>
+          <w:tcPr>
+            <w:tcW w:type="dxa" w:w="1500"/>
+            <w:tcMar>
+              <w:top w:type="dxa" w:w="70"/>
+              <w:left w:type="dxa" w:w="110"/>
+              <w:bottom w:type="dxa" w:w="70"/>
+              <w:right w:type="dxa" w:w="110"/>
+            </w:tcMar>
+          </w:tcPr>
+          <w:p>
+            <w:pPr>
+              <w:spacing w:after="0" w:line="300"/>
+            </w:pPr>
+            <w:r>
+              <w:rPr>
+                <w:rFonts w:ascii="Microsoft YaHei" w:cs="Microsoft YaHei" w:eastAsia="Microsoft YaHei" w:hAnsi="Microsoft YaHei"/>
+                <w:b w:val="false"/>
+                <w:bCs w:val="false"/>
+                <w:color w:val="13213A"/>
+                <w:sz w:val="19"/>
+                <w:szCs w:val="19"/>
+              </w:rPr>
+              <w:t xml:space="preserve">14:15–14:45</w:t>
+            </w:r>
+          </w:p>
+        </w:tc>
+        <w:tc>
+          <w:tcPr>
+            <w:tcW w:type="dxa" w:w="3000"/>
+            <w:tcMar>
+              <w:top w:type="dxa" w:w="70"/>
+              <w:left w:type="dxa" w:w="110"/>
+              <w:bottom w:type="dxa" w:w="70"/>
+              <w:right w:type="dxa" w:w="110"/>
+            </w:tcMar>
+          </w:tcPr>
+          <w:p>
+            <w:pPr>
+              <w:spacing w:after="0" w:line="300"/>
+            </w:pPr>
+            <w:r>
+              <w:rPr>
+                <w:rFonts w:ascii="Microsoft YaHei" w:cs="Microsoft YaHei" w:eastAsia="Microsoft YaHei" w:hAnsi="Microsoft YaHei"/>
+                <w:b w:val="false"/>
+                <w:bCs w:val="false"/>
+                <w:color w:val="13213A"/>
+                <w:sz w:val="19"/>
+                <w:szCs w:val="19"/>
+              </w:rPr>
+              <w:t xml:space="preserve">8 底线</w:t>
+            </w:r>
+          </w:p>
+        </w:tc>
+        <w:tc>
+          <w:tcPr>
+            <w:tcW w:type="dxa" w:w="1000"/>
+            <w:tcMar>
+              <w:top w:type="dxa" w:w="70"/>
+              <w:left w:type="dxa" w:w="110"/>
+              <w:bottom w:type="dxa" w:w="70"/>
+              <w:right w:type="dxa" w:w="110"/>
+            </w:tcMar>
+          </w:tcPr>
+          <w:p>
+            <w:pPr>
+              <w:spacing w:after="0" w:line="300"/>
+            </w:pPr>
+            <w:r>
+              <w:rPr>
+                <w:rFonts w:ascii="Microsoft YaHei" w:cs="Microsoft YaHei" w:eastAsia="Microsoft YaHei" w:hAnsi="Microsoft YaHei"/>
+                <w:b w:val="false"/>
+                <w:bCs w:val="false"/>
+                <w:color w:val="13213A"/>
+                <w:sz w:val="19"/>
+                <w:szCs w:val="19"/>
+              </w:rPr>
+              <w:t xml:space="preserve">13</w:t>
+            </w:r>
+          </w:p>
+        </w:tc>
+        <w:tc>
+          <w:tcPr>
+            <w:tcW w:type="dxa" w:w="3940"/>
+            <w:tcMar>
+              <w:top w:type="dxa" w:w="70"/>
+              <w:left w:type="dxa" w:w="110"/>
+              <w:bottom w:type="dxa" w:w="70"/>
+              <w:right w:type="dxa" w:w="110"/>
+            </w:tcMar>
+          </w:tcPr>
+          <w:p>
+            <w:pPr>
+              <w:spacing w:after="0" w:line="300"/>
+            </w:pPr>
+            <w:r>
+              <w:rPr>
+                <w:rFonts w:ascii="Microsoft YaHei" w:cs="Microsoft YaHei" w:eastAsia="Microsoft YaHei" w:hAnsi="Microsoft YaHei"/>
+                <w:b w:val="false"/>
+                <w:bCs w:val="false"/>
+                <w:color w:val="13213A"/>
+                <w:sz w:val="19"/>
+                <w:szCs w:val="19"/>
+              </w:rPr>
+              <w:t xml:space="preserve">五条底线 + 三个坑</w:t>
+            </w:r>
+          </w:p>
+        </w:tc>
+      </w:tr>
+      <w:tr>
+        <w:tc>
+          <w:tcPr>
+            <w:tcW w:type="dxa" w:w="1500"/>
+            <w:tcMar>
+              <w:top w:type="dxa" w:w="70"/>
+              <w:left w:type="dxa" w:w="110"/>
+              <w:bottom w:type="dxa" w:w="70"/>
+              <w:right w:type="dxa" w:w="110"/>
+            </w:tcMar>
+          </w:tcPr>
+          <w:p>
+            <w:pPr>
+              <w:spacing w:after="0" w:line="300"/>
+            </w:pPr>
+            <w:r>
+              <w:rPr>
+                <w:rFonts w:ascii="Microsoft YaHei" w:cs="Microsoft YaHei" w:eastAsia="Microsoft YaHei" w:hAnsi="Microsoft YaHei"/>
+                <w:b w:val="false"/>
+                <w:bCs w:val="false"/>
+                <w:color w:val="13213A"/>
+                <w:sz w:val="19"/>
+                <w:szCs w:val="19"/>
+              </w:rPr>
+              <w:t xml:space="preserve">14:45–15:00</w:t>
+            </w:r>
+          </w:p>
+        </w:tc>
+        <w:tc>
+          <w:tcPr>
+            <w:tcW w:type="dxa" w:w="3000"/>
+            <w:tcMar>
+              <w:top w:type="dxa" w:w="70"/>
+              <w:left w:type="dxa" w:w="110"/>
+              <w:bottom w:type="dxa" w:w="70"/>
+              <w:right w:type="dxa" w:w="110"/>
+            </w:tcMar>
+          </w:tcPr>
+          <w:p>
+            <w:pPr>
+              <w:spacing w:after="0" w:line="300"/>
+            </w:pPr>
+            <w:r>
+              <w:rPr>
+                <w:rFonts w:ascii="Microsoft YaHei" w:cs="Microsoft YaHei" w:eastAsia="Microsoft YaHei" w:hAnsi="Microsoft YaHei"/>
+                <w:b w:val="false"/>
+                <w:bCs w:val="false"/>
+                <w:color w:val="13213A"/>
+                <w:sz w:val="19"/>
+                <w:szCs w:val="19"/>
+              </w:rPr>
+              <w:t xml:space="preserve">9 总结</w:t>
+            </w:r>
+          </w:p>
+        </w:tc>
+        <w:tc>
+          <w:tcPr>
+            <w:tcW w:type="dxa" w:w="1000"/>
+            <w:tcMar>
+              <w:top w:type="dxa" w:w="70"/>
+              <w:left w:type="dxa" w:w="110"/>
+              <w:bottom w:type="dxa" w:w="70"/>
+              <w:right w:type="dxa" w:w="110"/>
+            </w:tcMar>
+          </w:tcPr>
+          <w:p>
+            <w:pPr>
+              <w:spacing w:after="0" w:line="300"/>
+            </w:pPr>
+            <w:r>
+              <w:rPr>
+                <w:rFonts w:ascii="Microsoft YaHei" w:cs="Microsoft YaHei" w:eastAsia="Microsoft YaHei" w:hAnsi="Microsoft YaHei"/>
+                <w:b w:val="false"/>
+                <w:bCs w:val="false"/>
+                <w:color w:val="13213A"/>
+                <w:sz w:val="19"/>
+                <w:szCs w:val="19"/>
+              </w:rPr>
+              <w:t xml:space="preserve">14</w:t>
+            </w:r>
+          </w:p>
+        </w:tc>
+        <w:tc>
+          <w:tcPr>
+            <w:tcW w:type="dxa" w:w="3940"/>
+            <w:tcMar>
+              <w:top w:type="dxa" w:w="70"/>
+              <w:left w:type="dxa" w:w="110"/>
+              <w:bottom w:type="dxa" w:w="70"/>
+              <w:right w:type="dxa" w:w="110"/>
+            </w:tcMar>
+          </w:tcPr>
+          <w:p>
+            <w:pPr>
+              <w:spacing w:after="0" w:line="300"/>
+            </w:pPr>
+            <w:r>
+              <w:rPr>
+                <w:rFonts w:ascii="Microsoft YaHei" w:cs="Microsoft YaHei" w:eastAsia="Microsoft YaHei" w:hAnsi="Microsoft YaHei"/>
+                <w:b w:val="false"/>
+                <w:bCs w:val="false"/>
+                <w:color w:val="13213A"/>
+                <w:sz w:val="19"/>
+                <w:szCs w:val="19"/>
+              </w:rPr>
+              <w:t xml:space="preserve">三句话 + 作业</w:t>
             </w:r>
           </w:p>
         </w:tc>

--- a/docs/lecture/因子挖掘-15分钟讲义.docx
+++ b/docs/lecture/因子挖掘-15分钟讲义.docx
@@ -1653,7 +1653,7 @@
           <w:szCs w:val="19"/>
           <w:shd w:fill="13213A" w:color="auto" w:val="clear"/>
         </w:rPr>
-        <w:t xml:space="preserve">  ▶ 幻灯片 7 / 14　四步循环图（生成→评估→反思→更新）—— 4.1 至 4.3 共用此页  </w:t>
+        <w:t xml:space="preserve">  ▶ 幻灯片 7 / 14　四步循环图 + 网站因子挖掘板块截图 —— 4.1 至 4.3 共用此页  </w:t>
       </w:r>
     </w:p>
     <w:p>
@@ -4348,7 +4348,7 @@
           <w:szCs w:val="19"/>
           <w:shd w:fill="13213A" w:color="auto" w:val="clear"/>
         </w:rPr>
-        <w:t xml:space="preserve">  ▶ 幻灯片 10 / 14　语法树图 + 适应度三条修正 + 两种范式对比表  </w:t>
+        <w:t xml:space="preserve">  ▶ 幻灯片 10 / 14　语法树图 + 进化实验室截图 + 适应度三条修正（两种范式对比见讲义表格）  </w:t>
       </w:r>
     </w:p>
     <w:p>
@@ -4990,7 +4990,7 @@
           <w:szCs w:val="19"/>
           <w:shd w:fill="13213A" w:color="auto" w:val="clear"/>
         </w:rPr>
-        <w:t xml:space="preserve">  ▶ 幻灯片 11 / 14　组合 vs 基准净值曲线（示意）+ 四个指标  </w:t>
+        <w:t xml:space="preserve">  ▶ 幻灯片 11 / 14　真实组合回测截图（+69% vs 基准 +90%）+ 四个指标  </w:t>
       </w:r>
     </w:p>
     <w:p>
@@ -5520,7 +5520,7 @@
           <w:szCs w:val="19"/>
           <w:shd w:fill="13213A" w:color="auto" w:val="clear"/>
         </w:rPr>
-        <w:t xml:space="preserve">  ▶ 幻灯片 12 / 14　IC 随持有期曲线 + 衰减 / 移植 / 前向跟踪三张卡  </w:t>
+        <w:t xml:space="preserve">  ▶ 幻灯片 12 / 14　体检报告截图 + 模拟持仓截图 + 衰减 / 移植 / 前向三张卡  </w:t>
       </w:r>
     </w:p>
     <w:p>
@@ -6951,7 +6951,7 @@
                 <w:sz w:val="19"/>
                 <w:szCs w:val="19"/>
               </w:rPr>
-              <w:t xml:space="preserve">循环图 + 两张卡</w:t>
+              <w:t xml:space="preserve">循环图 + 网站截图</w:t>
             </w:r>
           </w:p>
         </w:tc>
@@ -7281,7 +7281,7 @@
                 <w:sz w:val="19"/>
                 <w:szCs w:val="19"/>
               </w:rPr>
-              <w:t xml:space="preserve">语法树 + 适应度 + 对比表</w:t>
+              <w:t xml:space="preserve">语法树 + 进化实验室截图</w:t>
             </w:r>
           </w:p>
         </w:tc>
@@ -7391,7 +7391,7 @@
                 <w:sz w:val="19"/>
                 <w:szCs w:val="19"/>
               </w:rPr>
-              <w:t xml:space="preserve">净值曲线 + 四个指标</w:t>
+              <w:t xml:space="preserve">真实回测截图 + 四个指标</w:t>
             </w:r>
           </w:p>
         </w:tc>
@@ -7501,7 +7501,7 @@
                 <w:sz w:val="19"/>
                 <w:szCs w:val="19"/>
               </w:rPr>
-              <w:t xml:space="preserve">IC 衰减曲线 + 三张卡</w:t>
+              <w:t xml:space="preserve">体检 + 模拟持仓截图 + 三张卡</w:t>
             </w:r>
           </w:p>
         </w:tc>
